--- a/FASE 3/Evidencias Grupales/Informe Final - APT.docx
+++ b/FASE 3/Evidencias Grupales/Informe Final - APT.docx
@@ -415,7 +415,7 @@
       <w:pPr>
         <w:pStyle w:val="Ttulo1"/>
       </w:pPr>
-      <w:bookmarkStart w:id="0" w:name="_Toc214484895"/>
+      <w:bookmarkStart w:id="0" w:name="_Toc215323054"/>
       <w:r>
         <w:lastRenderedPageBreak/>
         <w:t>DEDICATORIA</w:t>
@@ -441,276 +441,47 @@
           <w:bCs/>
           <w:color w:val="2F5496" w:themeColor="accent1" w:themeShade="BF"/>
         </w:rPr>
-        <w:t>Dedicatoria De Francisco Castro Astudillo</w:t>
-      </w:r>
-    </w:p>
-    <w:p>
-      <w:pPr>
-        <w:spacing w:after="160" w:line="259" w:lineRule="auto"/>
-        <w:jc w:val="left"/>
+        <w:t xml:space="preserve">Dedicatoria de </w:t>
+      </w:r>
+      <w:r>
         <w:rPr>
           <w:rFonts w:eastAsiaTheme="majorEastAsia" w:cstheme="majorBidi"/>
           <w:b/>
           <w:bCs/>
           <w:color w:val="2F5496" w:themeColor="accent1" w:themeShade="BF"/>
         </w:rPr>
-      </w:pPr>
-      <w:r>
+        <w:t>Claudio Marcelo Brito Soto</w:t>
+      </w:r>
+    </w:p>
+    <w:p>
+      <w:pPr>
+        <w:spacing w:after="160" w:line="259" w:lineRule="auto"/>
+        <w:jc w:val="left"/>
         <w:rPr>
           <w:rFonts w:eastAsiaTheme="majorEastAsia" w:cstheme="majorBidi"/>
           <w:b/>
           <w:bCs/>
           <w:color w:val="2F5496" w:themeColor="accent1" w:themeShade="BF"/>
         </w:rPr>
-        <w:t>Dedico este logro a mi madre (Q.E.P.D.), a mi padre, a mis hermanas y a mis amigos cercanos, por creer en mí y acompañarme en cada paso: en los aciertos, en las caídas y en los momentos en que más necesité ánimo para seguir adelante.</w:t>
-      </w:r>
-    </w:p>
-    <w:p/>
-    <w:p>
-      <w:pPr>
-        <w:spacing w:after="160" w:line="259" w:lineRule="auto"/>
-        <w:jc w:val="right"/>
-        <w:rPr>
-          <w:rFonts w:ascii="Arial" w:hAnsi="Arial" w:cs="Arial"/>
-          <w:color w:val="444444"/>
-        </w:rPr>
-      </w:pPr>
-    </w:p>
-    <w:p>
-      <w:pPr>
-        <w:spacing w:after="160" w:line="259" w:lineRule="auto"/>
-        <w:jc w:val="right"/>
-        <w:rPr>
-          <w:rFonts w:ascii="Arial" w:hAnsi="Arial" w:cs="Arial"/>
-          <w:color w:val="444444"/>
-        </w:rPr>
-      </w:pPr>
-    </w:p>
-    <w:p>
-      <w:pPr>
-        <w:spacing w:after="160" w:line="259" w:lineRule="auto"/>
-        <w:jc w:val="right"/>
-        <w:rPr>
-          <w:rFonts w:ascii="Arial" w:hAnsi="Arial" w:cs="Arial"/>
-          <w:color w:val="444444"/>
-        </w:rPr>
-      </w:pPr>
-    </w:p>
-    <w:p>
-      <w:pPr>
-        <w:spacing w:after="160" w:line="259" w:lineRule="auto"/>
-        <w:jc w:val="right"/>
-        <w:rPr>
-          <w:rFonts w:ascii="Arial" w:hAnsi="Arial" w:cs="Arial"/>
-          <w:color w:val="444444"/>
-        </w:rPr>
-      </w:pPr>
-    </w:p>
-    <w:p>
-      <w:pPr>
-        <w:spacing w:after="160" w:line="259" w:lineRule="auto"/>
-        <w:jc w:val="right"/>
-        <w:rPr>
-          <w:rFonts w:ascii="Arial" w:hAnsi="Arial" w:cs="Arial"/>
-          <w:color w:val="444444"/>
-        </w:rPr>
-      </w:pPr>
-    </w:p>
-    <w:p>
-      <w:pPr>
-        <w:spacing w:after="160" w:line="259" w:lineRule="auto"/>
-        <w:jc w:val="right"/>
-        <w:rPr>
-          <w:rFonts w:ascii="Arial" w:hAnsi="Arial" w:cs="Arial"/>
-          <w:color w:val="444444"/>
-        </w:rPr>
-      </w:pPr>
-    </w:p>
-    <w:p>
-      <w:pPr>
-        <w:spacing w:after="160" w:line="259" w:lineRule="auto"/>
-        <w:jc w:val="right"/>
-        <w:rPr>
-          <w:rFonts w:ascii="Arial" w:hAnsi="Arial" w:cs="Arial"/>
-          <w:color w:val="444444"/>
-        </w:rPr>
-      </w:pPr>
-    </w:p>
-    <w:p>
-      <w:pPr>
-        <w:spacing w:after="160" w:line="259" w:lineRule="auto"/>
-        <w:jc w:val="right"/>
-        <w:rPr>
-          <w:rFonts w:ascii="Arial" w:hAnsi="Arial" w:cs="Arial"/>
-          <w:color w:val="444444"/>
-        </w:rPr>
-      </w:pPr>
-    </w:p>
-    <w:p>
-      <w:pPr>
-        <w:spacing w:after="160" w:line="259" w:lineRule="auto"/>
-        <w:jc w:val="right"/>
-        <w:rPr>
-          <w:rFonts w:ascii="Arial" w:hAnsi="Arial" w:cs="Arial"/>
-          <w:color w:val="444444"/>
-        </w:rPr>
-      </w:pPr>
-    </w:p>
-    <w:p>
-      <w:pPr>
-        <w:spacing w:after="160" w:line="259" w:lineRule="auto"/>
-        <w:jc w:val="right"/>
-        <w:rPr>
-          <w:rFonts w:ascii="Arial" w:hAnsi="Arial" w:cs="Arial"/>
-          <w:color w:val="444444"/>
-        </w:rPr>
-      </w:pPr>
-    </w:p>
-    <w:p>
-      <w:pPr>
-        <w:spacing w:after="160" w:line="259" w:lineRule="auto"/>
-        <w:jc w:val="right"/>
-        <w:rPr>
-          <w:rFonts w:ascii="Arial" w:hAnsi="Arial" w:cs="Arial"/>
-          <w:color w:val="444444"/>
-        </w:rPr>
-      </w:pPr>
-    </w:p>
-    <w:p>
-      <w:pPr>
-        <w:spacing w:after="160" w:line="259" w:lineRule="auto"/>
-        <w:jc w:val="right"/>
-        <w:rPr>
-          <w:rFonts w:ascii="Arial" w:hAnsi="Arial" w:cs="Arial"/>
-          <w:color w:val="444444"/>
-        </w:rPr>
-      </w:pPr>
-    </w:p>
-    <w:p>
-      <w:pPr>
-        <w:spacing w:after="160" w:line="259" w:lineRule="auto"/>
-        <w:jc w:val="right"/>
-        <w:rPr>
-          <w:rFonts w:ascii="Arial" w:hAnsi="Arial" w:cs="Arial"/>
-          <w:color w:val="444444"/>
-        </w:rPr>
-      </w:pPr>
-    </w:p>
-    <w:p>
-      <w:pPr>
-        <w:spacing w:after="160" w:line="259" w:lineRule="auto"/>
-        <w:jc w:val="right"/>
-        <w:rPr>
-          <w:rFonts w:ascii="Arial" w:hAnsi="Arial" w:cs="Arial"/>
-          <w:color w:val="444444"/>
-        </w:rPr>
-      </w:pPr>
-    </w:p>
-    <w:p>
-      <w:pPr>
-        <w:spacing w:after="160" w:line="259" w:lineRule="auto"/>
-        <w:jc w:val="right"/>
-        <w:rPr>
-          <w:rFonts w:ascii="Arial" w:hAnsi="Arial" w:cs="Arial"/>
-          <w:color w:val="444444"/>
-        </w:rPr>
-      </w:pPr>
-    </w:p>
-    <w:p>
-      <w:pPr>
-        <w:spacing w:after="160" w:line="259" w:lineRule="auto"/>
-        <w:jc w:val="right"/>
-        <w:rPr>
-          <w:rFonts w:ascii="Arial" w:hAnsi="Arial" w:cs="Arial"/>
-          <w:color w:val="444444"/>
-        </w:rPr>
-      </w:pPr>
-    </w:p>
-    <w:p>
-      <w:pPr>
-        <w:spacing w:after="160" w:line="259" w:lineRule="auto"/>
-        <w:jc w:val="right"/>
-        <w:rPr>
-          <w:rFonts w:ascii="Arial" w:hAnsi="Arial" w:cs="Arial"/>
-          <w:color w:val="444444"/>
-        </w:rPr>
-      </w:pPr>
-    </w:p>
-    <w:p>
-      <w:pPr>
-        <w:spacing w:after="160" w:line="259" w:lineRule="auto"/>
-        <w:jc w:val="right"/>
-        <w:rPr>
-          <w:rFonts w:ascii="Arial" w:hAnsi="Arial" w:cs="Arial"/>
-          <w:color w:val="444444"/>
-        </w:rPr>
-      </w:pPr>
-    </w:p>
-    <w:p>
-      <w:pPr>
-        <w:spacing w:after="160" w:line="259" w:lineRule="auto"/>
-        <w:jc w:val="right"/>
-        <w:rPr>
-          <w:rFonts w:ascii="Arial" w:hAnsi="Arial" w:cs="Arial"/>
-          <w:color w:val="444444"/>
-        </w:rPr>
-      </w:pPr>
-    </w:p>
-    <w:p>
-      <w:pPr>
-        <w:spacing w:after="160" w:line="259" w:lineRule="auto"/>
-        <w:jc w:val="right"/>
-        <w:rPr>
-          <w:rFonts w:ascii="Arial" w:hAnsi="Arial" w:cs="Arial"/>
-          <w:color w:val="444444"/>
-        </w:rPr>
-      </w:pPr>
-    </w:p>
-    <w:p>
-      <w:pPr>
-        <w:spacing w:after="160" w:line="259" w:lineRule="auto"/>
-        <w:jc w:val="right"/>
-        <w:rPr>
-          <w:rFonts w:ascii="Arial" w:hAnsi="Arial" w:cs="Arial"/>
-          <w:color w:val="444444"/>
-        </w:rPr>
-      </w:pPr>
-    </w:p>
-    <w:p/>
-    <w:p/>
-    <w:p/>
-    <w:p/>
-    <w:p/>
-    <w:p/>
-    <w:p>
-      <w:pPr>
-        <w:pStyle w:val="Ttulo1"/>
-      </w:pPr>
-      <w:bookmarkStart w:id="1" w:name="_Toc214484896"/>
-      <w:r>
-        <w:t>AGRADECIMIENTOS</w:t>
-      </w:r>
-      <w:bookmarkEnd w:id="1"/>
-    </w:p>
-    <w:p>
-      <w:pPr>
+      </w:pPr>
+      <w:r>
         <w:rPr>
           <w:rFonts w:eastAsiaTheme="majorEastAsia" w:cstheme="majorBidi"/>
           <w:b/>
           <w:bCs/>
           <w:color w:val="2F5496" w:themeColor="accent1" w:themeShade="BF"/>
         </w:rPr>
-      </w:pPr>
-    </w:p>
-    <w:p>
-      <w:pPr>
+        <w:t>A mi familia,</w:t>
+      </w:r>
+      <w:r>
         <w:rPr>
           <w:rFonts w:eastAsiaTheme="majorEastAsia" w:cstheme="majorBidi"/>
           <w:b/>
           <w:bCs/>
           <w:color w:val="2F5496" w:themeColor="accent1" w:themeShade="BF"/>
         </w:rPr>
-      </w:pPr>
+        <w:t xml:space="preserve"> especialmente a mi abuelo Juan Brito Jorquera</w:t>
+      </w:r>
       <w:r>
         <w:rPr>
           <w:rFonts w:eastAsiaTheme="majorEastAsia" w:cstheme="majorBidi"/>
@@ -718,7 +489,7 @@
           <w:bCs/>
           <w:color w:val="2F5496" w:themeColor="accent1" w:themeShade="BF"/>
         </w:rPr>
-        <w:t>Agradecimientos del</w:t>
+        <w:t xml:space="preserve"> (Q.E.P.D)</w:t>
       </w:r>
       <w:r>
         <w:rPr>
@@ -727,20 +498,25 @@
           <w:bCs/>
           <w:color w:val="2F5496" w:themeColor="accent1" w:themeShade="BF"/>
         </w:rPr>
-        <w:t xml:space="preserve"> </w:t>
-      </w:r>
-      <w:r>
+        <w:t>.</w:t>
+      </w:r>
+    </w:p>
+    <w:p>
+      <w:pPr>
+        <w:spacing w:after="160" w:line="259" w:lineRule="auto"/>
+        <w:jc w:val="left"/>
         <w:rPr>
           <w:rFonts w:eastAsiaTheme="majorEastAsia" w:cstheme="majorBidi"/>
           <w:b/>
           <w:bCs/>
           <w:color w:val="2F5496" w:themeColor="accent1" w:themeShade="BF"/>
         </w:rPr>
-        <w:t>Claudio Marcelo Brito Soto</w:t>
-      </w:r>
-    </w:p>
-    <w:p>
-      <w:pPr>
+      </w:pPr>
+    </w:p>
+    <w:p>
+      <w:pPr>
+        <w:spacing w:after="160" w:line="259" w:lineRule="auto"/>
+        <w:jc w:val="left"/>
         <w:rPr>
           <w:rFonts w:eastAsiaTheme="majorEastAsia" w:cstheme="majorBidi"/>
           <w:b/>
@@ -755,7 +531,7 @@
           <w:bCs/>
           <w:color w:val="2F5496" w:themeColor="accent1" w:themeShade="BF"/>
         </w:rPr>
-        <w:t>A</w:t>
+        <w:t xml:space="preserve">Dedicatoria </w:t>
       </w:r>
       <w:r>
         <w:rPr>
@@ -764,7 +540,7 @@
           <w:bCs/>
           <w:color w:val="2F5496" w:themeColor="accent1" w:themeShade="BF"/>
         </w:rPr>
-        <w:t xml:space="preserve">gradecimiento a quienes han sido un apoyo fundamental durante el desarrollo de este proyecto. En primer </w:t>
+        <w:t>d</w:t>
       </w:r>
       <w:r>
         <w:rPr>
@@ -773,17 +549,20 @@
           <w:bCs/>
           <w:color w:val="2F5496" w:themeColor="accent1" w:themeShade="BF"/>
         </w:rPr>
-        <w:t>lugar,</w:t>
-      </w:r>
-      <w:r>
+        <w:t>e Francisco Castro Astudillo</w:t>
+      </w:r>
+    </w:p>
+    <w:p>
+      <w:pPr>
+        <w:spacing w:after="160" w:line="259" w:lineRule="auto"/>
+        <w:jc w:val="left"/>
         <w:rPr>
           <w:rFonts w:eastAsiaTheme="majorEastAsia" w:cstheme="majorBidi"/>
           <w:b/>
           <w:bCs/>
           <w:color w:val="2F5496" w:themeColor="accent1" w:themeShade="BF"/>
         </w:rPr>
-        <w:t xml:space="preserve"> </w:t>
-      </w:r>
+      </w:pPr>
       <w:r>
         <w:rPr>
           <w:rFonts w:eastAsiaTheme="majorEastAsia" w:cstheme="majorBidi"/>
@@ -791,26 +570,251 @@
           <w:bCs/>
           <w:color w:val="2F5496" w:themeColor="accent1" w:themeShade="BF"/>
         </w:rPr>
-        <w:t>a mis padres por su respaldo</w:t>
-      </w:r>
-      <w:r>
+        <w:t>Dedico este logro a mi madre (Q.E.P.D.), a mi padre, a mis hermanas y a mis amigos cercanos, por creer en mí y acompañarme en cada paso: en los aciertos, en las caídas y en los momentos en que más necesité ánimo para seguir adelante.</w:t>
+      </w:r>
+    </w:p>
+    <w:p/>
+    <w:p>
+      <w:pPr>
+        <w:spacing w:after="160" w:line="259" w:lineRule="auto"/>
+        <w:jc w:val="right"/>
+        <w:rPr>
+          <w:rFonts w:ascii="Arial" w:hAnsi="Arial" w:cs="Arial"/>
+          <w:color w:val="444444"/>
+        </w:rPr>
+      </w:pPr>
+    </w:p>
+    <w:p>
+      <w:pPr>
+        <w:spacing w:after="160" w:line="259" w:lineRule="auto"/>
+        <w:jc w:val="right"/>
+        <w:rPr>
+          <w:rFonts w:ascii="Arial" w:hAnsi="Arial" w:cs="Arial"/>
+          <w:color w:val="444444"/>
+        </w:rPr>
+      </w:pPr>
+    </w:p>
+    <w:p>
+      <w:pPr>
+        <w:spacing w:after="160" w:line="259" w:lineRule="auto"/>
+        <w:jc w:val="right"/>
+        <w:rPr>
+          <w:rFonts w:ascii="Arial" w:hAnsi="Arial" w:cs="Arial"/>
+          <w:color w:val="444444"/>
+        </w:rPr>
+      </w:pPr>
+    </w:p>
+    <w:p>
+      <w:pPr>
+        <w:spacing w:after="160" w:line="259" w:lineRule="auto"/>
+        <w:jc w:val="right"/>
+        <w:rPr>
+          <w:rFonts w:ascii="Arial" w:hAnsi="Arial" w:cs="Arial"/>
+          <w:color w:val="444444"/>
+        </w:rPr>
+      </w:pPr>
+    </w:p>
+    <w:p>
+      <w:pPr>
+        <w:spacing w:after="160" w:line="259" w:lineRule="auto"/>
+        <w:jc w:val="right"/>
+        <w:rPr>
+          <w:rFonts w:ascii="Arial" w:hAnsi="Arial" w:cs="Arial"/>
+          <w:color w:val="444444"/>
+        </w:rPr>
+      </w:pPr>
+    </w:p>
+    <w:p>
+      <w:pPr>
+        <w:spacing w:after="160" w:line="259" w:lineRule="auto"/>
+        <w:jc w:val="right"/>
+        <w:rPr>
+          <w:rFonts w:ascii="Arial" w:hAnsi="Arial" w:cs="Arial"/>
+          <w:color w:val="444444"/>
+        </w:rPr>
+      </w:pPr>
+    </w:p>
+    <w:p>
+      <w:pPr>
+        <w:spacing w:after="160" w:line="259" w:lineRule="auto"/>
+        <w:jc w:val="right"/>
+        <w:rPr>
+          <w:rFonts w:ascii="Arial" w:hAnsi="Arial" w:cs="Arial"/>
+          <w:color w:val="444444"/>
+        </w:rPr>
+      </w:pPr>
+    </w:p>
+    <w:p>
+      <w:pPr>
+        <w:spacing w:after="160" w:line="259" w:lineRule="auto"/>
+        <w:jc w:val="right"/>
+        <w:rPr>
+          <w:rFonts w:ascii="Arial" w:hAnsi="Arial" w:cs="Arial"/>
+          <w:color w:val="444444"/>
+        </w:rPr>
+      </w:pPr>
+    </w:p>
+    <w:p>
+      <w:pPr>
+        <w:spacing w:after="160" w:line="259" w:lineRule="auto"/>
+        <w:jc w:val="right"/>
+        <w:rPr>
+          <w:rFonts w:ascii="Arial" w:hAnsi="Arial" w:cs="Arial"/>
+          <w:color w:val="444444"/>
+        </w:rPr>
+      </w:pPr>
+    </w:p>
+    <w:p>
+      <w:pPr>
+        <w:spacing w:after="160" w:line="259" w:lineRule="auto"/>
+        <w:jc w:val="right"/>
+        <w:rPr>
+          <w:rFonts w:ascii="Arial" w:hAnsi="Arial" w:cs="Arial"/>
+          <w:color w:val="444444"/>
+        </w:rPr>
+      </w:pPr>
+    </w:p>
+    <w:p>
+      <w:pPr>
+        <w:spacing w:after="160" w:line="259" w:lineRule="auto"/>
+        <w:jc w:val="right"/>
+        <w:rPr>
+          <w:rFonts w:ascii="Arial" w:hAnsi="Arial" w:cs="Arial"/>
+          <w:color w:val="444444"/>
+        </w:rPr>
+      </w:pPr>
+    </w:p>
+    <w:p>
+      <w:pPr>
+        <w:spacing w:after="160" w:line="259" w:lineRule="auto"/>
+        <w:jc w:val="right"/>
+        <w:rPr>
+          <w:rFonts w:ascii="Arial" w:hAnsi="Arial" w:cs="Arial"/>
+          <w:color w:val="444444"/>
+        </w:rPr>
+      </w:pPr>
+    </w:p>
+    <w:p>
+      <w:pPr>
+        <w:spacing w:after="160" w:line="259" w:lineRule="auto"/>
+        <w:jc w:val="right"/>
+        <w:rPr>
+          <w:rFonts w:ascii="Arial" w:hAnsi="Arial" w:cs="Arial"/>
+          <w:color w:val="444444"/>
+        </w:rPr>
+      </w:pPr>
+    </w:p>
+    <w:p>
+      <w:pPr>
+        <w:spacing w:after="160" w:line="259" w:lineRule="auto"/>
+        <w:jc w:val="right"/>
+        <w:rPr>
+          <w:rFonts w:ascii="Arial" w:hAnsi="Arial" w:cs="Arial"/>
+          <w:color w:val="444444"/>
+        </w:rPr>
+      </w:pPr>
+    </w:p>
+    <w:p>
+      <w:pPr>
+        <w:spacing w:after="160" w:line="259" w:lineRule="auto"/>
+        <w:jc w:val="right"/>
+        <w:rPr>
+          <w:rFonts w:ascii="Arial" w:hAnsi="Arial" w:cs="Arial"/>
+          <w:color w:val="444444"/>
+        </w:rPr>
+      </w:pPr>
+    </w:p>
+    <w:p>
+      <w:pPr>
+        <w:spacing w:after="160" w:line="259" w:lineRule="auto"/>
+        <w:jc w:val="right"/>
+        <w:rPr>
+          <w:rFonts w:ascii="Arial" w:hAnsi="Arial" w:cs="Arial"/>
+          <w:color w:val="444444"/>
+        </w:rPr>
+      </w:pPr>
+    </w:p>
+    <w:p>
+      <w:pPr>
+        <w:spacing w:after="160" w:line="259" w:lineRule="auto"/>
+        <w:jc w:val="right"/>
+        <w:rPr>
+          <w:rFonts w:ascii="Arial" w:hAnsi="Arial" w:cs="Arial"/>
+          <w:color w:val="444444"/>
+        </w:rPr>
+      </w:pPr>
+    </w:p>
+    <w:p>
+      <w:pPr>
+        <w:spacing w:after="160" w:line="259" w:lineRule="auto"/>
+        <w:jc w:val="right"/>
+        <w:rPr>
+          <w:rFonts w:ascii="Arial" w:hAnsi="Arial" w:cs="Arial"/>
+          <w:color w:val="444444"/>
+        </w:rPr>
+      </w:pPr>
+    </w:p>
+    <w:p>
+      <w:pPr>
+        <w:spacing w:after="160" w:line="259" w:lineRule="auto"/>
+        <w:jc w:val="right"/>
+        <w:rPr>
+          <w:rFonts w:ascii="Arial" w:hAnsi="Arial" w:cs="Arial"/>
+          <w:color w:val="444444"/>
+        </w:rPr>
+      </w:pPr>
+    </w:p>
+    <w:p>
+      <w:pPr>
+        <w:spacing w:after="160" w:line="259" w:lineRule="auto"/>
+        <w:jc w:val="right"/>
+        <w:rPr>
+          <w:rFonts w:ascii="Arial" w:hAnsi="Arial" w:cs="Arial"/>
+          <w:color w:val="444444"/>
+        </w:rPr>
+      </w:pPr>
+    </w:p>
+    <w:p>
+      <w:pPr>
+        <w:spacing w:after="160" w:line="259" w:lineRule="auto"/>
+        <w:jc w:val="right"/>
+        <w:rPr>
+          <w:rFonts w:ascii="Arial" w:hAnsi="Arial" w:cs="Arial"/>
+          <w:color w:val="444444"/>
+        </w:rPr>
+      </w:pPr>
+    </w:p>
+    <w:p/>
+    <w:p>
+      <w:pPr>
+        <w:pStyle w:val="Ttulo1"/>
+      </w:pPr>
+      <w:bookmarkStart w:id="1" w:name="_Toc215323055"/>
+      <w:r>
+        <w:lastRenderedPageBreak/>
+        <w:t>AGRADECIMIENTOS</w:t>
+      </w:r>
+      <w:bookmarkEnd w:id="1"/>
+    </w:p>
+    <w:p>
+      <w:pPr>
         <w:rPr>
           <w:rFonts w:eastAsiaTheme="majorEastAsia" w:cstheme="majorBidi"/>
           <w:b/>
           <w:bCs/>
           <w:color w:val="2F5496" w:themeColor="accent1" w:themeShade="BF"/>
         </w:rPr>
-        <w:t xml:space="preserve"> </w:t>
-      </w:r>
-      <w:r>
+      </w:pPr>
+    </w:p>
+    <w:p>
+      <w:pPr>
         <w:rPr>
           <w:rFonts w:eastAsiaTheme="majorEastAsia" w:cstheme="majorBidi"/>
           <w:b/>
           <w:bCs/>
           <w:color w:val="2F5496" w:themeColor="accent1" w:themeShade="BF"/>
         </w:rPr>
-        <w:t xml:space="preserve">y por hacer posible </w:t>
-      </w:r>
+      </w:pPr>
       <w:r>
         <w:rPr>
           <w:rFonts w:eastAsiaTheme="majorEastAsia" w:cstheme="majorBidi"/>
@@ -818,7 +822,7 @@
           <w:bCs/>
           <w:color w:val="2F5496" w:themeColor="accent1" w:themeShade="BF"/>
         </w:rPr>
-        <w:t xml:space="preserve">no solo </w:t>
+        <w:t xml:space="preserve">Agradecimientos </w:t>
       </w:r>
       <w:r>
         <w:rPr>
@@ -827,7 +831,7 @@
           <w:bCs/>
           <w:color w:val="2F5496" w:themeColor="accent1" w:themeShade="BF"/>
         </w:rPr>
-        <w:t>mi formación profesional</w:t>
+        <w:t>de</w:t>
       </w:r>
       <w:r>
         <w:rPr>
@@ -845,17 +849,18 @@
           <w:bCs/>
           <w:color w:val="2F5496" w:themeColor="accent1" w:themeShade="BF"/>
         </w:rPr>
-        <w:t>sino como persona</w:t>
-      </w:r>
-      <w:r>
+        <w:t>Claudio Marcelo Brito Soto</w:t>
+      </w:r>
+    </w:p>
+    <w:p>
+      <w:pPr>
         <w:rPr>
           <w:rFonts w:eastAsiaTheme="majorEastAsia" w:cstheme="majorBidi"/>
           <w:b/>
           <w:bCs/>
           <w:color w:val="2F5496" w:themeColor="accent1" w:themeShade="BF"/>
         </w:rPr>
-        <w:t xml:space="preserve">. A mis abuelos, por su cariño </w:t>
-      </w:r>
+      </w:pPr>
       <w:r>
         <w:rPr>
           <w:rFonts w:eastAsiaTheme="majorEastAsia" w:cstheme="majorBidi"/>
@@ -863,7 +868,7 @@
           <w:bCs/>
           <w:color w:val="2F5496" w:themeColor="accent1" w:themeShade="BF"/>
         </w:rPr>
-        <w:t xml:space="preserve">y </w:t>
+        <w:t>Mis a</w:t>
       </w:r>
       <w:r>
         <w:rPr>
@@ -872,7 +877,7 @@
           <w:bCs/>
           <w:color w:val="2F5496" w:themeColor="accent1" w:themeShade="BF"/>
         </w:rPr>
-        <w:t xml:space="preserve">apoyo que hicieron más fácil este proceso. </w:t>
+        <w:t>gradecimiento</w:t>
       </w:r>
       <w:r>
         <w:rPr>
@@ -881,18 +886,17 @@
           <w:bCs/>
           <w:color w:val="2F5496" w:themeColor="accent1" w:themeShade="BF"/>
         </w:rPr>
-        <w:t xml:space="preserve">A mi pareja, por su compañía </w:t>
-      </w:r>
-    </w:p>
-    <w:p>
-      <w:pPr>
+        <w:t>s</w:t>
+      </w:r>
+      <w:r>
         <w:rPr>
           <w:rFonts w:eastAsiaTheme="majorEastAsia" w:cstheme="majorBidi"/>
           <w:b/>
           <w:bCs/>
           <w:color w:val="2F5496" w:themeColor="accent1" w:themeShade="BF"/>
         </w:rPr>
-      </w:pPr>
+        <w:t xml:space="preserve"> a quienes han sido un apoyo fundamental durante el desarrollo de este proyecto. En primer </w:t>
+      </w:r>
       <w:r>
         <w:rPr>
           <w:rFonts w:eastAsiaTheme="majorEastAsia" w:cstheme="majorBidi"/>
@@ -900,7 +904,7 @@
           <w:bCs/>
           <w:color w:val="2F5496" w:themeColor="accent1" w:themeShade="BF"/>
         </w:rPr>
-        <w:t>T</w:t>
+        <w:t>lugar,</w:t>
       </w:r>
       <w:r>
         <w:rPr>
@@ -909,7 +913,7 @@
           <w:bCs/>
           <w:color w:val="2F5496" w:themeColor="accent1" w:themeShade="BF"/>
         </w:rPr>
-        <w:t xml:space="preserve">ambién a mis amigos, </w:t>
+        <w:t xml:space="preserve"> </w:t>
       </w:r>
       <w:r>
         <w:rPr>
@@ -918,7 +922,7 @@
           <w:bCs/>
           <w:color w:val="2F5496" w:themeColor="accent1" w:themeShade="BF"/>
         </w:rPr>
-        <w:t xml:space="preserve">por motivarme </w:t>
+        <w:t>a mis padres por su respaldo</w:t>
       </w:r>
       <w:r>
         <w:rPr>
@@ -927,7 +931,7 @@
           <w:bCs/>
           <w:color w:val="2F5496" w:themeColor="accent1" w:themeShade="BF"/>
         </w:rPr>
-        <w:t>al empezar este proceso</w:t>
+        <w:t xml:space="preserve"> </w:t>
       </w:r>
       <w:r>
         <w:rPr>
@@ -936,7 +940,7 @@
           <w:bCs/>
           <w:color w:val="2F5496" w:themeColor="accent1" w:themeShade="BF"/>
         </w:rPr>
-        <w:t>. A todos mis profesores del Duoc UC, quienes contribuyeron durante mi proceso formativo</w:t>
+        <w:t xml:space="preserve">y por hacer posible </w:t>
       </w:r>
       <w:r>
         <w:rPr>
@@ -945,7 +949,7 @@
           <w:bCs/>
           <w:color w:val="2F5496" w:themeColor="accent1" w:themeShade="BF"/>
         </w:rPr>
-        <w:t xml:space="preserve"> y especialmente </w:t>
+        <w:t xml:space="preserve">no solo </w:t>
       </w:r>
       <w:r>
         <w:rPr>
@@ -954,7 +958,7 @@
           <w:bCs/>
           <w:color w:val="2F5496" w:themeColor="accent1" w:themeShade="BF"/>
         </w:rPr>
-        <w:t xml:space="preserve">a </w:t>
+        <w:t>mi formación profesional</w:t>
       </w:r>
       <w:r>
         <w:rPr>
@@ -963,7 +967,7 @@
           <w:bCs/>
           <w:color w:val="2F5496" w:themeColor="accent1" w:themeShade="BF"/>
         </w:rPr>
-        <w:t>Germán</w:t>
+        <w:t xml:space="preserve"> </w:t>
       </w:r>
       <w:r>
         <w:rPr>
@@ -972,7 +976,7 @@
           <w:bCs/>
           <w:color w:val="2F5496" w:themeColor="accent1" w:themeShade="BF"/>
         </w:rPr>
-        <w:t xml:space="preserve"> Barrientos, cuyo correo informativo</w:t>
+        <w:t>sino como persona</w:t>
       </w:r>
       <w:r>
         <w:rPr>
@@ -981,7 +985,7 @@
           <w:bCs/>
           <w:color w:val="2F5496" w:themeColor="accent1" w:themeShade="BF"/>
         </w:rPr>
-        <w:t xml:space="preserve"> hace años</w:t>
+        <w:t xml:space="preserve">. A mis abuelos, por su cariño </w:t>
       </w:r>
       <w:r>
         <w:rPr>
@@ -990,7 +994,7 @@
           <w:bCs/>
           <w:color w:val="2F5496" w:themeColor="accent1" w:themeShade="BF"/>
         </w:rPr>
-        <w:t xml:space="preserve"> fue decisivo para que yo conociera la existencia de </w:t>
+        <w:t xml:space="preserve">y </w:t>
       </w:r>
       <w:r>
         <w:rPr>
@@ -999,7 +1003,7 @@
           <w:bCs/>
           <w:color w:val="2F5496" w:themeColor="accent1" w:themeShade="BF"/>
         </w:rPr>
-        <w:t>esta carrera en Duoc de</w:t>
+        <w:t xml:space="preserve">apoyo que hicieron más fácil este proceso. </w:t>
       </w:r>
       <w:r>
         <w:rPr>
@@ -1008,17 +1012,18 @@
           <w:bCs/>
           <w:color w:val="2F5496" w:themeColor="accent1" w:themeShade="BF"/>
         </w:rPr>
-        <w:t xml:space="preserve"> Puerto Montt, hecho </w:t>
-      </w:r>
-      <w:r>
+        <w:t xml:space="preserve">A mi pareja, por su compañía </w:t>
+      </w:r>
+    </w:p>
+    <w:p>
+      <w:pPr>
         <w:rPr>
           <w:rFonts w:eastAsiaTheme="majorEastAsia" w:cstheme="majorBidi"/>
           <w:b/>
           <w:bCs/>
           <w:color w:val="2F5496" w:themeColor="accent1" w:themeShade="BF"/>
         </w:rPr>
-        <w:t xml:space="preserve">crucial para </w:t>
-      </w:r>
+      </w:pPr>
       <w:r>
         <w:rPr>
           <w:rFonts w:eastAsiaTheme="majorEastAsia" w:cstheme="majorBidi"/>
@@ -1026,28 +1031,26 @@
           <w:bCs/>
           <w:color w:val="2F5496" w:themeColor="accent1" w:themeShade="BF"/>
         </w:rPr>
-        <w:t>el inicio de mi camino académico en esta institución.</w:t>
-      </w:r>
-    </w:p>
-    <w:p>
-      <w:pPr>
+        <w:t>T</w:t>
+      </w:r>
+      <w:r>
         <w:rPr>
           <w:rFonts w:eastAsiaTheme="majorEastAsia" w:cstheme="majorBidi"/>
           <w:b/>
           <w:bCs/>
           <w:color w:val="2F5496" w:themeColor="accent1" w:themeShade="BF"/>
         </w:rPr>
-      </w:pPr>
-    </w:p>
-    <w:p>
-      <w:pPr>
+        <w:t xml:space="preserve">ambién a mis amigos, </w:t>
+      </w:r>
+      <w:r>
         <w:rPr>
           <w:rFonts w:eastAsiaTheme="majorEastAsia" w:cstheme="majorBidi"/>
           <w:b/>
           <w:bCs/>
           <w:color w:val="2F5496" w:themeColor="accent1" w:themeShade="BF"/>
         </w:rPr>
-      </w:pPr>
+        <w:t xml:space="preserve">por motivarme </w:t>
+      </w:r>
       <w:r>
         <w:rPr>
           <w:rFonts w:eastAsiaTheme="majorEastAsia" w:cstheme="majorBidi"/>
@@ -1055,7 +1058,7 @@
           <w:bCs/>
           <w:color w:val="2F5496" w:themeColor="accent1" w:themeShade="BF"/>
         </w:rPr>
-        <w:t xml:space="preserve">Agradecimientos De Francisco </w:t>
+        <w:t>al empezar este proceso</w:t>
       </w:r>
       <w:r>
         <w:rPr>
@@ -1064,7 +1067,7 @@
           <w:bCs/>
           <w:color w:val="2F5496" w:themeColor="accent1" w:themeShade="BF"/>
         </w:rPr>
-        <w:t>Jesús</w:t>
+        <w:t>. A todos mis profesores del Duoc UC, quienes contribuyeron durante mi proceso formativo</w:t>
       </w:r>
       <w:r>
         <w:rPr>
@@ -1073,18 +1076,17 @@
           <w:bCs/>
           <w:color w:val="2F5496" w:themeColor="accent1" w:themeShade="BF"/>
         </w:rPr>
-        <w:t xml:space="preserve"> Castro Astudillo</w:t>
-      </w:r>
-    </w:p>
-    <w:p>
-      <w:pPr>
+        <w:t xml:space="preserve"> y especialmente </w:t>
+      </w:r>
+      <w:r>
         <w:rPr>
           <w:rFonts w:eastAsiaTheme="majorEastAsia" w:cstheme="majorBidi"/>
           <w:b/>
           <w:bCs/>
           <w:color w:val="2F5496" w:themeColor="accent1" w:themeShade="BF"/>
         </w:rPr>
-      </w:pPr>
+        <w:t xml:space="preserve">a </w:t>
+      </w:r>
       <w:r>
         <w:rPr>
           <w:rFonts w:eastAsiaTheme="majorEastAsia" w:cstheme="majorBidi"/>
@@ -1092,18 +1094,17 @@
           <w:bCs/>
           <w:color w:val="2F5496" w:themeColor="accent1" w:themeShade="BF"/>
         </w:rPr>
-        <w:t>Agradezco profundamente a mi familia: a mi madre (Q.D.E.P.) y a mi padre, quienes pese a sus limitaciones de salud han sido siempre una presencia significativa en mi vida; a mis hermanas, cuyo apoyo emocional ha sido esencial para enfrentar los momentos difíciles relacionados con la salud de nuestros padres; y a mis amigos cercanos, por su compañía, motivación y respaldo en cada etapa de este camino académico.</w:t>
-      </w:r>
-    </w:p>
-    <w:p>
-      <w:pPr>
+        <w:t>Germán</w:t>
+      </w:r>
+      <w:r>
         <w:rPr>
           <w:rFonts w:eastAsiaTheme="majorEastAsia" w:cstheme="majorBidi"/>
           <w:b/>
           <w:bCs/>
           <w:color w:val="2F5496" w:themeColor="accent1" w:themeShade="BF"/>
         </w:rPr>
-      </w:pPr>
+        <w:t xml:space="preserve"> Barrientos, cuyo correo informativo</w:t>
+      </w:r>
       <w:r>
         <w:rPr>
           <w:rFonts w:eastAsiaTheme="majorEastAsia" w:cstheme="majorBidi"/>
@@ -1111,15 +1112,8 @@
           <w:bCs/>
           <w:color w:val="2F5496" w:themeColor="accent1" w:themeShade="BF"/>
         </w:rPr>
-        <w:t>Extiendo mi gratitud a mis docentes y tutores, cuyo compromiso y dedicación fueron fundamentales para fortalecer mis capacidades y mi crecimiento profesional.</w:t>
-      </w:r>
-    </w:p>
-    <w:p>
-      <w:pPr>
-        <w:rPr>
-          <w:rFonts w:eastAsiaTheme="majorEastAsia" w:cstheme="majorBidi"/>
-        </w:rPr>
-      </w:pPr>
+        <w:t xml:space="preserve"> hace años</w:t>
+      </w:r>
       <w:r>
         <w:rPr>
           <w:rFonts w:eastAsiaTheme="majorEastAsia" w:cstheme="majorBidi"/>
@@ -1127,7 +1121,7 @@
           <w:bCs/>
           <w:color w:val="2F5496" w:themeColor="accent1" w:themeShade="BF"/>
         </w:rPr>
-        <w:t>Finalmente, agradezco a Duoc UC, por brindarme las herramientas, conocimientos y orientación que hicieron posible mi formación y la realización de este proceso final.</w:t>
+        <w:t xml:space="preserve"> fue decisivo para que yo conociera la existencia de </w:t>
       </w:r>
       <w:r>
         <w:rPr>
@@ -1136,14 +1130,198 @@
           <w:bCs/>
           <w:color w:val="2F5496" w:themeColor="accent1" w:themeShade="BF"/>
         </w:rPr>
+        <w:t>esta carrera en Duoc de</w:t>
+      </w:r>
+      <w:r>
+        <w:rPr>
+          <w:rFonts w:eastAsiaTheme="majorEastAsia" w:cstheme="majorBidi"/>
+          <w:b/>
+          <w:bCs/>
+          <w:color w:val="2F5496" w:themeColor="accent1" w:themeShade="BF"/>
+        </w:rPr>
+        <w:t xml:space="preserve"> Puerto Montt, hecho </w:t>
+      </w:r>
+      <w:r>
+        <w:rPr>
+          <w:rFonts w:eastAsiaTheme="majorEastAsia" w:cstheme="majorBidi"/>
+          <w:b/>
+          <w:bCs/>
+          <w:color w:val="2F5496" w:themeColor="accent1" w:themeShade="BF"/>
+        </w:rPr>
+        <w:t xml:space="preserve">crucial para </w:t>
+      </w:r>
+      <w:r>
+        <w:rPr>
+          <w:rFonts w:eastAsiaTheme="majorEastAsia" w:cstheme="majorBidi"/>
+          <w:b/>
+          <w:bCs/>
+          <w:color w:val="2F5496" w:themeColor="accent1" w:themeShade="BF"/>
+        </w:rPr>
+        <w:t>el inicio de mi camino académico en esta institución.</w:t>
+      </w:r>
+    </w:p>
+    <w:p>
+      <w:pPr>
+        <w:rPr>
+          <w:rFonts w:eastAsiaTheme="majorEastAsia" w:cstheme="majorBidi"/>
+          <w:b/>
+          <w:bCs/>
+          <w:color w:val="2F5496" w:themeColor="accent1" w:themeShade="BF"/>
+        </w:rPr>
+      </w:pPr>
+      <w:r>
+        <w:rPr>
+          <w:rFonts w:eastAsiaTheme="majorEastAsia" w:cstheme="majorBidi"/>
+          <w:b/>
+          <w:bCs/>
+          <w:color w:val="2F5496" w:themeColor="accent1" w:themeShade="BF"/>
+        </w:rPr>
+        <w:t>Finalmente, extiendo un agradecimiento sincero a todas aquellas personas anónimas que, en momentos críticos, brindaron gestos de apoyo: conductores que esperaron cuando debía llegar con urgencia a una evaluación, personas que compartieron internet cuando no contaba con conexión para entregar un trabajo, y a quienes ofrecieron ayuda sin siquiera conocerme. Estos actos de humanidad, aunque simples, fueron determinantes para que pudiera cumplir con mis responsabilidades académicas.</w:t>
+      </w:r>
+    </w:p>
+    <w:p>
+      <w:pPr>
+        <w:rPr>
+          <w:rFonts w:eastAsiaTheme="majorEastAsia" w:cstheme="majorBidi"/>
+          <w:b/>
+          <w:bCs/>
+          <w:color w:val="2F5496" w:themeColor="accent1" w:themeShade="BF"/>
+        </w:rPr>
+      </w:pPr>
+      <w:r>
+        <w:rPr>
+          <w:rFonts w:eastAsiaTheme="majorEastAsia" w:cstheme="majorBidi"/>
+          <w:b/>
+          <w:bCs/>
+          <w:color w:val="2F5496" w:themeColor="accent1" w:themeShade="BF"/>
+        </w:rPr>
         <w:br w:type="page"/>
       </w:r>
     </w:p>
     <w:p>
       <w:pPr>
+        <w:rPr>
+          <w:rFonts w:eastAsiaTheme="majorEastAsia" w:cstheme="majorBidi"/>
+          <w:b/>
+          <w:bCs/>
+          <w:color w:val="2F5496" w:themeColor="accent1" w:themeShade="BF"/>
+        </w:rPr>
+      </w:pPr>
+      <w:r>
+        <w:rPr>
+          <w:rFonts w:eastAsiaTheme="majorEastAsia" w:cstheme="majorBidi"/>
+          <w:b/>
+          <w:bCs/>
+          <w:color w:val="2F5496" w:themeColor="accent1" w:themeShade="BF"/>
+        </w:rPr>
+        <w:lastRenderedPageBreak/>
+        <w:t xml:space="preserve">Agradecimientos </w:t>
+      </w:r>
+      <w:r>
+        <w:rPr>
+          <w:rFonts w:eastAsiaTheme="majorEastAsia" w:cstheme="majorBidi"/>
+          <w:b/>
+          <w:bCs/>
+          <w:color w:val="2F5496" w:themeColor="accent1" w:themeShade="BF"/>
+        </w:rPr>
+        <w:t>de</w:t>
+      </w:r>
+      <w:r>
+        <w:rPr>
+          <w:rFonts w:eastAsiaTheme="majorEastAsia" w:cstheme="majorBidi"/>
+          <w:b/>
+          <w:bCs/>
+          <w:color w:val="2F5496" w:themeColor="accent1" w:themeShade="BF"/>
+        </w:rPr>
+        <w:t xml:space="preserve"> Francisco </w:t>
+      </w:r>
+      <w:r>
+        <w:rPr>
+          <w:rFonts w:eastAsiaTheme="majorEastAsia" w:cstheme="majorBidi"/>
+          <w:b/>
+          <w:bCs/>
+          <w:color w:val="2F5496" w:themeColor="accent1" w:themeShade="BF"/>
+        </w:rPr>
+        <w:t>Jesús</w:t>
+      </w:r>
+      <w:r>
+        <w:rPr>
+          <w:rFonts w:eastAsiaTheme="majorEastAsia" w:cstheme="majorBidi"/>
+          <w:b/>
+          <w:bCs/>
+          <w:color w:val="2F5496" w:themeColor="accent1" w:themeShade="BF"/>
+        </w:rPr>
+        <w:t xml:space="preserve"> Castro Astudillo</w:t>
+      </w:r>
+    </w:p>
+    <w:p>
+      <w:pPr>
+        <w:rPr>
+          <w:rFonts w:eastAsiaTheme="majorEastAsia" w:cstheme="majorBidi"/>
+          <w:b/>
+          <w:bCs/>
+          <w:color w:val="2F5496" w:themeColor="accent1" w:themeShade="BF"/>
+        </w:rPr>
+      </w:pPr>
+      <w:r>
+        <w:rPr>
+          <w:rFonts w:eastAsiaTheme="majorEastAsia" w:cstheme="majorBidi"/>
+          <w:b/>
+          <w:bCs/>
+          <w:color w:val="2F5496" w:themeColor="accent1" w:themeShade="BF"/>
+        </w:rPr>
+        <w:t>Agradezco profundamente a mi familia: a mi madre (Q.D.E.P.) y a mi padre, quienes pese a sus limitaciones de salud han sido siempre una presencia significativa en mi vida; a mis hermanas, cuyo apoyo emocional ha sido esencial para enfrentar los momentos difíciles relacionados con la salud de nuestros padres; y a mis amigos cercanos, por su compañía, motivación y respaldo en cada etapa de este camino académico.</w:t>
+      </w:r>
+    </w:p>
+    <w:p>
+      <w:pPr>
+        <w:rPr>
+          <w:rFonts w:eastAsiaTheme="majorEastAsia" w:cstheme="majorBidi"/>
+          <w:b/>
+          <w:bCs/>
+          <w:color w:val="2F5496" w:themeColor="accent1" w:themeShade="BF"/>
+        </w:rPr>
+      </w:pPr>
+      <w:r>
+        <w:rPr>
+          <w:rFonts w:eastAsiaTheme="majorEastAsia" w:cstheme="majorBidi"/>
+          <w:b/>
+          <w:bCs/>
+          <w:color w:val="2F5496" w:themeColor="accent1" w:themeShade="BF"/>
+        </w:rPr>
+        <w:t>Extiendo mi gratitud a mis docentes y tutores, cuyo compromiso y dedicación fueron fundamentales para fortalecer mis capacidades y mi crecimiento profesional.</w:t>
+      </w:r>
+    </w:p>
+    <w:p>
+      <w:pPr>
+        <w:rPr>
+          <w:rFonts w:eastAsiaTheme="majorEastAsia" w:cstheme="majorBidi"/>
+        </w:rPr>
+      </w:pPr>
+      <w:r>
+        <w:rPr>
+          <w:rFonts w:eastAsiaTheme="majorEastAsia" w:cstheme="majorBidi"/>
+          <w:b/>
+          <w:bCs/>
+          <w:color w:val="2F5496" w:themeColor="accent1" w:themeShade="BF"/>
+        </w:rPr>
+        <w:t>Finalmente, agradezco a Duoc UC, por brindarme las herramientas, conocimientos y orientación que hicieron posible mi formación y la realización de este proceso final.</w:t>
+      </w:r>
+      <w:r>
+        <w:rPr>
+          <w:rFonts w:eastAsiaTheme="majorEastAsia" w:cstheme="majorBidi"/>
+          <w:b/>
+          <w:bCs/>
+          <w:color w:val="2F5496" w:themeColor="accent1" w:themeShade="BF"/>
+        </w:rPr>
+        <w:br w:type="page"/>
+      </w:r>
+    </w:p>
+    <w:p>
+      <w:pPr>
         <w:pStyle w:val="Ttulo1"/>
       </w:pPr>
-      <w:bookmarkStart w:id="2" w:name="_Toc214484897"/>
+      <w:bookmarkStart w:id="2" w:name="_Toc215323056"/>
       <w:r>
         <w:lastRenderedPageBreak/>
         <w:t>SUMARIO</w:t>
@@ -1161,7 +1339,19 @@
     </w:p>
     <w:p>
       <w:r>
-        <w:t>El presente informe corresponde al desarrollo del proyecto APT asociado al sistema CompraRata, una plataforma web orientada a la comparación de precios de productos de supermercado, la gestión de listas de compras y el registro de información para futuras aplicaciones de análisis de datos.</w:t>
+        <w:t>El presente informe corresponde al desarrollo del proyecto APT</w:t>
+      </w:r>
+      <w:r>
+        <w:t xml:space="preserve"> (Asignatura de portafolio de </w:t>
+      </w:r>
+      <w:r>
+        <w:t xml:space="preserve">título) </w:t>
+      </w:r>
+      <w:r>
+        <w:t>asociado</w:t>
+      </w:r>
+      <w:r>
+        <w:t xml:space="preserve"> al sistema CompraRata, una plataforma web orientada a la comparación de precios de productos de supermercado, la gestión de listas de compras y el registro de información para futuras aplicaciones de análisis de datos.</w:t>
       </w:r>
     </w:p>
     <w:p>
@@ -1193,7 +1383,7 @@
       <w:pPr>
         <w:pStyle w:val="Ttulo1"/>
       </w:pPr>
-      <w:bookmarkStart w:id="6" w:name="_Toc214484898"/>
+      <w:bookmarkStart w:id="6" w:name="_Toc215323057"/>
       <w:r>
         <w:lastRenderedPageBreak/>
         <w:t>ÍNDICE</w:t>
@@ -1231,7 +1421,7 @@
       <w:r>
         <w:fldChar w:fldCharType="separate"/>
       </w:r>
-      <w:hyperlink w:anchor="_Toc214484895" w:history="1">
+      <w:hyperlink w:anchor="_Toc215323054" w:history="1">
         <w:r>
           <w:rPr>
             <w:rStyle w:val="Hipervnculo"/>
@@ -1258,7 +1448,7 @@
             <w:noProof/>
             <w:webHidden/>
           </w:rPr>
-          <w:instrText xml:space="preserve"> PAGEREF _Toc214484895 \h </w:instrText>
+          <w:instrText xml:space="preserve"> PAGEREF _Toc215323054 \h </w:instrText>
         </w:r>
         <w:r>
           <w:rPr>
@@ -1305,7 +1495,7 @@
           <w14:ligatures w14:val="standardContextual"/>
         </w:rPr>
       </w:pPr>
-      <w:hyperlink w:anchor="_Toc214484896" w:history="1">
+      <w:hyperlink w:anchor="_Toc215323055" w:history="1">
         <w:r>
           <w:rPr>
             <w:rStyle w:val="Hipervnculo"/>
@@ -1332,7 +1522,7 @@
             <w:noProof/>
             <w:webHidden/>
           </w:rPr>
-          <w:instrText xml:space="preserve"> PAGEREF _Toc214484896 \h </w:instrText>
+          <w:instrText xml:space="preserve"> PAGEREF _Toc215323055 \h </w:instrText>
         </w:r>
         <w:r>
           <w:rPr>
@@ -1379,7 +1569,7 @@
           <w14:ligatures w14:val="standardContextual"/>
         </w:rPr>
       </w:pPr>
-      <w:hyperlink w:anchor="_Toc214484897" w:history="1">
+      <w:hyperlink w:anchor="_Toc215323056" w:history="1">
         <w:r>
           <w:rPr>
             <w:rStyle w:val="Hipervnculo"/>
@@ -1406,7 +1596,7 @@
             <w:noProof/>
             <w:webHidden/>
           </w:rPr>
-          <w:instrText xml:space="preserve"> PAGEREF _Toc214484897 \h </w:instrText>
+          <w:instrText xml:space="preserve"> PAGEREF _Toc215323056 \h </w:instrText>
         </w:r>
         <w:r>
           <w:rPr>
@@ -1426,7 +1616,7 @@
             <w:noProof/>
             <w:webHidden/>
           </w:rPr>
-          <w:t>3</w:t>
+          <w:t>4</w:t>
         </w:r>
         <w:r>
           <w:rPr>
@@ -1453,7 +1643,7 @@
           <w14:ligatures w14:val="standardContextual"/>
         </w:rPr>
       </w:pPr>
-      <w:hyperlink w:anchor="_Toc214484898" w:history="1">
+      <w:hyperlink w:anchor="_Toc215323057" w:history="1">
         <w:r>
           <w:rPr>
             <w:rStyle w:val="Hipervnculo"/>
@@ -1480,7 +1670,7 @@
             <w:noProof/>
             <w:webHidden/>
           </w:rPr>
-          <w:instrText xml:space="preserve"> PAGEREF _Toc214484898 \h </w:instrText>
+          <w:instrText xml:space="preserve"> PAGEREF _Toc215323057 \h </w:instrText>
         </w:r>
         <w:r>
           <w:rPr>
@@ -1500,7 +1690,7 @@
             <w:noProof/>
             <w:webHidden/>
           </w:rPr>
-          <w:t>4</w:t>
+          <w:t>5</w:t>
         </w:r>
         <w:r>
           <w:rPr>
@@ -1527,7 +1717,7 @@
           <w14:ligatures w14:val="standardContextual"/>
         </w:rPr>
       </w:pPr>
-      <w:hyperlink w:anchor="_Toc214484899" w:history="1">
+      <w:hyperlink w:anchor="_Toc215323058" w:history="1">
         <w:r>
           <w:rPr>
             <w:rStyle w:val="Hipervnculo"/>
@@ -1554,7 +1744,7 @@
             <w:noProof/>
             <w:webHidden/>
           </w:rPr>
-          <w:instrText xml:space="preserve"> PAGEREF _Toc214484899 \h </w:instrText>
+          <w:instrText xml:space="preserve"> PAGEREF _Toc215323058 \h </w:instrText>
         </w:r>
         <w:r>
           <w:rPr>
@@ -1574,7 +1764,7 @@
             <w:noProof/>
             <w:webHidden/>
           </w:rPr>
-          <w:t>6</w:t>
+          <w:t>7</w:t>
         </w:r>
         <w:r>
           <w:rPr>
@@ -1601,7 +1791,7 @@
           <w14:ligatures w14:val="standardContextual"/>
         </w:rPr>
       </w:pPr>
-      <w:hyperlink w:anchor="_Toc214484900" w:history="1">
+      <w:hyperlink w:anchor="_Toc215323059" w:history="1">
         <w:r>
           <w:rPr>
             <w:rStyle w:val="Hipervnculo"/>
@@ -1628,7 +1818,7 @@
             <w:noProof/>
             <w:webHidden/>
           </w:rPr>
-          <w:instrText xml:space="preserve"> PAGEREF _Toc214484900 \h </w:instrText>
+          <w:instrText xml:space="preserve"> PAGEREF _Toc215323059 \h </w:instrText>
         </w:r>
         <w:r>
           <w:rPr>
@@ -1648,7 +1838,7 @@
             <w:noProof/>
             <w:webHidden/>
           </w:rPr>
-          <w:t>7</w:t>
+          <w:t>8</w:t>
         </w:r>
         <w:r>
           <w:rPr>
@@ -1663,6 +1853,7 @@
       <w:pPr>
         <w:pStyle w:val="TDC1"/>
         <w:tabs>
+          <w:tab w:val="left" w:pos="400"/>
           <w:tab w:val="right" w:leader="dot" w:pos="9395"/>
         </w:tabs>
         <w:rPr>
@@ -1675,23 +1866,43 @@
           <w14:ligatures w14:val="standardContextual"/>
         </w:rPr>
       </w:pPr>
-      <w:hyperlink w:anchor="_Toc214484901" w:history="1">
+      <w:hyperlink w:anchor="_Toc215323060" w:history="1">
         <w:r>
           <w:rPr>
             <w:rStyle w:val="Hipervnculo"/>
-            <w:noProof/>
-          </w:rPr>
-          <w:t>ÍNDICE DE ANEXOS</w:t>
-        </w:r>
-        <w:r>
-          <w:rPr>
-            <w:noProof/>
-            <w:webHidden/>
+            <w:bCs/>
+            <w:noProof/>
+          </w:rPr>
+          <w:t>1.</w:t>
+        </w:r>
+        <w:r>
+          <w:rPr>
+            <w:rFonts w:asciiTheme="minorHAnsi" w:hAnsiTheme="minorHAnsi"/>
+            <w:noProof/>
+            <w:kern w:val="2"/>
+            <w:sz w:val="24"/>
+            <w:szCs w:val="24"/>
+            <w:lang w:eastAsia="es-CL"/>
+            <w14:ligatures w14:val="standardContextual"/>
           </w:rPr>
           <w:tab/>
         </w:r>
         <w:r>
           <w:rPr>
+            <w:rStyle w:val="Hipervnculo"/>
+            <w:noProof/>
+          </w:rPr>
+          <w:t>ANTECEDENTES GENERALES</w:t>
+        </w:r>
+        <w:r>
+          <w:rPr>
+            <w:noProof/>
+            <w:webHidden/>
+          </w:rPr>
+          <w:tab/>
+        </w:r>
+        <w:r>
+          <w:rPr>
             <w:noProof/>
             <w:webHidden/>
           </w:rPr>
@@ -1702,7 +1913,7 @@
             <w:noProof/>
             <w:webHidden/>
           </w:rPr>
-          <w:instrText xml:space="preserve"> PAGEREF _Toc214484901 \h </w:instrText>
+          <w:instrText xml:space="preserve"> PAGEREF _Toc215323060 \h </w:instrText>
         </w:r>
         <w:r>
           <w:rPr>
@@ -1722,7 +1933,7 @@
             <w:noProof/>
             <w:webHidden/>
           </w:rPr>
-          <w:t>8</w:t>
+          <w:t>9</w:t>
         </w:r>
         <w:r>
           <w:rPr>
@@ -1735,9 +1946,9 @@
     </w:p>
     <w:p>
       <w:pPr>
-        <w:pStyle w:val="TDC1"/>
+        <w:pStyle w:val="TDC2"/>
         <w:tabs>
-          <w:tab w:val="left" w:pos="400"/>
+          <w:tab w:val="left" w:pos="800"/>
           <w:tab w:val="right" w:leader="dot" w:pos="9395"/>
         </w:tabs>
         <w:rPr>
@@ -1750,14 +1961,14 @@
           <w14:ligatures w14:val="standardContextual"/>
         </w:rPr>
       </w:pPr>
-      <w:hyperlink w:anchor="_Toc214484902" w:history="1">
+      <w:hyperlink w:anchor="_Toc215323061" w:history="1">
         <w:r>
           <w:rPr>
             <w:rStyle w:val="Hipervnculo"/>
             <w:bCs/>
             <w:noProof/>
           </w:rPr>
-          <w:t>1.</w:t>
+          <w:t>1.1.</w:t>
         </w:r>
         <w:r>
           <w:rPr>
@@ -1776,7 +1987,7 @@
             <w:rStyle w:val="Hipervnculo"/>
             <w:noProof/>
           </w:rPr>
-          <w:t>ANTECEDENTES GENERALES</w:t>
+          <w:t>Introducción</w:t>
         </w:r>
         <w:r>
           <w:rPr>
@@ -1797,7 +2008,7 @@
             <w:noProof/>
             <w:webHidden/>
           </w:rPr>
-          <w:instrText xml:space="preserve"> PAGEREF _Toc214484902 \h </w:instrText>
+          <w:instrText xml:space="preserve"> PAGEREF _Toc215323061 \h </w:instrText>
         </w:r>
         <w:r>
           <w:rPr>
@@ -1845,14 +2056,14 @@
           <w14:ligatures w14:val="standardContextual"/>
         </w:rPr>
       </w:pPr>
-      <w:hyperlink w:anchor="_Toc214484903" w:history="1">
+      <w:hyperlink w:anchor="_Toc215323062" w:history="1">
         <w:r>
           <w:rPr>
             <w:rStyle w:val="Hipervnculo"/>
             <w:bCs/>
             <w:noProof/>
           </w:rPr>
-          <w:t>1.1.</w:t>
+          <w:t>1.2.</w:t>
         </w:r>
         <w:r>
           <w:rPr>
@@ -1871,7 +2082,7 @@
             <w:rStyle w:val="Hipervnculo"/>
             <w:noProof/>
           </w:rPr>
-          <w:t>Introducción</w:t>
+          <w:t>Descripción del Proyecto</w:t>
         </w:r>
         <w:r>
           <w:rPr>
@@ -1892,7 +2103,7 @@
             <w:noProof/>
             <w:webHidden/>
           </w:rPr>
-          <w:instrText xml:space="preserve"> PAGEREF _Toc214484903 \h </w:instrText>
+          <w:instrText xml:space="preserve"> PAGEREF _Toc215323062 \h </w:instrText>
         </w:r>
         <w:r>
           <w:rPr>
@@ -1925,9 +2136,9 @@
     </w:p>
     <w:p>
       <w:pPr>
-        <w:pStyle w:val="TDC2"/>
+        <w:pStyle w:val="TDC3"/>
         <w:tabs>
-          <w:tab w:val="left" w:pos="800"/>
+          <w:tab w:val="left" w:pos="1320"/>
           <w:tab w:val="right" w:leader="dot" w:pos="9395"/>
         </w:tabs>
         <w:rPr>
@@ -1940,14 +2151,13 @@
           <w14:ligatures w14:val="standardContextual"/>
         </w:rPr>
       </w:pPr>
-      <w:hyperlink w:anchor="_Toc214484904" w:history="1">
+      <w:hyperlink w:anchor="_Toc215323063" w:history="1">
         <w:r>
           <w:rPr>
             <w:rStyle w:val="Hipervnculo"/>
-            <w:bCs/>
-            <w:noProof/>
-          </w:rPr>
-          <w:t>1.2.</w:t>
+            <w:noProof/>
+          </w:rPr>
+          <w:t>1.2.1.</w:t>
         </w:r>
         <w:r>
           <w:rPr>
@@ -1966,7 +2176,7 @@
             <w:rStyle w:val="Hipervnculo"/>
             <w:noProof/>
           </w:rPr>
-          <w:t>Descripción del Proyecto</w:t>
+          <w:t>Tema</w:t>
         </w:r>
         <w:r>
           <w:rPr>
@@ -1987,7 +2197,7 @@
             <w:noProof/>
             <w:webHidden/>
           </w:rPr>
-          <w:instrText xml:space="preserve"> PAGEREF _Toc214484904 \h </w:instrText>
+          <w:instrText xml:space="preserve"> PAGEREF _Toc215323063 \h </w:instrText>
         </w:r>
         <w:r>
           <w:rPr>
@@ -2035,13 +2245,13 @@
           <w14:ligatures w14:val="standardContextual"/>
         </w:rPr>
       </w:pPr>
-      <w:hyperlink w:anchor="_Toc214484905" w:history="1">
+      <w:hyperlink w:anchor="_Toc215323064" w:history="1">
         <w:r>
           <w:rPr>
             <w:rStyle w:val="Hipervnculo"/>
             <w:noProof/>
           </w:rPr>
-          <w:t>1.2.1.</w:t>
+          <w:t>1.2.2.</w:t>
         </w:r>
         <w:r>
           <w:rPr>
@@ -2060,7 +2270,7 @@
             <w:rStyle w:val="Hipervnculo"/>
             <w:noProof/>
           </w:rPr>
-          <w:t>Tema</w:t>
+          <w:t>Áreas de Desempeño</w:t>
         </w:r>
         <w:r>
           <w:rPr>
@@ -2081,7 +2291,7 @@
             <w:noProof/>
             <w:webHidden/>
           </w:rPr>
-          <w:instrText xml:space="preserve"> PAGEREF _Toc214484905 \h </w:instrText>
+          <w:instrText xml:space="preserve"> PAGEREF _Toc215323064 \h </w:instrText>
         </w:r>
         <w:r>
           <w:rPr>
@@ -2129,13 +2339,13 @@
           <w14:ligatures w14:val="standardContextual"/>
         </w:rPr>
       </w:pPr>
-      <w:hyperlink w:anchor="_Toc214484906" w:history="1">
+      <w:hyperlink w:anchor="_Toc215323065" w:history="1">
         <w:r>
           <w:rPr>
             <w:rStyle w:val="Hipervnculo"/>
             <w:noProof/>
           </w:rPr>
-          <w:t>1.2.2.</w:t>
+          <w:t>1.2.3.</w:t>
         </w:r>
         <w:r>
           <w:rPr>
@@ -2154,7 +2364,7 @@
             <w:rStyle w:val="Hipervnculo"/>
             <w:noProof/>
           </w:rPr>
-          <w:t>Áreas de Desempeño</w:t>
+          <w:t>Competencias o Unidades de Competencias</w:t>
         </w:r>
         <w:r>
           <w:rPr>
@@ -2175,7 +2385,7 @@
             <w:noProof/>
             <w:webHidden/>
           </w:rPr>
-          <w:instrText xml:space="preserve"> PAGEREF _Toc214484906 \h </w:instrText>
+          <w:instrText xml:space="preserve"> PAGEREF _Toc215323065 \h </w:instrText>
         </w:r>
         <w:r>
           <w:rPr>
@@ -2208,9 +2418,9 @@
     </w:p>
     <w:p>
       <w:pPr>
-        <w:pStyle w:val="TDC3"/>
+        <w:pStyle w:val="TDC2"/>
         <w:tabs>
-          <w:tab w:val="left" w:pos="1320"/>
+          <w:tab w:val="left" w:pos="800"/>
           <w:tab w:val="right" w:leader="dot" w:pos="9395"/>
         </w:tabs>
         <w:rPr>
@@ -2223,13 +2433,14 @@
           <w14:ligatures w14:val="standardContextual"/>
         </w:rPr>
       </w:pPr>
-      <w:hyperlink w:anchor="_Toc214484907" w:history="1">
+      <w:hyperlink w:anchor="_Toc215323066" w:history="1">
         <w:r>
           <w:rPr>
             <w:rStyle w:val="Hipervnculo"/>
-            <w:noProof/>
-          </w:rPr>
-          <w:t>1.2.3.</w:t>
+            <w:bCs/>
+            <w:noProof/>
+          </w:rPr>
+          <w:t>1.3.</w:t>
         </w:r>
         <w:r>
           <w:rPr>
@@ -2248,7 +2459,7 @@
             <w:rStyle w:val="Hipervnculo"/>
             <w:noProof/>
           </w:rPr>
-          <w:t>Competencias o Unidades de Competencias</w:t>
+          <w:t>Fundamentación Proyecto APT</w:t>
         </w:r>
         <w:r>
           <w:rPr>
@@ -2269,7 +2480,7 @@
             <w:noProof/>
             <w:webHidden/>
           </w:rPr>
-          <w:instrText xml:space="preserve"> PAGEREF _Toc214484907 \h </w:instrText>
+          <w:instrText xml:space="preserve"> PAGEREF _Toc215323066 \h </w:instrText>
         </w:r>
         <w:r>
           <w:rPr>
@@ -2289,7 +2500,7 @@
             <w:noProof/>
             <w:webHidden/>
           </w:rPr>
-          <w:t>9</w:t>
+          <w:t>10</w:t>
         </w:r>
         <w:r>
           <w:rPr>
@@ -2302,9 +2513,9 @@
     </w:p>
     <w:p>
       <w:pPr>
-        <w:pStyle w:val="TDC2"/>
+        <w:pStyle w:val="TDC3"/>
         <w:tabs>
-          <w:tab w:val="left" w:pos="800"/>
+          <w:tab w:val="left" w:pos="1320"/>
           <w:tab w:val="right" w:leader="dot" w:pos="9395"/>
         </w:tabs>
         <w:rPr>
@@ -2317,14 +2528,13 @@
           <w14:ligatures w14:val="standardContextual"/>
         </w:rPr>
       </w:pPr>
-      <w:hyperlink w:anchor="_Toc214484908" w:history="1">
+      <w:hyperlink w:anchor="_Toc215323067" w:history="1">
         <w:r>
           <w:rPr>
             <w:rStyle w:val="Hipervnculo"/>
-            <w:bCs/>
-            <w:noProof/>
-          </w:rPr>
-          <w:t>1.3.</w:t>
+            <w:noProof/>
+          </w:rPr>
+          <w:t>1.3.1.</w:t>
         </w:r>
         <w:r>
           <w:rPr>
@@ -2343,7 +2553,7 @@
             <w:rStyle w:val="Hipervnculo"/>
             <w:noProof/>
           </w:rPr>
-          <w:t>Fundamentación Proyecto APT</w:t>
+          <w:t>Relevancia del proyecto APT</w:t>
         </w:r>
         <w:r>
           <w:rPr>
@@ -2364,7 +2574,7 @@
             <w:noProof/>
             <w:webHidden/>
           </w:rPr>
-          <w:instrText xml:space="preserve"> PAGEREF _Toc214484908 \h </w:instrText>
+          <w:instrText xml:space="preserve"> PAGEREF _Toc215323067 \h </w:instrText>
         </w:r>
         <w:r>
           <w:rPr>
@@ -2412,13 +2622,13 @@
           <w14:ligatures w14:val="standardContextual"/>
         </w:rPr>
       </w:pPr>
-      <w:hyperlink w:anchor="_Toc214484909" w:history="1">
+      <w:hyperlink w:anchor="_Toc215323068" w:history="1">
         <w:r>
           <w:rPr>
             <w:rStyle w:val="Hipervnculo"/>
             <w:noProof/>
           </w:rPr>
-          <w:t>1.3.1.</w:t>
+          <w:t>1.3.2.</w:t>
         </w:r>
         <w:r>
           <w:rPr>
@@ -2437,7 +2647,7 @@
             <w:rStyle w:val="Hipervnculo"/>
             <w:noProof/>
           </w:rPr>
-          <w:t>Relevancia del proyecto APT</w:t>
+          <w:t>Descripción de Proyecto APT</w:t>
         </w:r>
         <w:r>
           <w:rPr>
@@ -2458,7 +2668,7 @@
             <w:noProof/>
             <w:webHidden/>
           </w:rPr>
-          <w:instrText xml:space="preserve"> PAGEREF _Toc214484909 \h </w:instrText>
+          <w:instrText xml:space="preserve"> PAGEREF _Toc215323068 \h </w:instrText>
         </w:r>
         <w:r>
           <w:rPr>
@@ -2506,13 +2716,13 @@
           <w14:ligatures w14:val="standardContextual"/>
         </w:rPr>
       </w:pPr>
-      <w:hyperlink w:anchor="_Toc214484910" w:history="1">
+      <w:hyperlink w:anchor="_Toc215323069" w:history="1">
         <w:r>
           <w:rPr>
             <w:rStyle w:val="Hipervnculo"/>
             <w:noProof/>
           </w:rPr>
-          <w:t>1.3.2.</w:t>
+          <w:t>1.3.3.</w:t>
         </w:r>
         <w:r>
           <w:rPr>
@@ -2531,7 +2741,7 @@
             <w:rStyle w:val="Hipervnculo"/>
             <w:noProof/>
           </w:rPr>
-          <w:t>Descripción de Proyecto APT</w:t>
+          <w:t>Pertinencia del proyecto con el perfil de egreso</w:t>
         </w:r>
         <w:r>
           <w:rPr>
@@ -2552,7 +2762,7 @@
             <w:noProof/>
             <w:webHidden/>
           </w:rPr>
-          <w:instrText xml:space="preserve"> PAGEREF _Toc214484910 \h </w:instrText>
+          <w:instrText xml:space="preserve"> PAGEREF _Toc215323069 \h </w:instrText>
         </w:r>
         <w:r>
           <w:rPr>
@@ -2600,13 +2810,13 @@
           <w14:ligatures w14:val="standardContextual"/>
         </w:rPr>
       </w:pPr>
-      <w:hyperlink w:anchor="_Toc214484911" w:history="1">
+      <w:hyperlink w:anchor="_Toc215323070" w:history="1">
         <w:r>
           <w:rPr>
             <w:rStyle w:val="Hipervnculo"/>
             <w:noProof/>
           </w:rPr>
-          <w:t>1.3.3.</w:t>
+          <w:t>1.3.4.</w:t>
         </w:r>
         <w:r>
           <w:rPr>
@@ -2625,7 +2835,7 @@
             <w:rStyle w:val="Hipervnculo"/>
             <w:noProof/>
           </w:rPr>
-          <w:t>Pertinencia del proyecto con el perfil de egreso</w:t>
+          <w:t>Relación con los intereses profesionales</w:t>
         </w:r>
         <w:r>
           <w:rPr>
@@ -2646,7 +2856,7 @@
             <w:noProof/>
             <w:webHidden/>
           </w:rPr>
-          <w:instrText xml:space="preserve"> PAGEREF _Toc214484911 \h </w:instrText>
+          <w:instrText xml:space="preserve"> PAGEREF _Toc215323070 \h </w:instrText>
         </w:r>
         <w:r>
           <w:rPr>
@@ -2694,13 +2904,13 @@
           <w14:ligatures w14:val="standardContextual"/>
         </w:rPr>
       </w:pPr>
-      <w:hyperlink w:anchor="_Toc214484912" w:history="1">
+      <w:hyperlink w:anchor="_Toc215323071" w:history="1">
         <w:r>
           <w:rPr>
             <w:rStyle w:val="Hipervnculo"/>
             <w:noProof/>
           </w:rPr>
-          <w:t>1.3.4.</w:t>
+          <w:t>1.3.5.</w:t>
         </w:r>
         <w:r>
           <w:rPr>
@@ -2719,7 +2929,7 @@
             <w:rStyle w:val="Hipervnculo"/>
             <w:noProof/>
           </w:rPr>
-          <w:t>Relación con los intereses profesionales</w:t>
+          <w:t>Fortalezas y debilidades para desarrollar el proyecto APT</w:t>
         </w:r>
         <w:r>
           <w:rPr>
@@ -2740,7 +2950,7 @@
             <w:noProof/>
             <w:webHidden/>
           </w:rPr>
-          <w:instrText xml:space="preserve"> PAGEREF _Toc214484912 \h </w:instrText>
+          <w:instrText xml:space="preserve"> PAGEREF _Toc215323071 \h </w:instrText>
         </w:r>
         <w:r>
           <w:rPr>
@@ -2773,9 +2983,9 @@
     </w:p>
     <w:p>
       <w:pPr>
-        <w:pStyle w:val="TDC3"/>
+        <w:pStyle w:val="TDC2"/>
         <w:tabs>
-          <w:tab w:val="left" w:pos="1320"/>
+          <w:tab w:val="left" w:pos="800"/>
           <w:tab w:val="right" w:leader="dot" w:pos="9395"/>
         </w:tabs>
         <w:rPr>
@@ -2788,13 +2998,14 @@
           <w14:ligatures w14:val="standardContextual"/>
         </w:rPr>
       </w:pPr>
-      <w:hyperlink w:anchor="_Toc214484913" w:history="1">
+      <w:hyperlink w:anchor="_Toc215323072" w:history="1">
         <w:r>
           <w:rPr>
             <w:rStyle w:val="Hipervnculo"/>
-            <w:noProof/>
-          </w:rPr>
-          <w:t>1.3.5.</w:t>
+            <w:bCs/>
+            <w:noProof/>
+          </w:rPr>
+          <w:t>1.4.</w:t>
         </w:r>
         <w:r>
           <w:rPr>
@@ -2813,7 +3024,7 @@
             <w:rStyle w:val="Hipervnculo"/>
             <w:noProof/>
           </w:rPr>
-          <w:t>Fortalezas y debilidades para desarrollar el proyecto APT</w:t>
+          <w:t>Planteamiento del problema</w:t>
         </w:r>
         <w:r>
           <w:rPr>
@@ -2834,7 +3045,7 @@
             <w:noProof/>
             <w:webHidden/>
           </w:rPr>
-          <w:instrText xml:space="preserve"> PAGEREF _Toc214484913 \h </w:instrText>
+          <w:instrText xml:space="preserve"> PAGEREF _Toc215323072 \h </w:instrText>
         </w:r>
         <w:r>
           <w:rPr>
@@ -2882,14 +3093,14 @@
           <w14:ligatures w14:val="standardContextual"/>
         </w:rPr>
       </w:pPr>
-      <w:hyperlink w:anchor="_Toc214484914" w:history="1">
+      <w:hyperlink w:anchor="_Toc215323073" w:history="1">
         <w:r>
           <w:rPr>
             <w:rStyle w:val="Hipervnculo"/>
             <w:bCs/>
             <w:noProof/>
           </w:rPr>
-          <w:t>1.4.</w:t>
+          <w:t>1.5.</w:t>
         </w:r>
         <w:r>
           <w:rPr>
@@ -2908,7 +3119,7 @@
             <w:rStyle w:val="Hipervnculo"/>
             <w:noProof/>
           </w:rPr>
-          <w:t>Planteamiento del problema</w:t>
+          <w:t>Objetivos</w:t>
         </w:r>
         <w:r>
           <w:rPr>
@@ -2929,7 +3140,7 @@
             <w:noProof/>
             <w:webHidden/>
           </w:rPr>
-          <w:instrText xml:space="preserve"> PAGEREF _Toc214484914 \h </w:instrText>
+          <w:instrText xml:space="preserve"> PAGEREF _Toc215323073 \h </w:instrText>
         </w:r>
         <w:r>
           <w:rPr>
@@ -2949,7 +3160,7 @@
             <w:noProof/>
             <w:webHidden/>
           </w:rPr>
-          <w:t>10</w:t>
+          <w:t>11</w:t>
         </w:r>
         <w:r>
           <w:rPr>
@@ -2962,9 +3173,9 @@
     </w:p>
     <w:p>
       <w:pPr>
-        <w:pStyle w:val="TDC2"/>
+        <w:pStyle w:val="TDC3"/>
         <w:tabs>
-          <w:tab w:val="left" w:pos="800"/>
+          <w:tab w:val="left" w:pos="1320"/>
           <w:tab w:val="right" w:leader="dot" w:pos="9395"/>
         </w:tabs>
         <w:rPr>
@@ -2977,14 +3188,13 @@
           <w14:ligatures w14:val="standardContextual"/>
         </w:rPr>
       </w:pPr>
-      <w:hyperlink w:anchor="_Toc214484915" w:history="1">
+      <w:hyperlink w:anchor="_Toc215323074" w:history="1">
         <w:r>
           <w:rPr>
             <w:rStyle w:val="Hipervnculo"/>
-            <w:bCs/>
-            <w:noProof/>
-          </w:rPr>
-          <w:t>1.5.</w:t>
+            <w:noProof/>
+          </w:rPr>
+          <w:t>1.5.1.</w:t>
         </w:r>
         <w:r>
           <w:rPr>
@@ -3003,7 +3213,7 @@
             <w:rStyle w:val="Hipervnculo"/>
             <w:noProof/>
           </w:rPr>
-          <w:t>Objetivos</w:t>
+          <w:t>Objetivo General</w:t>
         </w:r>
         <w:r>
           <w:rPr>
@@ -3024,7 +3234,7 @@
             <w:noProof/>
             <w:webHidden/>
           </w:rPr>
-          <w:instrText xml:space="preserve"> PAGEREF _Toc214484915 \h </w:instrText>
+          <w:instrText xml:space="preserve"> PAGEREF _Toc215323074 \h </w:instrText>
         </w:r>
         <w:r>
           <w:rPr>
@@ -3072,13 +3282,13 @@
           <w14:ligatures w14:val="standardContextual"/>
         </w:rPr>
       </w:pPr>
-      <w:hyperlink w:anchor="_Toc214484916" w:history="1">
+      <w:hyperlink w:anchor="_Toc215323075" w:history="1">
         <w:r>
           <w:rPr>
             <w:rStyle w:val="Hipervnculo"/>
             <w:noProof/>
           </w:rPr>
-          <w:t>1.5.1.</w:t>
+          <w:t>1.5.2.</w:t>
         </w:r>
         <w:r>
           <w:rPr>
@@ -3097,7 +3307,7 @@
             <w:rStyle w:val="Hipervnculo"/>
             <w:noProof/>
           </w:rPr>
-          <w:t>Objetivo General</w:t>
+          <w:t>Objetivos Específicos</w:t>
         </w:r>
         <w:r>
           <w:rPr>
@@ -3118,7 +3328,7 @@
             <w:noProof/>
             <w:webHidden/>
           </w:rPr>
-          <w:instrText xml:space="preserve"> PAGEREF _Toc214484916 \h </w:instrText>
+          <w:instrText xml:space="preserve"> PAGEREF _Toc215323075 \h </w:instrText>
         </w:r>
         <w:r>
           <w:rPr>
@@ -3151,9 +3361,9 @@
     </w:p>
     <w:p>
       <w:pPr>
-        <w:pStyle w:val="TDC3"/>
+        <w:pStyle w:val="TDC1"/>
         <w:tabs>
-          <w:tab w:val="left" w:pos="1320"/>
+          <w:tab w:val="left" w:pos="400"/>
           <w:tab w:val="right" w:leader="dot" w:pos="9395"/>
         </w:tabs>
         <w:rPr>
@@ -3166,13 +3376,14 @@
           <w14:ligatures w14:val="standardContextual"/>
         </w:rPr>
       </w:pPr>
-      <w:hyperlink w:anchor="_Toc214484917" w:history="1">
+      <w:hyperlink w:anchor="_Toc215323076" w:history="1">
         <w:r>
           <w:rPr>
             <w:rStyle w:val="Hipervnculo"/>
-            <w:noProof/>
-          </w:rPr>
-          <w:t>1.5.2.</w:t>
+            <w:bCs/>
+            <w:noProof/>
+          </w:rPr>
+          <w:t>2.</w:t>
         </w:r>
         <w:r>
           <w:rPr>
@@ -3191,7 +3402,7 @@
             <w:rStyle w:val="Hipervnculo"/>
             <w:noProof/>
           </w:rPr>
-          <w:t>Objetivos Específicos</w:t>
+          <w:t>DISEÑO METODOLÓGICO</w:t>
         </w:r>
         <w:r>
           <w:rPr>
@@ -3212,7 +3423,7 @@
             <w:noProof/>
             <w:webHidden/>
           </w:rPr>
-          <w:instrText xml:space="preserve"> PAGEREF _Toc214484917 \h </w:instrText>
+          <w:instrText xml:space="preserve"> PAGEREF _Toc215323076 \h </w:instrText>
         </w:r>
         <w:r>
           <w:rPr>
@@ -3232,7 +3443,7 @@
             <w:noProof/>
             <w:webHidden/>
           </w:rPr>
-          <w:t>11</w:t>
+          <w:t>13</w:t>
         </w:r>
         <w:r>
           <w:rPr>
@@ -3245,9 +3456,9 @@
     </w:p>
     <w:p>
       <w:pPr>
-        <w:pStyle w:val="TDC1"/>
+        <w:pStyle w:val="TDC2"/>
         <w:tabs>
-          <w:tab w:val="left" w:pos="400"/>
+          <w:tab w:val="left" w:pos="800"/>
           <w:tab w:val="right" w:leader="dot" w:pos="9395"/>
         </w:tabs>
         <w:rPr>
@@ -3260,14 +3471,14 @@
           <w14:ligatures w14:val="standardContextual"/>
         </w:rPr>
       </w:pPr>
-      <w:hyperlink w:anchor="_Toc214484918" w:history="1">
+      <w:hyperlink w:anchor="_Toc215323077" w:history="1">
         <w:r>
           <w:rPr>
             <w:rStyle w:val="Hipervnculo"/>
             <w:bCs/>
             <w:noProof/>
           </w:rPr>
-          <w:t>2.</w:t>
+          <w:t>2.1.</w:t>
         </w:r>
         <w:r>
           <w:rPr>
@@ -3286,7 +3497,7 @@
             <w:rStyle w:val="Hipervnculo"/>
             <w:noProof/>
           </w:rPr>
-          <w:t>DISEÑO METODOLÓGICO</w:t>
+          <w:t>ETAPA N°1 Análisis y planificación</w:t>
         </w:r>
         <w:r>
           <w:rPr>
@@ -3307,7 +3518,7 @@
             <w:noProof/>
             <w:webHidden/>
           </w:rPr>
-          <w:instrText xml:space="preserve"> PAGEREF _Toc214484918 \h </w:instrText>
+          <w:instrText xml:space="preserve"> PAGEREF _Toc215323077 \h </w:instrText>
         </w:r>
         <w:r>
           <w:rPr>
@@ -3327,7 +3538,7 @@
             <w:noProof/>
             <w:webHidden/>
           </w:rPr>
-          <w:t>13</w:t>
+          <w:t>14</w:t>
         </w:r>
         <w:r>
           <w:rPr>
@@ -3355,14 +3566,14 @@
           <w14:ligatures w14:val="standardContextual"/>
         </w:rPr>
       </w:pPr>
-      <w:hyperlink w:anchor="_Toc214484919" w:history="1">
+      <w:hyperlink w:anchor="_Toc215323078" w:history="1">
         <w:r>
           <w:rPr>
             <w:rStyle w:val="Hipervnculo"/>
             <w:bCs/>
             <w:noProof/>
           </w:rPr>
-          <w:t>2.1.</w:t>
+          <w:t>2.2.</w:t>
         </w:r>
         <w:r>
           <w:rPr>
@@ -3381,7 +3592,7 @@
             <w:rStyle w:val="Hipervnculo"/>
             <w:noProof/>
           </w:rPr>
-          <w:t>ETAPA N°1 Análisis y planificación</w:t>
+          <w:t>ETAPA N°2 Diseño de la solución</w:t>
         </w:r>
         <w:r>
           <w:rPr>
@@ -3402,7 +3613,7 @@
             <w:noProof/>
             <w:webHidden/>
           </w:rPr>
-          <w:instrText xml:space="preserve"> PAGEREF _Toc214484919 \h </w:instrText>
+          <w:instrText xml:space="preserve"> PAGEREF _Toc215323078 \h </w:instrText>
         </w:r>
         <w:r>
           <w:rPr>
@@ -3450,14 +3661,14 @@
           <w14:ligatures w14:val="standardContextual"/>
         </w:rPr>
       </w:pPr>
-      <w:hyperlink w:anchor="_Toc214484920" w:history="1">
+      <w:hyperlink w:anchor="_Toc215323079" w:history="1">
         <w:r>
           <w:rPr>
             <w:rStyle w:val="Hipervnculo"/>
             <w:bCs/>
             <w:noProof/>
           </w:rPr>
-          <w:t>2.2.</w:t>
+          <w:t>2.3.</w:t>
         </w:r>
         <w:r>
           <w:rPr>
@@ -3476,7 +3687,7 @@
             <w:rStyle w:val="Hipervnculo"/>
             <w:noProof/>
           </w:rPr>
-          <w:t>ETAPA N°2 Diseño de la solución</w:t>
+          <w:t>ETAPA N°3 Implementación y desarrollo</w:t>
         </w:r>
         <w:r>
           <w:rPr>
@@ -3497,7 +3708,7 @@
             <w:noProof/>
             <w:webHidden/>
           </w:rPr>
-          <w:instrText xml:space="preserve"> PAGEREF _Toc214484920 \h </w:instrText>
+          <w:instrText xml:space="preserve"> PAGEREF _Toc215323079 \h </w:instrText>
         </w:r>
         <w:r>
           <w:rPr>
@@ -3545,14 +3756,14 @@
           <w14:ligatures w14:val="standardContextual"/>
         </w:rPr>
       </w:pPr>
-      <w:hyperlink w:anchor="_Toc214484921" w:history="1">
+      <w:hyperlink w:anchor="_Toc215323080" w:history="1">
         <w:r>
           <w:rPr>
             <w:rStyle w:val="Hipervnculo"/>
             <w:bCs/>
             <w:noProof/>
           </w:rPr>
-          <w:t>2.3.</w:t>
+          <w:t>2.4.</w:t>
         </w:r>
         <w:r>
           <w:rPr>
@@ -3571,7 +3782,7 @@
             <w:rStyle w:val="Hipervnculo"/>
             <w:noProof/>
           </w:rPr>
-          <w:t>ETAPA N°3 Implementación y desarrollo</w:t>
+          <w:t>ETAPA N°4 Verificación y pruebas</w:t>
         </w:r>
         <w:r>
           <w:rPr>
@@ -3592,7 +3803,7 @@
             <w:noProof/>
             <w:webHidden/>
           </w:rPr>
-          <w:instrText xml:space="preserve"> PAGEREF _Toc214484921 \h </w:instrText>
+          <w:instrText xml:space="preserve"> PAGEREF _Toc215323080 \h </w:instrText>
         </w:r>
         <w:r>
           <w:rPr>
@@ -3612,7 +3823,7 @@
             <w:noProof/>
             <w:webHidden/>
           </w:rPr>
-          <w:t>14</w:t>
+          <w:t>15</w:t>
         </w:r>
         <w:r>
           <w:rPr>
@@ -3640,14 +3851,14 @@
           <w14:ligatures w14:val="standardContextual"/>
         </w:rPr>
       </w:pPr>
-      <w:hyperlink w:anchor="_Toc214484922" w:history="1">
+      <w:hyperlink w:anchor="_Toc215323081" w:history="1">
         <w:r>
           <w:rPr>
             <w:rStyle w:val="Hipervnculo"/>
             <w:bCs/>
             <w:noProof/>
           </w:rPr>
-          <w:t>2.4.</w:t>
+          <w:t>2.5.</w:t>
         </w:r>
         <w:r>
           <w:rPr>
@@ -3666,7 +3877,7 @@
             <w:rStyle w:val="Hipervnculo"/>
             <w:noProof/>
           </w:rPr>
-          <w:t>ETAPA N°4 Verificación y pruebas</w:t>
+          <w:t>ETAPA N°5 Despliegue y mantenimiento</w:t>
         </w:r>
         <w:r>
           <w:rPr>
@@ -3687,7 +3898,7 @@
             <w:noProof/>
             <w:webHidden/>
           </w:rPr>
-          <w:instrText xml:space="preserve"> PAGEREF _Toc214484922 \h </w:instrText>
+          <w:instrText xml:space="preserve"> PAGEREF _Toc215323081 \h </w:instrText>
         </w:r>
         <w:r>
           <w:rPr>
@@ -3720,9 +3931,9 @@
     </w:p>
     <w:p>
       <w:pPr>
-        <w:pStyle w:val="TDC2"/>
+        <w:pStyle w:val="TDC1"/>
         <w:tabs>
-          <w:tab w:val="left" w:pos="800"/>
+          <w:tab w:val="left" w:pos="400"/>
           <w:tab w:val="right" w:leader="dot" w:pos="9395"/>
         </w:tabs>
         <w:rPr>
@@ -3735,14 +3946,14 @@
           <w14:ligatures w14:val="standardContextual"/>
         </w:rPr>
       </w:pPr>
-      <w:hyperlink w:anchor="_Toc214484923" w:history="1">
+      <w:hyperlink w:anchor="_Toc215323082" w:history="1">
         <w:r>
           <w:rPr>
             <w:rStyle w:val="Hipervnculo"/>
             <w:bCs/>
             <w:noProof/>
           </w:rPr>
-          <w:t>2.5.</w:t>
+          <w:t>3.</w:t>
         </w:r>
         <w:r>
           <w:rPr>
@@ -3761,7 +3972,7 @@
             <w:rStyle w:val="Hipervnculo"/>
             <w:noProof/>
           </w:rPr>
-          <w:t>ETAPA N°5 Despliegue y mantenimiento</w:t>
+          <w:t>RESULTADOS</w:t>
         </w:r>
         <w:r>
           <w:rPr>
@@ -3782,7 +3993,7 @@
             <w:noProof/>
             <w:webHidden/>
           </w:rPr>
-          <w:instrText xml:space="preserve"> PAGEREF _Toc214484923 \h </w:instrText>
+          <w:instrText xml:space="preserve"> PAGEREF _Toc215323082 \h </w:instrText>
         </w:r>
         <w:r>
           <w:rPr>
@@ -3802,7 +4013,7 @@
             <w:noProof/>
             <w:webHidden/>
           </w:rPr>
-          <w:t>15</w:t>
+          <w:t>16</w:t>
         </w:r>
         <w:r>
           <w:rPr>
@@ -3830,14 +4041,14 @@
           <w14:ligatures w14:val="standardContextual"/>
         </w:rPr>
       </w:pPr>
-      <w:hyperlink w:anchor="_Toc214484924" w:history="1">
+      <w:hyperlink w:anchor="_Toc215323083" w:history="1">
         <w:r>
           <w:rPr>
             <w:rStyle w:val="Hipervnculo"/>
             <w:bCs/>
             <w:noProof/>
           </w:rPr>
-          <w:t>3.</w:t>
+          <w:t>4.</w:t>
         </w:r>
         <w:r>
           <w:rPr>
@@ -3856,7 +4067,7 @@
             <w:rStyle w:val="Hipervnculo"/>
             <w:noProof/>
           </w:rPr>
-          <w:t>RESULTADOS</w:t>
+          <w:t>CONCLUSIONES Y RECOMENDACIONES</w:t>
         </w:r>
         <w:r>
           <w:rPr>
@@ -3877,7 +4088,7 @@
             <w:noProof/>
             <w:webHidden/>
           </w:rPr>
-          <w:instrText xml:space="preserve"> PAGEREF _Toc214484924 \h </w:instrText>
+          <w:instrText xml:space="preserve"> PAGEREF _Toc215323083 \h </w:instrText>
         </w:r>
         <w:r>
           <w:rPr>
@@ -3897,7 +4108,7 @@
             <w:noProof/>
             <w:webHidden/>
           </w:rPr>
-          <w:t>16</w:t>
+          <w:t>17</w:t>
         </w:r>
         <w:r>
           <w:rPr>
@@ -3910,9 +4121,9 @@
     </w:p>
     <w:p>
       <w:pPr>
-        <w:pStyle w:val="TDC1"/>
+        <w:pStyle w:val="TDC2"/>
         <w:tabs>
-          <w:tab w:val="left" w:pos="400"/>
+          <w:tab w:val="left" w:pos="800"/>
           <w:tab w:val="right" w:leader="dot" w:pos="9395"/>
         </w:tabs>
         <w:rPr>
@@ -3925,14 +4136,14 @@
           <w14:ligatures w14:val="standardContextual"/>
         </w:rPr>
       </w:pPr>
-      <w:hyperlink w:anchor="_Toc214484925" w:history="1">
+      <w:hyperlink w:anchor="_Toc215323084" w:history="1">
         <w:r>
           <w:rPr>
             <w:rStyle w:val="Hipervnculo"/>
             <w:bCs/>
             <w:noProof/>
           </w:rPr>
-          <w:t>4.</w:t>
+          <w:t>4.1.</w:t>
         </w:r>
         <w:r>
           <w:rPr>
@@ -3951,7 +4162,7 @@
             <w:rStyle w:val="Hipervnculo"/>
             <w:noProof/>
           </w:rPr>
-          <w:t>CONCLUSIONES Y RECOMENDACIONES</w:t>
+          <w:t>Conclusiones</w:t>
         </w:r>
         <w:r>
           <w:rPr>
@@ -3972,7 +4183,7 @@
             <w:noProof/>
             <w:webHidden/>
           </w:rPr>
-          <w:instrText xml:space="preserve"> PAGEREF _Toc214484925 \h </w:instrText>
+          <w:instrText xml:space="preserve"> PAGEREF _Toc215323084 \h </w:instrText>
         </w:r>
         <w:r>
           <w:rPr>
@@ -4020,14 +4231,14 @@
           <w14:ligatures w14:val="standardContextual"/>
         </w:rPr>
       </w:pPr>
-      <w:hyperlink w:anchor="_Toc214484926" w:history="1">
+      <w:hyperlink w:anchor="_Toc215323085" w:history="1">
         <w:r>
           <w:rPr>
             <w:rStyle w:val="Hipervnculo"/>
             <w:bCs/>
             <w:noProof/>
           </w:rPr>
-          <w:t>4.1.</w:t>
+          <w:t>4.2.</w:t>
         </w:r>
         <w:r>
           <w:rPr>
@@ -4046,7 +4257,7 @@
             <w:rStyle w:val="Hipervnculo"/>
             <w:noProof/>
           </w:rPr>
-          <w:t>Conclusiones</w:t>
+          <w:t>Limitaciones y Recomendaciones.</w:t>
         </w:r>
         <w:r>
           <w:rPr>
@@ -4067,7 +4278,7 @@
             <w:noProof/>
             <w:webHidden/>
           </w:rPr>
-          <w:instrText xml:space="preserve"> PAGEREF _Toc214484926 \h </w:instrText>
+          <w:instrText xml:space="preserve"> PAGEREF _Toc215323085 \h </w:instrText>
         </w:r>
         <w:r>
           <w:rPr>
@@ -4100,9 +4311,8 @@
     </w:p>
     <w:p>
       <w:pPr>
-        <w:pStyle w:val="TDC2"/>
+        <w:pStyle w:val="TDC1"/>
         <w:tabs>
-          <w:tab w:val="left" w:pos="800"/>
           <w:tab w:val="right" w:leader="dot" w:pos="9395"/>
         </w:tabs>
         <w:rPr>
@@ -4115,43 +4325,24 @@
           <w14:ligatures w14:val="standardContextual"/>
         </w:rPr>
       </w:pPr>
-      <w:hyperlink w:anchor="_Toc214484927" w:history="1">
+      <w:hyperlink w:anchor="_Toc215323086" w:history="1">
         <w:r>
           <w:rPr>
             <w:rStyle w:val="Hipervnculo"/>
-            <w:bCs/>
-            <w:noProof/>
-          </w:rPr>
-          <w:t>4.2.</w:t>
-        </w:r>
-        <w:r>
-          <w:rPr>
-            <w:rFonts w:asciiTheme="minorHAnsi" w:hAnsiTheme="minorHAnsi"/>
-            <w:noProof/>
-            <w:kern w:val="2"/>
-            <w:sz w:val="24"/>
-            <w:szCs w:val="24"/>
-            <w:lang w:eastAsia="es-CL"/>
-            <w14:ligatures w14:val="standardContextual"/>
+            <w:noProof/>
+            <w:lang w:val="en-US"/>
+          </w:rPr>
+          <w:t>BIBLIOGRAFÍA</w:t>
+        </w:r>
+        <w:r>
+          <w:rPr>
+            <w:noProof/>
+            <w:webHidden/>
           </w:rPr>
           <w:tab/>
         </w:r>
         <w:r>
           <w:rPr>
-            <w:rStyle w:val="Hipervnculo"/>
-            <w:noProof/>
-          </w:rPr>
-          <w:t>Limitaciones y Recomendaciones.</w:t>
-        </w:r>
-        <w:r>
-          <w:rPr>
-            <w:noProof/>
-            <w:webHidden/>
-          </w:rPr>
-          <w:tab/>
-        </w:r>
-        <w:r>
-          <w:rPr>
             <w:noProof/>
             <w:webHidden/>
           </w:rPr>
@@ -4162,7 +4353,7 @@
             <w:noProof/>
             <w:webHidden/>
           </w:rPr>
-          <w:instrText xml:space="preserve"> PAGEREF _Toc214484927 \h </w:instrText>
+          <w:instrText xml:space="preserve"> PAGEREF _Toc215323086 \h </w:instrText>
         </w:r>
         <w:r>
           <w:rPr>
@@ -4182,7 +4373,7 @@
             <w:noProof/>
             <w:webHidden/>
           </w:rPr>
-          <w:t>17</w:t>
+          <w:t>19</w:t>
         </w:r>
         <w:r>
           <w:rPr>
@@ -4209,14 +4400,13 @@
           <w14:ligatures w14:val="standardContextual"/>
         </w:rPr>
       </w:pPr>
-      <w:hyperlink w:anchor="_Toc214484928" w:history="1">
+      <w:hyperlink w:anchor="_Toc215323087" w:history="1">
         <w:r>
           <w:rPr>
             <w:rStyle w:val="Hipervnculo"/>
             <w:noProof/>
-            <w:lang w:val="en-US"/>
-          </w:rPr>
-          <w:t>BIBLIOGRAFÍA</w:t>
+          </w:rPr>
+          <w:t>LINKOGRAFÍA</w:t>
         </w:r>
         <w:r>
           <w:rPr>
@@ -4237,7 +4427,7 @@
             <w:noProof/>
             <w:webHidden/>
           </w:rPr>
-          <w:instrText xml:space="preserve"> PAGEREF _Toc214484928 \h </w:instrText>
+          <w:instrText xml:space="preserve"> PAGEREF _Toc215323087 \h </w:instrText>
         </w:r>
         <w:r>
           <w:rPr>
@@ -4257,7 +4447,7 @@
             <w:noProof/>
             <w:webHidden/>
           </w:rPr>
-          <w:t>19</w:t>
+          <w:t>20</w:t>
         </w:r>
         <w:r>
           <w:rPr>
@@ -4284,13 +4474,13 @@
           <w14:ligatures w14:val="standardContextual"/>
         </w:rPr>
       </w:pPr>
-      <w:hyperlink w:anchor="_Toc214484929" w:history="1">
+      <w:hyperlink w:anchor="_Toc215323088" w:history="1">
         <w:r>
           <w:rPr>
             <w:rStyle w:val="Hipervnculo"/>
             <w:noProof/>
           </w:rPr>
-          <w:t>LINKOGRAFÍA</w:t>
+          <w:t>ANEXO A: Diagrama de casos de uso</w:t>
         </w:r>
         <w:r>
           <w:rPr>
@@ -4311,7 +4501,7 @@
             <w:noProof/>
             <w:webHidden/>
           </w:rPr>
-          <w:instrText xml:space="preserve"> PAGEREF _Toc214484929 \h </w:instrText>
+          <w:instrText xml:space="preserve"> PAGEREF _Toc215323088 \h </w:instrText>
         </w:r>
         <w:r>
           <w:rPr>
@@ -4331,7 +4521,7 @@
             <w:noProof/>
             <w:webHidden/>
           </w:rPr>
-          <w:t>20</w:t>
+          <w:t>21</w:t>
         </w:r>
         <w:r>
           <w:rPr>
@@ -4358,13 +4548,13 @@
           <w14:ligatures w14:val="standardContextual"/>
         </w:rPr>
       </w:pPr>
-      <w:hyperlink w:anchor="_Toc214484930" w:history="1">
+      <w:hyperlink w:anchor="_Toc215323089" w:history="1">
         <w:r>
           <w:rPr>
             <w:rStyle w:val="Hipervnculo"/>
             <w:noProof/>
           </w:rPr>
-          <w:t>ANEXO A: Diagrama de casos de uso</w:t>
+          <w:t>ANEXO B: Modelo lógico de la Base de datos</w:t>
         </w:r>
         <w:r>
           <w:rPr>
@@ -4385,7 +4575,7 @@
             <w:noProof/>
             <w:webHidden/>
           </w:rPr>
-          <w:instrText xml:space="preserve"> PAGEREF _Toc214484930 \h </w:instrText>
+          <w:instrText xml:space="preserve"> PAGEREF _Toc215323089 \h </w:instrText>
         </w:r>
         <w:r>
           <w:rPr>
@@ -4405,7 +4595,7 @@
             <w:noProof/>
             <w:webHidden/>
           </w:rPr>
-          <w:t>21</w:t>
+          <w:t>23</w:t>
         </w:r>
         <w:r>
           <w:rPr>
@@ -4432,13 +4622,13 @@
           <w14:ligatures w14:val="standardContextual"/>
         </w:rPr>
       </w:pPr>
-      <w:hyperlink w:anchor="_Toc214484931" w:history="1">
+      <w:hyperlink w:anchor="_Toc215323090" w:history="1">
         <w:r>
           <w:rPr>
             <w:rStyle w:val="Hipervnculo"/>
             <w:noProof/>
           </w:rPr>
-          <w:t>ANEXO B: Modelo lógico de la Base de datos</w:t>
+          <w:t>ANEXO C: Modelo relacional de la Base de Datos</w:t>
         </w:r>
         <w:r>
           <w:rPr>
@@ -4459,7 +4649,7 @@
             <w:noProof/>
             <w:webHidden/>
           </w:rPr>
-          <w:instrText xml:space="preserve"> PAGEREF _Toc214484931 \h </w:instrText>
+          <w:instrText xml:space="preserve"> PAGEREF _Toc215323090 \h </w:instrText>
         </w:r>
         <w:r>
           <w:rPr>
@@ -4479,7 +4669,7 @@
             <w:noProof/>
             <w:webHidden/>
           </w:rPr>
-          <w:t>22</w:t>
+          <w:t>23</w:t>
         </w:r>
         <w:r>
           <w:rPr>
@@ -4506,13 +4696,13 @@
           <w14:ligatures w14:val="standardContextual"/>
         </w:rPr>
       </w:pPr>
-      <w:hyperlink w:anchor="_Toc214484932" w:history="1">
+      <w:hyperlink w:anchor="_Toc215323091" w:history="1">
         <w:r>
           <w:rPr>
             <w:rStyle w:val="Hipervnculo"/>
             <w:noProof/>
           </w:rPr>
-          <w:t>ANEXO C: Modelo relacional de la Base de Datos</w:t>
+          <w:t>ANEXO D: Vista 4+1</w:t>
         </w:r>
         <w:r>
           <w:rPr>
@@ -4533,7 +4723,7 @@
             <w:noProof/>
             <w:webHidden/>
           </w:rPr>
-          <w:instrText xml:space="preserve"> PAGEREF _Toc214484932 \h </w:instrText>
+          <w:instrText xml:space="preserve"> PAGEREF _Toc215323091 \h </w:instrText>
         </w:r>
         <w:r>
           <w:rPr>
@@ -4553,7 +4743,7 @@
             <w:noProof/>
             <w:webHidden/>
           </w:rPr>
-          <w:t>22</w:t>
+          <w:t>24</w:t>
         </w:r>
         <w:r>
           <w:rPr>
@@ -4580,13 +4770,13 @@
           <w14:ligatures w14:val="standardContextual"/>
         </w:rPr>
       </w:pPr>
-      <w:hyperlink w:anchor="_Toc214484933" w:history="1">
+      <w:hyperlink w:anchor="_Toc215323092" w:history="1">
         <w:r>
           <w:rPr>
             <w:rStyle w:val="Hipervnculo"/>
             <w:noProof/>
           </w:rPr>
-          <w:t>ANEXO D: Vista 4+1</w:t>
+          <w:t>ANEXO E: Evidencias de proyecto terminado</w:t>
         </w:r>
         <w:r>
           <w:rPr>
@@ -4607,7 +4797,7 @@
             <w:noProof/>
             <w:webHidden/>
           </w:rPr>
-          <w:instrText xml:space="preserve"> PAGEREF _Toc214484933 \h </w:instrText>
+          <w:instrText xml:space="preserve"> PAGEREF _Toc215323092 \h </w:instrText>
         </w:r>
         <w:r>
           <w:rPr>
@@ -4627,7 +4817,7 @@
             <w:noProof/>
             <w:webHidden/>
           </w:rPr>
-          <w:t>23</w:t>
+          <w:t>29</w:t>
         </w:r>
         <w:r>
           <w:rPr>
@@ -4650,7 +4840,7 @@
       <w:pPr>
         <w:pStyle w:val="Ttulo1"/>
       </w:pPr>
-      <w:bookmarkStart w:id="7" w:name="_Toc214484899"/>
+      <w:bookmarkStart w:id="7" w:name="_Toc215323058"/>
       <w:r>
         <w:lastRenderedPageBreak/>
         <w:t>ÍNDICE DE TABLAS</w:t>
@@ -4682,7 +4872,7 @@
       <w:r>
         <w:fldChar w:fldCharType="separate"/>
       </w:r>
-      <w:hyperlink w:anchor="_Toc214481664" w:history="1">
+      <w:hyperlink w:anchor="_Toc215317148" w:history="1">
         <w:r>
           <w:rPr>
             <w:rStyle w:val="Hipervnculo"/>
@@ -4709,7 +4899,7 @@
             <w:noProof/>
             <w:webHidden/>
           </w:rPr>
-          <w:instrText xml:space="preserve"> PAGEREF _Toc214481664 \h </w:instrText>
+          <w:instrText xml:space="preserve"> PAGEREF _Toc215317148 \h </w:instrText>
         </w:r>
         <w:r>
           <w:rPr>
@@ -4761,7 +4951,7 @@
       <w:pPr>
         <w:pStyle w:val="Ttulo1"/>
       </w:pPr>
-      <w:bookmarkStart w:id="8" w:name="_Toc214484900"/>
+      <w:bookmarkStart w:id="8" w:name="_Toc215323059"/>
       <w:r>
         <w:lastRenderedPageBreak/>
         <w:t>ÍNDICE DE FIGURAS</w:t>
@@ -4793,13 +4983,13 @@
       <w:r>
         <w:fldChar w:fldCharType="separate"/>
       </w:r>
-      <w:hyperlink w:anchor="_Toc214484878" w:history="1">
+      <w:hyperlink w:anchor="_Toc215323025" w:history="1">
         <w:r>
           <w:rPr>
             <w:rStyle w:val="Hipervnculo"/>
             <w:noProof/>
           </w:rPr>
-          <w:t>Ilustración 1. Comparador</w:t>
+          <w:t>Ilustración 1. Caso de uso Comparador</w:t>
         </w:r>
         <w:r>
           <w:rPr>
@@ -4820,7 +5010,7 @@
             <w:noProof/>
             <w:webHidden/>
           </w:rPr>
-          <w:instrText xml:space="preserve"> PAGEREF _Toc214484878 \h </w:instrText>
+          <w:instrText xml:space="preserve"> PAGEREF _Toc215323025 \h </w:instrText>
         </w:r>
         <w:r>
           <w:rPr>
@@ -4867,13 +5057,13 @@
           <w14:ligatures w14:val="standardContextual"/>
         </w:rPr>
       </w:pPr>
-      <w:hyperlink w:anchor="_Toc214484879" w:history="1">
+      <w:hyperlink w:anchor="_Toc215323026" w:history="1">
         <w:r>
           <w:rPr>
             <w:rStyle w:val="Hipervnculo"/>
             <w:noProof/>
           </w:rPr>
-          <w:t>Ilustración 2. Modelo lógico de la Base de Datos</w:t>
+          <w:t>Ilustración 2. Caso de uso Lista de compras</w:t>
         </w:r>
         <w:r>
           <w:rPr>
@@ -4894,7 +5084,7 @@
             <w:noProof/>
             <w:webHidden/>
           </w:rPr>
-          <w:instrText xml:space="preserve"> PAGEREF _Toc214484879 \h </w:instrText>
+          <w:instrText xml:space="preserve"> PAGEREF _Toc215323026 \h </w:instrText>
         </w:r>
         <w:r>
           <w:rPr>
@@ -4941,13 +5131,13 @@
           <w14:ligatures w14:val="standardContextual"/>
         </w:rPr>
       </w:pPr>
-      <w:hyperlink w:anchor="_Toc214484880" w:history="1">
+      <w:hyperlink w:anchor="_Toc215323027" w:history="1">
         <w:r>
           <w:rPr>
             <w:rStyle w:val="Hipervnculo"/>
             <w:noProof/>
           </w:rPr>
-          <w:t>Ilustración 3. Modelo relacional de la Base de Datos</w:t>
+          <w:t>Ilustración 3. Modelo lógico de la Base de Datos</w:t>
         </w:r>
         <w:r>
           <w:rPr>
@@ -4968,7 +5158,7 @@
             <w:noProof/>
             <w:webHidden/>
           </w:rPr>
-          <w:instrText xml:space="preserve"> PAGEREF _Toc214484880 \h </w:instrText>
+          <w:instrText xml:space="preserve"> PAGEREF _Toc215323027 \h </w:instrText>
         </w:r>
         <w:r>
           <w:rPr>
@@ -4988,7 +5178,7 @@
             <w:noProof/>
             <w:webHidden/>
           </w:rPr>
-          <w:t>22</w:t>
+          <w:t>23</w:t>
         </w:r>
         <w:r>
           <w:rPr>
@@ -5015,13 +5205,13 @@
           <w14:ligatures w14:val="standardContextual"/>
         </w:rPr>
       </w:pPr>
-      <w:hyperlink w:anchor="_Toc214484881" w:history="1">
+      <w:hyperlink w:anchor="_Toc215323028" w:history="1">
         <w:r>
           <w:rPr>
             <w:rStyle w:val="Hipervnculo"/>
             <w:noProof/>
           </w:rPr>
-          <w:t>Ilustración 4. Diagrama de Clases</w:t>
+          <w:t>Ilustración 4. Modelo relacional de la Base de Datos</w:t>
         </w:r>
         <w:r>
           <w:rPr>
@@ -5042,7 +5232,7 @@
             <w:noProof/>
             <w:webHidden/>
           </w:rPr>
-          <w:instrText xml:space="preserve"> PAGEREF _Toc214484881 \h </w:instrText>
+          <w:instrText xml:space="preserve"> PAGEREF _Toc215323028 \h </w:instrText>
         </w:r>
         <w:r>
           <w:rPr>
@@ -5089,13 +5279,13 @@
           <w14:ligatures w14:val="standardContextual"/>
         </w:rPr>
       </w:pPr>
-      <w:hyperlink w:anchor="_Toc214484882" w:history="1">
+      <w:hyperlink w:anchor="_Toc215323029" w:history="1">
         <w:r>
           <w:rPr>
             <w:rStyle w:val="Hipervnculo"/>
             <w:noProof/>
           </w:rPr>
-          <w:t>Ilustración 5. Diagrama de Secuencia</w:t>
+          <w:t>Ilustración 5. Diagrama de Clases</w:t>
         </w:r>
         <w:r>
           <w:rPr>
@@ -5116,7 +5306,7 @@
             <w:noProof/>
             <w:webHidden/>
           </w:rPr>
-          <w:instrText xml:space="preserve"> PAGEREF _Toc214484882 \h </w:instrText>
+          <w:instrText xml:space="preserve"> PAGEREF _Toc215323029 \h </w:instrText>
         </w:r>
         <w:r>
           <w:rPr>
@@ -5148,26 +5338,1785 @@
       </w:hyperlink>
     </w:p>
     <w:p>
+      <w:pPr>
+        <w:pStyle w:val="Tabladeilustraciones"/>
+        <w:tabs>
+          <w:tab w:val="right" w:leader="dot" w:pos="9395"/>
+        </w:tabs>
+        <w:rPr>
+          <w:rFonts w:asciiTheme="minorHAnsi" w:hAnsiTheme="minorHAnsi"/>
+          <w:noProof/>
+          <w:kern w:val="2"/>
+          <w:sz w:val="24"/>
+          <w:szCs w:val="24"/>
+          <w:lang w:eastAsia="es-CL"/>
+          <w14:ligatures w14:val="standardContextual"/>
+        </w:rPr>
+      </w:pPr>
+      <w:hyperlink w:anchor="_Toc215323030" w:history="1">
+        <w:r>
+          <w:rPr>
+            <w:rStyle w:val="Hipervnculo"/>
+            <w:noProof/>
+          </w:rPr>
+          <w:t>Ilustración 6. Diagrama de Secuencia Comparador</w:t>
+        </w:r>
+        <w:r>
+          <w:rPr>
+            <w:noProof/>
+            <w:webHidden/>
+          </w:rPr>
+          <w:tab/>
+        </w:r>
+        <w:r>
+          <w:rPr>
+            <w:noProof/>
+            <w:webHidden/>
+          </w:rPr>
+          <w:fldChar w:fldCharType="begin"/>
+        </w:r>
+        <w:r>
+          <w:rPr>
+            <w:noProof/>
+            <w:webHidden/>
+          </w:rPr>
+          <w:instrText xml:space="preserve"> PAGEREF _Toc215323030 \h </w:instrText>
+        </w:r>
+        <w:r>
+          <w:rPr>
+            <w:noProof/>
+            <w:webHidden/>
+          </w:rPr>
+        </w:r>
+        <w:r>
+          <w:rPr>
+            <w:noProof/>
+            <w:webHidden/>
+          </w:rPr>
+          <w:fldChar w:fldCharType="separate"/>
+        </w:r>
+        <w:r>
+          <w:rPr>
+            <w:noProof/>
+            <w:webHidden/>
+          </w:rPr>
+          <w:t>25</w:t>
+        </w:r>
+        <w:r>
+          <w:rPr>
+            <w:noProof/>
+            <w:webHidden/>
+          </w:rPr>
+          <w:fldChar w:fldCharType="end"/>
+        </w:r>
+      </w:hyperlink>
+    </w:p>
+    <w:p>
+      <w:pPr>
+        <w:pStyle w:val="Tabladeilustraciones"/>
+        <w:tabs>
+          <w:tab w:val="right" w:leader="dot" w:pos="9395"/>
+        </w:tabs>
+        <w:rPr>
+          <w:rFonts w:asciiTheme="minorHAnsi" w:hAnsiTheme="minorHAnsi"/>
+          <w:noProof/>
+          <w:kern w:val="2"/>
+          <w:sz w:val="24"/>
+          <w:szCs w:val="24"/>
+          <w:lang w:eastAsia="es-CL"/>
+          <w14:ligatures w14:val="standardContextual"/>
+        </w:rPr>
+      </w:pPr>
+      <w:hyperlink w:anchor="_Toc215323031" w:history="1">
+        <w:r>
+          <w:rPr>
+            <w:rStyle w:val="Hipervnculo"/>
+            <w:noProof/>
+          </w:rPr>
+          <w:t>Ilustración 7. Diagrama de componentes de Comparador</w:t>
+        </w:r>
+        <w:r>
+          <w:rPr>
+            <w:noProof/>
+            <w:webHidden/>
+          </w:rPr>
+          <w:tab/>
+        </w:r>
+        <w:r>
+          <w:rPr>
+            <w:noProof/>
+            <w:webHidden/>
+          </w:rPr>
+          <w:fldChar w:fldCharType="begin"/>
+        </w:r>
+        <w:r>
+          <w:rPr>
+            <w:noProof/>
+            <w:webHidden/>
+          </w:rPr>
+          <w:instrText xml:space="preserve"> PAGEREF _Toc215323031 \h </w:instrText>
+        </w:r>
+        <w:r>
+          <w:rPr>
+            <w:noProof/>
+            <w:webHidden/>
+          </w:rPr>
+        </w:r>
+        <w:r>
+          <w:rPr>
+            <w:noProof/>
+            <w:webHidden/>
+          </w:rPr>
+          <w:fldChar w:fldCharType="separate"/>
+        </w:r>
+        <w:r>
+          <w:rPr>
+            <w:noProof/>
+            <w:webHidden/>
+          </w:rPr>
+          <w:t>26</w:t>
+        </w:r>
+        <w:r>
+          <w:rPr>
+            <w:noProof/>
+            <w:webHidden/>
+          </w:rPr>
+          <w:fldChar w:fldCharType="end"/>
+        </w:r>
+      </w:hyperlink>
+    </w:p>
+    <w:p>
+      <w:pPr>
+        <w:pStyle w:val="Tabladeilustraciones"/>
+        <w:tabs>
+          <w:tab w:val="right" w:leader="dot" w:pos="9395"/>
+        </w:tabs>
+        <w:rPr>
+          <w:rFonts w:asciiTheme="minorHAnsi" w:hAnsiTheme="minorHAnsi"/>
+          <w:noProof/>
+          <w:kern w:val="2"/>
+          <w:sz w:val="24"/>
+          <w:szCs w:val="24"/>
+          <w:lang w:eastAsia="es-CL"/>
+          <w14:ligatures w14:val="standardContextual"/>
+        </w:rPr>
+      </w:pPr>
+      <w:hyperlink w:anchor="_Toc215323032" w:history="1">
+        <w:r>
+          <w:rPr>
+            <w:rStyle w:val="Hipervnculo"/>
+            <w:noProof/>
+          </w:rPr>
+          <w:t>Ilustración 8. Diagrama de paquetes</w:t>
+        </w:r>
+        <w:r>
+          <w:rPr>
+            <w:noProof/>
+            <w:webHidden/>
+          </w:rPr>
+          <w:tab/>
+        </w:r>
+        <w:r>
+          <w:rPr>
+            <w:noProof/>
+            <w:webHidden/>
+          </w:rPr>
+          <w:fldChar w:fldCharType="begin"/>
+        </w:r>
+        <w:r>
+          <w:rPr>
+            <w:noProof/>
+            <w:webHidden/>
+          </w:rPr>
+          <w:instrText xml:space="preserve"> PAGEREF _Toc215323032 \h </w:instrText>
+        </w:r>
+        <w:r>
+          <w:rPr>
+            <w:noProof/>
+            <w:webHidden/>
+          </w:rPr>
+        </w:r>
+        <w:r>
+          <w:rPr>
+            <w:noProof/>
+            <w:webHidden/>
+          </w:rPr>
+          <w:fldChar w:fldCharType="separate"/>
+        </w:r>
+        <w:r>
+          <w:rPr>
+            <w:noProof/>
+            <w:webHidden/>
+          </w:rPr>
+          <w:t>27</w:t>
+        </w:r>
+        <w:r>
+          <w:rPr>
+            <w:noProof/>
+            <w:webHidden/>
+          </w:rPr>
+          <w:fldChar w:fldCharType="end"/>
+        </w:r>
+      </w:hyperlink>
+    </w:p>
+    <w:p>
+      <w:pPr>
+        <w:pStyle w:val="Tabladeilustraciones"/>
+        <w:tabs>
+          <w:tab w:val="right" w:leader="dot" w:pos="9395"/>
+        </w:tabs>
+        <w:rPr>
+          <w:rFonts w:asciiTheme="minorHAnsi" w:hAnsiTheme="minorHAnsi"/>
+          <w:noProof/>
+          <w:kern w:val="2"/>
+          <w:sz w:val="24"/>
+          <w:szCs w:val="24"/>
+          <w:lang w:eastAsia="es-CL"/>
+          <w14:ligatures w14:val="standardContextual"/>
+        </w:rPr>
+      </w:pPr>
+      <w:hyperlink w:anchor="_Toc215323033" w:history="1">
+        <w:r>
+          <w:rPr>
+            <w:rStyle w:val="Hipervnculo"/>
+            <w:noProof/>
+          </w:rPr>
+          <w:t>Ilustración 9. Diagrama de procesos</w:t>
+        </w:r>
+        <w:r>
+          <w:rPr>
+            <w:noProof/>
+            <w:webHidden/>
+          </w:rPr>
+          <w:tab/>
+        </w:r>
+        <w:r>
+          <w:rPr>
+            <w:noProof/>
+            <w:webHidden/>
+          </w:rPr>
+          <w:fldChar w:fldCharType="begin"/>
+        </w:r>
+        <w:r>
+          <w:rPr>
+            <w:noProof/>
+            <w:webHidden/>
+          </w:rPr>
+          <w:instrText xml:space="preserve"> PAGEREF _Toc215323033 \h </w:instrText>
+        </w:r>
+        <w:r>
+          <w:rPr>
+            <w:noProof/>
+            <w:webHidden/>
+          </w:rPr>
+        </w:r>
+        <w:r>
+          <w:rPr>
+            <w:noProof/>
+            <w:webHidden/>
+          </w:rPr>
+          <w:fldChar w:fldCharType="separate"/>
+        </w:r>
+        <w:r>
+          <w:rPr>
+            <w:noProof/>
+            <w:webHidden/>
+          </w:rPr>
+          <w:t>28</w:t>
+        </w:r>
+        <w:r>
+          <w:rPr>
+            <w:noProof/>
+            <w:webHidden/>
+          </w:rPr>
+          <w:fldChar w:fldCharType="end"/>
+        </w:r>
+      </w:hyperlink>
+    </w:p>
+    <w:p>
+      <w:pPr>
+        <w:pStyle w:val="Tabladeilustraciones"/>
+        <w:tabs>
+          <w:tab w:val="right" w:leader="dot" w:pos="9395"/>
+        </w:tabs>
+        <w:rPr>
+          <w:rFonts w:asciiTheme="minorHAnsi" w:hAnsiTheme="minorHAnsi"/>
+          <w:noProof/>
+          <w:kern w:val="2"/>
+          <w:sz w:val="24"/>
+          <w:szCs w:val="24"/>
+          <w:lang w:eastAsia="es-CL"/>
+          <w14:ligatures w14:val="standardContextual"/>
+        </w:rPr>
+      </w:pPr>
+      <w:hyperlink w:anchor="_Toc215323034" w:history="1">
+        <w:r>
+          <w:rPr>
+            <w:rStyle w:val="Hipervnculo"/>
+            <w:noProof/>
+          </w:rPr>
+          <w:t>Ilustración 10. Diagrama de despliegue</w:t>
+        </w:r>
+        <w:r>
+          <w:rPr>
+            <w:noProof/>
+            <w:webHidden/>
+          </w:rPr>
+          <w:tab/>
+        </w:r>
+        <w:r>
+          <w:rPr>
+            <w:noProof/>
+            <w:webHidden/>
+          </w:rPr>
+          <w:fldChar w:fldCharType="begin"/>
+        </w:r>
+        <w:r>
+          <w:rPr>
+            <w:noProof/>
+            <w:webHidden/>
+          </w:rPr>
+          <w:instrText xml:space="preserve"> PAGEREF _Toc215323034 \h </w:instrText>
+        </w:r>
+        <w:r>
+          <w:rPr>
+            <w:noProof/>
+            <w:webHidden/>
+          </w:rPr>
+        </w:r>
+        <w:r>
+          <w:rPr>
+            <w:noProof/>
+            <w:webHidden/>
+          </w:rPr>
+          <w:fldChar w:fldCharType="separate"/>
+        </w:r>
+        <w:r>
+          <w:rPr>
+            <w:noProof/>
+            <w:webHidden/>
+          </w:rPr>
+          <w:t>28</w:t>
+        </w:r>
+        <w:r>
+          <w:rPr>
+            <w:noProof/>
+            <w:webHidden/>
+          </w:rPr>
+          <w:fldChar w:fldCharType="end"/>
+        </w:r>
+      </w:hyperlink>
+    </w:p>
+    <w:p>
+      <w:pPr>
+        <w:pStyle w:val="Tabladeilustraciones"/>
+        <w:tabs>
+          <w:tab w:val="right" w:leader="dot" w:pos="9395"/>
+        </w:tabs>
+        <w:rPr>
+          <w:rFonts w:asciiTheme="minorHAnsi" w:hAnsiTheme="minorHAnsi"/>
+          <w:noProof/>
+          <w:kern w:val="2"/>
+          <w:sz w:val="24"/>
+          <w:szCs w:val="24"/>
+          <w:lang w:eastAsia="es-CL"/>
+          <w14:ligatures w14:val="standardContextual"/>
+        </w:rPr>
+      </w:pPr>
+      <w:hyperlink w:anchor="_Toc215323035" w:history="1">
+        <w:r>
+          <w:rPr>
+            <w:rStyle w:val="Hipervnculo"/>
+            <w:noProof/>
+          </w:rPr>
+          <w:t>Ilustración 11. Index Comprarata</w:t>
+        </w:r>
+        <w:r>
+          <w:rPr>
+            <w:noProof/>
+            <w:webHidden/>
+          </w:rPr>
+          <w:tab/>
+        </w:r>
+        <w:r>
+          <w:rPr>
+            <w:noProof/>
+            <w:webHidden/>
+          </w:rPr>
+          <w:fldChar w:fldCharType="begin"/>
+        </w:r>
+        <w:r>
+          <w:rPr>
+            <w:noProof/>
+            <w:webHidden/>
+          </w:rPr>
+          <w:instrText xml:space="preserve"> PAGEREF _Toc215323035 \h </w:instrText>
+        </w:r>
+        <w:r>
+          <w:rPr>
+            <w:noProof/>
+            <w:webHidden/>
+          </w:rPr>
+        </w:r>
+        <w:r>
+          <w:rPr>
+            <w:noProof/>
+            <w:webHidden/>
+          </w:rPr>
+          <w:fldChar w:fldCharType="separate"/>
+        </w:r>
+        <w:r>
+          <w:rPr>
+            <w:noProof/>
+            <w:webHidden/>
+          </w:rPr>
+          <w:t>29</w:t>
+        </w:r>
+        <w:r>
+          <w:rPr>
+            <w:noProof/>
+            <w:webHidden/>
+          </w:rPr>
+          <w:fldChar w:fldCharType="end"/>
+        </w:r>
+      </w:hyperlink>
+    </w:p>
+    <w:p>
+      <w:pPr>
+        <w:pStyle w:val="Tabladeilustraciones"/>
+        <w:tabs>
+          <w:tab w:val="right" w:leader="dot" w:pos="9395"/>
+        </w:tabs>
+        <w:rPr>
+          <w:rFonts w:asciiTheme="minorHAnsi" w:hAnsiTheme="minorHAnsi"/>
+          <w:noProof/>
+          <w:kern w:val="2"/>
+          <w:sz w:val="24"/>
+          <w:szCs w:val="24"/>
+          <w:lang w:eastAsia="es-CL"/>
+          <w14:ligatures w14:val="standardContextual"/>
+        </w:rPr>
+      </w:pPr>
+      <w:hyperlink w:anchor="_Toc215323036" w:history="1">
+        <w:r>
+          <w:rPr>
+            <w:rStyle w:val="Hipervnculo"/>
+            <w:noProof/>
+          </w:rPr>
+          <w:t>Ilustración 12. Main y footer de index</w:t>
+        </w:r>
+        <w:r>
+          <w:rPr>
+            <w:noProof/>
+            <w:webHidden/>
+          </w:rPr>
+          <w:tab/>
+        </w:r>
+        <w:r>
+          <w:rPr>
+            <w:noProof/>
+            <w:webHidden/>
+          </w:rPr>
+          <w:fldChar w:fldCharType="begin"/>
+        </w:r>
+        <w:r>
+          <w:rPr>
+            <w:noProof/>
+            <w:webHidden/>
+          </w:rPr>
+          <w:instrText xml:space="preserve"> PAGEREF _Toc215323036 \h </w:instrText>
+        </w:r>
+        <w:r>
+          <w:rPr>
+            <w:noProof/>
+            <w:webHidden/>
+          </w:rPr>
+        </w:r>
+        <w:r>
+          <w:rPr>
+            <w:noProof/>
+            <w:webHidden/>
+          </w:rPr>
+          <w:fldChar w:fldCharType="separate"/>
+        </w:r>
+        <w:r>
+          <w:rPr>
+            <w:noProof/>
+            <w:webHidden/>
+          </w:rPr>
+          <w:t>30</w:t>
+        </w:r>
+        <w:r>
+          <w:rPr>
+            <w:noProof/>
+            <w:webHidden/>
+          </w:rPr>
+          <w:fldChar w:fldCharType="end"/>
+        </w:r>
+      </w:hyperlink>
+    </w:p>
+    <w:p>
+      <w:pPr>
+        <w:pStyle w:val="Tabladeilustraciones"/>
+        <w:tabs>
+          <w:tab w:val="right" w:leader="dot" w:pos="9395"/>
+        </w:tabs>
+        <w:rPr>
+          <w:rFonts w:asciiTheme="minorHAnsi" w:hAnsiTheme="minorHAnsi"/>
+          <w:noProof/>
+          <w:kern w:val="2"/>
+          <w:sz w:val="24"/>
+          <w:szCs w:val="24"/>
+          <w:lang w:eastAsia="es-CL"/>
+          <w14:ligatures w14:val="standardContextual"/>
+        </w:rPr>
+      </w:pPr>
+      <w:hyperlink w:anchor="_Toc215323037" w:history="1">
+        <w:r>
+          <w:rPr>
+            <w:rStyle w:val="Hipervnculo"/>
+            <w:noProof/>
+          </w:rPr>
+          <w:t>Ilustración 13. Login</w:t>
+        </w:r>
+        <w:r>
+          <w:rPr>
+            <w:noProof/>
+            <w:webHidden/>
+          </w:rPr>
+          <w:tab/>
+        </w:r>
+        <w:r>
+          <w:rPr>
+            <w:noProof/>
+            <w:webHidden/>
+          </w:rPr>
+          <w:fldChar w:fldCharType="begin"/>
+        </w:r>
+        <w:r>
+          <w:rPr>
+            <w:noProof/>
+            <w:webHidden/>
+          </w:rPr>
+          <w:instrText xml:space="preserve"> PAGEREF _Toc215323037 \h </w:instrText>
+        </w:r>
+        <w:r>
+          <w:rPr>
+            <w:noProof/>
+            <w:webHidden/>
+          </w:rPr>
+        </w:r>
+        <w:r>
+          <w:rPr>
+            <w:noProof/>
+            <w:webHidden/>
+          </w:rPr>
+          <w:fldChar w:fldCharType="separate"/>
+        </w:r>
+        <w:r>
+          <w:rPr>
+            <w:noProof/>
+            <w:webHidden/>
+          </w:rPr>
+          <w:t>31</w:t>
+        </w:r>
+        <w:r>
+          <w:rPr>
+            <w:noProof/>
+            <w:webHidden/>
+          </w:rPr>
+          <w:fldChar w:fldCharType="end"/>
+        </w:r>
+      </w:hyperlink>
+    </w:p>
+    <w:p>
+      <w:pPr>
+        <w:pStyle w:val="Tabladeilustraciones"/>
+        <w:tabs>
+          <w:tab w:val="right" w:leader="dot" w:pos="9395"/>
+        </w:tabs>
+        <w:rPr>
+          <w:rFonts w:asciiTheme="minorHAnsi" w:hAnsiTheme="minorHAnsi"/>
+          <w:noProof/>
+          <w:kern w:val="2"/>
+          <w:sz w:val="24"/>
+          <w:szCs w:val="24"/>
+          <w:lang w:eastAsia="es-CL"/>
+          <w14:ligatures w14:val="standardContextual"/>
+        </w:rPr>
+      </w:pPr>
+      <w:hyperlink w:anchor="_Toc215323038" w:history="1">
+        <w:r>
+          <w:rPr>
+            <w:rStyle w:val="Hipervnculo"/>
+            <w:noProof/>
+          </w:rPr>
+          <w:t>Ilustración 14. Menú Principal</w:t>
+        </w:r>
+        <w:r>
+          <w:rPr>
+            <w:noProof/>
+            <w:webHidden/>
+          </w:rPr>
+          <w:tab/>
+        </w:r>
+        <w:r>
+          <w:rPr>
+            <w:noProof/>
+            <w:webHidden/>
+          </w:rPr>
+          <w:fldChar w:fldCharType="begin"/>
+        </w:r>
+        <w:r>
+          <w:rPr>
+            <w:noProof/>
+            <w:webHidden/>
+          </w:rPr>
+          <w:instrText xml:space="preserve"> PAGEREF _Toc215323038 \h </w:instrText>
+        </w:r>
+        <w:r>
+          <w:rPr>
+            <w:noProof/>
+            <w:webHidden/>
+          </w:rPr>
+        </w:r>
+        <w:r>
+          <w:rPr>
+            <w:noProof/>
+            <w:webHidden/>
+          </w:rPr>
+          <w:fldChar w:fldCharType="separate"/>
+        </w:r>
+        <w:r>
+          <w:rPr>
+            <w:noProof/>
+            <w:webHidden/>
+          </w:rPr>
+          <w:t>32</w:t>
+        </w:r>
+        <w:r>
+          <w:rPr>
+            <w:noProof/>
+            <w:webHidden/>
+          </w:rPr>
+          <w:fldChar w:fldCharType="end"/>
+        </w:r>
+      </w:hyperlink>
+    </w:p>
+    <w:p>
+      <w:pPr>
+        <w:pStyle w:val="Tabladeilustraciones"/>
+        <w:tabs>
+          <w:tab w:val="right" w:leader="dot" w:pos="9395"/>
+        </w:tabs>
+        <w:rPr>
+          <w:rFonts w:asciiTheme="minorHAnsi" w:hAnsiTheme="minorHAnsi"/>
+          <w:noProof/>
+          <w:kern w:val="2"/>
+          <w:sz w:val="24"/>
+          <w:szCs w:val="24"/>
+          <w:lang w:eastAsia="es-CL"/>
+          <w14:ligatures w14:val="standardContextual"/>
+        </w:rPr>
+      </w:pPr>
+      <w:hyperlink w:anchor="_Toc215323039" w:history="1">
+        <w:r>
+          <w:rPr>
+            <w:rStyle w:val="Hipervnculo"/>
+            <w:noProof/>
+          </w:rPr>
+          <w:t>Ilustración 15. Navbar</w:t>
+        </w:r>
+        <w:r>
+          <w:rPr>
+            <w:noProof/>
+            <w:webHidden/>
+          </w:rPr>
+          <w:tab/>
+        </w:r>
+        <w:r>
+          <w:rPr>
+            <w:noProof/>
+            <w:webHidden/>
+          </w:rPr>
+          <w:fldChar w:fldCharType="begin"/>
+        </w:r>
+        <w:r>
+          <w:rPr>
+            <w:noProof/>
+            <w:webHidden/>
+          </w:rPr>
+          <w:instrText xml:space="preserve"> PAGEREF _Toc215323039 \h </w:instrText>
+        </w:r>
+        <w:r>
+          <w:rPr>
+            <w:noProof/>
+            <w:webHidden/>
+          </w:rPr>
+        </w:r>
+        <w:r>
+          <w:rPr>
+            <w:noProof/>
+            <w:webHidden/>
+          </w:rPr>
+          <w:fldChar w:fldCharType="separate"/>
+        </w:r>
+        <w:r>
+          <w:rPr>
+            <w:noProof/>
+            <w:webHidden/>
+          </w:rPr>
+          <w:t>33</w:t>
+        </w:r>
+        <w:r>
+          <w:rPr>
+            <w:noProof/>
+            <w:webHidden/>
+          </w:rPr>
+          <w:fldChar w:fldCharType="end"/>
+        </w:r>
+      </w:hyperlink>
+    </w:p>
+    <w:p>
+      <w:pPr>
+        <w:pStyle w:val="Tabladeilustraciones"/>
+        <w:tabs>
+          <w:tab w:val="right" w:leader="dot" w:pos="9395"/>
+        </w:tabs>
+        <w:rPr>
+          <w:rFonts w:asciiTheme="minorHAnsi" w:hAnsiTheme="minorHAnsi"/>
+          <w:noProof/>
+          <w:kern w:val="2"/>
+          <w:sz w:val="24"/>
+          <w:szCs w:val="24"/>
+          <w:lang w:eastAsia="es-CL"/>
+          <w14:ligatures w14:val="standardContextual"/>
+        </w:rPr>
+      </w:pPr>
+      <w:hyperlink w:anchor="_Toc215323040" w:history="1">
+        <w:r>
+          <w:rPr>
+            <w:rStyle w:val="Hipervnculo"/>
+            <w:noProof/>
+          </w:rPr>
+          <w:t>Ilustración 16. Lista de Compras</w:t>
+        </w:r>
+        <w:r>
+          <w:rPr>
+            <w:noProof/>
+            <w:webHidden/>
+          </w:rPr>
+          <w:tab/>
+        </w:r>
+        <w:r>
+          <w:rPr>
+            <w:noProof/>
+            <w:webHidden/>
+          </w:rPr>
+          <w:fldChar w:fldCharType="begin"/>
+        </w:r>
+        <w:r>
+          <w:rPr>
+            <w:noProof/>
+            <w:webHidden/>
+          </w:rPr>
+          <w:instrText xml:space="preserve"> PAGEREF _Toc215323040 \h </w:instrText>
+        </w:r>
+        <w:r>
+          <w:rPr>
+            <w:noProof/>
+            <w:webHidden/>
+          </w:rPr>
+        </w:r>
+        <w:r>
+          <w:rPr>
+            <w:noProof/>
+            <w:webHidden/>
+          </w:rPr>
+          <w:fldChar w:fldCharType="separate"/>
+        </w:r>
+        <w:r>
+          <w:rPr>
+            <w:noProof/>
+            <w:webHidden/>
+          </w:rPr>
+          <w:t>34</w:t>
+        </w:r>
+        <w:r>
+          <w:rPr>
+            <w:noProof/>
+            <w:webHidden/>
+          </w:rPr>
+          <w:fldChar w:fldCharType="end"/>
+        </w:r>
+      </w:hyperlink>
+    </w:p>
+    <w:p>
+      <w:pPr>
+        <w:pStyle w:val="Tabladeilustraciones"/>
+        <w:tabs>
+          <w:tab w:val="right" w:leader="dot" w:pos="9395"/>
+        </w:tabs>
+        <w:rPr>
+          <w:rFonts w:asciiTheme="minorHAnsi" w:hAnsiTheme="minorHAnsi"/>
+          <w:noProof/>
+          <w:kern w:val="2"/>
+          <w:sz w:val="24"/>
+          <w:szCs w:val="24"/>
+          <w:lang w:eastAsia="es-CL"/>
+          <w14:ligatures w14:val="standardContextual"/>
+        </w:rPr>
+      </w:pPr>
+      <w:hyperlink w:anchor="_Toc215323041" w:history="1">
+        <w:r>
+          <w:rPr>
+            <w:rStyle w:val="Hipervnculo"/>
+            <w:noProof/>
+          </w:rPr>
+          <w:t>Ilustración 17. Compartir lista de compras</w:t>
+        </w:r>
+        <w:r>
+          <w:rPr>
+            <w:noProof/>
+            <w:webHidden/>
+          </w:rPr>
+          <w:tab/>
+        </w:r>
+        <w:r>
+          <w:rPr>
+            <w:noProof/>
+            <w:webHidden/>
+          </w:rPr>
+          <w:fldChar w:fldCharType="begin"/>
+        </w:r>
+        <w:r>
+          <w:rPr>
+            <w:noProof/>
+            <w:webHidden/>
+          </w:rPr>
+          <w:instrText xml:space="preserve"> PAGEREF _Toc215323041 \h </w:instrText>
+        </w:r>
+        <w:r>
+          <w:rPr>
+            <w:noProof/>
+            <w:webHidden/>
+          </w:rPr>
+        </w:r>
+        <w:r>
+          <w:rPr>
+            <w:noProof/>
+            <w:webHidden/>
+          </w:rPr>
+          <w:fldChar w:fldCharType="separate"/>
+        </w:r>
+        <w:r>
+          <w:rPr>
+            <w:noProof/>
+            <w:webHidden/>
+          </w:rPr>
+          <w:t>35</w:t>
+        </w:r>
+        <w:r>
+          <w:rPr>
+            <w:noProof/>
+            <w:webHidden/>
+          </w:rPr>
+          <w:fldChar w:fldCharType="end"/>
+        </w:r>
+      </w:hyperlink>
+    </w:p>
+    <w:p>
+      <w:pPr>
+        <w:pStyle w:val="Tabladeilustraciones"/>
+        <w:tabs>
+          <w:tab w:val="right" w:leader="dot" w:pos="9395"/>
+        </w:tabs>
+        <w:rPr>
+          <w:rFonts w:asciiTheme="minorHAnsi" w:hAnsiTheme="minorHAnsi"/>
+          <w:noProof/>
+          <w:kern w:val="2"/>
+          <w:sz w:val="24"/>
+          <w:szCs w:val="24"/>
+          <w:lang w:eastAsia="es-CL"/>
+          <w14:ligatures w14:val="standardContextual"/>
+        </w:rPr>
+      </w:pPr>
+      <w:hyperlink w:anchor="_Toc215323042" w:history="1">
+        <w:r>
+          <w:rPr>
+            <w:rStyle w:val="Hipervnculo"/>
+            <w:noProof/>
+          </w:rPr>
+          <w:t>Ilustración 18. Vista lista compartida</w:t>
+        </w:r>
+        <w:r>
+          <w:rPr>
+            <w:noProof/>
+            <w:webHidden/>
+          </w:rPr>
+          <w:tab/>
+        </w:r>
+        <w:r>
+          <w:rPr>
+            <w:noProof/>
+            <w:webHidden/>
+          </w:rPr>
+          <w:fldChar w:fldCharType="begin"/>
+        </w:r>
+        <w:r>
+          <w:rPr>
+            <w:noProof/>
+            <w:webHidden/>
+          </w:rPr>
+          <w:instrText xml:space="preserve"> PAGEREF _Toc215323042 \h </w:instrText>
+        </w:r>
+        <w:r>
+          <w:rPr>
+            <w:noProof/>
+            <w:webHidden/>
+          </w:rPr>
+        </w:r>
+        <w:r>
+          <w:rPr>
+            <w:noProof/>
+            <w:webHidden/>
+          </w:rPr>
+          <w:fldChar w:fldCharType="separate"/>
+        </w:r>
+        <w:r>
+          <w:rPr>
+            <w:noProof/>
+            <w:webHidden/>
+          </w:rPr>
+          <w:t>36</w:t>
+        </w:r>
+        <w:r>
+          <w:rPr>
+            <w:noProof/>
+            <w:webHidden/>
+          </w:rPr>
+          <w:fldChar w:fldCharType="end"/>
+        </w:r>
+      </w:hyperlink>
+    </w:p>
+    <w:p>
+      <w:pPr>
+        <w:pStyle w:val="Tabladeilustraciones"/>
+        <w:tabs>
+          <w:tab w:val="right" w:leader="dot" w:pos="9395"/>
+        </w:tabs>
+        <w:rPr>
+          <w:rFonts w:asciiTheme="minorHAnsi" w:hAnsiTheme="minorHAnsi"/>
+          <w:noProof/>
+          <w:kern w:val="2"/>
+          <w:sz w:val="24"/>
+          <w:szCs w:val="24"/>
+          <w:lang w:eastAsia="es-CL"/>
+          <w14:ligatures w14:val="standardContextual"/>
+        </w:rPr>
+      </w:pPr>
+      <w:hyperlink w:anchor="_Toc215323043" w:history="1">
+        <w:r>
+          <w:rPr>
+            <w:rStyle w:val="Hipervnculo"/>
+            <w:noProof/>
+          </w:rPr>
+          <w:t>Ilustración 19. Creación nueva lista</w:t>
+        </w:r>
+        <w:r>
+          <w:rPr>
+            <w:noProof/>
+            <w:webHidden/>
+          </w:rPr>
+          <w:tab/>
+        </w:r>
+        <w:r>
+          <w:rPr>
+            <w:noProof/>
+            <w:webHidden/>
+          </w:rPr>
+          <w:fldChar w:fldCharType="begin"/>
+        </w:r>
+        <w:r>
+          <w:rPr>
+            <w:noProof/>
+            <w:webHidden/>
+          </w:rPr>
+          <w:instrText xml:space="preserve"> PAGEREF _Toc215323043 \h </w:instrText>
+        </w:r>
+        <w:r>
+          <w:rPr>
+            <w:noProof/>
+            <w:webHidden/>
+          </w:rPr>
+        </w:r>
+        <w:r>
+          <w:rPr>
+            <w:noProof/>
+            <w:webHidden/>
+          </w:rPr>
+          <w:fldChar w:fldCharType="separate"/>
+        </w:r>
+        <w:r>
+          <w:rPr>
+            <w:noProof/>
+            <w:webHidden/>
+          </w:rPr>
+          <w:t>37</w:t>
+        </w:r>
+        <w:r>
+          <w:rPr>
+            <w:noProof/>
+            <w:webHidden/>
+          </w:rPr>
+          <w:fldChar w:fldCharType="end"/>
+        </w:r>
+      </w:hyperlink>
+    </w:p>
+    <w:p>
+      <w:pPr>
+        <w:pStyle w:val="Tabladeilustraciones"/>
+        <w:tabs>
+          <w:tab w:val="right" w:leader="dot" w:pos="9395"/>
+        </w:tabs>
+        <w:rPr>
+          <w:rFonts w:asciiTheme="minorHAnsi" w:hAnsiTheme="minorHAnsi"/>
+          <w:noProof/>
+          <w:kern w:val="2"/>
+          <w:sz w:val="24"/>
+          <w:szCs w:val="24"/>
+          <w:lang w:eastAsia="es-CL"/>
+          <w14:ligatures w14:val="standardContextual"/>
+        </w:rPr>
+      </w:pPr>
+      <w:hyperlink w:anchor="_Toc215323044" w:history="1">
+        <w:r>
+          <w:rPr>
+            <w:rStyle w:val="Hipervnculo"/>
+            <w:noProof/>
+          </w:rPr>
+          <w:t>Ilustración 20. Lista nueva</w:t>
+        </w:r>
+        <w:r>
+          <w:rPr>
+            <w:noProof/>
+            <w:webHidden/>
+          </w:rPr>
+          <w:tab/>
+        </w:r>
+        <w:r>
+          <w:rPr>
+            <w:noProof/>
+            <w:webHidden/>
+          </w:rPr>
+          <w:fldChar w:fldCharType="begin"/>
+        </w:r>
+        <w:r>
+          <w:rPr>
+            <w:noProof/>
+            <w:webHidden/>
+          </w:rPr>
+          <w:instrText xml:space="preserve"> PAGEREF _Toc215323044 \h </w:instrText>
+        </w:r>
+        <w:r>
+          <w:rPr>
+            <w:noProof/>
+            <w:webHidden/>
+          </w:rPr>
+        </w:r>
+        <w:r>
+          <w:rPr>
+            <w:noProof/>
+            <w:webHidden/>
+          </w:rPr>
+          <w:fldChar w:fldCharType="separate"/>
+        </w:r>
+        <w:r>
+          <w:rPr>
+            <w:noProof/>
+            <w:webHidden/>
+          </w:rPr>
+          <w:t>38</w:t>
+        </w:r>
+        <w:r>
+          <w:rPr>
+            <w:noProof/>
+            <w:webHidden/>
+          </w:rPr>
+          <w:fldChar w:fldCharType="end"/>
+        </w:r>
+      </w:hyperlink>
+    </w:p>
+    <w:p>
+      <w:pPr>
+        <w:pStyle w:val="Tabladeilustraciones"/>
+        <w:tabs>
+          <w:tab w:val="right" w:leader="dot" w:pos="9395"/>
+        </w:tabs>
+        <w:rPr>
+          <w:rFonts w:asciiTheme="minorHAnsi" w:hAnsiTheme="minorHAnsi"/>
+          <w:noProof/>
+          <w:kern w:val="2"/>
+          <w:sz w:val="24"/>
+          <w:szCs w:val="24"/>
+          <w:lang w:eastAsia="es-CL"/>
+          <w14:ligatures w14:val="standardContextual"/>
+        </w:rPr>
+      </w:pPr>
+      <w:hyperlink w:anchor="_Toc215323045" w:history="1">
+        <w:r>
+          <w:rPr>
+            <w:rStyle w:val="Hipervnculo"/>
+            <w:noProof/>
+          </w:rPr>
+          <w:t>Ilustración 21. Vista lista</w:t>
+        </w:r>
+        <w:r>
+          <w:rPr>
+            <w:noProof/>
+            <w:webHidden/>
+          </w:rPr>
+          <w:tab/>
+        </w:r>
+        <w:r>
+          <w:rPr>
+            <w:noProof/>
+            <w:webHidden/>
+          </w:rPr>
+          <w:fldChar w:fldCharType="begin"/>
+        </w:r>
+        <w:r>
+          <w:rPr>
+            <w:noProof/>
+            <w:webHidden/>
+          </w:rPr>
+          <w:instrText xml:space="preserve"> PAGEREF _Toc215323045 \h </w:instrText>
+        </w:r>
+        <w:r>
+          <w:rPr>
+            <w:noProof/>
+            <w:webHidden/>
+          </w:rPr>
+        </w:r>
+        <w:r>
+          <w:rPr>
+            <w:noProof/>
+            <w:webHidden/>
+          </w:rPr>
+          <w:fldChar w:fldCharType="separate"/>
+        </w:r>
+        <w:r>
+          <w:rPr>
+            <w:noProof/>
+            <w:webHidden/>
+          </w:rPr>
+          <w:t>39</w:t>
+        </w:r>
+        <w:r>
+          <w:rPr>
+            <w:noProof/>
+            <w:webHidden/>
+          </w:rPr>
+          <w:fldChar w:fldCharType="end"/>
+        </w:r>
+      </w:hyperlink>
+    </w:p>
+    <w:p>
+      <w:pPr>
+        <w:pStyle w:val="Tabladeilustraciones"/>
+        <w:tabs>
+          <w:tab w:val="right" w:leader="dot" w:pos="9395"/>
+        </w:tabs>
+        <w:rPr>
+          <w:rFonts w:asciiTheme="minorHAnsi" w:hAnsiTheme="minorHAnsi"/>
+          <w:noProof/>
+          <w:kern w:val="2"/>
+          <w:sz w:val="24"/>
+          <w:szCs w:val="24"/>
+          <w:lang w:eastAsia="es-CL"/>
+          <w14:ligatures w14:val="standardContextual"/>
+        </w:rPr>
+      </w:pPr>
+      <w:hyperlink w:anchor="_Toc215323046" w:history="1">
+        <w:r>
+          <w:rPr>
+            <w:rStyle w:val="Hipervnculo"/>
+            <w:noProof/>
+          </w:rPr>
+          <w:t>Ilustración 22. Selección de listas</w:t>
+        </w:r>
+        <w:r>
+          <w:rPr>
+            <w:noProof/>
+            <w:webHidden/>
+          </w:rPr>
+          <w:tab/>
+        </w:r>
+        <w:r>
+          <w:rPr>
+            <w:noProof/>
+            <w:webHidden/>
+          </w:rPr>
+          <w:fldChar w:fldCharType="begin"/>
+        </w:r>
+        <w:r>
+          <w:rPr>
+            <w:noProof/>
+            <w:webHidden/>
+          </w:rPr>
+          <w:instrText xml:space="preserve"> PAGEREF _Toc215323046 \h </w:instrText>
+        </w:r>
+        <w:r>
+          <w:rPr>
+            <w:noProof/>
+            <w:webHidden/>
+          </w:rPr>
+        </w:r>
+        <w:r>
+          <w:rPr>
+            <w:noProof/>
+            <w:webHidden/>
+          </w:rPr>
+          <w:fldChar w:fldCharType="separate"/>
+        </w:r>
+        <w:r>
+          <w:rPr>
+            <w:noProof/>
+            <w:webHidden/>
+          </w:rPr>
+          <w:t>40</w:t>
+        </w:r>
+        <w:r>
+          <w:rPr>
+            <w:noProof/>
+            <w:webHidden/>
+          </w:rPr>
+          <w:fldChar w:fldCharType="end"/>
+        </w:r>
+      </w:hyperlink>
+    </w:p>
+    <w:p>
+      <w:pPr>
+        <w:pStyle w:val="Tabladeilustraciones"/>
+        <w:tabs>
+          <w:tab w:val="right" w:leader="dot" w:pos="9395"/>
+        </w:tabs>
+        <w:rPr>
+          <w:rFonts w:asciiTheme="minorHAnsi" w:hAnsiTheme="minorHAnsi"/>
+          <w:noProof/>
+          <w:kern w:val="2"/>
+          <w:sz w:val="24"/>
+          <w:szCs w:val="24"/>
+          <w:lang w:eastAsia="es-CL"/>
+          <w14:ligatures w14:val="standardContextual"/>
+        </w:rPr>
+      </w:pPr>
+      <w:hyperlink w:anchor="_Toc215323047" w:history="1">
+        <w:r>
+          <w:rPr>
+            <w:rStyle w:val="Hipervnculo"/>
+            <w:noProof/>
+          </w:rPr>
+          <w:t>Ilustración 23. Form comparador</w:t>
+        </w:r>
+        <w:r>
+          <w:rPr>
+            <w:noProof/>
+            <w:webHidden/>
+          </w:rPr>
+          <w:tab/>
+        </w:r>
+        <w:r>
+          <w:rPr>
+            <w:noProof/>
+            <w:webHidden/>
+          </w:rPr>
+          <w:fldChar w:fldCharType="begin"/>
+        </w:r>
+        <w:r>
+          <w:rPr>
+            <w:noProof/>
+            <w:webHidden/>
+          </w:rPr>
+          <w:instrText xml:space="preserve"> PAGEREF _Toc215323047 \h </w:instrText>
+        </w:r>
+        <w:r>
+          <w:rPr>
+            <w:noProof/>
+            <w:webHidden/>
+          </w:rPr>
+        </w:r>
+        <w:r>
+          <w:rPr>
+            <w:noProof/>
+            <w:webHidden/>
+          </w:rPr>
+          <w:fldChar w:fldCharType="separate"/>
+        </w:r>
+        <w:r>
+          <w:rPr>
+            <w:noProof/>
+            <w:webHidden/>
+          </w:rPr>
+          <w:t>41</w:t>
+        </w:r>
+        <w:r>
+          <w:rPr>
+            <w:noProof/>
+            <w:webHidden/>
+          </w:rPr>
+          <w:fldChar w:fldCharType="end"/>
+        </w:r>
+      </w:hyperlink>
+    </w:p>
+    <w:p>
+      <w:pPr>
+        <w:pStyle w:val="Tabladeilustraciones"/>
+        <w:tabs>
+          <w:tab w:val="right" w:leader="dot" w:pos="9395"/>
+        </w:tabs>
+        <w:rPr>
+          <w:rFonts w:asciiTheme="minorHAnsi" w:hAnsiTheme="minorHAnsi"/>
+          <w:noProof/>
+          <w:kern w:val="2"/>
+          <w:sz w:val="24"/>
+          <w:szCs w:val="24"/>
+          <w:lang w:eastAsia="es-CL"/>
+          <w14:ligatures w14:val="standardContextual"/>
+        </w:rPr>
+      </w:pPr>
+      <w:hyperlink w:anchor="_Toc215323048" w:history="1">
+        <w:r>
+          <w:rPr>
+            <w:rStyle w:val="Hipervnculo"/>
+            <w:noProof/>
+          </w:rPr>
+          <w:t>Ilustración 24. Comparador</w:t>
+        </w:r>
+        <w:r>
+          <w:rPr>
+            <w:noProof/>
+            <w:webHidden/>
+          </w:rPr>
+          <w:tab/>
+        </w:r>
+        <w:r>
+          <w:rPr>
+            <w:noProof/>
+            <w:webHidden/>
+          </w:rPr>
+          <w:fldChar w:fldCharType="begin"/>
+        </w:r>
+        <w:r>
+          <w:rPr>
+            <w:noProof/>
+            <w:webHidden/>
+          </w:rPr>
+          <w:instrText xml:space="preserve"> PAGEREF _Toc215323048 \h </w:instrText>
+        </w:r>
+        <w:r>
+          <w:rPr>
+            <w:noProof/>
+            <w:webHidden/>
+          </w:rPr>
+        </w:r>
+        <w:r>
+          <w:rPr>
+            <w:noProof/>
+            <w:webHidden/>
+          </w:rPr>
+          <w:fldChar w:fldCharType="separate"/>
+        </w:r>
+        <w:r>
+          <w:rPr>
+            <w:noProof/>
+            <w:webHidden/>
+          </w:rPr>
+          <w:t>42</w:t>
+        </w:r>
+        <w:r>
+          <w:rPr>
+            <w:noProof/>
+            <w:webHidden/>
+          </w:rPr>
+          <w:fldChar w:fldCharType="end"/>
+        </w:r>
+      </w:hyperlink>
+    </w:p>
+    <w:p>
+      <w:pPr>
+        <w:pStyle w:val="Tabladeilustraciones"/>
+        <w:tabs>
+          <w:tab w:val="right" w:leader="dot" w:pos="9395"/>
+        </w:tabs>
+        <w:rPr>
+          <w:rFonts w:asciiTheme="minorHAnsi" w:hAnsiTheme="minorHAnsi"/>
+          <w:noProof/>
+          <w:kern w:val="2"/>
+          <w:sz w:val="24"/>
+          <w:szCs w:val="24"/>
+          <w:lang w:eastAsia="es-CL"/>
+          <w14:ligatures w14:val="standardContextual"/>
+        </w:rPr>
+      </w:pPr>
+      <w:hyperlink w:anchor="_Toc215323049" w:history="1">
+        <w:r>
+          <w:rPr>
+            <w:rStyle w:val="Hipervnculo"/>
+            <w:noProof/>
+          </w:rPr>
+          <w:t>Ilustración 25. Comparador 2da parte</w:t>
+        </w:r>
+        <w:r>
+          <w:rPr>
+            <w:noProof/>
+            <w:webHidden/>
+          </w:rPr>
+          <w:tab/>
+        </w:r>
+        <w:r>
+          <w:rPr>
+            <w:noProof/>
+            <w:webHidden/>
+          </w:rPr>
+          <w:fldChar w:fldCharType="begin"/>
+        </w:r>
+        <w:r>
+          <w:rPr>
+            <w:noProof/>
+            <w:webHidden/>
+          </w:rPr>
+          <w:instrText xml:space="preserve"> PAGEREF _Toc215323049 \h </w:instrText>
+        </w:r>
+        <w:r>
+          <w:rPr>
+            <w:noProof/>
+            <w:webHidden/>
+          </w:rPr>
+        </w:r>
+        <w:r>
+          <w:rPr>
+            <w:noProof/>
+            <w:webHidden/>
+          </w:rPr>
+          <w:fldChar w:fldCharType="separate"/>
+        </w:r>
+        <w:r>
+          <w:rPr>
+            <w:noProof/>
+            <w:webHidden/>
+          </w:rPr>
+          <w:t>43</w:t>
+        </w:r>
+        <w:r>
+          <w:rPr>
+            <w:noProof/>
+            <w:webHidden/>
+          </w:rPr>
+          <w:fldChar w:fldCharType="end"/>
+        </w:r>
+      </w:hyperlink>
+    </w:p>
+    <w:p>
+      <w:pPr>
+        <w:pStyle w:val="Tabladeilustraciones"/>
+        <w:tabs>
+          <w:tab w:val="right" w:leader="dot" w:pos="9395"/>
+        </w:tabs>
+        <w:rPr>
+          <w:rFonts w:asciiTheme="minorHAnsi" w:hAnsiTheme="minorHAnsi"/>
+          <w:noProof/>
+          <w:kern w:val="2"/>
+          <w:sz w:val="24"/>
+          <w:szCs w:val="24"/>
+          <w:lang w:eastAsia="es-CL"/>
+          <w14:ligatures w14:val="standardContextual"/>
+        </w:rPr>
+      </w:pPr>
+      <w:hyperlink w:anchor="_Toc215323050" w:history="1">
+        <w:r>
+          <w:rPr>
+            <w:rStyle w:val="Hipervnculo"/>
+            <w:noProof/>
+          </w:rPr>
+          <w:t>Ilustración 26. Resultado comparación</w:t>
+        </w:r>
+        <w:r>
+          <w:rPr>
+            <w:noProof/>
+            <w:webHidden/>
+          </w:rPr>
+          <w:tab/>
+        </w:r>
+        <w:r>
+          <w:rPr>
+            <w:noProof/>
+            <w:webHidden/>
+          </w:rPr>
+          <w:fldChar w:fldCharType="begin"/>
+        </w:r>
+        <w:r>
+          <w:rPr>
+            <w:noProof/>
+            <w:webHidden/>
+          </w:rPr>
+          <w:instrText xml:space="preserve"> PAGEREF _Toc215323050 \h </w:instrText>
+        </w:r>
+        <w:r>
+          <w:rPr>
+            <w:noProof/>
+            <w:webHidden/>
+          </w:rPr>
+        </w:r>
+        <w:r>
+          <w:rPr>
+            <w:noProof/>
+            <w:webHidden/>
+          </w:rPr>
+          <w:fldChar w:fldCharType="separate"/>
+        </w:r>
+        <w:r>
+          <w:rPr>
+            <w:noProof/>
+            <w:webHidden/>
+          </w:rPr>
+          <w:t>44</w:t>
+        </w:r>
+        <w:r>
+          <w:rPr>
+            <w:noProof/>
+            <w:webHidden/>
+          </w:rPr>
+          <w:fldChar w:fldCharType="end"/>
+        </w:r>
+      </w:hyperlink>
+    </w:p>
+    <w:p>
+      <w:pPr>
+        <w:pStyle w:val="Tabladeilustraciones"/>
+        <w:tabs>
+          <w:tab w:val="right" w:leader="dot" w:pos="9395"/>
+        </w:tabs>
+        <w:rPr>
+          <w:rFonts w:asciiTheme="minorHAnsi" w:hAnsiTheme="minorHAnsi"/>
+          <w:noProof/>
+          <w:kern w:val="2"/>
+          <w:sz w:val="24"/>
+          <w:szCs w:val="24"/>
+          <w:lang w:eastAsia="es-CL"/>
+          <w14:ligatures w14:val="standardContextual"/>
+        </w:rPr>
+      </w:pPr>
+      <w:hyperlink w:anchor="_Toc215323051" w:history="1">
+        <w:r>
+          <w:rPr>
+            <w:rStyle w:val="Hipervnculo"/>
+            <w:noProof/>
+          </w:rPr>
+          <w:t>Ilustración 27. Historial</w:t>
+        </w:r>
+        <w:r>
+          <w:rPr>
+            <w:noProof/>
+            <w:webHidden/>
+          </w:rPr>
+          <w:tab/>
+        </w:r>
+        <w:r>
+          <w:rPr>
+            <w:noProof/>
+            <w:webHidden/>
+          </w:rPr>
+          <w:fldChar w:fldCharType="begin"/>
+        </w:r>
+        <w:r>
+          <w:rPr>
+            <w:noProof/>
+            <w:webHidden/>
+          </w:rPr>
+          <w:instrText xml:space="preserve"> PAGEREF _Toc215323051 \h </w:instrText>
+        </w:r>
+        <w:r>
+          <w:rPr>
+            <w:noProof/>
+            <w:webHidden/>
+          </w:rPr>
+        </w:r>
+        <w:r>
+          <w:rPr>
+            <w:noProof/>
+            <w:webHidden/>
+          </w:rPr>
+          <w:fldChar w:fldCharType="separate"/>
+        </w:r>
+        <w:r>
+          <w:rPr>
+            <w:noProof/>
+            <w:webHidden/>
+          </w:rPr>
+          <w:t>45</w:t>
+        </w:r>
+        <w:r>
+          <w:rPr>
+            <w:noProof/>
+            <w:webHidden/>
+          </w:rPr>
+          <w:fldChar w:fldCharType="end"/>
+        </w:r>
+      </w:hyperlink>
+    </w:p>
+    <w:p>
+      <w:pPr>
+        <w:pStyle w:val="Tabladeilustraciones"/>
+        <w:tabs>
+          <w:tab w:val="right" w:leader="dot" w:pos="9395"/>
+        </w:tabs>
+        <w:rPr>
+          <w:rFonts w:asciiTheme="minorHAnsi" w:hAnsiTheme="minorHAnsi"/>
+          <w:noProof/>
+          <w:kern w:val="2"/>
+          <w:sz w:val="24"/>
+          <w:szCs w:val="24"/>
+          <w:lang w:eastAsia="es-CL"/>
+          <w14:ligatures w14:val="standardContextual"/>
+        </w:rPr>
+      </w:pPr>
+      <w:hyperlink w:anchor="_Toc215323052" w:history="1">
+        <w:r>
+          <w:rPr>
+            <w:rStyle w:val="Hipervnculo"/>
+            <w:noProof/>
+          </w:rPr>
+          <w:t>Ilustración 28. Perfil</w:t>
+        </w:r>
+        <w:r>
+          <w:rPr>
+            <w:noProof/>
+            <w:webHidden/>
+          </w:rPr>
+          <w:tab/>
+        </w:r>
+        <w:r>
+          <w:rPr>
+            <w:noProof/>
+            <w:webHidden/>
+          </w:rPr>
+          <w:fldChar w:fldCharType="begin"/>
+        </w:r>
+        <w:r>
+          <w:rPr>
+            <w:noProof/>
+            <w:webHidden/>
+          </w:rPr>
+          <w:instrText xml:space="preserve"> PAGEREF _Toc215323052 \h </w:instrText>
+        </w:r>
+        <w:r>
+          <w:rPr>
+            <w:noProof/>
+            <w:webHidden/>
+          </w:rPr>
+        </w:r>
+        <w:r>
+          <w:rPr>
+            <w:noProof/>
+            <w:webHidden/>
+          </w:rPr>
+          <w:fldChar w:fldCharType="separate"/>
+        </w:r>
+        <w:r>
+          <w:rPr>
+            <w:noProof/>
+            <w:webHidden/>
+          </w:rPr>
+          <w:t>46</w:t>
+        </w:r>
+        <w:r>
+          <w:rPr>
+            <w:noProof/>
+            <w:webHidden/>
+          </w:rPr>
+          <w:fldChar w:fldCharType="end"/>
+        </w:r>
+      </w:hyperlink>
+    </w:p>
+    <w:p>
+      <w:pPr>
+        <w:pStyle w:val="Tabladeilustraciones"/>
+        <w:tabs>
+          <w:tab w:val="right" w:leader="dot" w:pos="9395"/>
+        </w:tabs>
+        <w:rPr>
+          <w:rFonts w:asciiTheme="minorHAnsi" w:hAnsiTheme="minorHAnsi"/>
+          <w:noProof/>
+          <w:kern w:val="2"/>
+          <w:sz w:val="24"/>
+          <w:szCs w:val="24"/>
+          <w:lang w:eastAsia="es-CL"/>
+          <w14:ligatures w14:val="standardContextual"/>
+        </w:rPr>
+      </w:pPr>
+      <w:hyperlink w:anchor="_Toc215323053" w:history="1">
+        <w:r>
+          <w:rPr>
+            <w:rStyle w:val="Hipervnculo"/>
+            <w:noProof/>
+          </w:rPr>
+          <w:t>Ilustración 29. Recuperación de clave</w:t>
+        </w:r>
+        <w:r>
+          <w:rPr>
+            <w:noProof/>
+            <w:webHidden/>
+          </w:rPr>
+          <w:tab/>
+        </w:r>
+        <w:r>
+          <w:rPr>
+            <w:noProof/>
+            <w:webHidden/>
+          </w:rPr>
+          <w:fldChar w:fldCharType="begin"/>
+        </w:r>
+        <w:r>
+          <w:rPr>
+            <w:noProof/>
+            <w:webHidden/>
+          </w:rPr>
+          <w:instrText xml:space="preserve"> PAGEREF _Toc215323053 \h </w:instrText>
+        </w:r>
+        <w:r>
+          <w:rPr>
+            <w:noProof/>
+            <w:webHidden/>
+          </w:rPr>
+        </w:r>
+        <w:r>
+          <w:rPr>
+            <w:noProof/>
+            <w:webHidden/>
+          </w:rPr>
+          <w:fldChar w:fldCharType="separate"/>
+        </w:r>
+        <w:r>
+          <w:rPr>
+            <w:noProof/>
+            <w:webHidden/>
+          </w:rPr>
+          <w:t>47</w:t>
+        </w:r>
+        <w:r>
+          <w:rPr>
+            <w:noProof/>
+            <w:webHidden/>
+          </w:rPr>
+          <w:fldChar w:fldCharType="end"/>
+        </w:r>
+      </w:hyperlink>
+    </w:p>
+    <w:p>
       <w:r>
         <w:fldChar w:fldCharType="end"/>
       </w:r>
-      <w:r>
-        <w:br w:type="page"/>
-      </w:r>
-    </w:p>
-    <w:p>
-      <w:pPr>
-        <w:pStyle w:val="Ttulo1"/>
-      </w:pPr>
-      <w:bookmarkStart w:id="9" w:name="_Toc214484901"/>
-      <w:r>
-        <w:lastRenderedPageBreak/>
-        <w:t>ÍNDICE DE ANEXOS</w:t>
-      </w:r>
-      <w:bookmarkEnd w:id="9"/>
-    </w:p>
-    <w:p/>
-    <w:p>
       <w:r>
         <w:br w:type="page"/>
       </w:r>
@@ -5180,12 +7129,12 @@
           <w:numId w:val="1"/>
         </w:numPr>
       </w:pPr>
-      <w:bookmarkStart w:id="10" w:name="_Toc214484902"/>
+      <w:bookmarkStart w:id="9" w:name="_Toc215323060"/>
       <w:r>
         <w:lastRenderedPageBreak/>
         <w:t>ANTECEDENTES GENERALES</w:t>
       </w:r>
-      <w:bookmarkEnd w:id="10"/>
+      <w:bookmarkEnd w:id="9"/>
     </w:p>
     <w:p>
       <w:pPr>
@@ -5195,11 +7144,11 @@
           <w:numId w:val="1"/>
         </w:numPr>
       </w:pPr>
-      <w:bookmarkStart w:id="11" w:name="_Toc214484903"/>
+      <w:bookmarkStart w:id="10" w:name="_Toc215323061"/>
       <w:r>
         <w:t>Introducción</w:t>
       </w:r>
-      <w:bookmarkEnd w:id="11"/>
+      <w:bookmarkEnd w:id="10"/>
     </w:p>
     <w:p/>
     <w:p>
@@ -5259,14 +7208,14 @@
           <w:numId w:val="1"/>
         </w:numPr>
       </w:pPr>
-      <w:bookmarkStart w:id="12" w:name="_Toc214484904"/>
+      <w:bookmarkStart w:id="11" w:name="_Toc215323062"/>
       <w:r>
         <w:t>Descripción d</w:t>
       </w:r>
       <w:r>
         <w:t>el Proyecto</w:t>
       </w:r>
-      <w:bookmarkEnd w:id="12"/>
+      <w:bookmarkEnd w:id="11"/>
     </w:p>
     <w:p/>
     <w:p>
@@ -5281,11 +7230,11 @@
       <w:r>
         <w:t xml:space="preserve"> </w:t>
       </w:r>
-      <w:bookmarkStart w:id="13" w:name="_Toc214484905"/>
+      <w:bookmarkStart w:id="12" w:name="_Toc215323063"/>
       <w:r>
         <w:t>Tema</w:t>
       </w:r>
-      <w:bookmarkEnd w:id="13"/>
+      <w:bookmarkEnd w:id="12"/>
     </w:p>
     <w:p>
       <w:r>
@@ -5307,11 +7256,11 @@
       <w:r>
         <w:t xml:space="preserve"> </w:t>
       </w:r>
-      <w:bookmarkStart w:id="14" w:name="_Toc214484906"/>
+      <w:bookmarkStart w:id="13" w:name="_Toc215323064"/>
       <w:r>
         <w:t>Áreas de Desempeño</w:t>
       </w:r>
-      <w:bookmarkEnd w:id="14"/>
+      <w:bookmarkEnd w:id="13"/>
     </w:p>
     <w:p>
       <w:pPr>
@@ -5379,11 +7328,11 @@
       <w:r>
         <w:t xml:space="preserve"> </w:t>
       </w:r>
-      <w:bookmarkStart w:id="15" w:name="_Toc214484907"/>
+      <w:bookmarkStart w:id="14" w:name="_Toc215323065"/>
       <w:r>
         <w:t>Competencias o Unidades de Competencias</w:t>
       </w:r>
-      <w:bookmarkEnd w:id="15"/>
+      <w:bookmarkEnd w:id="14"/>
     </w:p>
     <w:p>
       <w:pPr>
@@ -5458,12 +7407,12 @@
           <w:numId w:val="1"/>
         </w:numPr>
       </w:pPr>
-      <w:bookmarkStart w:id="16" w:name="_Toc214484908"/>
+      <w:bookmarkStart w:id="15" w:name="_Toc215323066"/>
       <w:r>
         <w:lastRenderedPageBreak/>
         <w:t>Fundamentación Proyecto APT</w:t>
       </w:r>
-      <w:bookmarkEnd w:id="16"/>
+      <w:bookmarkEnd w:id="15"/>
     </w:p>
     <w:p/>
     <w:p>
@@ -5475,11 +7424,11 @@
         </w:numPr>
         <w:ind w:left="567"/>
       </w:pPr>
-      <w:bookmarkStart w:id="17" w:name="_Toc214484909"/>
+      <w:bookmarkStart w:id="16" w:name="_Toc215323067"/>
       <w:r>
         <w:t>Relevancia del proyecto APT</w:t>
       </w:r>
-      <w:bookmarkEnd w:id="17"/>
+      <w:bookmarkEnd w:id="16"/>
     </w:p>
     <w:p>
       <w:r>
@@ -5540,11 +7489,11 @@
       <w:r>
         <w:t xml:space="preserve"> </w:t>
       </w:r>
-      <w:bookmarkStart w:id="18" w:name="_Toc214484910"/>
+      <w:bookmarkStart w:id="17" w:name="_Toc215323068"/>
       <w:r>
         <w:t>Descripción de Proyecto APT</w:t>
       </w:r>
-      <w:bookmarkEnd w:id="18"/>
+      <w:bookmarkEnd w:id="17"/>
     </w:p>
     <w:p>
       <w:r>
@@ -5587,11 +7536,11 @@
       <w:r>
         <w:t xml:space="preserve"> </w:t>
       </w:r>
-      <w:bookmarkStart w:id="19" w:name="_Toc214484911"/>
+      <w:bookmarkStart w:id="18" w:name="_Toc215323069"/>
       <w:r>
         <w:t>Pertinencia del proyecto con el perfil de egreso</w:t>
       </w:r>
-      <w:bookmarkEnd w:id="19"/>
+      <w:bookmarkEnd w:id="18"/>
     </w:p>
     <w:p>
       <w:r>
@@ -5613,11 +7562,11 @@
       <w:r>
         <w:t xml:space="preserve"> </w:t>
       </w:r>
-      <w:bookmarkStart w:id="20" w:name="_Toc214484912"/>
+      <w:bookmarkStart w:id="19" w:name="_Toc215323070"/>
       <w:r>
         <w:t>Relación con los intereses profesionales</w:t>
       </w:r>
-      <w:bookmarkEnd w:id="20"/>
+      <w:bookmarkEnd w:id="19"/>
     </w:p>
     <w:p>
       <w:r>
@@ -5645,11 +7594,11 @@
       <w:r>
         <w:t xml:space="preserve"> </w:t>
       </w:r>
-      <w:bookmarkStart w:id="21" w:name="_Toc214484913"/>
+      <w:bookmarkStart w:id="20" w:name="_Toc215323071"/>
       <w:r>
         <w:t>Fortalezas y debilidades para desarrollar el proyecto APT</w:t>
       </w:r>
-      <w:bookmarkEnd w:id="21"/>
+      <w:bookmarkEnd w:id="20"/>
     </w:p>
     <w:p>
       <w:r>
@@ -5685,11 +7634,11 @@
           <w:numId w:val="1"/>
         </w:numPr>
       </w:pPr>
-      <w:bookmarkStart w:id="22" w:name="_Toc214484914"/>
+      <w:bookmarkStart w:id="21" w:name="_Toc215323072"/>
       <w:r>
         <w:t>Planteamiento del problema</w:t>
       </w:r>
-      <w:bookmarkEnd w:id="22"/>
+      <w:bookmarkEnd w:id="21"/>
     </w:p>
     <w:p/>
     <w:p>
@@ -5730,11 +7679,11 @@
           <w:numId w:val="1"/>
         </w:numPr>
       </w:pPr>
-      <w:bookmarkStart w:id="23" w:name="_Toc214484915"/>
+      <w:bookmarkStart w:id="22" w:name="_Toc215323073"/>
       <w:r>
         <w:t>Objetivos</w:t>
       </w:r>
-      <w:bookmarkEnd w:id="23"/>
+      <w:bookmarkEnd w:id="22"/>
     </w:p>
     <w:p/>
     <w:p>
@@ -5746,11 +7695,11 @@
         </w:numPr>
         <w:ind w:left="567"/>
       </w:pPr>
-      <w:bookmarkStart w:id="24" w:name="_Toc214484916"/>
+      <w:bookmarkStart w:id="23" w:name="_Toc215323074"/>
       <w:r>
         <w:t>Objetivo General</w:t>
       </w:r>
-      <w:bookmarkEnd w:id="24"/>
+      <w:bookmarkEnd w:id="23"/>
     </w:p>
     <w:p>
       <w:r>
@@ -5785,11 +7734,11 @@
         </w:numPr>
         <w:ind w:left="567"/>
       </w:pPr>
-      <w:bookmarkStart w:id="25" w:name="_Toc214484917"/>
+      <w:bookmarkStart w:id="24" w:name="_Toc215323075"/>
       <w:r>
         <w:t>Objetivos Específicos</w:t>
       </w:r>
-      <w:bookmarkEnd w:id="25"/>
+      <w:bookmarkEnd w:id="24"/>
     </w:p>
     <w:p>
       <w:pPr>
@@ -5920,12 +7869,12 @@
           <w:numId w:val="1"/>
         </w:numPr>
       </w:pPr>
-      <w:bookmarkStart w:id="26" w:name="_Toc214484918"/>
+      <w:bookmarkStart w:id="25" w:name="_Toc215323076"/>
       <w:r>
         <w:lastRenderedPageBreak/>
         <w:t>DISEÑO METODOLÓGICO</w:t>
       </w:r>
-      <w:bookmarkEnd w:id="26"/>
+      <w:bookmarkEnd w:id="25"/>
       <w:r>
         <w:t xml:space="preserve"> </w:t>
       </w:r>
@@ -5935,11 +7884,11 @@
         <w:keepNext/>
         <w:jc w:val="center"/>
       </w:pPr>
-      <w:bookmarkStart w:id="27" w:name="_Toc78682706"/>
+      <w:bookmarkStart w:id="26" w:name="_Toc78682706"/>
       <w:r>
         <w:t>Diagrama del diseño metodológico.</w:t>
       </w:r>
-      <w:bookmarkEnd w:id="27"/>
+      <w:bookmarkEnd w:id="26"/>
     </w:p>
     <w:p>
       <w:pPr>
@@ -5947,7 +7896,7 @@
         <w:keepNext/>
         <w:jc w:val="center"/>
       </w:pPr>
-      <w:bookmarkStart w:id="28" w:name="_Toc214481664"/>
+      <w:bookmarkStart w:id="27" w:name="_Toc215317148"/>
       <w:r>
         <w:t xml:space="preserve">Tabla </w:t>
       </w:r>
@@ -5965,7 +7914,7 @@
       <w:r>
         <w:t>Diseño metodológico del proyecto CompraRata</w:t>
       </w:r>
-      <w:bookmarkEnd w:id="28"/>
+      <w:bookmarkEnd w:id="27"/>
     </w:p>
     <w:p>
       <w:pPr>
@@ -7939,7 +9888,7 @@
         <w:ind w:left="426"/>
         <w:jc w:val="left"/>
       </w:pPr>
-      <w:bookmarkStart w:id="29" w:name="_Toc214484919"/>
+      <w:bookmarkStart w:id="28" w:name="_Toc215323077"/>
       <w:r>
         <w:lastRenderedPageBreak/>
         <w:t>ETAPA N°1</w:t>
@@ -7947,7 +9896,7 @@
       <w:r>
         <w:t xml:space="preserve"> Análisis y planificación</w:t>
       </w:r>
-      <w:bookmarkEnd w:id="29"/>
+      <w:bookmarkEnd w:id="28"/>
     </w:p>
     <w:p/>
     <w:p>
@@ -7978,14 +9927,14 @@
           <w:b w:val="0"/>
         </w:rPr>
       </w:pPr>
-      <w:bookmarkStart w:id="30" w:name="_Toc214484920"/>
+      <w:bookmarkStart w:id="29" w:name="_Toc215323078"/>
       <w:r>
         <w:t>ETAPA N°2</w:t>
       </w:r>
       <w:r>
         <w:t xml:space="preserve"> Diseño de la solución</w:t>
       </w:r>
-      <w:bookmarkEnd w:id="30"/>
+      <w:bookmarkEnd w:id="29"/>
     </w:p>
     <w:p/>
     <w:p>
@@ -8016,7 +9965,7 @@
           <w:b w:val="0"/>
         </w:rPr>
       </w:pPr>
-      <w:bookmarkStart w:id="31" w:name="_Toc214484921"/>
+      <w:bookmarkStart w:id="30" w:name="_Toc215323079"/>
       <w:r>
         <w:t>ETAPA N°</w:t>
       </w:r>
@@ -8026,7 +9975,7 @@
       <w:r>
         <w:t xml:space="preserve"> Implementación y desarrollo</w:t>
       </w:r>
-      <w:bookmarkEnd w:id="31"/>
+      <w:bookmarkEnd w:id="30"/>
     </w:p>
     <w:p/>
     <w:p>
@@ -8063,7 +10012,7 @@
           <w:b w:val="0"/>
         </w:rPr>
       </w:pPr>
-      <w:bookmarkStart w:id="32" w:name="_Toc214484922"/>
+      <w:bookmarkStart w:id="31" w:name="_Toc215323080"/>
       <w:r>
         <w:t>ETAPA N°</w:t>
       </w:r>
@@ -8073,7 +10022,7 @@
       <w:r>
         <w:t xml:space="preserve"> Verificación y pruebas</w:t>
       </w:r>
-      <w:bookmarkEnd w:id="32"/>
+      <w:bookmarkEnd w:id="31"/>
     </w:p>
     <w:p/>
     <w:p>
@@ -8104,7 +10053,7 @@
           <w:b w:val="0"/>
         </w:rPr>
       </w:pPr>
-      <w:bookmarkStart w:id="33" w:name="_Toc214484923"/>
+      <w:bookmarkStart w:id="32" w:name="_Toc215323081"/>
       <w:r>
         <w:t>ETAPA N°</w:t>
       </w:r>
@@ -8114,7 +10063,7 @@
       <w:r>
         <w:t xml:space="preserve"> Despliegue y mantenimiento</w:t>
       </w:r>
-      <w:bookmarkEnd w:id="33"/>
+      <w:bookmarkEnd w:id="32"/>
     </w:p>
     <w:p/>
     <w:p>
@@ -8155,12 +10104,12 @@
           <w:numId w:val="1"/>
         </w:numPr>
       </w:pPr>
-      <w:bookmarkStart w:id="34" w:name="_Toc214484924"/>
+      <w:bookmarkStart w:id="33" w:name="_Toc215323082"/>
       <w:r>
         <w:lastRenderedPageBreak/>
         <w:t>RESULTADOS</w:t>
       </w:r>
-      <w:bookmarkEnd w:id="34"/>
+      <w:bookmarkEnd w:id="33"/>
       <w:r>
         <w:t xml:space="preserve"> </w:t>
       </w:r>
@@ -8215,12 +10164,12 @@
           <w:numId w:val="1"/>
         </w:numPr>
       </w:pPr>
-      <w:bookmarkStart w:id="35" w:name="_Toc214484925"/>
+      <w:bookmarkStart w:id="34" w:name="_Toc215323083"/>
       <w:r>
         <w:lastRenderedPageBreak/>
         <w:t>CONCLUSIONES Y RECOMENDACIONES</w:t>
       </w:r>
-      <w:bookmarkEnd w:id="35"/>
+      <w:bookmarkEnd w:id="34"/>
     </w:p>
     <w:p/>
     <w:p>
@@ -8231,11 +10180,11 @@
           <w:numId w:val="1"/>
         </w:numPr>
       </w:pPr>
-      <w:bookmarkStart w:id="36" w:name="_Toc214484926"/>
+      <w:bookmarkStart w:id="35" w:name="_Toc215323084"/>
       <w:r>
         <w:t>Conclusiones</w:t>
       </w:r>
-      <w:bookmarkEnd w:id="36"/>
+      <w:bookmarkEnd w:id="35"/>
     </w:p>
     <w:p/>
     <w:p>
@@ -8298,11 +10247,11 @@
           <w:numId w:val="1"/>
         </w:numPr>
       </w:pPr>
-      <w:bookmarkStart w:id="37" w:name="_Toc214484927"/>
+      <w:bookmarkStart w:id="36" w:name="_Toc215323085"/>
       <w:r>
         <w:t>Limitaciones y Recomendaciones.</w:t>
       </w:r>
-      <w:bookmarkEnd w:id="37"/>
+      <w:bookmarkEnd w:id="36"/>
     </w:p>
     <w:p/>
     <w:p>
@@ -8397,7 +10346,7 @@
           <w:lang w:val="en-US"/>
         </w:rPr>
       </w:pPr>
-      <w:bookmarkStart w:id="38" w:name="_Toc214484928"/>
+      <w:bookmarkStart w:id="37" w:name="_Toc215323086"/>
       <w:r>
         <w:rPr>
           <w:lang w:val="en-US"/>
@@ -8417,7 +10366,7 @@
         </w:rPr>
         <w:t>A</w:t>
       </w:r>
-      <w:bookmarkEnd w:id="38"/>
+      <w:bookmarkEnd w:id="37"/>
     </w:p>
     <w:p>
       <w:pPr>
@@ -8522,12 +10471,12 @@
       <w:pPr>
         <w:pStyle w:val="Ttulo1"/>
       </w:pPr>
-      <w:bookmarkStart w:id="39" w:name="_Toc214484929"/>
+      <w:bookmarkStart w:id="38" w:name="_Toc215323087"/>
       <w:r>
         <w:lastRenderedPageBreak/>
         <w:t>LINKOGRAFÍA</w:t>
       </w:r>
-      <w:bookmarkEnd w:id="39"/>
+      <w:bookmarkEnd w:id="38"/>
     </w:p>
     <w:p>
       <w:pPr>
@@ -8683,13 +10632,7 @@
         <w:pStyle w:val="Sinespaciado"/>
       </w:pPr>
       <w:r>
-        <w:t xml:space="preserve">Kedro </w:t>
-      </w:r>
-      <w:r>
-        <w:t>Docs.</w:t>
-      </w:r>
-      <w:r>
-        <w:t xml:space="preserve"> – Documentación oficial del framework de orquestación de pipelines de datos.</w:t>
+        <w:t>Kedro Docs. – Documentación oficial del framework de orquestación de pipelines de datos.</w:t>
       </w:r>
     </w:p>
     <w:p>
@@ -8715,13 +10658,7 @@
         <w:pStyle w:val="Sinespaciado"/>
       </w:pPr>
       <w:r>
-        <w:t xml:space="preserve">MLflow </w:t>
-      </w:r>
-      <w:r>
-        <w:t>Docs.</w:t>
-      </w:r>
-      <w:r>
-        <w:t xml:space="preserve"> – Guía oficial para el seguimiento y gestión del ciclo de vida de modelos de machine learning.</w:t>
+        <w:t>MLflow Docs. – Guía oficial para el seguimiento y gestión del ciclo de vida de modelos de machine learning.</w:t>
       </w:r>
     </w:p>
     <w:p>
@@ -8747,13 +10684,7 @@
         <w:pStyle w:val="Sinespaciado"/>
       </w:pPr>
       <w:r>
-        <w:t xml:space="preserve">Streamlit </w:t>
-      </w:r>
-      <w:r>
-        <w:t>Docs.</w:t>
-      </w:r>
-      <w:r>
-        <w:t xml:space="preserve"> – Documentación oficial para crear aplicaciones web interactivas con Python.</w:t>
+        <w:t>Streamlit Docs. – Documentación oficial para crear aplicaciones web interactivas con Python.</w:t>
       </w:r>
     </w:p>
     <w:p>
@@ -8776,48 +10707,53 @@
         <w:t>/</w:t>
       </w:r>
     </w:p>
-    <w:p/>
-    <w:p/>
-    <w:p>
-      <w:pPr>
-        <w:sectPr>
-          <w:headerReference w:type="default" r:id="rId16"/>
-          <w:footerReference w:type="default" r:id="rId17"/>
-          <w:pgSz w:w="12240" w:h="15840" w:code="1"/>
-          <w:pgMar w:top="1134" w:right="1134" w:bottom="1701" w:left="1701" w:header="709" w:footer="709" w:gutter="0"/>
-          <w:pgNumType w:start="1"/>
-          <w:cols w:space="708"/>
-          <w:docGrid w:linePitch="360"/>
-        </w:sectPr>
-      </w:pPr>
-    </w:p>
     <w:p>
       <w:pPr>
         <w:pStyle w:val="Ttulo1"/>
       </w:pPr>
-      <w:bookmarkStart w:id="40" w:name="_Toc79974808"/>
-      <w:bookmarkStart w:id="41" w:name="_Toc84208132"/>
-      <w:bookmarkStart w:id="42" w:name="_Toc214484930"/>
+      <w:bookmarkStart w:id="39" w:name="_Toc79974808"/>
+      <w:bookmarkStart w:id="40" w:name="_Toc84208132"/>
+      <w:bookmarkStart w:id="41" w:name="_Toc215323088"/>
       <w:r>
         <w:lastRenderedPageBreak/>
         <w:t xml:space="preserve">ANEXO A: </w:t>
       </w:r>
+      <w:bookmarkEnd w:id="39"/>
       <w:bookmarkEnd w:id="40"/>
+      <w:r>
+        <w:t>Dia</w:t>
+      </w:r>
+      <w:r>
+        <w:t>grama de casos de uso</w:t>
+      </w:r>
       <w:bookmarkEnd w:id="41"/>
-      <w:r>
-        <w:t>Dia</w:t>
-      </w:r>
-      <w:r>
-        <w:t>grama de casos de uso</w:t>
-      </w:r>
-      <w:bookmarkEnd w:id="42"/>
     </w:p>
     <w:p>
       <w:pPr>
         <w:pStyle w:val="Sinespaciado"/>
       </w:pPr>
       <w:r>
-        <w:t>En el presente anexo se incluyen los diagramas de casos de uso asociados al sistema CompraRata, los cuales describen las interacciones principales entre los actores y las funcionalidades del sistema.</w:t>
+        <w:t>En el presente anexo se incluyen los diagramas de casos de uso asociados al sistema CompraRata</w:t>
+      </w:r>
+      <w:r>
+        <w:t>.</w:t>
+      </w:r>
+    </w:p>
+    <w:p>
+      <w:pPr>
+        <w:pStyle w:val="Sinespaciado"/>
+      </w:pPr>
+      <w:r>
+        <w:t>Se</w:t>
+      </w:r>
+      <w:r>
+        <w:t xml:space="preserve"> describen las interacciones principales entre los actores y las funcionalidades del sistema</w:t>
+      </w:r>
+      <w:r>
+        <w:t>, específicamente en los módulos de comparador y lista de compras</w:t>
+      </w:r>
+      <w:r>
+        <w:t>.</w:t>
       </w:r>
     </w:p>
     <w:p>
@@ -8851,7 +10787,7 @@
                     </pic:cNvPicPr>
                   </pic:nvPicPr>
                   <pic:blipFill>
-                    <a:blip r:embed="rId18" cstate="print">
+                    <a:blip r:embed="rId16" cstate="print">
                       <a:extLst>
                         <a:ext uri="{28A0092B-C50C-407E-A947-70E740481C1C}">
                           <a14:useLocalDpi xmlns:a14="http://schemas.microsoft.com/office/drawing/2010/main" val="0"/>
@@ -8888,7 +10824,7 @@
         <w:pStyle w:val="Descripcin"/>
         <w:keepNext/>
       </w:pPr>
-      <w:bookmarkStart w:id="43" w:name="_Toc214484878"/>
+      <w:bookmarkStart w:id="42" w:name="_Toc215323025"/>
       <w:r>
         <w:t xml:space="preserve">Ilustración </w:t>
       </w:r>
@@ -8901,13 +10837,125 @@
         </w:r>
       </w:fldSimple>
       <w:r>
-        <w:t>. Comparador</w:t>
+        <w:t xml:space="preserve">. </w:t>
+      </w:r>
+      <w:r>
+        <w:t xml:space="preserve">Caso de uso </w:t>
+      </w:r>
+      <w:r>
+        <w:t>Comparador</w:t>
+      </w:r>
+      <w:bookmarkEnd w:id="42"/>
+    </w:p>
+    <w:p>
+      <w:pPr>
+        <w:rPr>
+          <w:noProof/>
+        </w:rPr>
+      </w:pPr>
+      <w:r>
+        <w:rPr>
+          <w:noProof/>
+        </w:rPr>
+        <w:br w:type="page"/>
+      </w:r>
+    </w:p>
+    <w:p>
+      <w:pPr>
+        <w:pStyle w:val="Sinespaciado"/>
+        <w:keepNext/>
+      </w:pPr>
+      <w:r>
+        <w:rPr>
+          <w:noProof/>
+        </w:rPr>
+        <w:lastRenderedPageBreak/>
+        <w:drawing>
+          <wp:inline distT="0" distB="0" distL="0" distR="0" wp14:anchorId="7E76714B" wp14:editId="28EA601D">
+            <wp:extent cx="5972175" cy="6473190"/>
+            <wp:effectExtent l="0" t="0" r="9525" b="3810"/>
+            <wp:docPr id="754693672" name="Imagen 4" descr="Diagrama, Esquemático&#10;&#10;El contenido generado por IA puede ser incorrecto."/>
+            <wp:cNvGraphicFramePr>
+              <a:graphicFrameLocks xmlns:a="http://schemas.openxmlformats.org/drawingml/2006/main" noChangeAspect="1"/>
+            </wp:cNvGraphicFramePr>
+            <a:graphic xmlns:a="http://schemas.openxmlformats.org/drawingml/2006/main">
+              <a:graphicData uri="http://schemas.openxmlformats.org/drawingml/2006/picture">
+                <pic:pic xmlns:pic="http://schemas.openxmlformats.org/drawingml/2006/picture">
+                  <pic:nvPicPr>
+                    <pic:cNvPr id="754693672" name="Imagen 4" descr="Diagrama, Esquemático&#10;&#10;El contenido generado por IA puede ser incorrecto."/>
+                    <pic:cNvPicPr>
+                      <a:picLocks noChangeAspect="1" noChangeArrowheads="1"/>
+                    </pic:cNvPicPr>
+                  </pic:nvPicPr>
+                  <pic:blipFill>
+                    <a:blip r:embed="rId17" cstate="print">
+                      <a:extLst>
+                        <a:ext uri="{28A0092B-C50C-407E-A947-70E740481C1C}">
+                          <a14:useLocalDpi xmlns:a14="http://schemas.microsoft.com/office/drawing/2010/main" val="0"/>
+                        </a:ext>
+                      </a:extLst>
+                    </a:blip>
+                    <a:srcRect/>
+                    <a:stretch>
+                      <a:fillRect/>
+                    </a:stretch>
+                  </pic:blipFill>
+                  <pic:spPr bwMode="auto">
+                    <a:xfrm>
+                      <a:off x="0" y="0"/>
+                      <a:ext cx="5972175" cy="6473190"/>
+                    </a:xfrm>
+                    <a:prstGeom prst="rect">
+                      <a:avLst/>
+                    </a:prstGeom>
+                    <a:noFill/>
+                    <a:ln>
+                      <a:noFill/>
+                    </a:ln>
+                  </pic:spPr>
+                </pic:pic>
+              </a:graphicData>
+            </a:graphic>
+          </wp:inline>
+        </w:drawing>
+      </w:r>
+    </w:p>
+    <w:p>
+      <w:pPr>
+        <w:pStyle w:val="Descripcin"/>
+      </w:pPr>
+      <w:bookmarkStart w:id="43" w:name="_Toc215323026"/>
+      <w:r>
+        <w:t xml:space="preserve">Ilustración </w:t>
+      </w:r>
+      <w:fldSimple w:instr=" SEQ Ilustración \* ARABIC ">
+        <w:r>
+          <w:rPr>
+            <w:noProof/>
+          </w:rPr>
+          <w:t>2</w:t>
+        </w:r>
+      </w:fldSimple>
+      <w:r>
+        <w:t>. Caso de uso Lista de compras</w:t>
       </w:r>
       <w:bookmarkEnd w:id="43"/>
     </w:p>
     <w:p>
       <w:pPr>
-        <w:pStyle w:val="Sinespaciado"/>
+        <w:rPr>
+          <w:b/>
+          <w:bCs/>
+          <w:color w:val="404040" w:themeColor="text1" w:themeTint="BF"/>
+        </w:rPr>
+      </w:pPr>
+      <w:r>
+        <w:br w:type="page"/>
+      </w:r>
+    </w:p>
+    <w:p>
+      <w:pPr>
+        <w:pStyle w:val="Descripcin"/>
       </w:pPr>
     </w:p>
     <w:p>
@@ -8921,9 +10969,8 @@
       </w:pPr>
       <w:bookmarkStart w:id="44" w:name="_Toc79974809"/>
       <w:bookmarkStart w:id="45" w:name="_Toc84208133"/>
-      <w:bookmarkStart w:id="46" w:name="_Toc214484931"/>
-      <w:r>
-        <w:lastRenderedPageBreak/>
+      <w:bookmarkStart w:id="46" w:name="_Toc215323089"/>
+      <w:r>
         <w:t xml:space="preserve">ANEXO B: </w:t>
       </w:r>
       <w:bookmarkEnd w:id="44"/>
@@ -8969,7 +11016,7 @@
                     </pic:cNvPicPr>
                   </pic:nvPicPr>
                   <pic:blipFill>
-                    <a:blip r:embed="rId19">
+                    <a:blip r:embed="rId18">
                       <a:extLst>
                         <a:ext uri="{28A0092B-C50C-407E-A947-70E740481C1C}">
                           <a14:useLocalDpi xmlns:a14="http://schemas.microsoft.com/office/drawing/2010/main" val="0"/>
@@ -9005,8 +11052,12 @@
       <w:pPr>
         <w:pStyle w:val="Descripcin"/>
         <w:keepNext/>
-      </w:pPr>
-      <w:bookmarkStart w:id="47" w:name="_Toc214484879"/>
+        <w:rPr>
+          <w:b w:val="0"/>
+          <w:bCs w:val="0"/>
+        </w:rPr>
+      </w:pPr>
+      <w:bookmarkStart w:id="47" w:name="_Toc215323027"/>
       <w:r>
         <w:t xml:space="preserve">Ilustración </w:t>
       </w:r>
@@ -9015,18 +11066,13 @@
           <w:rPr>
             <w:noProof/>
           </w:rPr>
-          <w:t>2</w:t>
+          <w:t>3</w:t>
         </w:r>
       </w:fldSimple>
       <w:r>
         <w:t>. Modelo lógico de la Base de Datos</w:t>
       </w:r>
       <w:bookmarkEnd w:id="47"/>
-    </w:p>
-    <w:p>
-      <w:pPr>
-        <w:pStyle w:val="Sinespaciado"/>
-      </w:pPr>
     </w:p>
     <w:p>
       <w:pPr>
@@ -9034,7 +11080,7 @@
       </w:pPr>
       <w:bookmarkStart w:id="48" w:name="_Toc79974810"/>
       <w:bookmarkStart w:id="49" w:name="_Toc84208134"/>
-      <w:bookmarkStart w:id="50" w:name="_Toc214484932"/>
+      <w:bookmarkStart w:id="50" w:name="_Toc215323090"/>
       <w:r>
         <w:t xml:space="preserve">ANEXO C: </w:t>
       </w:r>
@@ -9052,7 +11098,7 @@
           <w:noProof/>
         </w:rPr>
         <w:drawing>
-          <wp:inline distT="0" distB="0" distL="0" distR="0" wp14:anchorId="774A79D2" wp14:editId="1B56EDDC">
+          <wp:inline distT="0" distB="0" distL="0" distR="0" wp14:anchorId="774A79D2" wp14:editId="14F5170C">
             <wp:extent cx="5972175" cy="2358390"/>
             <wp:effectExtent l="0" t="0" r="9525" b="3810"/>
             <wp:docPr id="181430108" name="Imagen 2" descr="Diagrama&#10;&#10;El contenido generado por IA puede ser incorrecto."/>
@@ -9069,7 +11115,7 @@
                     </pic:cNvPicPr>
                   </pic:nvPicPr>
                   <pic:blipFill>
-                    <a:blip r:embed="rId20" cstate="print">
+                    <a:blip r:embed="rId19" cstate="print">
                       <a:extLst>
                         <a:ext uri="{28A0092B-C50C-407E-A947-70E740481C1C}">
                           <a14:useLocalDpi xmlns:a14="http://schemas.microsoft.com/office/drawing/2010/main" val="0"/>
@@ -9106,7 +11152,7 @@
         <w:pStyle w:val="Descripcin"/>
         <w:keepNext/>
       </w:pPr>
-      <w:bookmarkStart w:id="51" w:name="_Toc214484880"/>
+      <w:bookmarkStart w:id="51" w:name="_Toc215323028"/>
       <w:r>
         <w:t xml:space="preserve">Ilustración </w:t>
       </w:r>
@@ -9115,7 +11161,7 @@
           <w:rPr>
             <w:noProof/>
           </w:rPr>
-          <w:t>3</w:t>
+          <w:t>4</w:t>
         </w:r>
       </w:fldSimple>
       <w:r>
@@ -9133,7 +11179,7 @@
       </w:pPr>
       <w:bookmarkStart w:id="52" w:name="_Toc79974811"/>
       <w:bookmarkStart w:id="53" w:name="_Toc84208135"/>
-      <w:bookmarkStart w:id="54" w:name="_Toc214484933"/>
+      <w:bookmarkStart w:id="54" w:name="_Toc215323091"/>
       <w:r>
         <w:lastRenderedPageBreak/>
         <w:t>ANEXO D:</w:t>
@@ -9172,7 +11218,7 @@
                     </pic:cNvPicPr>
                   </pic:nvPicPr>
                   <pic:blipFill>
-                    <a:blip r:embed="rId21" cstate="print">
+                    <a:blip r:embed="rId20" cstate="print">
                       <a:extLst>
                         <a:ext uri="{28A0092B-C50C-407E-A947-70E740481C1C}">
                           <a14:useLocalDpi xmlns:a14="http://schemas.microsoft.com/office/drawing/2010/main" val="0"/>
@@ -9208,7 +11254,7 @@
       <w:pPr>
         <w:pStyle w:val="Descripcin"/>
       </w:pPr>
-      <w:bookmarkStart w:id="55" w:name="_Toc214484881"/>
+      <w:bookmarkStart w:id="55" w:name="_Toc215323029"/>
       <w:r>
         <w:t xml:space="preserve">Ilustración </w:t>
       </w:r>
@@ -9217,7 +11263,7 @@
           <w:rPr>
             <w:noProof/>
           </w:rPr>
-          <w:t>4</w:t>
+          <w:t>5</w:t>
         </w:r>
       </w:fldSimple>
       <w:r>
@@ -9254,7 +11300,7 @@
                     </pic:cNvPicPr>
                   </pic:nvPicPr>
                   <pic:blipFill>
-                    <a:blip r:embed="rId22" cstate="print">
+                    <a:blip r:embed="rId21" cstate="print">
                       <a:extLst>
                         <a:ext uri="{28A0092B-C50C-407E-A947-70E740481C1C}">
                           <a14:useLocalDpi xmlns:a14="http://schemas.microsoft.com/office/drawing/2010/main" val="0"/>
@@ -9290,7 +11336,7 @@
       <w:pPr>
         <w:pStyle w:val="Descripcin"/>
       </w:pPr>
-      <w:bookmarkStart w:id="56" w:name="_Toc214484882"/>
+      <w:bookmarkStart w:id="56" w:name="_Toc215323030"/>
       <w:r>
         <w:t xml:space="preserve">Ilustración </w:t>
       </w:r>
@@ -9299,19 +11345,22 @@
           <w:rPr>
             <w:noProof/>
           </w:rPr>
-          <w:t>5</w:t>
+          <w:t>6</w:t>
         </w:r>
       </w:fldSimple>
       <w:r>
         <w:t>. Diagrama de Secuencia</w:t>
       </w:r>
+      <w:r>
+        <w:t xml:space="preserve"> Comparador</w:t>
+      </w:r>
       <w:bookmarkEnd w:id="56"/>
-      <w:r>
-        <w:t xml:space="preserve"> Comparador</w:t>
-      </w:r>
     </w:p>
     <w:p/>
     <w:p>
+      <w:pPr>
+        <w:keepNext/>
+      </w:pPr>
       <w:r>
         <w:rPr>
           <w:noProof/>
@@ -9335,7 +11384,7 @@
                     </pic:cNvPicPr>
                   </pic:nvPicPr>
                   <pic:blipFill>
-                    <a:blip r:embed="rId23">
+                    <a:blip r:embed="rId22">
                       <a:extLst>
                         <a:ext uri="{28A0092B-C50C-407E-A947-70E740481C1C}">
                           <a14:useLocalDpi xmlns:a14="http://schemas.microsoft.com/office/drawing/2010/main" val="0"/>
@@ -9367,10 +11416,1837 @@
         </w:drawing>
       </w:r>
     </w:p>
+    <w:p>
+      <w:pPr>
+        <w:pStyle w:val="Descripcin"/>
+      </w:pPr>
+      <w:bookmarkStart w:id="57" w:name="_Toc215323031"/>
+      <w:r>
+        <w:t xml:space="preserve">Ilustración </w:t>
+      </w:r>
+      <w:fldSimple w:instr=" SEQ Ilustración \* ARABIC ">
+        <w:r>
+          <w:rPr>
+            <w:noProof/>
+          </w:rPr>
+          <w:t>7</w:t>
+        </w:r>
+      </w:fldSimple>
+      <w:r>
+        <w:t>. Diagrama de componentes de Comparador</w:t>
+      </w:r>
+      <w:bookmarkEnd w:id="57"/>
+    </w:p>
+    <w:p>
+      <w:pPr>
+        <w:keepNext/>
+      </w:pPr>
+      <w:r>
+        <w:rPr>
+          <w:noProof/>
+        </w:rPr>
+        <w:lastRenderedPageBreak/>
+        <w:drawing>
+          <wp:inline distT="0" distB="0" distL="0" distR="0" wp14:anchorId="18EA5BD3" wp14:editId="71D16519">
+            <wp:extent cx="5486400" cy="4572000"/>
+            <wp:effectExtent l="0" t="0" r="0" b="0"/>
+            <wp:docPr id="1414251314" name="Imagen 1" descr="Diagrama&#10;&#10;El contenido generado por IA puede ser incorrecto."/>
+            <wp:cNvGraphicFramePr>
+              <a:graphicFrameLocks xmlns:a="http://schemas.openxmlformats.org/drawingml/2006/main" noChangeAspect="1"/>
+            </wp:cNvGraphicFramePr>
+            <a:graphic xmlns:a="http://schemas.openxmlformats.org/drawingml/2006/main">
+              <a:graphicData uri="http://schemas.openxmlformats.org/drawingml/2006/picture">
+                <pic:pic xmlns:pic="http://schemas.openxmlformats.org/drawingml/2006/picture">
+                  <pic:nvPicPr>
+                    <pic:cNvPr id="1414251314" name="Imagen 1" descr="Diagrama&#10;&#10;El contenido generado por IA puede ser incorrecto."/>
+                    <pic:cNvPicPr>
+                      <a:picLocks noChangeAspect="1" noChangeArrowheads="1"/>
+                    </pic:cNvPicPr>
+                  </pic:nvPicPr>
+                  <pic:blipFill>
+                    <a:blip r:embed="rId23" cstate="print">
+                      <a:extLst>
+                        <a:ext uri="{28A0092B-C50C-407E-A947-70E740481C1C}">
+                          <a14:useLocalDpi xmlns:a14="http://schemas.microsoft.com/office/drawing/2010/main" val="0"/>
+                        </a:ext>
+                      </a:extLst>
+                    </a:blip>
+                    <a:srcRect/>
+                    <a:stretch>
+                      <a:fillRect/>
+                    </a:stretch>
+                  </pic:blipFill>
+                  <pic:spPr bwMode="auto">
+                    <a:xfrm>
+                      <a:off x="0" y="0"/>
+                      <a:ext cx="5486400" cy="4572000"/>
+                    </a:xfrm>
+                    <a:prstGeom prst="rect">
+                      <a:avLst/>
+                    </a:prstGeom>
+                    <a:noFill/>
+                    <a:ln>
+                      <a:noFill/>
+                    </a:ln>
+                  </pic:spPr>
+                </pic:pic>
+              </a:graphicData>
+            </a:graphic>
+          </wp:inline>
+        </w:drawing>
+      </w:r>
+    </w:p>
+    <w:p>
+      <w:pPr>
+        <w:pStyle w:val="Descripcin"/>
+      </w:pPr>
+      <w:bookmarkStart w:id="58" w:name="_Toc215323032"/>
+      <w:r>
+        <w:t xml:space="preserve">Ilustración </w:t>
+      </w:r>
+      <w:fldSimple w:instr=" SEQ Ilustración \* ARABIC ">
+        <w:r>
+          <w:rPr>
+            <w:noProof/>
+          </w:rPr>
+          <w:t>8</w:t>
+        </w:r>
+      </w:fldSimple>
+      <w:r>
+        <w:t>. Diagrama de paquetes</w:t>
+      </w:r>
+      <w:bookmarkEnd w:id="58"/>
+    </w:p>
+    <w:p>
+      <w:pPr>
+        <w:keepNext/>
+      </w:pPr>
+      <w:r>
+        <w:rPr>
+          <w:b/>
+          <w:noProof/>
+        </w:rPr>
+        <w:lastRenderedPageBreak/>
+        <w:drawing>
+          <wp:inline distT="0" distB="0" distL="0" distR="0" wp14:anchorId="52496EF3" wp14:editId="66324102">
+            <wp:extent cx="5740400" cy="3641090"/>
+            <wp:effectExtent l="0" t="0" r="0" b="0"/>
+            <wp:docPr id="205098370" name="Imagen 4" descr="Diagrama, Esquemático&#10;&#10;El contenido generado por IA puede ser incorrecto."/>
+            <wp:cNvGraphicFramePr>
+              <a:graphicFrameLocks xmlns:a="http://schemas.openxmlformats.org/drawingml/2006/main" noChangeAspect="1"/>
+            </wp:cNvGraphicFramePr>
+            <a:graphic xmlns:a="http://schemas.openxmlformats.org/drawingml/2006/main">
+              <a:graphicData uri="http://schemas.openxmlformats.org/drawingml/2006/picture">
+                <pic:pic xmlns:pic="http://schemas.openxmlformats.org/drawingml/2006/picture">
+                  <pic:nvPicPr>
+                    <pic:cNvPr id="205098370" name="Imagen 4" descr="Diagrama, Esquemático&#10;&#10;El contenido generado por IA puede ser incorrecto."/>
+                    <pic:cNvPicPr>
+                      <a:picLocks noChangeAspect="1" noChangeArrowheads="1"/>
+                    </pic:cNvPicPr>
+                  </pic:nvPicPr>
+                  <pic:blipFill>
+                    <a:blip r:embed="rId24" cstate="print">
+                      <a:extLst>
+                        <a:ext uri="{28A0092B-C50C-407E-A947-70E740481C1C}">
+                          <a14:useLocalDpi xmlns:a14="http://schemas.microsoft.com/office/drawing/2010/main" val="0"/>
+                        </a:ext>
+                      </a:extLst>
+                    </a:blip>
+                    <a:srcRect/>
+                    <a:stretch>
+                      <a:fillRect/>
+                    </a:stretch>
+                  </pic:blipFill>
+                  <pic:spPr bwMode="auto">
+                    <a:xfrm>
+                      <a:off x="0" y="0"/>
+                      <a:ext cx="5740400" cy="3641090"/>
+                    </a:xfrm>
+                    <a:prstGeom prst="rect">
+                      <a:avLst/>
+                    </a:prstGeom>
+                    <a:noFill/>
+                    <a:ln>
+                      <a:noFill/>
+                    </a:ln>
+                  </pic:spPr>
+                </pic:pic>
+              </a:graphicData>
+            </a:graphic>
+          </wp:inline>
+        </w:drawing>
+      </w:r>
+    </w:p>
+    <w:p>
+      <w:pPr>
+        <w:pStyle w:val="Descripcin"/>
+      </w:pPr>
+      <w:bookmarkStart w:id="59" w:name="_Toc215323033"/>
+      <w:r>
+        <w:t xml:space="preserve">Ilustración </w:t>
+      </w:r>
+      <w:fldSimple w:instr=" SEQ Ilustración \* ARABIC ">
+        <w:r>
+          <w:rPr>
+            <w:noProof/>
+          </w:rPr>
+          <w:t>9</w:t>
+        </w:r>
+      </w:fldSimple>
+      <w:r>
+        <w:t>. Diagrama de procesos</w:t>
+      </w:r>
+      <w:bookmarkEnd w:id="59"/>
+    </w:p>
+    <w:p>
+      <w:pPr>
+        <w:keepNext/>
+      </w:pPr>
+      <w:r>
+        <w:rPr>
+          <w:noProof/>
+        </w:rPr>
+        <w:drawing>
+          <wp:inline distT="0" distB="0" distL="0" distR="0" wp14:anchorId="4B9AC44C" wp14:editId="0B6969F6">
+            <wp:extent cx="5740400" cy="2431415"/>
+            <wp:effectExtent l="0" t="0" r="0" b="6985"/>
+            <wp:docPr id="1091237041" name="Imagen 2" descr="Diagrama&#10;&#10;El contenido generado por IA puede ser incorrecto."/>
+            <wp:cNvGraphicFramePr>
+              <a:graphicFrameLocks xmlns:a="http://schemas.openxmlformats.org/drawingml/2006/main" noChangeAspect="1"/>
+            </wp:cNvGraphicFramePr>
+            <a:graphic xmlns:a="http://schemas.openxmlformats.org/drawingml/2006/main">
+              <a:graphicData uri="http://schemas.openxmlformats.org/drawingml/2006/picture">
+                <pic:pic xmlns:pic="http://schemas.openxmlformats.org/drawingml/2006/picture">
+                  <pic:nvPicPr>
+                    <pic:cNvPr id="1091237041" name="Imagen 2" descr="Diagrama&#10;&#10;El contenido generado por IA puede ser incorrecto."/>
+                    <pic:cNvPicPr>
+                      <a:picLocks noChangeAspect="1" noChangeArrowheads="1"/>
+                    </pic:cNvPicPr>
+                  </pic:nvPicPr>
+                  <pic:blipFill>
+                    <a:blip r:embed="rId25" cstate="print">
+                      <a:extLst>
+                        <a:ext uri="{28A0092B-C50C-407E-A947-70E740481C1C}">
+                          <a14:useLocalDpi xmlns:a14="http://schemas.microsoft.com/office/drawing/2010/main" val="0"/>
+                        </a:ext>
+                      </a:extLst>
+                    </a:blip>
+                    <a:srcRect/>
+                    <a:stretch>
+                      <a:fillRect/>
+                    </a:stretch>
+                  </pic:blipFill>
+                  <pic:spPr bwMode="auto">
+                    <a:xfrm>
+                      <a:off x="0" y="0"/>
+                      <a:ext cx="5740400" cy="2431415"/>
+                    </a:xfrm>
+                    <a:prstGeom prst="rect">
+                      <a:avLst/>
+                    </a:prstGeom>
+                    <a:noFill/>
+                    <a:ln>
+                      <a:noFill/>
+                    </a:ln>
+                  </pic:spPr>
+                </pic:pic>
+              </a:graphicData>
+            </a:graphic>
+          </wp:inline>
+        </w:drawing>
+      </w:r>
+    </w:p>
+    <w:p>
+      <w:pPr>
+        <w:pStyle w:val="Descripcin"/>
+      </w:pPr>
+      <w:bookmarkStart w:id="60" w:name="_Toc215323034"/>
+      <w:r>
+        <w:t xml:space="preserve">Ilustración </w:t>
+      </w:r>
+      <w:fldSimple w:instr=" SEQ Ilustración \* ARABIC ">
+        <w:r>
+          <w:rPr>
+            <w:noProof/>
+          </w:rPr>
+          <w:t>10</w:t>
+        </w:r>
+      </w:fldSimple>
+      <w:r>
+        <w:t>. Diagrama de despliegue</w:t>
+      </w:r>
+      <w:bookmarkEnd w:id="60"/>
+    </w:p>
+    <w:p>
+      <w:pPr>
+        <w:rPr>
+          <w:b/>
+          <w:bCs/>
+          <w:color w:val="404040" w:themeColor="text1" w:themeTint="BF"/>
+        </w:rPr>
+      </w:pPr>
+      <w:r>
+        <w:br w:type="page"/>
+      </w:r>
+    </w:p>
+    <w:p>
+      <w:pPr>
+        <w:pStyle w:val="Ttulo1"/>
+      </w:pPr>
+      <w:bookmarkStart w:id="61" w:name="_Toc215323092"/>
+      <w:r>
+        <w:lastRenderedPageBreak/>
+        <w:t xml:space="preserve">ANEXO </w:t>
+      </w:r>
+      <w:r>
+        <w:t>E</w:t>
+      </w:r>
+      <w:r>
+        <w:t xml:space="preserve">: </w:t>
+      </w:r>
+      <w:r>
+        <w:t>Evidencia</w:t>
+      </w:r>
+      <w:r>
+        <w:t>s de proyecto terminado</w:t>
+      </w:r>
+      <w:bookmarkEnd w:id="61"/>
+    </w:p>
+    <w:p>
+      <w:pPr>
+        <w:pStyle w:val="Descripcin"/>
+      </w:pPr>
+    </w:p>
+    <w:p>
+      <w:pPr>
+        <w:keepNext/>
+      </w:pPr>
+      <w:r>
+        <w:rPr>
+          <w:noProof/>
+        </w:rPr>
+        <w:drawing>
+          <wp:inline distT="0" distB="0" distL="0" distR="0" wp14:anchorId="102FED79" wp14:editId="3BE18982">
+            <wp:extent cx="3648075" cy="6858000"/>
+            <wp:effectExtent l="0" t="0" r="9525" b="0"/>
+            <wp:docPr id="1510394630" name="Imagen 24" descr="Captura de pantalla de un celular en la mano&#10;&#10;El contenido generado por IA puede ser incorrecto."/>
+            <wp:cNvGraphicFramePr>
+              <a:graphicFrameLocks xmlns:a="http://schemas.openxmlformats.org/drawingml/2006/main" noChangeAspect="1"/>
+            </wp:cNvGraphicFramePr>
+            <a:graphic xmlns:a="http://schemas.openxmlformats.org/drawingml/2006/main">
+              <a:graphicData uri="http://schemas.openxmlformats.org/drawingml/2006/picture">
+                <pic:pic xmlns:pic="http://schemas.openxmlformats.org/drawingml/2006/picture">
+                  <pic:nvPicPr>
+                    <pic:cNvPr id="1510394630" name="Imagen 24" descr="Captura de pantalla de un celular en la mano&#10;&#10;El contenido generado por IA puede ser incorrecto."/>
+                    <pic:cNvPicPr>
+                      <a:picLocks noChangeAspect="1" noChangeArrowheads="1"/>
+                    </pic:cNvPicPr>
+                  </pic:nvPicPr>
+                  <pic:blipFill rotWithShape="1">
+                    <a:blip r:embed="rId26">
+                      <a:extLst>
+                        <a:ext uri="{28A0092B-C50C-407E-A947-70E740481C1C}">
+                          <a14:useLocalDpi xmlns:a14="http://schemas.microsoft.com/office/drawing/2010/main" val="0"/>
+                        </a:ext>
+                      </a:extLst>
+                    </a:blip>
+                    <a:srcRect l="-1" t="5767" r="1288" b="11188"/>
+                    <a:stretch>
+                      <a:fillRect/>
+                    </a:stretch>
+                  </pic:blipFill>
+                  <pic:spPr bwMode="auto">
+                    <a:xfrm>
+                      <a:off x="0" y="0"/>
+                      <a:ext cx="3648075" cy="6858000"/>
+                    </a:xfrm>
+                    <a:prstGeom prst="rect">
+                      <a:avLst/>
+                    </a:prstGeom>
+                    <a:noFill/>
+                    <a:ln>
+                      <a:noFill/>
+                    </a:ln>
+                    <a:extLst>
+                      <a:ext uri="{53640926-AAD7-44D8-BBD7-CCE9431645EC}">
+                        <a14:shadowObscured xmlns:a14="http://schemas.microsoft.com/office/drawing/2010/main"/>
+                      </a:ext>
+                    </a:extLst>
+                  </pic:spPr>
+                </pic:pic>
+              </a:graphicData>
+            </a:graphic>
+          </wp:inline>
+        </w:drawing>
+      </w:r>
+    </w:p>
+    <w:p>
+      <w:pPr>
+        <w:pStyle w:val="Descripcin"/>
+      </w:pPr>
+      <w:bookmarkStart w:id="62" w:name="_Toc215323035"/>
+      <w:r>
+        <w:t xml:space="preserve">Ilustración </w:t>
+      </w:r>
+      <w:fldSimple w:instr=" SEQ Ilustración \* ARABIC ">
+        <w:r>
+          <w:rPr>
+            <w:noProof/>
+          </w:rPr>
+          <w:t>11</w:t>
+        </w:r>
+      </w:fldSimple>
+      <w:r>
+        <w:t>. Index Comprarata</w:t>
+      </w:r>
+      <w:bookmarkEnd w:id="62"/>
+    </w:p>
+    <w:p/>
+    <w:p/>
+    <w:p>
+      <w:pPr>
+        <w:keepNext/>
+      </w:pPr>
+      <w:r>
+        <w:rPr>
+          <w:noProof/>
+        </w:rPr>
+        <w:lastRenderedPageBreak/>
+        <w:drawing>
+          <wp:inline distT="0" distB="0" distL="0" distR="0" wp14:anchorId="2E99057F" wp14:editId="1C2F4B56">
+            <wp:extent cx="3371190" cy="7543800"/>
+            <wp:effectExtent l="0" t="0" r="1270" b="0"/>
+            <wp:docPr id="76864222" name="Imagen 25"/>
+            <wp:cNvGraphicFramePr>
+              <a:graphicFrameLocks xmlns:a="http://schemas.openxmlformats.org/drawingml/2006/main" noChangeAspect="1"/>
+            </wp:cNvGraphicFramePr>
+            <a:graphic xmlns:a="http://schemas.openxmlformats.org/drawingml/2006/main">
+              <a:graphicData uri="http://schemas.openxmlformats.org/drawingml/2006/picture">
+                <pic:pic xmlns:pic="http://schemas.openxmlformats.org/drawingml/2006/picture">
+                  <pic:nvPicPr>
+                    <pic:cNvPr id="0" name="Picture 26"/>
+                    <pic:cNvPicPr>
+                      <a:picLocks noChangeAspect="1" noChangeArrowheads="1"/>
+                    </pic:cNvPicPr>
+                  </pic:nvPicPr>
+                  <pic:blipFill>
+                    <a:blip r:embed="rId27">
+                      <a:extLst>
+                        <a:ext uri="{28A0092B-C50C-407E-A947-70E740481C1C}">
+                          <a14:useLocalDpi xmlns:a14="http://schemas.microsoft.com/office/drawing/2010/main" val="0"/>
+                        </a:ext>
+                      </a:extLst>
+                    </a:blip>
+                    <a:srcRect/>
+                    <a:stretch>
+                      <a:fillRect/>
+                    </a:stretch>
+                  </pic:blipFill>
+                  <pic:spPr bwMode="auto">
+                    <a:xfrm>
+                      <a:off x="0" y="0"/>
+                      <a:ext cx="3376819" cy="7556396"/>
+                    </a:xfrm>
+                    <a:prstGeom prst="rect">
+                      <a:avLst/>
+                    </a:prstGeom>
+                    <a:noFill/>
+                    <a:ln>
+                      <a:noFill/>
+                    </a:ln>
+                  </pic:spPr>
+                </pic:pic>
+              </a:graphicData>
+            </a:graphic>
+          </wp:inline>
+        </w:drawing>
+      </w:r>
+    </w:p>
+    <w:p>
+      <w:pPr>
+        <w:pStyle w:val="Descripcin"/>
+      </w:pPr>
+      <w:bookmarkStart w:id="63" w:name="_Toc215323036"/>
+      <w:r>
+        <w:t xml:space="preserve">Ilustración </w:t>
+      </w:r>
+      <w:fldSimple w:instr=" SEQ Ilustración \* ARABIC ">
+        <w:r>
+          <w:rPr>
+            <w:noProof/>
+          </w:rPr>
+          <w:t>12</w:t>
+        </w:r>
+      </w:fldSimple>
+      <w:r>
+        <w:t>. Main y footer de index</w:t>
+      </w:r>
+      <w:bookmarkEnd w:id="63"/>
+    </w:p>
+    <w:p>
+      <w:pPr>
+        <w:keepNext/>
+      </w:pPr>
+      <w:r>
+        <w:rPr>
+          <w:noProof/>
+        </w:rPr>
+        <w:lastRenderedPageBreak/>
+        <w:drawing>
+          <wp:inline distT="0" distB="0" distL="0" distR="0" wp14:anchorId="0660A23B" wp14:editId="184AE609">
+            <wp:extent cx="3537196" cy="7915275"/>
+            <wp:effectExtent l="0" t="0" r="6350" b="0"/>
+            <wp:docPr id="1984151810" name="Imagen 26"/>
+            <wp:cNvGraphicFramePr>
+              <a:graphicFrameLocks xmlns:a="http://schemas.openxmlformats.org/drawingml/2006/main" noChangeAspect="1"/>
+            </wp:cNvGraphicFramePr>
+            <a:graphic xmlns:a="http://schemas.openxmlformats.org/drawingml/2006/main">
+              <a:graphicData uri="http://schemas.openxmlformats.org/drawingml/2006/picture">
+                <pic:pic xmlns:pic="http://schemas.openxmlformats.org/drawingml/2006/picture">
+                  <pic:nvPicPr>
+                    <pic:cNvPr id="0" name="Picture 27"/>
+                    <pic:cNvPicPr>
+                      <a:picLocks noChangeAspect="1" noChangeArrowheads="1"/>
+                    </pic:cNvPicPr>
+                  </pic:nvPicPr>
+                  <pic:blipFill>
+                    <a:blip r:embed="rId28">
+                      <a:extLst>
+                        <a:ext uri="{28A0092B-C50C-407E-A947-70E740481C1C}">
+                          <a14:useLocalDpi xmlns:a14="http://schemas.microsoft.com/office/drawing/2010/main" val="0"/>
+                        </a:ext>
+                      </a:extLst>
+                    </a:blip>
+                    <a:srcRect/>
+                    <a:stretch>
+                      <a:fillRect/>
+                    </a:stretch>
+                  </pic:blipFill>
+                  <pic:spPr bwMode="auto">
+                    <a:xfrm>
+                      <a:off x="0" y="0"/>
+                      <a:ext cx="3541353" cy="7924578"/>
+                    </a:xfrm>
+                    <a:prstGeom prst="rect">
+                      <a:avLst/>
+                    </a:prstGeom>
+                    <a:noFill/>
+                    <a:ln>
+                      <a:noFill/>
+                    </a:ln>
+                  </pic:spPr>
+                </pic:pic>
+              </a:graphicData>
+            </a:graphic>
+          </wp:inline>
+        </w:drawing>
+      </w:r>
+    </w:p>
+    <w:p>
+      <w:pPr>
+        <w:pStyle w:val="Descripcin"/>
+      </w:pPr>
+      <w:bookmarkStart w:id="64" w:name="_Toc215323037"/>
+      <w:r>
+        <w:t xml:space="preserve">Ilustración </w:t>
+      </w:r>
+      <w:fldSimple w:instr=" SEQ Ilustración \* ARABIC ">
+        <w:r>
+          <w:rPr>
+            <w:noProof/>
+          </w:rPr>
+          <w:t>13</w:t>
+        </w:r>
+      </w:fldSimple>
+      <w:r>
+        <w:t>. Login</w:t>
+      </w:r>
+      <w:bookmarkEnd w:id="64"/>
+    </w:p>
+    <w:p>
+      <w:pPr>
+        <w:keepNext/>
+      </w:pPr>
+      <w:r>
+        <w:rPr>
+          <w:noProof/>
+        </w:rPr>
+        <w:lastRenderedPageBreak/>
+        <w:drawing>
+          <wp:inline distT="0" distB="0" distL="0" distR="0" wp14:anchorId="2F6D922F" wp14:editId="71A47521">
+            <wp:extent cx="3507400" cy="7848600"/>
+            <wp:effectExtent l="0" t="0" r="0" b="0"/>
+            <wp:docPr id="1289398081" name="Imagen 27"/>
+            <wp:cNvGraphicFramePr>
+              <a:graphicFrameLocks xmlns:a="http://schemas.openxmlformats.org/drawingml/2006/main" noChangeAspect="1"/>
+            </wp:cNvGraphicFramePr>
+            <a:graphic xmlns:a="http://schemas.openxmlformats.org/drawingml/2006/main">
+              <a:graphicData uri="http://schemas.openxmlformats.org/drawingml/2006/picture">
+                <pic:pic xmlns:pic="http://schemas.openxmlformats.org/drawingml/2006/picture">
+                  <pic:nvPicPr>
+                    <pic:cNvPr id="0" name="Picture 28"/>
+                    <pic:cNvPicPr>
+                      <a:picLocks noChangeAspect="1" noChangeArrowheads="1"/>
+                    </pic:cNvPicPr>
+                  </pic:nvPicPr>
+                  <pic:blipFill>
+                    <a:blip r:embed="rId29">
+                      <a:extLst>
+                        <a:ext uri="{28A0092B-C50C-407E-A947-70E740481C1C}">
+                          <a14:useLocalDpi xmlns:a14="http://schemas.microsoft.com/office/drawing/2010/main" val="0"/>
+                        </a:ext>
+                      </a:extLst>
+                    </a:blip>
+                    <a:srcRect/>
+                    <a:stretch>
+                      <a:fillRect/>
+                    </a:stretch>
+                  </pic:blipFill>
+                  <pic:spPr bwMode="auto">
+                    <a:xfrm>
+                      <a:off x="0" y="0"/>
+                      <a:ext cx="3509553" cy="7853418"/>
+                    </a:xfrm>
+                    <a:prstGeom prst="rect">
+                      <a:avLst/>
+                    </a:prstGeom>
+                    <a:noFill/>
+                    <a:ln>
+                      <a:noFill/>
+                    </a:ln>
+                  </pic:spPr>
+                </pic:pic>
+              </a:graphicData>
+            </a:graphic>
+          </wp:inline>
+        </w:drawing>
+      </w:r>
+    </w:p>
+    <w:p>
+      <w:pPr>
+        <w:pStyle w:val="Descripcin"/>
+      </w:pPr>
+      <w:bookmarkStart w:id="65" w:name="_Toc215323038"/>
+      <w:r>
+        <w:t xml:space="preserve">Ilustración </w:t>
+      </w:r>
+      <w:fldSimple w:instr=" SEQ Ilustración \* ARABIC ">
+        <w:r>
+          <w:rPr>
+            <w:noProof/>
+          </w:rPr>
+          <w:t>14</w:t>
+        </w:r>
+      </w:fldSimple>
+      <w:r>
+        <w:t>. Menú Principal</w:t>
+      </w:r>
+      <w:bookmarkEnd w:id="65"/>
+    </w:p>
+    <w:p>
+      <w:pPr>
+        <w:keepNext/>
+      </w:pPr>
+      <w:r>
+        <w:rPr>
+          <w:noProof/>
+        </w:rPr>
+        <w:lastRenderedPageBreak/>
+        <w:drawing>
+          <wp:inline distT="0" distB="0" distL="0" distR="0" wp14:anchorId="7B3DF086" wp14:editId="3594B4F1">
+            <wp:extent cx="3528683" cy="7896225"/>
+            <wp:effectExtent l="0" t="0" r="0" b="0"/>
+            <wp:docPr id="1208019808" name="Imagen 28"/>
+            <wp:cNvGraphicFramePr>
+              <a:graphicFrameLocks xmlns:a="http://schemas.openxmlformats.org/drawingml/2006/main" noChangeAspect="1"/>
+            </wp:cNvGraphicFramePr>
+            <a:graphic xmlns:a="http://schemas.openxmlformats.org/drawingml/2006/main">
+              <a:graphicData uri="http://schemas.openxmlformats.org/drawingml/2006/picture">
+                <pic:pic xmlns:pic="http://schemas.openxmlformats.org/drawingml/2006/picture">
+                  <pic:nvPicPr>
+                    <pic:cNvPr id="0" name="Picture 29"/>
+                    <pic:cNvPicPr>
+                      <a:picLocks noChangeAspect="1" noChangeArrowheads="1"/>
+                    </pic:cNvPicPr>
+                  </pic:nvPicPr>
+                  <pic:blipFill>
+                    <a:blip r:embed="rId30">
+                      <a:extLst>
+                        <a:ext uri="{28A0092B-C50C-407E-A947-70E740481C1C}">
+                          <a14:useLocalDpi xmlns:a14="http://schemas.microsoft.com/office/drawing/2010/main" val="0"/>
+                        </a:ext>
+                      </a:extLst>
+                    </a:blip>
+                    <a:srcRect/>
+                    <a:stretch>
+                      <a:fillRect/>
+                    </a:stretch>
+                  </pic:blipFill>
+                  <pic:spPr bwMode="auto">
+                    <a:xfrm>
+                      <a:off x="0" y="0"/>
+                      <a:ext cx="3530795" cy="7900952"/>
+                    </a:xfrm>
+                    <a:prstGeom prst="rect">
+                      <a:avLst/>
+                    </a:prstGeom>
+                    <a:noFill/>
+                    <a:ln>
+                      <a:noFill/>
+                    </a:ln>
+                  </pic:spPr>
+                </pic:pic>
+              </a:graphicData>
+            </a:graphic>
+          </wp:inline>
+        </w:drawing>
+      </w:r>
+    </w:p>
+    <w:p>
+      <w:pPr>
+        <w:pStyle w:val="Descripcin"/>
+      </w:pPr>
+      <w:bookmarkStart w:id="66" w:name="_Toc215323039"/>
+      <w:r>
+        <w:t xml:space="preserve">Ilustración </w:t>
+      </w:r>
+      <w:fldSimple w:instr=" SEQ Ilustración \* ARABIC ">
+        <w:r>
+          <w:rPr>
+            <w:noProof/>
+          </w:rPr>
+          <w:t>15</w:t>
+        </w:r>
+      </w:fldSimple>
+      <w:r>
+        <w:t>. Navbar</w:t>
+      </w:r>
+      <w:bookmarkEnd w:id="66"/>
+    </w:p>
+    <w:p>
+      <w:pPr>
+        <w:keepNext/>
+      </w:pPr>
+      <w:r>
+        <w:rPr>
+          <w:noProof/>
+        </w:rPr>
+        <w:lastRenderedPageBreak/>
+        <w:drawing>
+          <wp:inline distT="0" distB="0" distL="0" distR="0" wp14:anchorId="7D9B221B" wp14:editId="4E523161">
+            <wp:extent cx="3515913" cy="7867650"/>
+            <wp:effectExtent l="0" t="0" r="8890" b="0"/>
+            <wp:docPr id="3344852" name="Imagen 29"/>
+            <wp:cNvGraphicFramePr>
+              <a:graphicFrameLocks xmlns:a="http://schemas.openxmlformats.org/drawingml/2006/main" noChangeAspect="1"/>
+            </wp:cNvGraphicFramePr>
+            <a:graphic xmlns:a="http://schemas.openxmlformats.org/drawingml/2006/main">
+              <a:graphicData uri="http://schemas.openxmlformats.org/drawingml/2006/picture">
+                <pic:pic xmlns:pic="http://schemas.openxmlformats.org/drawingml/2006/picture">
+                  <pic:nvPicPr>
+                    <pic:cNvPr id="0" name="Picture 30"/>
+                    <pic:cNvPicPr>
+                      <a:picLocks noChangeAspect="1" noChangeArrowheads="1"/>
+                    </pic:cNvPicPr>
+                  </pic:nvPicPr>
+                  <pic:blipFill>
+                    <a:blip r:embed="rId31">
+                      <a:extLst>
+                        <a:ext uri="{28A0092B-C50C-407E-A947-70E740481C1C}">
+                          <a14:useLocalDpi xmlns:a14="http://schemas.microsoft.com/office/drawing/2010/main" val="0"/>
+                        </a:ext>
+                      </a:extLst>
+                    </a:blip>
+                    <a:srcRect/>
+                    <a:stretch>
+                      <a:fillRect/>
+                    </a:stretch>
+                  </pic:blipFill>
+                  <pic:spPr bwMode="auto">
+                    <a:xfrm>
+                      <a:off x="0" y="0"/>
+                      <a:ext cx="3520515" cy="7877947"/>
+                    </a:xfrm>
+                    <a:prstGeom prst="rect">
+                      <a:avLst/>
+                    </a:prstGeom>
+                    <a:noFill/>
+                    <a:ln>
+                      <a:noFill/>
+                    </a:ln>
+                  </pic:spPr>
+                </pic:pic>
+              </a:graphicData>
+            </a:graphic>
+          </wp:inline>
+        </w:drawing>
+      </w:r>
+    </w:p>
+    <w:p>
+      <w:pPr>
+        <w:pStyle w:val="Descripcin"/>
+      </w:pPr>
+      <w:bookmarkStart w:id="67" w:name="_Toc215323040"/>
+      <w:r>
+        <w:t xml:space="preserve">Ilustración </w:t>
+      </w:r>
+      <w:fldSimple w:instr=" SEQ Ilustración \* ARABIC ">
+        <w:r>
+          <w:rPr>
+            <w:noProof/>
+          </w:rPr>
+          <w:t>16</w:t>
+        </w:r>
+      </w:fldSimple>
+      <w:r>
+        <w:t>. Lista de Compras</w:t>
+      </w:r>
+      <w:bookmarkEnd w:id="67"/>
+    </w:p>
+    <w:p>
+      <w:pPr>
+        <w:keepNext/>
+      </w:pPr>
+      <w:r>
+        <w:rPr>
+          <w:noProof/>
+        </w:rPr>
+        <w:lastRenderedPageBreak/>
+        <w:drawing>
+          <wp:inline distT="0" distB="0" distL="0" distR="0" wp14:anchorId="59E35FF7" wp14:editId="0D9266B1">
+            <wp:extent cx="3541452" cy="7924800"/>
+            <wp:effectExtent l="0" t="0" r="1905" b="0"/>
+            <wp:docPr id="975349417" name="Imagen 30"/>
+            <wp:cNvGraphicFramePr>
+              <a:graphicFrameLocks xmlns:a="http://schemas.openxmlformats.org/drawingml/2006/main" noChangeAspect="1"/>
+            </wp:cNvGraphicFramePr>
+            <a:graphic xmlns:a="http://schemas.openxmlformats.org/drawingml/2006/main">
+              <a:graphicData uri="http://schemas.openxmlformats.org/drawingml/2006/picture">
+                <pic:pic xmlns:pic="http://schemas.openxmlformats.org/drawingml/2006/picture">
+                  <pic:nvPicPr>
+                    <pic:cNvPr id="0" name="Picture 31"/>
+                    <pic:cNvPicPr>
+                      <a:picLocks noChangeAspect="1" noChangeArrowheads="1"/>
+                    </pic:cNvPicPr>
+                  </pic:nvPicPr>
+                  <pic:blipFill>
+                    <a:blip r:embed="rId32">
+                      <a:extLst>
+                        <a:ext uri="{28A0092B-C50C-407E-A947-70E740481C1C}">
+                          <a14:useLocalDpi xmlns:a14="http://schemas.microsoft.com/office/drawing/2010/main" val="0"/>
+                        </a:ext>
+                      </a:extLst>
+                    </a:blip>
+                    <a:srcRect/>
+                    <a:stretch>
+                      <a:fillRect/>
+                    </a:stretch>
+                  </pic:blipFill>
+                  <pic:spPr bwMode="auto">
+                    <a:xfrm>
+                      <a:off x="0" y="0"/>
+                      <a:ext cx="3545750" cy="7934418"/>
+                    </a:xfrm>
+                    <a:prstGeom prst="rect">
+                      <a:avLst/>
+                    </a:prstGeom>
+                    <a:noFill/>
+                    <a:ln>
+                      <a:noFill/>
+                    </a:ln>
+                  </pic:spPr>
+                </pic:pic>
+              </a:graphicData>
+            </a:graphic>
+          </wp:inline>
+        </w:drawing>
+      </w:r>
+    </w:p>
+    <w:p>
+      <w:pPr>
+        <w:pStyle w:val="Descripcin"/>
+      </w:pPr>
+      <w:bookmarkStart w:id="68" w:name="_Toc215323041"/>
+      <w:r>
+        <w:t xml:space="preserve">Ilustración </w:t>
+      </w:r>
+      <w:fldSimple w:instr=" SEQ Ilustración \* ARABIC ">
+        <w:r>
+          <w:rPr>
+            <w:noProof/>
+          </w:rPr>
+          <w:t>17</w:t>
+        </w:r>
+      </w:fldSimple>
+      <w:r>
+        <w:t>. Compartir lista de compras</w:t>
+      </w:r>
+      <w:bookmarkEnd w:id="68"/>
+    </w:p>
+    <w:p>
+      <w:pPr>
+        <w:keepNext/>
+      </w:pPr>
+      <w:r>
+        <w:rPr>
+          <w:noProof/>
+        </w:rPr>
+        <w:lastRenderedPageBreak/>
+        <w:drawing>
+          <wp:inline distT="0" distB="0" distL="0" distR="0" wp14:anchorId="4EEA0724" wp14:editId="486C7016">
+            <wp:extent cx="3537196" cy="7915275"/>
+            <wp:effectExtent l="0" t="0" r="6350" b="0"/>
+            <wp:docPr id="966000666" name="Imagen 31"/>
+            <wp:cNvGraphicFramePr>
+              <a:graphicFrameLocks xmlns:a="http://schemas.openxmlformats.org/drawingml/2006/main" noChangeAspect="1"/>
+            </wp:cNvGraphicFramePr>
+            <a:graphic xmlns:a="http://schemas.openxmlformats.org/drawingml/2006/main">
+              <a:graphicData uri="http://schemas.openxmlformats.org/drawingml/2006/picture">
+                <pic:pic xmlns:pic="http://schemas.openxmlformats.org/drawingml/2006/picture">
+                  <pic:nvPicPr>
+                    <pic:cNvPr id="0" name="Picture 32"/>
+                    <pic:cNvPicPr>
+                      <a:picLocks noChangeAspect="1" noChangeArrowheads="1"/>
+                    </pic:cNvPicPr>
+                  </pic:nvPicPr>
+                  <pic:blipFill>
+                    <a:blip r:embed="rId33">
+                      <a:extLst>
+                        <a:ext uri="{28A0092B-C50C-407E-A947-70E740481C1C}">
+                          <a14:useLocalDpi xmlns:a14="http://schemas.microsoft.com/office/drawing/2010/main" val="0"/>
+                        </a:ext>
+                      </a:extLst>
+                    </a:blip>
+                    <a:srcRect/>
+                    <a:stretch>
+                      <a:fillRect/>
+                    </a:stretch>
+                  </pic:blipFill>
+                  <pic:spPr bwMode="auto">
+                    <a:xfrm>
+                      <a:off x="0" y="0"/>
+                      <a:ext cx="3541058" cy="7923918"/>
+                    </a:xfrm>
+                    <a:prstGeom prst="rect">
+                      <a:avLst/>
+                    </a:prstGeom>
+                    <a:noFill/>
+                    <a:ln>
+                      <a:noFill/>
+                    </a:ln>
+                  </pic:spPr>
+                </pic:pic>
+              </a:graphicData>
+            </a:graphic>
+          </wp:inline>
+        </w:drawing>
+      </w:r>
+    </w:p>
+    <w:p>
+      <w:pPr>
+        <w:pStyle w:val="Descripcin"/>
+      </w:pPr>
+      <w:bookmarkStart w:id="69" w:name="_Toc215323042"/>
+      <w:r>
+        <w:t xml:space="preserve">Ilustración </w:t>
+      </w:r>
+      <w:fldSimple w:instr=" SEQ Ilustración \* ARABIC ">
+        <w:r>
+          <w:rPr>
+            <w:noProof/>
+          </w:rPr>
+          <w:t>18</w:t>
+        </w:r>
+      </w:fldSimple>
+      <w:r>
+        <w:t>. Vista lista compartida</w:t>
+      </w:r>
+      <w:bookmarkEnd w:id="69"/>
+    </w:p>
+    <w:p>
+      <w:pPr>
+        <w:keepNext/>
+      </w:pPr>
+      <w:r>
+        <w:rPr>
+          <w:noProof/>
+        </w:rPr>
+        <w:lastRenderedPageBreak/>
+        <w:drawing>
+          <wp:inline distT="0" distB="0" distL="0" distR="0" wp14:anchorId="050D2E0F" wp14:editId="621FE193">
+            <wp:extent cx="3545709" cy="7934325"/>
+            <wp:effectExtent l="0" t="0" r="0" b="0"/>
+            <wp:docPr id="1984738078" name="Imagen 32"/>
+            <wp:cNvGraphicFramePr>
+              <a:graphicFrameLocks xmlns:a="http://schemas.openxmlformats.org/drawingml/2006/main" noChangeAspect="1"/>
+            </wp:cNvGraphicFramePr>
+            <a:graphic xmlns:a="http://schemas.openxmlformats.org/drawingml/2006/main">
+              <a:graphicData uri="http://schemas.openxmlformats.org/drawingml/2006/picture">
+                <pic:pic xmlns:pic="http://schemas.openxmlformats.org/drawingml/2006/picture">
+                  <pic:nvPicPr>
+                    <pic:cNvPr id="0" name="Picture 33"/>
+                    <pic:cNvPicPr>
+                      <a:picLocks noChangeAspect="1" noChangeArrowheads="1"/>
+                    </pic:cNvPicPr>
+                  </pic:nvPicPr>
+                  <pic:blipFill>
+                    <a:blip r:embed="rId34">
+                      <a:extLst>
+                        <a:ext uri="{28A0092B-C50C-407E-A947-70E740481C1C}">
+                          <a14:useLocalDpi xmlns:a14="http://schemas.microsoft.com/office/drawing/2010/main" val="0"/>
+                        </a:ext>
+                      </a:extLst>
+                    </a:blip>
+                    <a:srcRect/>
+                    <a:stretch>
+                      <a:fillRect/>
+                    </a:stretch>
+                  </pic:blipFill>
+                  <pic:spPr bwMode="auto">
+                    <a:xfrm>
+                      <a:off x="0" y="0"/>
+                      <a:ext cx="3548921" cy="7941514"/>
+                    </a:xfrm>
+                    <a:prstGeom prst="rect">
+                      <a:avLst/>
+                    </a:prstGeom>
+                    <a:noFill/>
+                    <a:ln>
+                      <a:noFill/>
+                    </a:ln>
+                  </pic:spPr>
+                </pic:pic>
+              </a:graphicData>
+            </a:graphic>
+          </wp:inline>
+        </w:drawing>
+      </w:r>
+    </w:p>
+    <w:p>
+      <w:pPr>
+        <w:pStyle w:val="Descripcin"/>
+      </w:pPr>
+      <w:bookmarkStart w:id="70" w:name="_Toc215323043"/>
+      <w:r>
+        <w:t xml:space="preserve">Ilustración </w:t>
+      </w:r>
+      <w:fldSimple w:instr=" SEQ Ilustración \* ARABIC ">
+        <w:r>
+          <w:rPr>
+            <w:noProof/>
+          </w:rPr>
+          <w:t>19</w:t>
+        </w:r>
+      </w:fldSimple>
+      <w:r>
+        <w:t>. Creación nueva lista</w:t>
+      </w:r>
+      <w:bookmarkEnd w:id="70"/>
+    </w:p>
+    <w:p>
+      <w:pPr>
+        <w:keepNext/>
+      </w:pPr>
+      <w:r>
+        <w:rPr>
+          <w:noProof/>
+        </w:rPr>
+        <w:lastRenderedPageBreak/>
+        <w:drawing>
+          <wp:inline distT="0" distB="0" distL="0" distR="0" wp14:anchorId="7F3ABDA1" wp14:editId="50068295">
+            <wp:extent cx="3532939" cy="7905750"/>
+            <wp:effectExtent l="0" t="0" r="0" b="0"/>
+            <wp:docPr id="641682752" name="Imagen 33"/>
+            <wp:cNvGraphicFramePr>
+              <a:graphicFrameLocks xmlns:a="http://schemas.openxmlformats.org/drawingml/2006/main" noChangeAspect="1"/>
+            </wp:cNvGraphicFramePr>
+            <a:graphic xmlns:a="http://schemas.openxmlformats.org/drawingml/2006/main">
+              <a:graphicData uri="http://schemas.openxmlformats.org/drawingml/2006/picture">
+                <pic:pic xmlns:pic="http://schemas.openxmlformats.org/drawingml/2006/picture">
+                  <pic:nvPicPr>
+                    <pic:cNvPr id="0" name="Picture 34"/>
+                    <pic:cNvPicPr>
+                      <a:picLocks noChangeAspect="1" noChangeArrowheads="1"/>
+                    </pic:cNvPicPr>
+                  </pic:nvPicPr>
+                  <pic:blipFill>
+                    <a:blip r:embed="rId35">
+                      <a:extLst>
+                        <a:ext uri="{28A0092B-C50C-407E-A947-70E740481C1C}">
+                          <a14:useLocalDpi xmlns:a14="http://schemas.microsoft.com/office/drawing/2010/main" val="0"/>
+                        </a:ext>
+                      </a:extLst>
+                    </a:blip>
+                    <a:srcRect/>
+                    <a:stretch>
+                      <a:fillRect/>
+                    </a:stretch>
+                  </pic:blipFill>
+                  <pic:spPr bwMode="auto">
+                    <a:xfrm>
+                      <a:off x="0" y="0"/>
+                      <a:ext cx="3536523" cy="7913771"/>
+                    </a:xfrm>
+                    <a:prstGeom prst="rect">
+                      <a:avLst/>
+                    </a:prstGeom>
+                    <a:noFill/>
+                    <a:ln>
+                      <a:noFill/>
+                    </a:ln>
+                  </pic:spPr>
+                </pic:pic>
+              </a:graphicData>
+            </a:graphic>
+          </wp:inline>
+        </w:drawing>
+      </w:r>
+    </w:p>
+    <w:p>
+      <w:pPr>
+        <w:pStyle w:val="Descripcin"/>
+      </w:pPr>
+      <w:bookmarkStart w:id="71" w:name="_Toc215323044"/>
+      <w:r>
+        <w:t xml:space="preserve">Ilustración </w:t>
+      </w:r>
+      <w:fldSimple w:instr=" SEQ Ilustración \* ARABIC ">
+        <w:r>
+          <w:rPr>
+            <w:noProof/>
+          </w:rPr>
+          <w:t>20</w:t>
+        </w:r>
+      </w:fldSimple>
+      <w:r>
+        <w:t>. Lista nueva</w:t>
+      </w:r>
+      <w:bookmarkEnd w:id="71"/>
+    </w:p>
+    <w:p>
+      <w:pPr>
+        <w:keepNext/>
+      </w:pPr>
+      <w:r>
+        <w:rPr>
+          <w:noProof/>
+        </w:rPr>
+        <w:lastRenderedPageBreak/>
+        <w:drawing>
+          <wp:inline distT="0" distB="0" distL="0" distR="0" wp14:anchorId="77F8DFE9" wp14:editId="0FBFF164">
+            <wp:extent cx="3456321" cy="7734300"/>
+            <wp:effectExtent l="0" t="0" r="0" b="0"/>
+            <wp:docPr id="1001003176" name="Imagen 34"/>
+            <wp:cNvGraphicFramePr>
+              <a:graphicFrameLocks xmlns:a="http://schemas.openxmlformats.org/drawingml/2006/main" noChangeAspect="1"/>
+            </wp:cNvGraphicFramePr>
+            <a:graphic xmlns:a="http://schemas.openxmlformats.org/drawingml/2006/main">
+              <a:graphicData uri="http://schemas.openxmlformats.org/drawingml/2006/picture">
+                <pic:pic xmlns:pic="http://schemas.openxmlformats.org/drawingml/2006/picture">
+                  <pic:nvPicPr>
+                    <pic:cNvPr id="0" name="Picture 35"/>
+                    <pic:cNvPicPr>
+                      <a:picLocks noChangeAspect="1" noChangeArrowheads="1"/>
+                    </pic:cNvPicPr>
+                  </pic:nvPicPr>
+                  <pic:blipFill>
+                    <a:blip r:embed="rId36">
+                      <a:extLst>
+                        <a:ext uri="{28A0092B-C50C-407E-A947-70E740481C1C}">
+                          <a14:useLocalDpi xmlns:a14="http://schemas.microsoft.com/office/drawing/2010/main" val="0"/>
+                        </a:ext>
+                      </a:extLst>
+                    </a:blip>
+                    <a:srcRect/>
+                    <a:stretch>
+                      <a:fillRect/>
+                    </a:stretch>
+                  </pic:blipFill>
+                  <pic:spPr bwMode="auto">
+                    <a:xfrm>
+                      <a:off x="0" y="0"/>
+                      <a:ext cx="3458507" cy="7739192"/>
+                    </a:xfrm>
+                    <a:prstGeom prst="rect">
+                      <a:avLst/>
+                    </a:prstGeom>
+                    <a:noFill/>
+                    <a:ln>
+                      <a:noFill/>
+                    </a:ln>
+                  </pic:spPr>
+                </pic:pic>
+              </a:graphicData>
+            </a:graphic>
+          </wp:inline>
+        </w:drawing>
+      </w:r>
+    </w:p>
+    <w:p>
+      <w:pPr>
+        <w:pStyle w:val="Descripcin"/>
+      </w:pPr>
+      <w:bookmarkStart w:id="72" w:name="_Toc215323045"/>
+      <w:r>
+        <w:t xml:space="preserve">Ilustración </w:t>
+      </w:r>
+      <w:fldSimple w:instr=" SEQ Ilustración \* ARABIC ">
+        <w:r>
+          <w:rPr>
+            <w:noProof/>
+          </w:rPr>
+          <w:t>21</w:t>
+        </w:r>
+      </w:fldSimple>
+      <w:r>
+        <w:t>. Vista lista</w:t>
+      </w:r>
+      <w:bookmarkEnd w:id="72"/>
+    </w:p>
+    <w:p>
+      <w:pPr>
+        <w:keepNext/>
+      </w:pPr>
+      <w:r>
+        <w:rPr>
+          <w:noProof/>
+        </w:rPr>
+        <w:lastRenderedPageBreak/>
+        <w:drawing>
+          <wp:inline distT="0" distB="0" distL="0" distR="0" wp14:anchorId="2AE238B7" wp14:editId="368C9F02">
+            <wp:extent cx="3524426" cy="7886700"/>
+            <wp:effectExtent l="0" t="0" r="0" b="0"/>
+            <wp:docPr id="644877943" name="Imagen 35"/>
+            <wp:cNvGraphicFramePr>
+              <a:graphicFrameLocks xmlns:a="http://schemas.openxmlformats.org/drawingml/2006/main" noChangeAspect="1"/>
+            </wp:cNvGraphicFramePr>
+            <a:graphic xmlns:a="http://schemas.openxmlformats.org/drawingml/2006/main">
+              <a:graphicData uri="http://schemas.openxmlformats.org/drawingml/2006/picture">
+                <pic:pic xmlns:pic="http://schemas.openxmlformats.org/drawingml/2006/picture">
+                  <pic:nvPicPr>
+                    <pic:cNvPr id="0" name="Picture 36"/>
+                    <pic:cNvPicPr>
+                      <a:picLocks noChangeAspect="1" noChangeArrowheads="1"/>
+                    </pic:cNvPicPr>
+                  </pic:nvPicPr>
+                  <pic:blipFill>
+                    <a:blip r:embed="rId37">
+                      <a:extLst>
+                        <a:ext uri="{28A0092B-C50C-407E-A947-70E740481C1C}">
+                          <a14:useLocalDpi xmlns:a14="http://schemas.microsoft.com/office/drawing/2010/main" val="0"/>
+                        </a:ext>
+                      </a:extLst>
+                    </a:blip>
+                    <a:srcRect/>
+                    <a:stretch>
+                      <a:fillRect/>
+                    </a:stretch>
+                  </pic:blipFill>
+                  <pic:spPr bwMode="auto">
+                    <a:xfrm>
+                      <a:off x="0" y="0"/>
+                      <a:ext cx="3527376" cy="7893302"/>
+                    </a:xfrm>
+                    <a:prstGeom prst="rect">
+                      <a:avLst/>
+                    </a:prstGeom>
+                    <a:noFill/>
+                    <a:ln>
+                      <a:noFill/>
+                    </a:ln>
+                  </pic:spPr>
+                </pic:pic>
+              </a:graphicData>
+            </a:graphic>
+          </wp:inline>
+        </w:drawing>
+      </w:r>
+    </w:p>
+    <w:p>
+      <w:pPr>
+        <w:pStyle w:val="Descripcin"/>
+      </w:pPr>
+      <w:bookmarkStart w:id="73" w:name="_Toc215323046"/>
+      <w:r>
+        <w:t xml:space="preserve">Ilustración </w:t>
+      </w:r>
+      <w:fldSimple w:instr=" SEQ Ilustración \* ARABIC ">
+        <w:r>
+          <w:rPr>
+            <w:noProof/>
+          </w:rPr>
+          <w:t>22</w:t>
+        </w:r>
+      </w:fldSimple>
+      <w:r>
+        <w:t>. Selección de listas</w:t>
+      </w:r>
+      <w:bookmarkEnd w:id="73"/>
+    </w:p>
+    <w:p>
+      <w:pPr>
+        <w:keepNext/>
+      </w:pPr>
+      <w:r>
+        <w:rPr>
+          <w:noProof/>
+        </w:rPr>
+        <w:lastRenderedPageBreak/>
+        <w:drawing>
+          <wp:inline distT="0" distB="0" distL="0" distR="0" wp14:anchorId="5275B524" wp14:editId="2D95CF52">
+            <wp:extent cx="3524426" cy="7886700"/>
+            <wp:effectExtent l="0" t="0" r="0" b="0"/>
+            <wp:docPr id="1283740329" name="Imagen 36"/>
+            <wp:cNvGraphicFramePr>
+              <a:graphicFrameLocks xmlns:a="http://schemas.openxmlformats.org/drawingml/2006/main" noChangeAspect="1"/>
+            </wp:cNvGraphicFramePr>
+            <a:graphic xmlns:a="http://schemas.openxmlformats.org/drawingml/2006/main">
+              <a:graphicData uri="http://schemas.openxmlformats.org/drawingml/2006/picture">
+                <pic:pic xmlns:pic="http://schemas.openxmlformats.org/drawingml/2006/picture">
+                  <pic:nvPicPr>
+                    <pic:cNvPr id="0" name="Picture 37"/>
+                    <pic:cNvPicPr>
+                      <a:picLocks noChangeAspect="1" noChangeArrowheads="1"/>
+                    </pic:cNvPicPr>
+                  </pic:nvPicPr>
+                  <pic:blipFill>
+                    <a:blip r:embed="rId38">
+                      <a:extLst>
+                        <a:ext uri="{28A0092B-C50C-407E-A947-70E740481C1C}">
+                          <a14:useLocalDpi xmlns:a14="http://schemas.microsoft.com/office/drawing/2010/main" val="0"/>
+                        </a:ext>
+                      </a:extLst>
+                    </a:blip>
+                    <a:srcRect/>
+                    <a:stretch>
+                      <a:fillRect/>
+                    </a:stretch>
+                  </pic:blipFill>
+                  <pic:spPr bwMode="auto">
+                    <a:xfrm>
+                      <a:off x="0" y="0"/>
+                      <a:ext cx="3528798" cy="7896484"/>
+                    </a:xfrm>
+                    <a:prstGeom prst="rect">
+                      <a:avLst/>
+                    </a:prstGeom>
+                    <a:noFill/>
+                    <a:ln>
+                      <a:noFill/>
+                    </a:ln>
+                  </pic:spPr>
+                </pic:pic>
+              </a:graphicData>
+            </a:graphic>
+          </wp:inline>
+        </w:drawing>
+      </w:r>
+    </w:p>
+    <w:p>
+      <w:pPr>
+        <w:pStyle w:val="Descripcin"/>
+      </w:pPr>
+      <w:bookmarkStart w:id="74" w:name="_Toc215323047"/>
+      <w:r>
+        <w:t xml:space="preserve">Ilustración </w:t>
+      </w:r>
+      <w:fldSimple w:instr=" SEQ Ilustración \* ARABIC ">
+        <w:r>
+          <w:rPr>
+            <w:noProof/>
+          </w:rPr>
+          <w:t>23</w:t>
+        </w:r>
+      </w:fldSimple>
+      <w:r>
+        <w:t>. Form comparador</w:t>
+      </w:r>
+      <w:bookmarkEnd w:id="74"/>
+    </w:p>
+    <w:p>
+      <w:pPr>
+        <w:keepNext/>
+      </w:pPr>
+      <w:r>
+        <w:rPr>
+          <w:noProof/>
+        </w:rPr>
+        <w:lastRenderedPageBreak/>
+        <w:drawing>
+          <wp:inline distT="0" distB="0" distL="0" distR="0" wp14:anchorId="4ECF9471" wp14:editId="0C297369">
+            <wp:extent cx="3520169" cy="7877175"/>
+            <wp:effectExtent l="0" t="0" r="4445" b="0"/>
+            <wp:docPr id="1934636116" name="Imagen 37"/>
+            <wp:cNvGraphicFramePr>
+              <a:graphicFrameLocks xmlns:a="http://schemas.openxmlformats.org/drawingml/2006/main" noChangeAspect="1"/>
+            </wp:cNvGraphicFramePr>
+            <a:graphic xmlns:a="http://schemas.openxmlformats.org/drawingml/2006/main">
+              <a:graphicData uri="http://schemas.openxmlformats.org/drawingml/2006/picture">
+                <pic:pic xmlns:pic="http://schemas.openxmlformats.org/drawingml/2006/picture">
+                  <pic:nvPicPr>
+                    <pic:cNvPr id="0" name="Picture 38"/>
+                    <pic:cNvPicPr>
+                      <a:picLocks noChangeAspect="1" noChangeArrowheads="1"/>
+                    </pic:cNvPicPr>
+                  </pic:nvPicPr>
+                  <pic:blipFill>
+                    <a:blip r:embed="rId39">
+                      <a:extLst>
+                        <a:ext uri="{28A0092B-C50C-407E-A947-70E740481C1C}">
+                          <a14:useLocalDpi xmlns:a14="http://schemas.microsoft.com/office/drawing/2010/main" val="0"/>
+                        </a:ext>
+                      </a:extLst>
+                    </a:blip>
+                    <a:srcRect/>
+                    <a:stretch>
+                      <a:fillRect/>
+                    </a:stretch>
+                  </pic:blipFill>
+                  <pic:spPr bwMode="auto">
+                    <a:xfrm>
+                      <a:off x="0" y="0"/>
+                      <a:ext cx="3524164" cy="7886116"/>
+                    </a:xfrm>
+                    <a:prstGeom prst="rect">
+                      <a:avLst/>
+                    </a:prstGeom>
+                    <a:noFill/>
+                    <a:ln>
+                      <a:noFill/>
+                    </a:ln>
+                  </pic:spPr>
+                </pic:pic>
+              </a:graphicData>
+            </a:graphic>
+          </wp:inline>
+        </w:drawing>
+      </w:r>
+    </w:p>
+    <w:p>
+      <w:pPr>
+        <w:pStyle w:val="Descripcin"/>
+      </w:pPr>
+      <w:bookmarkStart w:id="75" w:name="_Toc215323048"/>
+      <w:r>
+        <w:t xml:space="preserve">Ilustración </w:t>
+      </w:r>
+      <w:fldSimple w:instr=" SEQ Ilustración \* ARABIC ">
+        <w:r>
+          <w:rPr>
+            <w:noProof/>
+          </w:rPr>
+          <w:t>24</w:t>
+        </w:r>
+      </w:fldSimple>
+      <w:r>
+        <w:t>. Comparador</w:t>
+      </w:r>
+      <w:bookmarkEnd w:id="75"/>
+    </w:p>
+    <w:p>
+      <w:pPr>
+        <w:keepNext/>
+      </w:pPr>
+      <w:r>
+        <w:rPr>
+          <w:noProof/>
+        </w:rPr>
+        <w:lastRenderedPageBreak/>
+        <w:drawing>
+          <wp:inline distT="0" distB="0" distL="0" distR="0" wp14:anchorId="4A4CA42A" wp14:editId="1BD85271">
+            <wp:extent cx="3505200" cy="7843678"/>
+            <wp:effectExtent l="0" t="0" r="0" b="5080"/>
+            <wp:docPr id="715501787" name="Imagen 38"/>
+            <wp:cNvGraphicFramePr>
+              <a:graphicFrameLocks xmlns:a="http://schemas.openxmlformats.org/drawingml/2006/main" noChangeAspect="1"/>
+            </wp:cNvGraphicFramePr>
+            <a:graphic xmlns:a="http://schemas.openxmlformats.org/drawingml/2006/main">
+              <a:graphicData uri="http://schemas.openxmlformats.org/drawingml/2006/picture">
+                <pic:pic xmlns:pic="http://schemas.openxmlformats.org/drawingml/2006/picture">
+                  <pic:nvPicPr>
+                    <pic:cNvPr id="0" name="Picture 39"/>
+                    <pic:cNvPicPr>
+                      <a:picLocks noChangeAspect="1" noChangeArrowheads="1"/>
+                    </pic:cNvPicPr>
+                  </pic:nvPicPr>
+                  <pic:blipFill>
+                    <a:blip r:embed="rId40">
+                      <a:extLst>
+                        <a:ext uri="{28A0092B-C50C-407E-A947-70E740481C1C}">
+                          <a14:useLocalDpi xmlns:a14="http://schemas.microsoft.com/office/drawing/2010/main" val="0"/>
+                        </a:ext>
+                      </a:extLst>
+                    </a:blip>
+                    <a:srcRect/>
+                    <a:stretch>
+                      <a:fillRect/>
+                    </a:stretch>
+                  </pic:blipFill>
+                  <pic:spPr bwMode="auto">
+                    <a:xfrm>
+                      <a:off x="0" y="0"/>
+                      <a:ext cx="3508835" cy="7851813"/>
+                    </a:xfrm>
+                    <a:prstGeom prst="rect">
+                      <a:avLst/>
+                    </a:prstGeom>
+                    <a:noFill/>
+                    <a:ln>
+                      <a:noFill/>
+                    </a:ln>
+                  </pic:spPr>
+                </pic:pic>
+              </a:graphicData>
+            </a:graphic>
+          </wp:inline>
+        </w:drawing>
+      </w:r>
+    </w:p>
+    <w:p>
+      <w:pPr>
+        <w:pStyle w:val="Descripcin"/>
+      </w:pPr>
+      <w:bookmarkStart w:id="76" w:name="_Toc215323049"/>
+      <w:r>
+        <w:t xml:space="preserve">Ilustración </w:t>
+      </w:r>
+      <w:fldSimple w:instr=" SEQ Ilustración \* ARABIC ">
+        <w:r>
+          <w:rPr>
+            <w:noProof/>
+          </w:rPr>
+          <w:t>25</w:t>
+        </w:r>
+      </w:fldSimple>
+      <w:r>
+        <w:t>. Comparador 2da parte</w:t>
+      </w:r>
+      <w:bookmarkEnd w:id="76"/>
+    </w:p>
+    <w:p>
+      <w:pPr>
+        <w:keepNext/>
+      </w:pPr>
+      <w:r>
+        <w:rPr>
+          <w:noProof/>
+        </w:rPr>
+        <w:lastRenderedPageBreak/>
+        <w:drawing>
+          <wp:inline distT="0" distB="0" distL="0" distR="0" wp14:anchorId="2108148A" wp14:editId="2F567578">
+            <wp:extent cx="3543300" cy="7928935"/>
+            <wp:effectExtent l="0" t="0" r="0" b="0"/>
+            <wp:docPr id="309474346" name="Imagen 39"/>
+            <wp:cNvGraphicFramePr>
+              <a:graphicFrameLocks xmlns:a="http://schemas.openxmlformats.org/drawingml/2006/main" noChangeAspect="1"/>
+            </wp:cNvGraphicFramePr>
+            <a:graphic xmlns:a="http://schemas.openxmlformats.org/drawingml/2006/main">
+              <a:graphicData uri="http://schemas.openxmlformats.org/drawingml/2006/picture">
+                <pic:pic xmlns:pic="http://schemas.openxmlformats.org/drawingml/2006/picture">
+                  <pic:nvPicPr>
+                    <pic:cNvPr id="0" name="Picture 40"/>
+                    <pic:cNvPicPr>
+                      <a:picLocks noChangeAspect="1" noChangeArrowheads="1"/>
+                    </pic:cNvPicPr>
+                  </pic:nvPicPr>
+                  <pic:blipFill>
+                    <a:blip r:embed="rId41">
+                      <a:extLst>
+                        <a:ext uri="{28A0092B-C50C-407E-A947-70E740481C1C}">
+                          <a14:useLocalDpi xmlns:a14="http://schemas.microsoft.com/office/drawing/2010/main" val="0"/>
+                        </a:ext>
+                      </a:extLst>
+                    </a:blip>
+                    <a:srcRect/>
+                    <a:stretch>
+                      <a:fillRect/>
+                    </a:stretch>
+                  </pic:blipFill>
+                  <pic:spPr bwMode="auto">
+                    <a:xfrm>
+                      <a:off x="0" y="0"/>
+                      <a:ext cx="3548813" cy="7941271"/>
+                    </a:xfrm>
+                    <a:prstGeom prst="rect">
+                      <a:avLst/>
+                    </a:prstGeom>
+                    <a:noFill/>
+                    <a:ln>
+                      <a:noFill/>
+                    </a:ln>
+                  </pic:spPr>
+                </pic:pic>
+              </a:graphicData>
+            </a:graphic>
+          </wp:inline>
+        </w:drawing>
+      </w:r>
+    </w:p>
+    <w:p>
+      <w:pPr>
+        <w:pStyle w:val="Descripcin"/>
+      </w:pPr>
+      <w:bookmarkStart w:id="77" w:name="_Toc215323050"/>
+      <w:r>
+        <w:t xml:space="preserve">Ilustración </w:t>
+      </w:r>
+      <w:fldSimple w:instr=" SEQ Ilustración \* ARABIC ">
+        <w:r>
+          <w:rPr>
+            <w:noProof/>
+          </w:rPr>
+          <w:t>26</w:t>
+        </w:r>
+      </w:fldSimple>
+      <w:r>
+        <w:t>. Resultado comparación</w:t>
+      </w:r>
+      <w:bookmarkEnd w:id="77"/>
+    </w:p>
+    <w:p>
+      <w:pPr>
+        <w:keepNext/>
+      </w:pPr>
+      <w:r>
+        <w:rPr>
+          <w:noProof/>
+        </w:rPr>
+        <w:lastRenderedPageBreak/>
+        <w:drawing>
+          <wp:inline distT="0" distB="0" distL="0" distR="0" wp14:anchorId="0A800AF7" wp14:editId="788AA5EC">
+            <wp:extent cx="3515913" cy="7867650"/>
+            <wp:effectExtent l="0" t="0" r="8890" b="0"/>
+            <wp:docPr id="1130005807" name="Imagen 40"/>
+            <wp:cNvGraphicFramePr>
+              <a:graphicFrameLocks xmlns:a="http://schemas.openxmlformats.org/drawingml/2006/main" noChangeAspect="1"/>
+            </wp:cNvGraphicFramePr>
+            <a:graphic xmlns:a="http://schemas.openxmlformats.org/drawingml/2006/main">
+              <a:graphicData uri="http://schemas.openxmlformats.org/drawingml/2006/picture">
+                <pic:pic xmlns:pic="http://schemas.openxmlformats.org/drawingml/2006/picture">
+                  <pic:nvPicPr>
+                    <pic:cNvPr id="0" name="Picture 41"/>
+                    <pic:cNvPicPr>
+                      <a:picLocks noChangeAspect="1" noChangeArrowheads="1"/>
+                    </pic:cNvPicPr>
+                  </pic:nvPicPr>
+                  <pic:blipFill>
+                    <a:blip r:embed="rId42">
+                      <a:extLst>
+                        <a:ext uri="{28A0092B-C50C-407E-A947-70E740481C1C}">
+                          <a14:useLocalDpi xmlns:a14="http://schemas.microsoft.com/office/drawing/2010/main" val="0"/>
+                        </a:ext>
+                      </a:extLst>
+                    </a:blip>
+                    <a:srcRect/>
+                    <a:stretch>
+                      <a:fillRect/>
+                    </a:stretch>
+                  </pic:blipFill>
+                  <pic:spPr bwMode="auto">
+                    <a:xfrm>
+                      <a:off x="0" y="0"/>
+                      <a:ext cx="3519640" cy="7875989"/>
+                    </a:xfrm>
+                    <a:prstGeom prst="rect">
+                      <a:avLst/>
+                    </a:prstGeom>
+                    <a:noFill/>
+                    <a:ln>
+                      <a:noFill/>
+                    </a:ln>
+                  </pic:spPr>
+                </pic:pic>
+              </a:graphicData>
+            </a:graphic>
+          </wp:inline>
+        </w:drawing>
+      </w:r>
+    </w:p>
+    <w:p>
+      <w:pPr>
+        <w:pStyle w:val="Descripcin"/>
+      </w:pPr>
+      <w:bookmarkStart w:id="78" w:name="_Toc215323051"/>
+      <w:r>
+        <w:t xml:space="preserve">Ilustración </w:t>
+      </w:r>
+      <w:fldSimple w:instr=" SEQ Ilustración \* ARABIC ">
+        <w:r>
+          <w:rPr>
+            <w:noProof/>
+          </w:rPr>
+          <w:t>27</w:t>
+        </w:r>
+      </w:fldSimple>
+      <w:r>
+        <w:t>. Historial</w:t>
+      </w:r>
+      <w:bookmarkEnd w:id="78"/>
+    </w:p>
+    <w:p>
+      <w:pPr>
+        <w:keepNext/>
+      </w:pPr>
+      <w:r>
+        <w:rPr>
+          <w:noProof/>
+        </w:rPr>
+        <w:lastRenderedPageBreak/>
+        <w:drawing>
+          <wp:inline distT="0" distB="0" distL="0" distR="0" wp14:anchorId="6290DD6E" wp14:editId="0EB1D798">
+            <wp:extent cx="3524426" cy="7886700"/>
+            <wp:effectExtent l="0" t="0" r="0" b="0"/>
+            <wp:docPr id="37507974" name="Imagen 41"/>
+            <wp:cNvGraphicFramePr>
+              <a:graphicFrameLocks xmlns:a="http://schemas.openxmlformats.org/drawingml/2006/main" noChangeAspect="1"/>
+            </wp:cNvGraphicFramePr>
+            <a:graphic xmlns:a="http://schemas.openxmlformats.org/drawingml/2006/main">
+              <a:graphicData uri="http://schemas.openxmlformats.org/drawingml/2006/picture">
+                <pic:pic xmlns:pic="http://schemas.openxmlformats.org/drawingml/2006/picture">
+                  <pic:nvPicPr>
+                    <pic:cNvPr id="0" name="Picture 42"/>
+                    <pic:cNvPicPr>
+                      <a:picLocks noChangeAspect="1" noChangeArrowheads="1"/>
+                    </pic:cNvPicPr>
+                  </pic:nvPicPr>
+                  <pic:blipFill>
+                    <a:blip r:embed="rId43">
+                      <a:extLst>
+                        <a:ext uri="{28A0092B-C50C-407E-A947-70E740481C1C}">
+                          <a14:useLocalDpi xmlns:a14="http://schemas.microsoft.com/office/drawing/2010/main" val="0"/>
+                        </a:ext>
+                      </a:extLst>
+                    </a:blip>
+                    <a:srcRect/>
+                    <a:stretch>
+                      <a:fillRect/>
+                    </a:stretch>
+                  </pic:blipFill>
+                  <pic:spPr bwMode="auto">
+                    <a:xfrm>
+                      <a:off x="0" y="0"/>
+                      <a:ext cx="3527484" cy="7893543"/>
+                    </a:xfrm>
+                    <a:prstGeom prst="rect">
+                      <a:avLst/>
+                    </a:prstGeom>
+                    <a:noFill/>
+                    <a:ln>
+                      <a:noFill/>
+                    </a:ln>
+                  </pic:spPr>
+                </pic:pic>
+              </a:graphicData>
+            </a:graphic>
+          </wp:inline>
+        </w:drawing>
+      </w:r>
+    </w:p>
+    <w:p>
+      <w:pPr>
+        <w:pStyle w:val="Descripcin"/>
+      </w:pPr>
+      <w:bookmarkStart w:id="79" w:name="_Toc215323052"/>
+      <w:r>
+        <w:t xml:space="preserve">Ilustración </w:t>
+      </w:r>
+      <w:fldSimple w:instr=" SEQ Ilustración \* ARABIC ">
+        <w:r>
+          <w:rPr>
+            <w:noProof/>
+          </w:rPr>
+          <w:t>28</w:t>
+        </w:r>
+      </w:fldSimple>
+      <w:r>
+        <w:t>. Perfil</w:t>
+      </w:r>
+      <w:bookmarkEnd w:id="79"/>
+    </w:p>
+    <w:p>
+      <w:pPr>
+        <w:keepNext/>
+      </w:pPr>
+      <w:r>
+        <w:rPr>
+          <w:noProof/>
+        </w:rPr>
+        <w:lastRenderedPageBreak/>
+        <w:drawing>
+          <wp:inline distT="0" distB="0" distL="0" distR="0" wp14:anchorId="6A2568CA" wp14:editId="57DAD35E">
+            <wp:extent cx="3481860" cy="7791450"/>
+            <wp:effectExtent l="0" t="0" r="4445" b="0"/>
+            <wp:docPr id="60719093" name="Imagen 42"/>
+            <wp:cNvGraphicFramePr>
+              <a:graphicFrameLocks xmlns:a="http://schemas.openxmlformats.org/drawingml/2006/main" noChangeAspect="1"/>
+            </wp:cNvGraphicFramePr>
+            <a:graphic xmlns:a="http://schemas.openxmlformats.org/drawingml/2006/main">
+              <a:graphicData uri="http://schemas.openxmlformats.org/drawingml/2006/picture">
+                <pic:pic xmlns:pic="http://schemas.openxmlformats.org/drawingml/2006/picture">
+                  <pic:nvPicPr>
+                    <pic:cNvPr id="0" name="Picture 43"/>
+                    <pic:cNvPicPr>
+                      <a:picLocks noChangeAspect="1" noChangeArrowheads="1"/>
+                    </pic:cNvPicPr>
+                  </pic:nvPicPr>
+                  <pic:blipFill>
+                    <a:blip r:embed="rId44">
+                      <a:extLst>
+                        <a:ext uri="{28A0092B-C50C-407E-A947-70E740481C1C}">
+                          <a14:useLocalDpi xmlns:a14="http://schemas.microsoft.com/office/drawing/2010/main" val="0"/>
+                        </a:ext>
+                      </a:extLst>
+                    </a:blip>
+                    <a:srcRect/>
+                    <a:stretch>
+                      <a:fillRect/>
+                    </a:stretch>
+                  </pic:blipFill>
+                  <pic:spPr bwMode="auto">
+                    <a:xfrm>
+                      <a:off x="0" y="0"/>
+                      <a:ext cx="3483786" cy="7795760"/>
+                    </a:xfrm>
+                    <a:prstGeom prst="rect">
+                      <a:avLst/>
+                    </a:prstGeom>
+                    <a:noFill/>
+                    <a:ln>
+                      <a:noFill/>
+                    </a:ln>
+                  </pic:spPr>
+                </pic:pic>
+              </a:graphicData>
+            </a:graphic>
+          </wp:inline>
+        </w:drawing>
+      </w:r>
+    </w:p>
+    <w:p>
+      <w:pPr>
+        <w:pStyle w:val="Descripcin"/>
+      </w:pPr>
+      <w:bookmarkStart w:id="80" w:name="_Toc215323053"/>
+      <w:r>
+        <w:t xml:space="preserve">Ilustración </w:t>
+      </w:r>
+      <w:fldSimple w:instr=" SEQ Ilustración \* ARABIC ">
+        <w:r>
+          <w:rPr>
+            <w:noProof/>
+          </w:rPr>
+          <w:t>29</w:t>
+        </w:r>
+      </w:fldSimple>
+      <w:r>
+        <w:t>. Recuperación de clave</w:t>
+      </w:r>
+      <w:bookmarkEnd w:id="80"/>
+    </w:p>
     <w:sectPr>
-      <w:headerReference w:type="default" r:id="rId24"/>
-      <w:footerReference w:type="default" r:id="rId25"/>
-      <w:headerReference w:type="first" r:id="rId26"/>
+      <w:headerReference w:type="default" r:id="rId45"/>
+      <w:footerReference w:type="default" r:id="rId46"/>
+      <w:headerReference w:type="first" r:id="rId47"/>
       <w:pgSz w:w="12240" w:h="15840" w:code="1"/>
       <w:pgMar w:top="1134" w:right="1134" w:bottom="1701" w:left="1701" w:header="709" w:footer="709" w:gutter="0"/>
       <w:cols w:space="708"/>
@@ -9415,6 +13291,7 @@
         <w:docPartUnique/>
       </w:docPartObj>
     </w:sdtPr>
+    <w:sdtEndPr/>
     <w:sdtContent>
       <w:p>
         <w:pPr>
@@ -9439,6 +13316,7 @@
         <w:docPartUnique/>
       </w:docPartObj>
     </w:sdtPr>
+    <w:sdtEndPr/>
     <w:sdtContent>
       <w:p>
         <w:pPr>
@@ -9684,263 +13562,13 @@
 <w:ftr xmlns:wpc="http://schemas.microsoft.com/office/word/2010/wordprocessingCanvas" xmlns:cx="http://schemas.microsoft.com/office/drawing/2014/chartex" xmlns:cx1="http://schemas.microsoft.com/office/drawing/2015/9/8/chartex" xmlns:cx2="http://schemas.microsoft.com/office/drawing/2015/10/21/chartex" xmlns:cx3="http://schemas.microsoft.com/office/drawing/2016/5/9/chartex" xmlns:cx4="http://schemas.microsoft.com/office/drawing/2016/5/10/chartex" xmlns:cx5="http://schemas.microsoft.com/office/drawing/2016/5/11/chartex" xmlns:cx6="http://schemas.microsoft.com/office/drawing/2016/5/12/chartex" xmlns:cx7="http://schemas.microsoft.com/office/drawing/2016/5/13/chartex" xmlns:cx8="http://schemas.microsoft.com/office/drawing/2016/5/14/chartex" xmlns:mc="http://schemas.openxmlformats.org/markup-compatibility/2006" xmlns:aink="http://schemas.microsoft.com/office/drawing/2016/ink" xmlns:am3d="http://schemas.microsoft.com/office/drawing/2017/model3d" xmlns:o="urn:schemas-microsoft-com:office:office" xmlns:oel="http://schemas.microsoft.com/office/2019/extlst" xmlns:r="http://schemas.openxmlformats.org/officeDocument/2006/relationships" xmlns:m="http://schemas.openxmlformats.org/officeDocument/2006/math" xmlns:v="urn:schemas-microsoft-com:vml" xmlns:wp14="http://schemas.microsoft.com/office/word/2010/wordprocessingDrawing" xmlns:wp="http://schemas.openxmlformats.org/drawingml/2006/wordprocessingDrawing" xmlns:w10="urn:schemas-microsoft-com:office:word" xmlns:w="http://schemas.openxmlformats.org/wordprocessingml/2006/main" xmlns:w14="http://schemas.microsoft.com/office/word/2010/wordml" xmlns:w15="http://schemas.microsoft.com/office/word/2012/wordml" xmlns:w16cex="http://schemas.microsoft.com/office/word/2018/wordml/cex" xmlns:w16cid="http://schemas.microsoft.com/office/word/2016/wordml/cid" xmlns:w16="http://schemas.microsoft.com/office/word/2018/wordml" xmlns:w16du="http://schemas.microsoft.com/office/word/2023/wordml/word16du" xmlns:w16sdtdh="http://schemas.microsoft.com/office/word/2020/wordml/sdtdatahash" xmlns:w16sdtfl="http://schemas.microsoft.com/office/word/2024/wordml/sdtformatlock" xmlns:w16se="http://schemas.microsoft.com/office/word/2015/wordml/symex" xmlns:wpg="http://schemas.microsoft.com/office/word/2010/wordprocessingGroup" xmlns:wpi="http://schemas.microsoft.com/office/word/2010/wordprocessingInk" xmlns:wne="http://schemas.microsoft.com/office/word/2006/wordml" xmlns:wps="http://schemas.microsoft.com/office/word/2010/wordprocessingShape" mc:Ignorable="w14 w15 w16se w16cid w16 w16cex w16sdtdh w16sdtfl w16du wp14">
   <w:sdt>
     <w:sdtPr>
-      <w:id w:val="-949315975"/>
-      <w:docPartObj>
-        <w:docPartGallery w:val="Page Numbers (Bottom of Page)"/>
-        <w:docPartUnique/>
-      </w:docPartObj>
-    </w:sdtPr>
-    <w:sdtContent>
-      <w:p>
-        <w:pPr>
-          <w:pStyle w:val="Piedepgina"/>
-          <w:tabs>
-            <w:tab w:val="left" w:pos="284"/>
-          </w:tabs>
-        </w:pPr>
-        <w:r>
-          <w:rPr>
-            <w:noProof/>
-            <w:lang w:val="en-US"/>
-          </w:rPr>
-          <mc:AlternateContent>
-            <mc:Choice Requires="wps">
-              <w:drawing>
-                <wp:anchor distT="0" distB="0" distL="114300" distR="114300" simplePos="0" relativeHeight="251663360" behindDoc="0" locked="0" layoutInCell="1" allowOverlap="1" wp14:anchorId="54203C11" wp14:editId="73AD45CB">
-                  <wp:simplePos x="0" y="0"/>
-                  <wp:positionH relativeFrom="rightMargin">
-                    <wp:align>center</wp:align>
-                  </wp:positionH>
-                  <wp:positionV relativeFrom="bottomMargin">
-                    <wp:align>center</wp:align>
-                  </wp:positionV>
-                  <wp:extent cx="565785" cy="191770"/>
-                  <wp:effectExtent l="0" t="0" r="0" b="0"/>
-                  <wp:wrapNone/>
-                  <wp:docPr id="78" name="Rectángulo 78"/>
-                  <wp:cNvGraphicFramePr>
-                    <a:graphicFrameLocks xmlns:a="http://schemas.openxmlformats.org/drawingml/2006/main"/>
-                  </wp:cNvGraphicFramePr>
-                  <a:graphic xmlns:a="http://schemas.openxmlformats.org/drawingml/2006/main">
-                    <a:graphicData uri="http://schemas.microsoft.com/office/word/2010/wordprocessingShape">
-                      <wps:wsp>
-                        <wps:cNvSpPr>
-                          <a:spLocks noChangeArrowheads="1"/>
-                        </wps:cNvSpPr>
-                        <wps:spPr bwMode="auto">
-                          <a:xfrm rot="10800000" flipH="1">
-                            <a:off x="0" y="0"/>
-                            <a:ext cx="565785" cy="191770"/>
-                          </a:xfrm>
-                          <a:prstGeom prst="rect">
-                            <a:avLst/>
-                          </a:prstGeom>
-                          <a:noFill/>
-                          <a:ln>
-                            <a:noFill/>
-                          </a:ln>
-                          <a:extLst>
-                            <a:ext uri="{909E8E84-426E-40DD-AFC4-6F175D3DCCD1}">
-                              <a14:hiddenFill xmlns:a14="http://schemas.microsoft.com/office/drawing/2010/main">
-                                <a:solidFill>
-                                  <a:srgbClr val="C0504D"/>
-                                </a:solidFill>
-                              </a14:hiddenFill>
-                            </a:ext>
-                            <a:ext uri="{91240B29-F687-4F45-9708-019B960494DF}">
-                              <a14:hiddenLine xmlns:a14="http://schemas.microsoft.com/office/drawing/2010/main" w="28575">
-                                <a:solidFill>
-                                  <a:srgbClr val="5C83B4"/>
-                                </a:solidFill>
-                                <a:miter lim="800000"/>
-                                <a:headEnd/>
-                                <a:tailEnd/>
-                              </a14:hiddenLine>
-                            </a:ext>
-                          </a:extLst>
-                        </wps:spPr>
-                        <wps:txbx>
-                          <w:txbxContent>
-                            <w:p>
-                              <w:pPr>
-                                <w:pBdr>
-                                  <w:top w:val="single" w:sz="4" w:space="1" w:color="7F7F7F" w:themeColor="background1" w:themeShade="7F"/>
-                                </w:pBdr>
-                                <w:jc w:val="center"/>
-                                <w:rPr>
-                                  <w14:textOutline w14:w="9525" w14:cap="rnd" w14:cmpd="sng" w14:algn="ctr">
-                                    <w14:noFill/>
-                                    <w14:prstDash w14:val="solid"/>
-                                    <w14:bevel/>
-                                  </w14:textOutline>
-                                </w:rPr>
-                              </w:pPr>
-                              <w:r>
-                                <w:rPr>
-                                  <w14:textOutline w14:w="9525" w14:cap="rnd" w14:cmpd="sng" w14:algn="ctr">
-                                    <w14:noFill/>
-                                    <w14:prstDash w14:val="solid"/>
-                                    <w14:bevel/>
-                                  </w14:textOutline>
-                                </w:rPr>
-                                <w:fldChar w:fldCharType="begin"/>
-                              </w:r>
-                              <w:r>
-                                <w:rPr>
-                                  <w14:textOutline w14:w="9525" w14:cap="rnd" w14:cmpd="sng" w14:algn="ctr">
-                                    <w14:noFill/>
-                                    <w14:prstDash w14:val="solid"/>
-                                    <w14:bevel/>
-                                  </w14:textOutline>
-                                </w:rPr>
-                                <w:instrText>PAGE   \* MERGEFORMAT</w:instrText>
-                              </w:r>
-                              <w:r>
-                                <w:rPr>
-                                  <w14:textOutline w14:w="9525" w14:cap="rnd" w14:cmpd="sng" w14:algn="ctr">
-                                    <w14:noFill/>
-                                    <w14:prstDash w14:val="solid"/>
-                                    <w14:bevel/>
-                                  </w14:textOutline>
-                                </w:rPr>
-                                <w:fldChar w:fldCharType="separate"/>
-                              </w:r>
-                              <w:r>
-                                <w:rPr>
-                                  <w:noProof/>
-                                  <w:lang w:val="es-ES"/>
-                                  <w14:textOutline w14:w="9525" w14:cap="rnd" w14:cmpd="sng" w14:algn="ctr">
-                                    <w14:noFill/>
-                                    <w14:prstDash w14:val="solid"/>
-                                    <w14:bevel/>
-                                  </w14:textOutline>
-                                </w:rPr>
-                                <w:t>6</w:t>
-                              </w:r>
-                              <w:r>
-                                <w:rPr>
-                                  <w14:textOutline w14:w="9525" w14:cap="rnd" w14:cmpd="sng" w14:algn="ctr">
-                                    <w14:noFill/>
-                                    <w14:prstDash w14:val="solid"/>
-                                    <w14:bevel/>
-                                  </w14:textOutline>
-                                </w:rPr>
-                                <w:fldChar w:fldCharType="end"/>
-                              </w:r>
-                            </w:p>
-                          </w:txbxContent>
-                        </wps:txbx>
-                        <wps:bodyPr rot="0" vert="horz" wrap="square" lIns="91440" tIns="0" rIns="91440" bIns="0" anchor="t" anchorCtr="0" upright="1">
-                          <a:noAutofit/>
-                        </wps:bodyPr>
-                      </wps:wsp>
-                    </a:graphicData>
-                  </a:graphic>
-                  <wp14:sizeRelH relativeFrom="page">
-                    <wp14:pctWidth>0</wp14:pctWidth>
-                  </wp14:sizeRelH>
-                  <wp14:sizeRelV relativeFrom="bottomMargin">
-                    <wp14:pctHeight>0</wp14:pctHeight>
-                  </wp14:sizeRelV>
-                </wp:anchor>
-              </w:drawing>
-            </mc:Choice>
-            <mc:Fallback>
-              <w:pict>
-                <v:rect w14:anchorId="54203C11" id="Rectángulo 78" o:spid="_x0000_s1027" style="position:absolute;margin-left:0;margin-top:0;width:44.55pt;height:15.1pt;rotation:180;flip:x;z-index:251663360;visibility:visible;mso-wrap-style:square;mso-width-percent:0;mso-height-percent:0;mso-wrap-distance-left:9pt;mso-wrap-distance-top:0;mso-wrap-distance-right:9pt;mso-wrap-distance-bottom:0;mso-position-horizontal:center;mso-position-horizontal-relative:right-margin-area;mso-position-vertical:center;mso-position-vertical-relative:bottom-margin-area;mso-width-percent:0;mso-height-percent:0;mso-width-relative:page;mso-height-relative:bottom-margin-area;v-text-anchor:top" o:gfxdata="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" filled="f" fillcolor="#c0504d" stroked="f" strokecolor="#5c83b4" strokeweight="2.25pt">
-                  <v:textbox inset=",0,,0">
-                    <w:txbxContent>
-                      <w:p>
-                        <w:pPr>
-                          <w:pBdr>
-                            <w:top w:val="single" w:sz="4" w:space="1" w:color="7F7F7F" w:themeColor="background1" w:themeShade="7F"/>
-                          </w:pBdr>
-                          <w:jc w:val="center"/>
-                          <w:rPr>
-                            <w14:textOutline w14:w="9525" w14:cap="rnd" w14:cmpd="sng" w14:algn="ctr">
-                              <w14:noFill/>
-                              <w14:prstDash w14:val="solid"/>
-                              <w14:bevel/>
-                            </w14:textOutline>
-                          </w:rPr>
-                        </w:pPr>
-                        <w:r>
-                          <w:rPr>
-                            <w14:textOutline w14:w="9525" w14:cap="rnd" w14:cmpd="sng" w14:algn="ctr">
-                              <w14:noFill/>
-                              <w14:prstDash w14:val="solid"/>
-                              <w14:bevel/>
-                            </w14:textOutline>
-                          </w:rPr>
-                          <w:fldChar w:fldCharType="begin"/>
-                        </w:r>
-                        <w:r>
-                          <w:rPr>
-                            <w14:textOutline w14:w="9525" w14:cap="rnd" w14:cmpd="sng" w14:algn="ctr">
-                              <w14:noFill/>
-                              <w14:prstDash w14:val="solid"/>
-                              <w14:bevel/>
-                            </w14:textOutline>
-                          </w:rPr>
-                          <w:instrText>PAGE   \* MERGEFORMAT</w:instrText>
-                        </w:r>
-                        <w:r>
-                          <w:rPr>
-                            <w14:textOutline w14:w="9525" w14:cap="rnd" w14:cmpd="sng" w14:algn="ctr">
-                              <w14:noFill/>
-                              <w14:prstDash w14:val="solid"/>
-                              <w14:bevel/>
-                            </w14:textOutline>
-                          </w:rPr>
-                          <w:fldChar w:fldCharType="separate"/>
-                        </w:r>
-                        <w:r>
-                          <w:rPr>
-                            <w:noProof/>
-                            <w:lang w:val="es-ES"/>
-                            <w14:textOutline w14:w="9525" w14:cap="rnd" w14:cmpd="sng" w14:algn="ctr">
-                              <w14:noFill/>
-                              <w14:prstDash w14:val="solid"/>
-                              <w14:bevel/>
-                            </w14:textOutline>
-                          </w:rPr>
-                          <w:t>6</w:t>
-                        </w:r>
-                        <w:r>
-                          <w:rPr>
-                            <w14:textOutline w14:w="9525" w14:cap="rnd" w14:cmpd="sng" w14:algn="ctr">
-                              <w14:noFill/>
-                              <w14:prstDash w14:val="solid"/>
-                              <w14:bevel/>
-                            </w14:textOutline>
-                          </w:rPr>
-                          <w:fldChar w:fldCharType="end"/>
-                        </w:r>
-                      </w:p>
-                    </w:txbxContent>
-                  </v:textbox>
-                  <w10:wrap anchorx="margin" anchory="margin"/>
-                </v:rect>
-              </w:pict>
-            </mc:Fallback>
-          </mc:AlternateContent>
-        </w:r>
-      </w:p>
-    </w:sdtContent>
-  </w:sdt>
-</w:ftr>
-</file>
-
-<file path=word/footer4.xml><?xml version="1.0" encoding="utf-8"?>
-<w:ftr xmlns:wpc="http://schemas.microsoft.com/office/word/2010/wordprocessingCanvas" xmlns:cx="http://schemas.microsoft.com/office/drawing/2014/chartex" xmlns:cx1="http://schemas.microsoft.com/office/drawing/2015/9/8/chartex" xmlns:cx2="http://schemas.microsoft.com/office/drawing/2015/10/21/chartex" xmlns:cx3="http://schemas.microsoft.com/office/drawing/2016/5/9/chartex" xmlns:cx4="http://schemas.microsoft.com/office/drawing/2016/5/10/chartex" xmlns:cx5="http://schemas.microsoft.com/office/drawing/2016/5/11/chartex" xmlns:cx6="http://schemas.microsoft.com/office/drawing/2016/5/12/chartex" xmlns:cx7="http://schemas.microsoft.com/office/drawing/2016/5/13/chartex" xmlns:cx8="http://schemas.microsoft.com/office/drawing/2016/5/14/chartex" xmlns:mc="http://schemas.openxmlformats.org/markup-compatibility/2006" xmlns:aink="http://schemas.microsoft.com/office/drawing/2016/ink" xmlns:am3d="http://schemas.microsoft.com/office/drawing/2017/model3d" xmlns:o="urn:schemas-microsoft-com:office:office" xmlns:oel="http://schemas.microsoft.com/office/2019/extlst" xmlns:r="http://schemas.openxmlformats.org/officeDocument/2006/relationships" xmlns:m="http://schemas.openxmlformats.org/officeDocument/2006/math" xmlns:v="urn:schemas-microsoft-com:vml" xmlns:wp14="http://schemas.microsoft.com/office/word/2010/wordprocessingDrawing" xmlns:wp="http://schemas.openxmlformats.org/drawingml/2006/wordprocessingDrawing" xmlns:w10="urn:schemas-microsoft-com:office:word" xmlns:w="http://schemas.openxmlformats.org/wordprocessingml/2006/main" xmlns:w14="http://schemas.microsoft.com/office/word/2010/wordml" xmlns:w15="http://schemas.microsoft.com/office/word/2012/wordml" xmlns:w16cex="http://schemas.microsoft.com/office/word/2018/wordml/cex" xmlns:w16cid="http://schemas.microsoft.com/office/word/2016/wordml/cid" xmlns:w16="http://schemas.microsoft.com/office/word/2018/wordml" xmlns:w16du="http://schemas.microsoft.com/office/word/2023/wordml/word16du" xmlns:w16sdtdh="http://schemas.microsoft.com/office/word/2020/wordml/sdtdatahash" xmlns:w16sdtfl="http://schemas.microsoft.com/office/word/2024/wordml/sdtformatlock" xmlns:w16se="http://schemas.microsoft.com/office/word/2015/wordml/symex" xmlns:wpg="http://schemas.microsoft.com/office/word/2010/wordprocessingGroup" xmlns:wpi="http://schemas.microsoft.com/office/word/2010/wordprocessingInk" xmlns:wne="http://schemas.microsoft.com/office/word/2006/wordml" xmlns:wps="http://schemas.microsoft.com/office/word/2010/wordprocessingShape" mc:Ignorable="w14 w15 w16se w16cid w16 w16cex w16sdtdh w16sdtfl w16du wp14">
-  <w:sdt>
-    <w:sdtPr>
       <w:id w:val="2114864769"/>
       <w:docPartObj>
         <w:docPartGallery w:val="Page Numbers (Bottom of Page)"/>
         <w:docPartUnique/>
       </w:docPartObj>
     </w:sdtPr>
+    <w:sdtEndPr/>
     <w:sdtContent>
       <w:p>
         <w:pPr>
@@ -9990,6 +13618,7 @@
         <w:docPartUnique/>
       </w:docPartObj>
     </w:sdtPr>
+    <w:sdtEndPr/>
     <w:sdtContent>
       <w:p>
         <w:pPr>
@@ -10046,16 +13675,6 @@
 </file>
 
 <file path=word/header4.xml><?xml version="1.0" encoding="utf-8"?>
-<w:hdr xmlns:wpc="http://schemas.microsoft.com/office/word/2010/wordprocessingCanvas" xmlns:cx="http://schemas.microsoft.com/office/drawing/2014/chartex" xmlns:cx1="http://schemas.microsoft.com/office/drawing/2015/9/8/chartex" xmlns:cx2="http://schemas.microsoft.com/office/drawing/2015/10/21/chartex" xmlns:cx3="http://schemas.microsoft.com/office/drawing/2016/5/9/chartex" xmlns:cx4="http://schemas.microsoft.com/office/drawing/2016/5/10/chartex" xmlns:cx5="http://schemas.microsoft.com/office/drawing/2016/5/11/chartex" xmlns:cx6="http://schemas.microsoft.com/office/drawing/2016/5/12/chartex" xmlns:cx7="http://schemas.microsoft.com/office/drawing/2016/5/13/chartex" xmlns:cx8="http://schemas.microsoft.com/office/drawing/2016/5/14/chartex" xmlns:mc="http://schemas.openxmlformats.org/markup-compatibility/2006" xmlns:aink="http://schemas.microsoft.com/office/drawing/2016/ink" xmlns:am3d="http://schemas.microsoft.com/office/drawing/2017/model3d" xmlns:o="urn:schemas-microsoft-com:office:office" xmlns:oel="http://schemas.microsoft.com/office/2019/extlst" xmlns:r="http://schemas.openxmlformats.org/officeDocument/2006/relationships" xmlns:m="http://schemas.openxmlformats.org/officeDocument/2006/math" xmlns:v="urn:schemas-microsoft-com:vml" xmlns:wp14="http://schemas.microsoft.com/office/word/2010/wordprocessingDrawing" xmlns:wp="http://schemas.openxmlformats.org/drawingml/2006/wordprocessingDrawing" xmlns:w10="urn:schemas-microsoft-com:office:word" xmlns:w="http://schemas.openxmlformats.org/wordprocessingml/2006/main" xmlns:w14="http://schemas.microsoft.com/office/word/2010/wordml" xmlns:w15="http://schemas.microsoft.com/office/word/2012/wordml" xmlns:w16cex="http://schemas.microsoft.com/office/word/2018/wordml/cex" xmlns:w16cid="http://schemas.microsoft.com/office/word/2016/wordml/cid" xmlns:w16="http://schemas.microsoft.com/office/word/2018/wordml" xmlns:w16du="http://schemas.microsoft.com/office/word/2023/wordml/word16du" xmlns:w16sdtdh="http://schemas.microsoft.com/office/word/2020/wordml/sdtdatahash" xmlns:w16sdtfl="http://schemas.microsoft.com/office/word/2024/wordml/sdtformatlock" xmlns:w16se="http://schemas.microsoft.com/office/word/2015/wordml/symex" xmlns:wpg="http://schemas.microsoft.com/office/word/2010/wordprocessingGroup" xmlns:wpi="http://schemas.microsoft.com/office/word/2010/wordprocessingInk" xmlns:wne="http://schemas.microsoft.com/office/word/2006/wordml" xmlns:wps="http://schemas.microsoft.com/office/word/2010/wordprocessingShape" mc:Ignorable="w14 w15 w16se w16cid w16 w16cex w16sdtdh w16sdtfl w16du wp14">
-  <w:p>
-    <w:pPr>
-      <w:pStyle w:val="Encabezado"/>
-    </w:pPr>
-  </w:p>
-</w:hdr>
-</file>
-
-<file path=word/header5.xml><?xml version="1.0" encoding="utf-8"?>
 <w:hdr xmlns:wpc="http://schemas.microsoft.com/office/word/2010/wordprocessingCanvas" xmlns:cx="http://schemas.microsoft.com/office/drawing/2014/chartex" xmlns:cx1="http://schemas.microsoft.com/office/drawing/2015/9/8/chartex" xmlns:cx2="http://schemas.microsoft.com/office/drawing/2015/10/21/chartex" xmlns:cx3="http://schemas.microsoft.com/office/drawing/2016/5/9/chartex" xmlns:cx4="http://schemas.microsoft.com/office/drawing/2016/5/10/chartex" xmlns:cx5="http://schemas.microsoft.com/office/drawing/2016/5/11/chartex" xmlns:cx6="http://schemas.microsoft.com/office/drawing/2016/5/12/chartex" xmlns:cx7="http://schemas.microsoft.com/office/drawing/2016/5/13/chartex" xmlns:cx8="http://schemas.microsoft.com/office/drawing/2016/5/14/chartex" xmlns:mc="http://schemas.openxmlformats.org/markup-compatibility/2006" xmlns:aink="http://schemas.microsoft.com/office/drawing/2016/ink" xmlns:am3d="http://schemas.microsoft.com/office/drawing/2017/model3d" xmlns:o="urn:schemas-microsoft-com:office:office" xmlns:oel="http://schemas.microsoft.com/office/2019/extlst" xmlns:r="http://schemas.openxmlformats.org/officeDocument/2006/relationships" xmlns:m="http://schemas.openxmlformats.org/officeDocument/2006/math" xmlns:v="urn:schemas-microsoft-com:vml" xmlns:wp14="http://schemas.microsoft.com/office/word/2010/wordprocessingDrawing" xmlns:wp="http://schemas.openxmlformats.org/drawingml/2006/wordprocessingDrawing" xmlns:w10="urn:schemas-microsoft-com:office:word" xmlns:w="http://schemas.openxmlformats.org/wordprocessingml/2006/main" xmlns:w14="http://schemas.microsoft.com/office/word/2010/wordml" xmlns:w15="http://schemas.microsoft.com/office/word/2012/wordml" xmlns:w16cex="http://schemas.microsoft.com/office/word/2018/wordml/cex" xmlns:w16cid="http://schemas.microsoft.com/office/word/2016/wordml/cid" xmlns:w16="http://schemas.microsoft.com/office/word/2018/wordml" xmlns:w16du="http://schemas.microsoft.com/office/word/2023/wordml/word16du" xmlns:w16sdtdh="http://schemas.microsoft.com/office/word/2020/wordml/sdtdatahash" xmlns:w16sdtfl="http://schemas.microsoft.com/office/word/2024/wordml/sdtformatlock" xmlns:w16se="http://schemas.microsoft.com/office/word/2015/wordml/symex" xmlns:wpg="http://schemas.microsoft.com/office/word/2010/wordprocessingGroup" xmlns:wpi="http://schemas.microsoft.com/office/word/2010/wordprocessingInk" xmlns:wne="http://schemas.microsoft.com/office/word/2006/wordml" xmlns:wps="http://schemas.microsoft.com/office/word/2010/wordprocessingShape" mc:Ignorable="w14 w15 w16se w16cid w16 w16cex w16sdtdh w16sdtfl w16du wp14">
   <w:p>
     <w:pPr>
@@ -18011,6 +21630,7 @@
   <w:style w:type="character" w:default="1" w:styleId="Fuentedeprrafopredeter">
     <w:name w:val="Default Paragraph Font"/>
     <w:uiPriority w:val="1"/>
+    <w:semiHidden/>
     <w:unhideWhenUsed/>
   </w:style>
   <w:style w:type="table" w:default="1" w:styleId="Tablanormal">

--- a/FASE 3/Evidencias Grupales/Informe Final - APT.docx
+++ b/FASE 3/Evidencias Grupales/Informe Final - APT.docx
@@ -415,7 +415,7 @@
       <w:pPr>
         <w:pStyle w:val="Ttulo1"/>
       </w:pPr>
-      <w:bookmarkStart w:id="0" w:name="_Toc215323054"/>
+      <w:bookmarkStart w:id="0" w:name="_Toc215505457"/>
       <w:r>
         <w:lastRenderedPageBreak/>
         <w:t>DEDICATORIA</w:t>
@@ -789,7 +789,7 @@
       <w:pPr>
         <w:pStyle w:val="Ttulo1"/>
       </w:pPr>
-      <w:bookmarkStart w:id="1" w:name="_Toc215323055"/>
+      <w:bookmarkStart w:id="1" w:name="_Toc215505458"/>
       <w:r>
         <w:lastRenderedPageBreak/>
         <w:t>AGRADECIMIENTOS</w:t>
@@ -1321,7 +1321,7 @@
       <w:pPr>
         <w:pStyle w:val="Ttulo1"/>
       </w:pPr>
-      <w:bookmarkStart w:id="2" w:name="_Toc215323056"/>
+      <w:bookmarkStart w:id="2" w:name="_Toc215505459"/>
       <w:r>
         <w:lastRenderedPageBreak/>
         <w:t>SUMARIO</w:t>
@@ -1383,7 +1383,7 @@
       <w:pPr>
         <w:pStyle w:val="Ttulo1"/>
       </w:pPr>
-      <w:bookmarkStart w:id="6" w:name="_Toc215323057"/>
+      <w:bookmarkStart w:id="6" w:name="_Toc215505460"/>
       <w:r>
         <w:lastRenderedPageBreak/>
         <w:t>ÍNDICE</w:t>
@@ -1421,7 +1421,7 @@
       <w:r>
         <w:fldChar w:fldCharType="separate"/>
       </w:r>
-      <w:hyperlink w:anchor="_Toc215323054" w:history="1">
+      <w:hyperlink w:anchor="_Toc215505457" w:history="1">
         <w:r>
           <w:rPr>
             <w:rStyle w:val="Hipervnculo"/>
@@ -1448,7 +1448,7 @@
             <w:noProof/>
             <w:webHidden/>
           </w:rPr>
-          <w:instrText xml:space="preserve"> PAGEREF _Toc215323054 \h </w:instrText>
+          <w:instrText xml:space="preserve"> PAGEREF _Toc215505457 \h </w:instrText>
         </w:r>
         <w:r>
           <w:rPr>
@@ -1495,7 +1495,7 @@
           <w14:ligatures w14:val="standardContextual"/>
         </w:rPr>
       </w:pPr>
-      <w:hyperlink w:anchor="_Toc215323055" w:history="1">
+      <w:hyperlink w:anchor="_Toc215505458" w:history="1">
         <w:r>
           <w:rPr>
             <w:rStyle w:val="Hipervnculo"/>
@@ -1522,7 +1522,7 @@
             <w:noProof/>
             <w:webHidden/>
           </w:rPr>
-          <w:instrText xml:space="preserve"> PAGEREF _Toc215323055 \h </w:instrText>
+          <w:instrText xml:space="preserve"> PAGEREF _Toc215505458 \h </w:instrText>
         </w:r>
         <w:r>
           <w:rPr>
@@ -1569,7 +1569,7 @@
           <w14:ligatures w14:val="standardContextual"/>
         </w:rPr>
       </w:pPr>
-      <w:hyperlink w:anchor="_Toc215323056" w:history="1">
+      <w:hyperlink w:anchor="_Toc215505459" w:history="1">
         <w:r>
           <w:rPr>
             <w:rStyle w:val="Hipervnculo"/>
@@ -1596,7 +1596,7 @@
             <w:noProof/>
             <w:webHidden/>
           </w:rPr>
-          <w:instrText xml:space="preserve"> PAGEREF _Toc215323056 \h </w:instrText>
+          <w:instrText xml:space="preserve"> PAGEREF _Toc215505459 \h </w:instrText>
         </w:r>
         <w:r>
           <w:rPr>
@@ -1643,7 +1643,7 @@
           <w14:ligatures w14:val="standardContextual"/>
         </w:rPr>
       </w:pPr>
-      <w:hyperlink w:anchor="_Toc215323057" w:history="1">
+      <w:hyperlink w:anchor="_Toc215505460" w:history="1">
         <w:r>
           <w:rPr>
             <w:rStyle w:val="Hipervnculo"/>
@@ -1670,7 +1670,7 @@
             <w:noProof/>
             <w:webHidden/>
           </w:rPr>
-          <w:instrText xml:space="preserve"> PAGEREF _Toc215323057 \h </w:instrText>
+          <w:instrText xml:space="preserve"> PAGEREF _Toc215505460 \h </w:instrText>
         </w:r>
         <w:r>
           <w:rPr>
@@ -1717,7 +1717,7 @@
           <w14:ligatures w14:val="standardContextual"/>
         </w:rPr>
       </w:pPr>
-      <w:hyperlink w:anchor="_Toc215323058" w:history="1">
+      <w:hyperlink w:anchor="_Toc215505461" w:history="1">
         <w:r>
           <w:rPr>
             <w:rStyle w:val="Hipervnculo"/>
@@ -1744,7 +1744,7 @@
             <w:noProof/>
             <w:webHidden/>
           </w:rPr>
-          <w:instrText xml:space="preserve"> PAGEREF _Toc215323058 \h </w:instrText>
+          <w:instrText xml:space="preserve"> PAGEREF _Toc215505461 \h </w:instrText>
         </w:r>
         <w:r>
           <w:rPr>
@@ -1791,7 +1791,7 @@
           <w14:ligatures w14:val="standardContextual"/>
         </w:rPr>
       </w:pPr>
-      <w:hyperlink w:anchor="_Toc215323059" w:history="1">
+      <w:hyperlink w:anchor="_Toc215505462" w:history="1">
         <w:r>
           <w:rPr>
             <w:rStyle w:val="Hipervnculo"/>
@@ -1818,7 +1818,7 @@
             <w:noProof/>
             <w:webHidden/>
           </w:rPr>
-          <w:instrText xml:space="preserve"> PAGEREF _Toc215323059 \h </w:instrText>
+          <w:instrText xml:space="preserve"> PAGEREF _Toc215505462 \h </w:instrText>
         </w:r>
         <w:r>
           <w:rPr>
@@ -1853,7 +1853,6 @@
       <w:pPr>
         <w:pStyle w:val="TDC1"/>
         <w:tabs>
-          <w:tab w:val="left" w:pos="400"/>
           <w:tab w:val="right" w:leader="dot" w:pos="9395"/>
         </w:tabs>
         <w:rPr>
@@ -1866,43 +1865,23 @@
           <w14:ligatures w14:val="standardContextual"/>
         </w:rPr>
       </w:pPr>
-      <w:hyperlink w:anchor="_Toc215323060" w:history="1">
+      <w:hyperlink w:anchor="_Toc215505463" w:history="1">
         <w:r>
           <w:rPr>
             <w:rStyle w:val="Hipervnculo"/>
-            <w:bCs/>
-            <w:noProof/>
-          </w:rPr>
-          <w:t>1.</w:t>
-        </w:r>
-        <w:r>
-          <w:rPr>
-            <w:rFonts w:asciiTheme="minorHAnsi" w:hAnsiTheme="minorHAnsi"/>
-            <w:noProof/>
-            <w:kern w:val="2"/>
-            <w:sz w:val="24"/>
-            <w:szCs w:val="24"/>
-            <w:lang w:eastAsia="es-CL"/>
-            <w14:ligatures w14:val="standardContextual"/>
+            <w:noProof/>
+          </w:rPr>
+          <w:t>DICCIONARIO</w:t>
+        </w:r>
+        <w:r>
+          <w:rPr>
+            <w:noProof/>
+            <w:webHidden/>
           </w:rPr>
           <w:tab/>
         </w:r>
         <w:r>
           <w:rPr>
-            <w:rStyle w:val="Hipervnculo"/>
-            <w:noProof/>
-          </w:rPr>
-          <w:t>ANTECEDENTES GENERALES</w:t>
-        </w:r>
-        <w:r>
-          <w:rPr>
-            <w:noProof/>
-            <w:webHidden/>
-          </w:rPr>
-          <w:tab/>
-        </w:r>
-        <w:r>
-          <w:rPr>
             <w:noProof/>
             <w:webHidden/>
           </w:rPr>
@@ -1913,7 +1892,7 @@
             <w:noProof/>
             <w:webHidden/>
           </w:rPr>
-          <w:instrText xml:space="preserve"> PAGEREF _Toc215323060 \h </w:instrText>
+          <w:instrText xml:space="preserve"> PAGEREF _Toc215505463 \h </w:instrText>
         </w:r>
         <w:r>
           <w:rPr>
@@ -1933,7 +1912,7 @@
             <w:noProof/>
             <w:webHidden/>
           </w:rPr>
-          <w:t>9</w:t>
+          <w:t>10</w:t>
         </w:r>
         <w:r>
           <w:rPr>
@@ -1946,9 +1925,9 @@
     </w:p>
     <w:p>
       <w:pPr>
-        <w:pStyle w:val="TDC2"/>
+        <w:pStyle w:val="TDC1"/>
         <w:tabs>
-          <w:tab w:val="left" w:pos="800"/>
+          <w:tab w:val="left" w:pos="400"/>
           <w:tab w:val="right" w:leader="dot" w:pos="9395"/>
         </w:tabs>
         <w:rPr>
@@ -1961,14 +1940,14 @@
           <w14:ligatures w14:val="standardContextual"/>
         </w:rPr>
       </w:pPr>
-      <w:hyperlink w:anchor="_Toc215323061" w:history="1">
+      <w:hyperlink w:anchor="_Toc215505464" w:history="1">
         <w:r>
           <w:rPr>
             <w:rStyle w:val="Hipervnculo"/>
             <w:bCs/>
             <w:noProof/>
           </w:rPr>
-          <w:t>1.1.</w:t>
+          <w:t>1.</w:t>
         </w:r>
         <w:r>
           <w:rPr>
@@ -1987,7 +1966,7 @@
             <w:rStyle w:val="Hipervnculo"/>
             <w:noProof/>
           </w:rPr>
-          <w:t>Introducción</w:t>
+          <w:t>ANTECEDENTES GENERALES</w:t>
         </w:r>
         <w:r>
           <w:rPr>
@@ -2008,7 +1987,7 @@
             <w:noProof/>
             <w:webHidden/>
           </w:rPr>
-          <w:instrText xml:space="preserve"> PAGEREF _Toc215323061 \h </w:instrText>
+          <w:instrText xml:space="preserve"> PAGEREF _Toc215505464 \h </w:instrText>
         </w:r>
         <w:r>
           <w:rPr>
@@ -2028,7 +2007,7 @@
             <w:noProof/>
             <w:webHidden/>
           </w:rPr>
-          <w:t>9</w:t>
+          <w:t>12</w:t>
         </w:r>
         <w:r>
           <w:rPr>
@@ -2056,14 +2035,14 @@
           <w14:ligatures w14:val="standardContextual"/>
         </w:rPr>
       </w:pPr>
-      <w:hyperlink w:anchor="_Toc215323062" w:history="1">
+      <w:hyperlink w:anchor="_Toc215505465" w:history="1">
         <w:r>
           <w:rPr>
             <w:rStyle w:val="Hipervnculo"/>
             <w:bCs/>
             <w:noProof/>
           </w:rPr>
-          <w:t>1.2.</w:t>
+          <w:t>1.1.</w:t>
         </w:r>
         <w:r>
           <w:rPr>
@@ -2082,7 +2061,7 @@
             <w:rStyle w:val="Hipervnculo"/>
             <w:noProof/>
           </w:rPr>
-          <w:t>Descripción del Proyecto</w:t>
+          <w:t>Introducción</w:t>
         </w:r>
         <w:r>
           <w:rPr>
@@ -2103,7 +2082,7 @@
             <w:noProof/>
             <w:webHidden/>
           </w:rPr>
-          <w:instrText xml:space="preserve"> PAGEREF _Toc215323062 \h </w:instrText>
+          <w:instrText xml:space="preserve"> PAGEREF _Toc215505465 \h </w:instrText>
         </w:r>
         <w:r>
           <w:rPr>
@@ -2123,7 +2102,7 @@
             <w:noProof/>
             <w:webHidden/>
           </w:rPr>
-          <w:t>9</w:t>
+          <w:t>12</w:t>
         </w:r>
         <w:r>
           <w:rPr>
@@ -2136,9 +2115,9 @@
     </w:p>
     <w:p>
       <w:pPr>
-        <w:pStyle w:val="TDC3"/>
+        <w:pStyle w:val="TDC2"/>
         <w:tabs>
-          <w:tab w:val="left" w:pos="1320"/>
+          <w:tab w:val="left" w:pos="800"/>
           <w:tab w:val="right" w:leader="dot" w:pos="9395"/>
         </w:tabs>
         <w:rPr>
@@ -2151,13 +2130,14 @@
           <w14:ligatures w14:val="standardContextual"/>
         </w:rPr>
       </w:pPr>
-      <w:hyperlink w:anchor="_Toc215323063" w:history="1">
+      <w:hyperlink w:anchor="_Toc215505466" w:history="1">
         <w:r>
           <w:rPr>
             <w:rStyle w:val="Hipervnculo"/>
-            <w:noProof/>
-          </w:rPr>
-          <w:t>1.2.1.</w:t>
+            <w:bCs/>
+            <w:noProof/>
+          </w:rPr>
+          <w:t>1.2.</w:t>
         </w:r>
         <w:r>
           <w:rPr>
@@ -2176,7 +2156,7 @@
             <w:rStyle w:val="Hipervnculo"/>
             <w:noProof/>
           </w:rPr>
-          <w:t>Tema</w:t>
+          <w:t>Descripción del Proyecto</w:t>
         </w:r>
         <w:r>
           <w:rPr>
@@ -2197,7 +2177,7 @@
             <w:noProof/>
             <w:webHidden/>
           </w:rPr>
-          <w:instrText xml:space="preserve"> PAGEREF _Toc215323063 \h </w:instrText>
+          <w:instrText xml:space="preserve"> PAGEREF _Toc215505466 \h </w:instrText>
         </w:r>
         <w:r>
           <w:rPr>
@@ -2217,7 +2197,7 @@
             <w:noProof/>
             <w:webHidden/>
           </w:rPr>
-          <w:t>9</w:t>
+          <w:t>12</w:t>
         </w:r>
         <w:r>
           <w:rPr>
@@ -2245,13 +2225,13 @@
           <w14:ligatures w14:val="standardContextual"/>
         </w:rPr>
       </w:pPr>
-      <w:hyperlink w:anchor="_Toc215323064" w:history="1">
+      <w:hyperlink w:anchor="_Toc215505467" w:history="1">
         <w:r>
           <w:rPr>
             <w:rStyle w:val="Hipervnculo"/>
             <w:noProof/>
           </w:rPr>
-          <w:t>1.2.2.</w:t>
+          <w:t>1.2.1.</w:t>
         </w:r>
         <w:r>
           <w:rPr>
@@ -2270,7 +2250,7 @@
             <w:rStyle w:val="Hipervnculo"/>
             <w:noProof/>
           </w:rPr>
-          <w:t>Áreas de Desempeño</w:t>
+          <w:t>Tema</w:t>
         </w:r>
         <w:r>
           <w:rPr>
@@ -2291,7 +2271,7 @@
             <w:noProof/>
             <w:webHidden/>
           </w:rPr>
-          <w:instrText xml:space="preserve"> PAGEREF _Toc215323064 \h </w:instrText>
+          <w:instrText xml:space="preserve"> PAGEREF _Toc215505467 \h </w:instrText>
         </w:r>
         <w:r>
           <w:rPr>
@@ -2311,7 +2291,7 @@
             <w:noProof/>
             <w:webHidden/>
           </w:rPr>
-          <w:t>9</w:t>
+          <w:t>12</w:t>
         </w:r>
         <w:r>
           <w:rPr>
@@ -2339,13 +2319,13 @@
           <w14:ligatures w14:val="standardContextual"/>
         </w:rPr>
       </w:pPr>
-      <w:hyperlink w:anchor="_Toc215323065" w:history="1">
+      <w:hyperlink w:anchor="_Toc215505468" w:history="1">
         <w:r>
           <w:rPr>
             <w:rStyle w:val="Hipervnculo"/>
             <w:noProof/>
           </w:rPr>
-          <w:t>1.2.3.</w:t>
+          <w:t>1.2.2.</w:t>
         </w:r>
         <w:r>
           <w:rPr>
@@ -2364,7 +2344,7 @@
             <w:rStyle w:val="Hipervnculo"/>
             <w:noProof/>
           </w:rPr>
-          <w:t>Competencias o Unidades de Competencias</w:t>
+          <w:t>Áreas de Desempeño</w:t>
         </w:r>
         <w:r>
           <w:rPr>
@@ -2385,7 +2365,7 @@
             <w:noProof/>
             <w:webHidden/>
           </w:rPr>
-          <w:instrText xml:space="preserve"> PAGEREF _Toc215323065 \h </w:instrText>
+          <w:instrText xml:space="preserve"> PAGEREF _Toc215505468 \h </w:instrText>
         </w:r>
         <w:r>
           <w:rPr>
@@ -2405,7 +2385,7 @@
             <w:noProof/>
             <w:webHidden/>
           </w:rPr>
-          <w:t>9</w:t>
+          <w:t>12</w:t>
         </w:r>
         <w:r>
           <w:rPr>
@@ -2418,9 +2398,9 @@
     </w:p>
     <w:p>
       <w:pPr>
-        <w:pStyle w:val="TDC2"/>
+        <w:pStyle w:val="TDC3"/>
         <w:tabs>
-          <w:tab w:val="left" w:pos="800"/>
+          <w:tab w:val="left" w:pos="1320"/>
           <w:tab w:val="right" w:leader="dot" w:pos="9395"/>
         </w:tabs>
         <w:rPr>
@@ -2433,14 +2413,13 @@
           <w14:ligatures w14:val="standardContextual"/>
         </w:rPr>
       </w:pPr>
-      <w:hyperlink w:anchor="_Toc215323066" w:history="1">
+      <w:hyperlink w:anchor="_Toc215505469" w:history="1">
         <w:r>
           <w:rPr>
             <w:rStyle w:val="Hipervnculo"/>
-            <w:bCs/>
-            <w:noProof/>
-          </w:rPr>
-          <w:t>1.3.</w:t>
+            <w:noProof/>
+          </w:rPr>
+          <w:t>1.2.3.</w:t>
         </w:r>
         <w:r>
           <w:rPr>
@@ -2459,7 +2438,7 @@
             <w:rStyle w:val="Hipervnculo"/>
             <w:noProof/>
           </w:rPr>
-          <w:t>Fundamentación Proyecto APT</w:t>
+          <w:t>Competencias o Unidades de Competencias</w:t>
         </w:r>
         <w:r>
           <w:rPr>
@@ -2480,7 +2459,7 @@
             <w:noProof/>
             <w:webHidden/>
           </w:rPr>
-          <w:instrText xml:space="preserve"> PAGEREF _Toc215323066 \h </w:instrText>
+          <w:instrText xml:space="preserve"> PAGEREF _Toc215505469 \h </w:instrText>
         </w:r>
         <w:r>
           <w:rPr>
@@ -2500,7 +2479,7 @@
             <w:noProof/>
             <w:webHidden/>
           </w:rPr>
-          <w:t>10</w:t>
+          <w:t>12</w:t>
         </w:r>
         <w:r>
           <w:rPr>
@@ -2513,9 +2492,9 @@
     </w:p>
     <w:p>
       <w:pPr>
-        <w:pStyle w:val="TDC3"/>
+        <w:pStyle w:val="TDC2"/>
         <w:tabs>
-          <w:tab w:val="left" w:pos="1320"/>
+          <w:tab w:val="left" w:pos="800"/>
           <w:tab w:val="right" w:leader="dot" w:pos="9395"/>
         </w:tabs>
         <w:rPr>
@@ -2528,13 +2507,14 @@
           <w14:ligatures w14:val="standardContextual"/>
         </w:rPr>
       </w:pPr>
-      <w:hyperlink w:anchor="_Toc215323067" w:history="1">
+      <w:hyperlink w:anchor="_Toc215505470" w:history="1">
         <w:r>
           <w:rPr>
             <w:rStyle w:val="Hipervnculo"/>
-            <w:noProof/>
-          </w:rPr>
-          <w:t>1.3.1.</w:t>
+            <w:bCs/>
+            <w:noProof/>
+          </w:rPr>
+          <w:t>1.3.</w:t>
         </w:r>
         <w:r>
           <w:rPr>
@@ -2553,7 +2533,7 @@
             <w:rStyle w:val="Hipervnculo"/>
             <w:noProof/>
           </w:rPr>
-          <w:t>Relevancia del proyecto APT</w:t>
+          <w:t>Fundamentación Proyecto APT</w:t>
         </w:r>
         <w:r>
           <w:rPr>
@@ -2574,7 +2554,7 @@
             <w:noProof/>
             <w:webHidden/>
           </w:rPr>
-          <w:instrText xml:space="preserve"> PAGEREF _Toc215323067 \h </w:instrText>
+          <w:instrText xml:space="preserve"> PAGEREF _Toc215505470 \h </w:instrText>
         </w:r>
         <w:r>
           <w:rPr>
@@ -2594,7 +2574,7 @@
             <w:noProof/>
             <w:webHidden/>
           </w:rPr>
-          <w:t>10</w:t>
+          <w:t>13</w:t>
         </w:r>
         <w:r>
           <w:rPr>
@@ -2622,13 +2602,13 @@
           <w14:ligatures w14:val="standardContextual"/>
         </w:rPr>
       </w:pPr>
-      <w:hyperlink w:anchor="_Toc215323068" w:history="1">
+      <w:hyperlink w:anchor="_Toc215505471" w:history="1">
         <w:r>
           <w:rPr>
             <w:rStyle w:val="Hipervnculo"/>
             <w:noProof/>
           </w:rPr>
-          <w:t>1.3.2.</w:t>
+          <w:t>1.3.1.</w:t>
         </w:r>
         <w:r>
           <w:rPr>
@@ -2647,7 +2627,7 @@
             <w:rStyle w:val="Hipervnculo"/>
             <w:noProof/>
           </w:rPr>
-          <w:t>Descripción de Proyecto APT</w:t>
+          <w:t>Relevancia del proyecto APT</w:t>
         </w:r>
         <w:r>
           <w:rPr>
@@ -2668,7 +2648,7 @@
             <w:noProof/>
             <w:webHidden/>
           </w:rPr>
-          <w:instrText xml:space="preserve"> PAGEREF _Toc215323068 \h </w:instrText>
+          <w:instrText xml:space="preserve"> PAGEREF _Toc215505471 \h </w:instrText>
         </w:r>
         <w:r>
           <w:rPr>
@@ -2688,7 +2668,7 @@
             <w:noProof/>
             <w:webHidden/>
           </w:rPr>
-          <w:t>10</w:t>
+          <w:t>13</w:t>
         </w:r>
         <w:r>
           <w:rPr>
@@ -2716,13 +2696,13 @@
           <w14:ligatures w14:val="standardContextual"/>
         </w:rPr>
       </w:pPr>
-      <w:hyperlink w:anchor="_Toc215323069" w:history="1">
+      <w:hyperlink w:anchor="_Toc215505472" w:history="1">
         <w:r>
           <w:rPr>
             <w:rStyle w:val="Hipervnculo"/>
             <w:noProof/>
           </w:rPr>
-          <w:t>1.3.3.</w:t>
+          <w:t>1.3.2.</w:t>
         </w:r>
         <w:r>
           <w:rPr>
@@ -2741,7 +2721,7 @@
             <w:rStyle w:val="Hipervnculo"/>
             <w:noProof/>
           </w:rPr>
-          <w:t>Pertinencia del proyecto con el perfil de egreso</w:t>
+          <w:t>Descripción de Proyecto APT</w:t>
         </w:r>
         <w:r>
           <w:rPr>
@@ -2762,7 +2742,7 @@
             <w:noProof/>
             <w:webHidden/>
           </w:rPr>
-          <w:instrText xml:space="preserve"> PAGEREF _Toc215323069 \h </w:instrText>
+          <w:instrText xml:space="preserve"> PAGEREF _Toc215505472 \h </w:instrText>
         </w:r>
         <w:r>
           <w:rPr>
@@ -2782,7 +2762,7 @@
             <w:noProof/>
             <w:webHidden/>
           </w:rPr>
-          <w:t>10</w:t>
+          <w:t>13</w:t>
         </w:r>
         <w:r>
           <w:rPr>
@@ -2810,13 +2790,13 @@
           <w14:ligatures w14:val="standardContextual"/>
         </w:rPr>
       </w:pPr>
-      <w:hyperlink w:anchor="_Toc215323070" w:history="1">
+      <w:hyperlink w:anchor="_Toc215505473" w:history="1">
         <w:r>
           <w:rPr>
             <w:rStyle w:val="Hipervnculo"/>
             <w:noProof/>
           </w:rPr>
-          <w:t>1.3.4.</w:t>
+          <w:t>1.3.3.</w:t>
         </w:r>
         <w:r>
           <w:rPr>
@@ -2835,7 +2815,7 @@
             <w:rStyle w:val="Hipervnculo"/>
             <w:noProof/>
           </w:rPr>
-          <w:t>Relación con los intereses profesionales</w:t>
+          <w:t>Pertinencia del proyecto con el perfil de egreso</w:t>
         </w:r>
         <w:r>
           <w:rPr>
@@ -2856,7 +2836,7 @@
             <w:noProof/>
             <w:webHidden/>
           </w:rPr>
-          <w:instrText xml:space="preserve"> PAGEREF _Toc215323070 \h </w:instrText>
+          <w:instrText xml:space="preserve"> PAGEREF _Toc215505473 \h </w:instrText>
         </w:r>
         <w:r>
           <w:rPr>
@@ -2876,7 +2856,7 @@
             <w:noProof/>
             <w:webHidden/>
           </w:rPr>
-          <w:t>10</w:t>
+          <w:t>13</w:t>
         </w:r>
         <w:r>
           <w:rPr>
@@ -2904,13 +2884,13 @@
           <w14:ligatures w14:val="standardContextual"/>
         </w:rPr>
       </w:pPr>
-      <w:hyperlink w:anchor="_Toc215323071" w:history="1">
+      <w:hyperlink w:anchor="_Toc215505474" w:history="1">
         <w:r>
           <w:rPr>
             <w:rStyle w:val="Hipervnculo"/>
             <w:noProof/>
           </w:rPr>
-          <w:t>1.3.5.</w:t>
+          <w:t>1.3.4.</w:t>
         </w:r>
         <w:r>
           <w:rPr>
@@ -2929,7 +2909,7 @@
             <w:rStyle w:val="Hipervnculo"/>
             <w:noProof/>
           </w:rPr>
-          <w:t>Fortalezas y debilidades para desarrollar el proyecto APT</w:t>
+          <w:t>Relación con los intereses profesionales</w:t>
         </w:r>
         <w:r>
           <w:rPr>
@@ -2950,7 +2930,7 @@
             <w:noProof/>
             <w:webHidden/>
           </w:rPr>
-          <w:instrText xml:space="preserve"> PAGEREF _Toc215323071 \h </w:instrText>
+          <w:instrText xml:space="preserve"> PAGEREF _Toc215505474 \h </w:instrText>
         </w:r>
         <w:r>
           <w:rPr>
@@ -2970,7 +2950,7 @@
             <w:noProof/>
             <w:webHidden/>
           </w:rPr>
-          <w:t>10</w:t>
+          <w:t>13</w:t>
         </w:r>
         <w:r>
           <w:rPr>
@@ -2983,9 +2963,9 @@
     </w:p>
     <w:p>
       <w:pPr>
-        <w:pStyle w:val="TDC2"/>
+        <w:pStyle w:val="TDC3"/>
         <w:tabs>
-          <w:tab w:val="left" w:pos="800"/>
+          <w:tab w:val="left" w:pos="1320"/>
           <w:tab w:val="right" w:leader="dot" w:pos="9395"/>
         </w:tabs>
         <w:rPr>
@@ -2998,14 +2978,13 @@
           <w14:ligatures w14:val="standardContextual"/>
         </w:rPr>
       </w:pPr>
-      <w:hyperlink w:anchor="_Toc215323072" w:history="1">
+      <w:hyperlink w:anchor="_Toc215505475" w:history="1">
         <w:r>
           <w:rPr>
             <w:rStyle w:val="Hipervnculo"/>
-            <w:bCs/>
-            <w:noProof/>
-          </w:rPr>
-          <w:t>1.4.</w:t>
+            <w:noProof/>
+          </w:rPr>
+          <w:t>1.3.5.</w:t>
         </w:r>
         <w:r>
           <w:rPr>
@@ -3024,7 +3003,7 @@
             <w:rStyle w:val="Hipervnculo"/>
             <w:noProof/>
           </w:rPr>
-          <w:t>Planteamiento del problema</w:t>
+          <w:t>Fortalezas y debilidades para desarrollar el proyecto APT</w:t>
         </w:r>
         <w:r>
           <w:rPr>
@@ -3045,7 +3024,7 @@
             <w:noProof/>
             <w:webHidden/>
           </w:rPr>
-          <w:instrText xml:space="preserve"> PAGEREF _Toc215323072 \h </w:instrText>
+          <w:instrText xml:space="preserve"> PAGEREF _Toc215505475 \h </w:instrText>
         </w:r>
         <w:r>
           <w:rPr>
@@ -3065,7 +3044,7 @@
             <w:noProof/>
             <w:webHidden/>
           </w:rPr>
-          <w:t>10</w:t>
+          <w:t>13</w:t>
         </w:r>
         <w:r>
           <w:rPr>
@@ -3093,14 +3072,14 @@
           <w14:ligatures w14:val="standardContextual"/>
         </w:rPr>
       </w:pPr>
-      <w:hyperlink w:anchor="_Toc215323073" w:history="1">
+      <w:hyperlink w:anchor="_Toc215505476" w:history="1">
         <w:r>
           <w:rPr>
             <w:rStyle w:val="Hipervnculo"/>
             <w:bCs/>
             <w:noProof/>
           </w:rPr>
-          <w:t>1.5.</w:t>
+          <w:t>1.4.</w:t>
         </w:r>
         <w:r>
           <w:rPr>
@@ -3119,7 +3098,7 @@
             <w:rStyle w:val="Hipervnculo"/>
             <w:noProof/>
           </w:rPr>
-          <w:t>Objetivos</w:t>
+          <w:t>Planteamiento del problema</w:t>
         </w:r>
         <w:r>
           <w:rPr>
@@ -3140,7 +3119,7 @@
             <w:noProof/>
             <w:webHidden/>
           </w:rPr>
-          <w:instrText xml:space="preserve"> PAGEREF _Toc215323073 \h </w:instrText>
+          <w:instrText xml:space="preserve"> PAGEREF _Toc215505476 \h </w:instrText>
         </w:r>
         <w:r>
           <w:rPr>
@@ -3160,7 +3139,7 @@
             <w:noProof/>
             <w:webHidden/>
           </w:rPr>
-          <w:t>11</w:t>
+          <w:t>13</w:t>
         </w:r>
         <w:r>
           <w:rPr>
@@ -3173,9 +3152,9 @@
     </w:p>
     <w:p>
       <w:pPr>
-        <w:pStyle w:val="TDC3"/>
+        <w:pStyle w:val="TDC2"/>
         <w:tabs>
-          <w:tab w:val="left" w:pos="1320"/>
+          <w:tab w:val="left" w:pos="800"/>
           <w:tab w:val="right" w:leader="dot" w:pos="9395"/>
         </w:tabs>
         <w:rPr>
@@ -3188,13 +3167,14 @@
           <w14:ligatures w14:val="standardContextual"/>
         </w:rPr>
       </w:pPr>
-      <w:hyperlink w:anchor="_Toc215323074" w:history="1">
+      <w:hyperlink w:anchor="_Toc215505477" w:history="1">
         <w:r>
           <w:rPr>
             <w:rStyle w:val="Hipervnculo"/>
-            <w:noProof/>
-          </w:rPr>
-          <w:t>1.5.1.</w:t>
+            <w:bCs/>
+            <w:noProof/>
+          </w:rPr>
+          <w:t>1.5.</w:t>
         </w:r>
         <w:r>
           <w:rPr>
@@ -3213,7 +3193,7 @@
             <w:rStyle w:val="Hipervnculo"/>
             <w:noProof/>
           </w:rPr>
-          <w:t>Objetivo General</w:t>
+          <w:t>Objetivos</w:t>
         </w:r>
         <w:r>
           <w:rPr>
@@ -3234,7 +3214,7 @@
             <w:noProof/>
             <w:webHidden/>
           </w:rPr>
-          <w:instrText xml:space="preserve"> PAGEREF _Toc215323074 \h </w:instrText>
+          <w:instrText xml:space="preserve"> PAGEREF _Toc215505477 \h </w:instrText>
         </w:r>
         <w:r>
           <w:rPr>
@@ -3254,7 +3234,7 @@
             <w:noProof/>
             <w:webHidden/>
           </w:rPr>
-          <w:t>11</w:t>
+          <w:t>14</w:t>
         </w:r>
         <w:r>
           <w:rPr>
@@ -3282,13 +3262,13 @@
           <w14:ligatures w14:val="standardContextual"/>
         </w:rPr>
       </w:pPr>
-      <w:hyperlink w:anchor="_Toc215323075" w:history="1">
+      <w:hyperlink w:anchor="_Toc215505478" w:history="1">
         <w:r>
           <w:rPr>
             <w:rStyle w:val="Hipervnculo"/>
             <w:noProof/>
           </w:rPr>
-          <w:t>1.5.2.</w:t>
+          <w:t>1.5.1.</w:t>
         </w:r>
         <w:r>
           <w:rPr>
@@ -3307,7 +3287,7 @@
             <w:rStyle w:val="Hipervnculo"/>
             <w:noProof/>
           </w:rPr>
-          <w:t>Objetivos Específicos</w:t>
+          <w:t>Objetivo General</w:t>
         </w:r>
         <w:r>
           <w:rPr>
@@ -3328,7 +3308,7 @@
             <w:noProof/>
             <w:webHidden/>
           </w:rPr>
-          <w:instrText xml:space="preserve"> PAGEREF _Toc215323075 \h </w:instrText>
+          <w:instrText xml:space="preserve"> PAGEREF _Toc215505478 \h </w:instrText>
         </w:r>
         <w:r>
           <w:rPr>
@@ -3348,7 +3328,7 @@
             <w:noProof/>
             <w:webHidden/>
           </w:rPr>
-          <w:t>11</w:t>
+          <w:t>14</w:t>
         </w:r>
         <w:r>
           <w:rPr>
@@ -3361,9 +3341,9 @@
     </w:p>
     <w:p>
       <w:pPr>
-        <w:pStyle w:val="TDC1"/>
+        <w:pStyle w:val="TDC3"/>
         <w:tabs>
-          <w:tab w:val="left" w:pos="400"/>
+          <w:tab w:val="left" w:pos="1320"/>
           <w:tab w:val="right" w:leader="dot" w:pos="9395"/>
         </w:tabs>
         <w:rPr>
@@ -3376,14 +3356,13 @@
           <w14:ligatures w14:val="standardContextual"/>
         </w:rPr>
       </w:pPr>
-      <w:hyperlink w:anchor="_Toc215323076" w:history="1">
+      <w:hyperlink w:anchor="_Toc215505479" w:history="1">
         <w:r>
           <w:rPr>
             <w:rStyle w:val="Hipervnculo"/>
-            <w:bCs/>
-            <w:noProof/>
-          </w:rPr>
-          <w:t>2.</w:t>
+            <w:noProof/>
+          </w:rPr>
+          <w:t>1.5.2.</w:t>
         </w:r>
         <w:r>
           <w:rPr>
@@ -3402,7 +3381,7 @@
             <w:rStyle w:val="Hipervnculo"/>
             <w:noProof/>
           </w:rPr>
-          <w:t>DISEÑO METODOLÓGICO</w:t>
+          <w:t>Objetivos Específicos</w:t>
         </w:r>
         <w:r>
           <w:rPr>
@@ -3423,7 +3402,7 @@
             <w:noProof/>
             <w:webHidden/>
           </w:rPr>
-          <w:instrText xml:space="preserve"> PAGEREF _Toc215323076 \h </w:instrText>
+          <w:instrText xml:space="preserve"> PAGEREF _Toc215505479 \h </w:instrText>
         </w:r>
         <w:r>
           <w:rPr>
@@ -3443,7 +3422,7 @@
             <w:noProof/>
             <w:webHidden/>
           </w:rPr>
-          <w:t>13</w:t>
+          <w:t>14</w:t>
         </w:r>
         <w:r>
           <w:rPr>
@@ -3456,9 +3435,9 @@
     </w:p>
     <w:p>
       <w:pPr>
-        <w:pStyle w:val="TDC2"/>
+        <w:pStyle w:val="TDC1"/>
         <w:tabs>
-          <w:tab w:val="left" w:pos="800"/>
+          <w:tab w:val="left" w:pos="400"/>
           <w:tab w:val="right" w:leader="dot" w:pos="9395"/>
         </w:tabs>
         <w:rPr>
@@ -3471,14 +3450,14 @@
           <w14:ligatures w14:val="standardContextual"/>
         </w:rPr>
       </w:pPr>
-      <w:hyperlink w:anchor="_Toc215323077" w:history="1">
+      <w:hyperlink w:anchor="_Toc215505480" w:history="1">
         <w:r>
           <w:rPr>
             <w:rStyle w:val="Hipervnculo"/>
             <w:bCs/>
             <w:noProof/>
           </w:rPr>
-          <w:t>2.1.</w:t>
+          <w:t>2.</w:t>
         </w:r>
         <w:r>
           <w:rPr>
@@ -3497,7 +3476,7 @@
             <w:rStyle w:val="Hipervnculo"/>
             <w:noProof/>
           </w:rPr>
-          <w:t>ETAPA N°1 Análisis y planificación</w:t>
+          <w:t>DISEÑO METODOLÓGICO</w:t>
         </w:r>
         <w:r>
           <w:rPr>
@@ -3518,7 +3497,7 @@
             <w:noProof/>
             <w:webHidden/>
           </w:rPr>
-          <w:instrText xml:space="preserve"> PAGEREF _Toc215323077 \h </w:instrText>
+          <w:instrText xml:space="preserve"> PAGEREF _Toc215505480 \h </w:instrText>
         </w:r>
         <w:r>
           <w:rPr>
@@ -3538,7 +3517,7 @@
             <w:noProof/>
             <w:webHidden/>
           </w:rPr>
-          <w:t>14</w:t>
+          <w:t>16</w:t>
         </w:r>
         <w:r>
           <w:rPr>
@@ -3566,14 +3545,14 @@
           <w14:ligatures w14:val="standardContextual"/>
         </w:rPr>
       </w:pPr>
-      <w:hyperlink w:anchor="_Toc215323078" w:history="1">
+      <w:hyperlink w:anchor="_Toc215505481" w:history="1">
         <w:r>
           <w:rPr>
             <w:rStyle w:val="Hipervnculo"/>
             <w:bCs/>
             <w:noProof/>
           </w:rPr>
-          <w:t>2.2.</w:t>
+          <w:t>2.1.</w:t>
         </w:r>
         <w:r>
           <w:rPr>
@@ -3592,7 +3571,7 @@
             <w:rStyle w:val="Hipervnculo"/>
             <w:noProof/>
           </w:rPr>
-          <w:t>ETAPA N°2 Diseño de la solución</w:t>
+          <w:t>ETAPA N°1 Análisis y planificación</w:t>
         </w:r>
         <w:r>
           <w:rPr>
@@ -3613,7 +3592,7 @@
             <w:noProof/>
             <w:webHidden/>
           </w:rPr>
-          <w:instrText xml:space="preserve"> PAGEREF _Toc215323078 \h </w:instrText>
+          <w:instrText xml:space="preserve"> PAGEREF _Toc215505481 \h </w:instrText>
         </w:r>
         <w:r>
           <w:rPr>
@@ -3633,7 +3612,7 @@
             <w:noProof/>
             <w:webHidden/>
           </w:rPr>
-          <w:t>14</w:t>
+          <w:t>17</w:t>
         </w:r>
         <w:r>
           <w:rPr>
@@ -3661,14 +3640,14 @@
           <w14:ligatures w14:val="standardContextual"/>
         </w:rPr>
       </w:pPr>
-      <w:hyperlink w:anchor="_Toc215323079" w:history="1">
+      <w:hyperlink w:anchor="_Toc215505482" w:history="1">
         <w:r>
           <w:rPr>
             <w:rStyle w:val="Hipervnculo"/>
             <w:bCs/>
             <w:noProof/>
           </w:rPr>
-          <w:t>2.3.</w:t>
+          <w:t>2.2.</w:t>
         </w:r>
         <w:r>
           <w:rPr>
@@ -3687,7 +3666,7 @@
             <w:rStyle w:val="Hipervnculo"/>
             <w:noProof/>
           </w:rPr>
-          <w:t>ETAPA N°3 Implementación y desarrollo</w:t>
+          <w:t>ETAPA N°2 Diseño de la solución</w:t>
         </w:r>
         <w:r>
           <w:rPr>
@@ -3708,7 +3687,7 @@
             <w:noProof/>
             <w:webHidden/>
           </w:rPr>
-          <w:instrText xml:space="preserve"> PAGEREF _Toc215323079 \h </w:instrText>
+          <w:instrText xml:space="preserve"> PAGEREF _Toc215505482 \h </w:instrText>
         </w:r>
         <w:r>
           <w:rPr>
@@ -3728,7 +3707,7 @@
             <w:noProof/>
             <w:webHidden/>
           </w:rPr>
-          <w:t>14</w:t>
+          <w:t>17</w:t>
         </w:r>
         <w:r>
           <w:rPr>
@@ -3756,14 +3735,14 @@
           <w14:ligatures w14:val="standardContextual"/>
         </w:rPr>
       </w:pPr>
-      <w:hyperlink w:anchor="_Toc215323080" w:history="1">
+      <w:hyperlink w:anchor="_Toc215505483" w:history="1">
         <w:r>
           <w:rPr>
             <w:rStyle w:val="Hipervnculo"/>
             <w:bCs/>
             <w:noProof/>
           </w:rPr>
-          <w:t>2.4.</w:t>
+          <w:t>2.3.</w:t>
         </w:r>
         <w:r>
           <w:rPr>
@@ -3782,7 +3761,7 @@
             <w:rStyle w:val="Hipervnculo"/>
             <w:noProof/>
           </w:rPr>
-          <w:t>ETAPA N°4 Verificación y pruebas</w:t>
+          <w:t>ETAPA N°3 Implementación y desarrollo</w:t>
         </w:r>
         <w:r>
           <w:rPr>
@@ -3803,7 +3782,7 @@
             <w:noProof/>
             <w:webHidden/>
           </w:rPr>
-          <w:instrText xml:space="preserve"> PAGEREF _Toc215323080 \h </w:instrText>
+          <w:instrText xml:space="preserve"> PAGEREF _Toc215505483 \h </w:instrText>
         </w:r>
         <w:r>
           <w:rPr>
@@ -3823,7 +3802,7 @@
             <w:noProof/>
             <w:webHidden/>
           </w:rPr>
-          <w:t>15</w:t>
+          <w:t>17</w:t>
         </w:r>
         <w:r>
           <w:rPr>
@@ -3851,14 +3830,14 @@
           <w14:ligatures w14:val="standardContextual"/>
         </w:rPr>
       </w:pPr>
-      <w:hyperlink w:anchor="_Toc215323081" w:history="1">
+      <w:hyperlink w:anchor="_Toc215505484" w:history="1">
         <w:r>
           <w:rPr>
             <w:rStyle w:val="Hipervnculo"/>
             <w:bCs/>
             <w:noProof/>
           </w:rPr>
-          <w:t>2.5.</w:t>
+          <w:t>2.4.</w:t>
         </w:r>
         <w:r>
           <w:rPr>
@@ -3877,7 +3856,7 @@
             <w:rStyle w:val="Hipervnculo"/>
             <w:noProof/>
           </w:rPr>
-          <w:t>ETAPA N°5 Despliegue y mantenimiento</w:t>
+          <w:t>ETAPA N°4 Verificación y pruebas</w:t>
         </w:r>
         <w:r>
           <w:rPr>
@@ -3898,7 +3877,7 @@
             <w:noProof/>
             <w:webHidden/>
           </w:rPr>
-          <w:instrText xml:space="preserve"> PAGEREF _Toc215323081 \h </w:instrText>
+          <w:instrText xml:space="preserve"> PAGEREF _Toc215505484 \h </w:instrText>
         </w:r>
         <w:r>
           <w:rPr>
@@ -3918,7 +3897,7 @@
             <w:noProof/>
             <w:webHidden/>
           </w:rPr>
-          <w:t>15</w:t>
+          <w:t>18</w:t>
         </w:r>
         <w:r>
           <w:rPr>
@@ -3931,9 +3910,9 @@
     </w:p>
     <w:p>
       <w:pPr>
-        <w:pStyle w:val="TDC1"/>
+        <w:pStyle w:val="TDC2"/>
         <w:tabs>
-          <w:tab w:val="left" w:pos="400"/>
+          <w:tab w:val="left" w:pos="800"/>
           <w:tab w:val="right" w:leader="dot" w:pos="9395"/>
         </w:tabs>
         <w:rPr>
@@ -3946,14 +3925,14 @@
           <w14:ligatures w14:val="standardContextual"/>
         </w:rPr>
       </w:pPr>
-      <w:hyperlink w:anchor="_Toc215323082" w:history="1">
+      <w:hyperlink w:anchor="_Toc215505485" w:history="1">
         <w:r>
           <w:rPr>
             <w:rStyle w:val="Hipervnculo"/>
             <w:bCs/>
             <w:noProof/>
           </w:rPr>
-          <w:t>3.</w:t>
+          <w:t>2.5.</w:t>
         </w:r>
         <w:r>
           <w:rPr>
@@ -3972,7 +3951,7 @@
             <w:rStyle w:val="Hipervnculo"/>
             <w:noProof/>
           </w:rPr>
-          <w:t>RESULTADOS</w:t>
+          <w:t>ETAPA N°5 Despliegue y mantenimiento</w:t>
         </w:r>
         <w:r>
           <w:rPr>
@@ -3993,7 +3972,7 @@
             <w:noProof/>
             <w:webHidden/>
           </w:rPr>
-          <w:instrText xml:space="preserve"> PAGEREF _Toc215323082 \h </w:instrText>
+          <w:instrText xml:space="preserve"> PAGEREF _Toc215505485 \h </w:instrText>
         </w:r>
         <w:r>
           <w:rPr>
@@ -4013,7 +3992,7 @@
             <w:noProof/>
             <w:webHidden/>
           </w:rPr>
-          <w:t>16</w:t>
+          <w:t>18</w:t>
         </w:r>
         <w:r>
           <w:rPr>
@@ -4041,14 +4020,14 @@
           <w14:ligatures w14:val="standardContextual"/>
         </w:rPr>
       </w:pPr>
-      <w:hyperlink w:anchor="_Toc215323083" w:history="1">
+      <w:hyperlink w:anchor="_Toc215505486" w:history="1">
         <w:r>
           <w:rPr>
             <w:rStyle w:val="Hipervnculo"/>
             <w:bCs/>
             <w:noProof/>
           </w:rPr>
-          <w:t>4.</w:t>
+          <w:t>3.</w:t>
         </w:r>
         <w:r>
           <w:rPr>
@@ -4067,7 +4046,7 @@
             <w:rStyle w:val="Hipervnculo"/>
             <w:noProof/>
           </w:rPr>
-          <w:t>CONCLUSIONES Y RECOMENDACIONES</w:t>
+          <w:t>RESULTADOS</w:t>
         </w:r>
         <w:r>
           <w:rPr>
@@ -4088,7 +4067,7 @@
             <w:noProof/>
             <w:webHidden/>
           </w:rPr>
-          <w:instrText xml:space="preserve"> PAGEREF _Toc215323083 \h </w:instrText>
+          <w:instrText xml:space="preserve"> PAGEREF _Toc215505486 \h </w:instrText>
         </w:r>
         <w:r>
           <w:rPr>
@@ -4108,7 +4087,7 @@
             <w:noProof/>
             <w:webHidden/>
           </w:rPr>
-          <w:t>17</w:t>
+          <w:t>19</w:t>
         </w:r>
         <w:r>
           <w:rPr>
@@ -4121,9 +4100,9 @@
     </w:p>
     <w:p>
       <w:pPr>
-        <w:pStyle w:val="TDC2"/>
+        <w:pStyle w:val="TDC1"/>
         <w:tabs>
-          <w:tab w:val="left" w:pos="800"/>
+          <w:tab w:val="left" w:pos="400"/>
           <w:tab w:val="right" w:leader="dot" w:pos="9395"/>
         </w:tabs>
         <w:rPr>
@@ -4136,14 +4115,14 @@
           <w14:ligatures w14:val="standardContextual"/>
         </w:rPr>
       </w:pPr>
-      <w:hyperlink w:anchor="_Toc215323084" w:history="1">
+      <w:hyperlink w:anchor="_Toc215505487" w:history="1">
         <w:r>
           <w:rPr>
             <w:rStyle w:val="Hipervnculo"/>
             <w:bCs/>
             <w:noProof/>
           </w:rPr>
-          <w:t>4.1.</w:t>
+          <w:t>4.</w:t>
         </w:r>
         <w:r>
           <w:rPr>
@@ -4162,7 +4141,7 @@
             <w:rStyle w:val="Hipervnculo"/>
             <w:noProof/>
           </w:rPr>
-          <w:t>Conclusiones</w:t>
+          <w:t>CONCLUSIONES Y RECOMENDACIONES</w:t>
         </w:r>
         <w:r>
           <w:rPr>
@@ -4183,7 +4162,7 @@
             <w:noProof/>
             <w:webHidden/>
           </w:rPr>
-          <w:instrText xml:space="preserve"> PAGEREF _Toc215323084 \h </w:instrText>
+          <w:instrText xml:space="preserve"> PAGEREF _Toc215505487 \h </w:instrText>
         </w:r>
         <w:r>
           <w:rPr>
@@ -4203,7 +4182,7 @@
             <w:noProof/>
             <w:webHidden/>
           </w:rPr>
-          <w:t>17</w:t>
+          <w:t>20</w:t>
         </w:r>
         <w:r>
           <w:rPr>
@@ -4231,14 +4210,14 @@
           <w14:ligatures w14:val="standardContextual"/>
         </w:rPr>
       </w:pPr>
-      <w:hyperlink w:anchor="_Toc215323085" w:history="1">
+      <w:hyperlink w:anchor="_Toc215505488" w:history="1">
         <w:r>
           <w:rPr>
             <w:rStyle w:val="Hipervnculo"/>
             <w:bCs/>
             <w:noProof/>
           </w:rPr>
-          <w:t>4.2.</w:t>
+          <w:t>4.1.</w:t>
         </w:r>
         <w:r>
           <w:rPr>
@@ -4257,7 +4236,7 @@
             <w:rStyle w:val="Hipervnculo"/>
             <w:noProof/>
           </w:rPr>
-          <w:t>Limitaciones y Recomendaciones.</w:t>
+          <w:t>Conclusiones</w:t>
         </w:r>
         <w:r>
           <w:rPr>
@@ -4278,7 +4257,7 @@
             <w:noProof/>
             <w:webHidden/>
           </w:rPr>
-          <w:instrText xml:space="preserve"> PAGEREF _Toc215323085 \h </w:instrText>
+          <w:instrText xml:space="preserve"> PAGEREF _Toc215505488 \h </w:instrText>
         </w:r>
         <w:r>
           <w:rPr>
@@ -4298,7 +4277,7 @@
             <w:noProof/>
             <w:webHidden/>
           </w:rPr>
-          <w:t>17</w:t>
+          <w:t>20</w:t>
         </w:r>
         <w:r>
           <w:rPr>
@@ -4311,8 +4290,9 @@
     </w:p>
     <w:p>
       <w:pPr>
-        <w:pStyle w:val="TDC1"/>
+        <w:pStyle w:val="TDC2"/>
         <w:tabs>
+          <w:tab w:val="left" w:pos="800"/>
           <w:tab w:val="right" w:leader="dot" w:pos="9395"/>
         </w:tabs>
         <w:rPr>
@@ -4325,24 +4305,43 @@
           <w14:ligatures w14:val="standardContextual"/>
         </w:rPr>
       </w:pPr>
-      <w:hyperlink w:anchor="_Toc215323086" w:history="1">
+      <w:hyperlink w:anchor="_Toc215505489" w:history="1">
         <w:r>
           <w:rPr>
             <w:rStyle w:val="Hipervnculo"/>
-            <w:noProof/>
-            <w:lang w:val="en-US"/>
-          </w:rPr>
-          <w:t>BIBLIOGRAFÍA</w:t>
-        </w:r>
-        <w:r>
-          <w:rPr>
-            <w:noProof/>
-            <w:webHidden/>
+            <w:bCs/>
+            <w:noProof/>
+          </w:rPr>
+          <w:t>4.2.</w:t>
+        </w:r>
+        <w:r>
+          <w:rPr>
+            <w:rFonts w:asciiTheme="minorHAnsi" w:hAnsiTheme="minorHAnsi"/>
+            <w:noProof/>
+            <w:kern w:val="2"/>
+            <w:sz w:val="24"/>
+            <w:szCs w:val="24"/>
+            <w:lang w:eastAsia="es-CL"/>
+            <w14:ligatures w14:val="standardContextual"/>
           </w:rPr>
           <w:tab/>
         </w:r>
         <w:r>
           <w:rPr>
+            <w:rStyle w:val="Hipervnculo"/>
+            <w:noProof/>
+          </w:rPr>
+          <w:t>Limitaciones y Recomendaciones.</w:t>
+        </w:r>
+        <w:r>
+          <w:rPr>
+            <w:noProof/>
+            <w:webHidden/>
+          </w:rPr>
+          <w:tab/>
+        </w:r>
+        <w:r>
+          <w:rPr>
             <w:noProof/>
             <w:webHidden/>
           </w:rPr>
@@ -4353,7 +4352,7 @@
             <w:noProof/>
             <w:webHidden/>
           </w:rPr>
-          <w:instrText xml:space="preserve"> PAGEREF _Toc215323086 \h </w:instrText>
+          <w:instrText xml:space="preserve"> PAGEREF _Toc215505489 \h </w:instrText>
         </w:r>
         <w:r>
           <w:rPr>
@@ -4373,7 +4372,7 @@
             <w:noProof/>
             <w:webHidden/>
           </w:rPr>
-          <w:t>19</w:t>
+          <w:t>20</w:t>
         </w:r>
         <w:r>
           <w:rPr>
@@ -4400,13 +4399,14 @@
           <w14:ligatures w14:val="standardContextual"/>
         </w:rPr>
       </w:pPr>
-      <w:hyperlink w:anchor="_Toc215323087" w:history="1">
+      <w:hyperlink w:anchor="_Toc215505490" w:history="1">
         <w:r>
           <w:rPr>
             <w:rStyle w:val="Hipervnculo"/>
             <w:noProof/>
-          </w:rPr>
-          <w:t>LINKOGRAFÍA</w:t>
+            <w:lang w:val="en-US"/>
+          </w:rPr>
+          <w:t>BIBLIOGRAFÍA</w:t>
         </w:r>
         <w:r>
           <w:rPr>
@@ -4427,7 +4427,7 @@
             <w:noProof/>
             <w:webHidden/>
           </w:rPr>
-          <w:instrText xml:space="preserve"> PAGEREF _Toc215323087 \h </w:instrText>
+          <w:instrText xml:space="preserve"> PAGEREF _Toc215505490 \h </w:instrText>
         </w:r>
         <w:r>
           <w:rPr>
@@ -4447,7 +4447,7 @@
             <w:noProof/>
             <w:webHidden/>
           </w:rPr>
-          <w:t>20</w:t>
+          <w:t>22</w:t>
         </w:r>
         <w:r>
           <w:rPr>
@@ -4474,13 +4474,13 @@
           <w14:ligatures w14:val="standardContextual"/>
         </w:rPr>
       </w:pPr>
-      <w:hyperlink w:anchor="_Toc215323088" w:history="1">
+      <w:hyperlink w:anchor="_Toc215505491" w:history="1">
         <w:r>
           <w:rPr>
             <w:rStyle w:val="Hipervnculo"/>
             <w:noProof/>
           </w:rPr>
-          <w:t>ANEXO A: Diagrama de casos de uso</w:t>
+          <w:t>LINKOGRAFÍA</w:t>
         </w:r>
         <w:r>
           <w:rPr>
@@ -4501,7 +4501,7 @@
             <w:noProof/>
             <w:webHidden/>
           </w:rPr>
-          <w:instrText xml:space="preserve"> PAGEREF _Toc215323088 \h </w:instrText>
+          <w:instrText xml:space="preserve"> PAGEREF _Toc215505491 \h </w:instrText>
         </w:r>
         <w:r>
           <w:rPr>
@@ -4521,7 +4521,7 @@
             <w:noProof/>
             <w:webHidden/>
           </w:rPr>
-          <w:t>21</w:t>
+          <w:t>23</w:t>
         </w:r>
         <w:r>
           <w:rPr>
@@ -4548,13 +4548,13 @@
           <w14:ligatures w14:val="standardContextual"/>
         </w:rPr>
       </w:pPr>
-      <w:hyperlink w:anchor="_Toc215323089" w:history="1">
+      <w:hyperlink w:anchor="_Toc215505492" w:history="1">
         <w:r>
           <w:rPr>
             <w:rStyle w:val="Hipervnculo"/>
             <w:noProof/>
           </w:rPr>
-          <w:t>ANEXO B: Modelo lógico de la Base de datos</w:t>
+          <w:t>ANEXO A: Diagrama de casos de uso</w:t>
         </w:r>
         <w:r>
           <w:rPr>
@@ -4575,7 +4575,7 @@
             <w:noProof/>
             <w:webHidden/>
           </w:rPr>
-          <w:instrText xml:space="preserve"> PAGEREF _Toc215323089 \h </w:instrText>
+          <w:instrText xml:space="preserve"> PAGEREF _Toc215505492 \h </w:instrText>
         </w:r>
         <w:r>
           <w:rPr>
@@ -4595,7 +4595,7 @@
             <w:noProof/>
             <w:webHidden/>
           </w:rPr>
-          <w:t>23</w:t>
+          <w:t>24</w:t>
         </w:r>
         <w:r>
           <w:rPr>
@@ -4622,13 +4622,13 @@
           <w14:ligatures w14:val="standardContextual"/>
         </w:rPr>
       </w:pPr>
-      <w:hyperlink w:anchor="_Toc215323090" w:history="1">
+      <w:hyperlink w:anchor="_Toc215505493" w:history="1">
         <w:r>
           <w:rPr>
             <w:rStyle w:val="Hipervnculo"/>
             <w:noProof/>
           </w:rPr>
-          <w:t>ANEXO C: Modelo relacional de la Base de Datos</w:t>
+          <w:t>ANEXO B: Modelo lógico de la Base de datos</w:t>
         </w:r>
         <w:r>
           <w:rPr>
@@ -4649,7 +4649,7 @@
             <w:noProof/>
             <w:webHidden/>
           </w:rPr>
-          <w:instrText xml:space="preserve"> PAGEREF _Toc215323090 \h </w:instrText>
+          <w:instrText xml:space="preserve"> PAGEREF _Toc215505493 \h </w:instrText>
         </w:r>
         <w:r>
           <w:rPr>
@@ -4669,7 +4669,7 @@
             <w:noProof/>
             <w:webHidden/>
           </w:rPr>
-          <w:t>23</w:t>
+          <w:t>26</w:t>
         </w:r>
         <w:r>
           <w:rPr>
@@ -4696,13 +4696,13 @@
           <w14:ligatures w14:val="standardContextual"/>
         </w:rPr>
       </w:pPr>
-      <w:hyperlink w:anchor="_Toc215323091" w:history="1">
+      <w:hyperlink w:anchor="_Toc215505494" w:history="1">
         <w:r>
           <w:rPr>
             <w:rStyle w:val="Hipervnculo"/>
             <w:noProof/>
           </w:rPr>
-          <w:t>ANEXO D: Vista 4+1</w:t>
+          <w:t>ANEXO C: Modelo relacional de la Base de Datos</w:t>
         </w:r>
         <w:r>
           <w:rPr>
@@ -4723,7 +4723,7 @@
             <w:noProof/>
             <w:webHidden/>
           </w:rPr>
-          <w:instrText xml:space="preserve"> PAGEREF _Toc215323091 \h </w:instrText>
+          <w:instrText xml:space="preserve"> PAGEREF _Toc215505494 \h </w:instrText>
         </w:r>
         <w:r>
           <w:rPr>
@@ -4743,7 +4743,7 @@
             <w:noProof/>
             <w:webHidden/>
           </w:rPr>
-          <w:t>24</w:t>
+          <w:t>26</w:t>
         </w:r>
         <w:r>
           <w:rPr>
@@ -4770,13 +4770,13 @@
           <w14:ligatures w14:val="standardContextual"/>
         </w:rPr>
       </w:pPr>
-      <w:hyperlink w:anchor="_Toc215323092" w:history="1">
+      <w:hyperlink w:anchor="_Toc215505495" w:history="1">
         <w:r>
           <w:rPr>
             <w:rStyle w:val="Hipervnculo"/>
             <w:noProof/>
           </w:rPr>
-          <w:t>ANEXO E: Evidencias de proyecto terminado</w:t>
+          <w:t>ANEXO D: Vista 4+1</w:t>
         </w:r>
         <w:r>
           <w:rPr>
@@ -4797,7 +4797,7 @@
             <w:noProof/>
             <w:webHidden/>
           </w:rPr>
-          <w:instrText xml:space="preserve"> PAGEREF _Toc215323092 \h </w:instrText>
+          <w:instrText xml:space="preserve"> PAGEREF _Toc215505495 \h </w:instrText>
         </w:r>
         <w:r>
           <w:rPr>
@@ -4817,7 +4817,7 @@
             <w:noProof/>
             <w:webHidden/>
           </w:rPr>
-          <w:t>29</w:t>
+          <w:t>27</w:t>
         </w:r>
         <w:r>
           <w:rPr>
@@ -4829,27 +4829,8 @@
       </w:hyperlink>
     </w:p>
     <w:p>
-      <w:r>
-        <w:fldChar w:fldCharType="end"/>
-      </w:r>
-      <w:r>
-        <w:br w:type="page"/>
-      </w:r>
-    </w:p>
-    <w:p>
-      <w:pPr>
-        <w:pStyle w:val="Ttulo1"/>
-      </w:pPr>
-      <w:bookmarkStart w:id="7" w:name="_Toc215323058"/>
-      <w:r>
-        <w:lastRenderedPageBreak/>
-        <w:t>ÍNDICE DE TABLAS</w:t>
-      </w:r>
-      <w:bookmarkEnd w:id="7"/>
-    </w:p>
-    <w:p>
-      <w:pPr>
-        <w:pStyle w:val="Tabladeilustraciones"/>
+      <w:pPr>
+        <w:pStyle w:val="TDC1"/>
         <w:tabs>
           <w:tab w:val="right" w:leader="dot" w:pos="9395"/>
         </w:tabs>
@@ -4863,22 +4844,13 @@
           <w14:ligatures w14:val="standardContextual"/>
         </w:rPr>
       </w:pPr>
-      <w:r>
-        <w:fldChar w:fldCharType="begin"/>
-      </w:r>
-      <w:r>
-        <w:instrText xml:space="preserve"> TOC \h \z \c "Tabla" </w:instrText>
-      </w:r>
-      <w:r>
-        <w:fldChar w:fldCharType="separate"/>
-      </w:r>
-      <w:hyperlink w:anchor="_Toc215317148" w:history="1">
+      <w:hyperlink w:anchor="_Toc215505496" w:history="1">
         <w:r>
           <w:rPr>
             <w:rStyle w:val="Hipervnculo"/>
             <w:noProof/>
           </w:rPr>
-          <w:t>Tabla 1.Diseño metodológico del proyecto CompraRata</w:t>
+          <w:t>ANEXO E: Evidencias de proyecto terminado</w:t>
         </w:r>
         <w:r>
           <w:rPr>
@@ -4899,7 +4871,7 @@
             <w:noProof/>
             <w:webHidden/>
           </w:rPr>
-          <w:instrText xml:space="preserve"> PAGEREF _Toc215317148 \h </w:instrText>
+          <w:instrText xml:space="preserve"> PAGEREF _Toc215505496 \h </w:instrText>
         </w:r>
         <w:r>
           <w:rPr>
@@ -4919,7 +4891,7 @@
             <w:noProof/>
             <w:webHidden/>
           </w:rPr>
-          <w:t>13</w:t>
+          <w:t>32</w:t>
         </w:r>
         <w:r>
           <w:rPr>
@@ -4934,15 +4906,6 @@
       <w:r>
         <w:fldChar w:fldCharType="end"/>
       </w:r>
-    </w:p>
-    <w:p>
-      <w:pPr>
-        <w:rPr>
-          <w:rFonts w:eastAsiaTheme="majorEastAsia" w:cstheme="majorBidi"/>
-          <w:b/>
-          <w:szCs w:val="36"/>
-        </w:rPr>
-      </w:pPr>
       <w:r>
         <w:br w:type="page"/>
       </w:r>
@@ -4951,12 +4914,12 @@
       <w:pPr>
         <w:pStyle w:val="Ttulo1"/>
       </w:pPr>
-      <w:bookmarkStart w:id="8" w:name="_Toc215323059"/>
+      <w:bookmarkStart w:id="7" w:name="_Toc215505461"/>
       <w:r>
         <w:lastRenderedPageBreak/>
-        <w:t>ÍNDICE DE FIGURAS</w:t>
-      </w:r>
-      <w:bookmarkEnd w:id="8"/>
+        <w:t>ÍNDICE DE TABLAS</w:t>
+      </w:r>
+      <w:bookmarkEnd w:id="7"/>
     </w:p>
     <w:p>
       <w:pPr>
@@ -4978,18 +4941,18 @@
         <w:fldChar w:fldCharType="begin"/>
       </w:r>
       <w:r>
-        <w:instrText xml:space="preserve"> TOC \h \z \c "Ilustración" </w:instrText>
+        <w:instrText xml:space="preserve"> TOC \h \z \c "Tabla" </w:instrText>
       </w:r>
       <w:r>
         <w:fldChar w:fldCharType="separate"/>
       </w:r>
-      <w:hyperlink w:anchor="_Toc215323025" w:history="1">
+      <w:hyperlink w:anchor="_Toc215505412" w:history="1">
         <w:r>
           <w:rPr>
             <w:rStyle w:val="Hipervnculo"/>
             <w:noProof/>
           </w:rPr>
-          <w:t>Ilustración 1. Caso de uso Comparador</w:t>
+          <w:t>Tabla 1. Diccionario</w:t>
         </w:r>
         <w:r>
           <w:rPr>
@@ -5010,7 +4973,7 @@
             <w:noProof/>
             <w:webHidden/>
           </w:rPr>
-          <w:instrText xml:space="preserve"> PAGEREF _Toc215323025 \h </w:instrText>
+          <w:instrText xml:space="preserve"> PAGEREF _Toc215505412 \h </w:instrText>
         </w:r>
         <w:r>
           <w:rPr>
@@ -5030,7 +4993,7 @@
             <w:noProof/>
             <w:webHidden/>
           </w:rPr>
-          <w:t>21</w:t>
+          <w:t>10</w:t>
         </w:r>
         <w:r>
           <w:rPr>
@@ -5057,13 +5020,13 @@
           <w14:ligatures w14:val="standardContextual"/>
         </w:rPr>
       </w:pPr>
-      <w:hyperlink w:anchor="_Toc215323026" w:history="1">
+      <w:hyperlink w:anchor="_Toc215505413" w:history="1">
         <w:r>
           <w:rPr>
             <w:rStyle w:val="Hipervnculo"/>
             <w:noProof/>
           </w:rPr>
-          <w:t>Ilustración 2. Caso de uso Lista de compras</w:t>
+          <w:t>Tabla 2.Diseño metodológico del proyecto CompraRata</w:t>
         </w:r>
         <w:r>
           <w:rPr>
@@ -5084,7 +5047,7 @@
             <w:noProof/>
             <w:webHidden/>
           </w:rPr>
-          <w:instrText xml:space="preserve"> PAGEREF _Toc215323026 \h </w:instrText>
+          <w:instrText xml:space="preserve"> PAGEREF _Toc215505413 \h </w:instrText>
         </w:r>
         <w:r>
           <w:rPr>
@@ -5104,7 +5067,7 @@
             <w:noProof/>
             <w:webHidden/>
           </w:rPr>
-          <w:t>22</w:t>
+          <w:t>16</w:t>
         </w:r>
         <w:r>
           <w:rPr>
@@ -5114,6 +5077,34 @@
           <w:fldChar w:fldCharType="end"/>
         </w:r>
       </w:hyperlink>
+    </w:p>
+    <w:p>
+      <w:r>
+        <w:fldChar w:fldCharType="end"/>
+      </w:r>
+    </w:p>
+    <w:p>
+      <w:pPr>
+        <w:rPr>
+          <w:rFonts w:eastAsiaTheme="majorEastAsia" w:cstheme="majorBidi"/>
+          <w:b/>
+          <w:szCs w:val="36"/>
+        </w:rPr>
+      </w:pPr>
+      <w:r>
+        <w:br w:type="page"/>
+      </w:r>
+    </w:p>
+    <w:p>
+      <w:pPr>
+        <w:pStyle w:val="Ttulo1"/>
+      </w:pPr>
+      <w:bookmarkStart w:id="8" w:name="_Toc215505462"/>
+      <w:r>
+        <w:lastRenderedPageBreak/>
+        <w:t>ÍNDICE DE FIGURAS</w:t>
+      </w:r>
+      <w:bookmarkEnd w:id="8"/>
     </w:p>
     <w:p>
       <w:pPr>
@@ -5131,13 +5122,22 @@
           <w14:ligatures w14:val="standardContextual"/>
         </w:rPr>
       </w:pPr>
-      <w:hyperlink w:anchor="_Toc215323027" w:history="1">
+      <w:r>
+        <w:fldChar w:fldCharType="begin"/>
+      </w:r>
+      <w:r>
+        <w:instrText xml:space="preserve"> TOC \h \z \c "Ilustración" </w:instrText>
+      </w:r>
+      <w:r>
+        <w:fldChar w:fldCharType="separate"/>
+      </w:r>
+      <w:hyperlink w:anchor="_Toc215505418" w:history="1">
         <w:r>
           <w:rPr>
             <w:rStyle w:val="Hipervnculo"/>
             <w:noProof/>
           </w:rPr>
-          <w:t>Ilustración 3. Modelo lógico de la Base de Datos</w:t>
+          <w:t>Ilustración 1. Caso de uso Comparador</w:t>
         </w:r>
         <w:r>
           <w:rPr>
@@ -5158,7 +5158,7 @@
             <w:noProof/>
             <w:webHidden/>
           </w:rPr>
-          <w:instrText xml:space="preserve"> PAGEREF _Toc215323027 \h </w:instrText>
+          <w:instrText xml:space="preserve"> PAGEREF _Toc215505418 \h </w:instrText>
         </w:r>
         <w:r>
           <w:rPr>
@@ -5178,7 +5178,7 @@
             <w:noProof/>
             <w:webHidden/>
           </w:rPr>
-          <w:t>23</w:t>
+          <w:t>24</w:t>
         </w:r>
         <w:r>
           <w:rPr>
@@ -5205,13 +5205,13 @@
           <w14:ligatures w14:val="standardContextual"/>
         </w:rPr>
       </w:pPr>
-      <w:hyperlink w:anchor="_Toc215323028" w:history="1">
+      <w:hyperlink w:anchor="_Toc215505419" w:history="1">
         <w:r>
           <w:rPr>
             <w:rStyle w:val="Hipervnculo"/>
             <w:noProof/>
           </w:rPr>
-          <w:t>Ilustración 4. Modelo relacional de la Base de Datos</w:t>
+          <w:t>Ilustración 2. Caso de uso Lista de compras</w:t>
         </w:r>
         <w:r>
           <w:rPr>
@@ -5232,7 +5232,7 @@
             <w:noProof/>
             <w:webHidden/>
           </w:rPr>
-          <w:instrText xml:space="preserve"> PAGEREF _Toc215323028 \h </w:instrText>
+          <w:instrText xml:space="preserve"> PAGEREF _Toc215505419 \h </w:instrText>
         </w:r>
         <w:r>
           <w:rPr>
@@ -5252,7 +5252,7 @@
             <w:noProof/>
             <w:webHidden/>
           </w:rPr>
-          <w:t>23</w:t>
+          <w:t>25</w:t>
         </w:r>
         <w:r>
           <w:rPr>
@@ -5279,13 +5279,13 @@
           <w14:ligatures w14:val="standardContextual"/>
         </w:rPr>
       </w:pPr>
-      <w:hyperlink w:anchor="_Toc215323029" w:history="1">
+      <w:hyperlink w:anchor="_Toc215505420" w:history="1">
         <w:r>
           <w:rPr>
             <w:rStyle w:val="Hipervnculo"/>
             <w:noProof/>
           </w:rPr>
-          <w:t>Ilustración 5. Diagrama de Clases</w:t>
+          <w:t>Ilustración 3. Modelo lógico de la Base de Datos</w:t>
         </w:r>
         <w:r>
           <w:rPr>
@@ -5306,7 +5306,7 @@
             <w:noProof/>
             <w:webHidden/>
           </w:rPr>
-          <w:instrText xml:space="preserve"> PAGEREF _Toc215323029 \h </w:instrText>
+          <w:instrText xml:space="preserve"> PAGEREF _Toc215505420 \h </w:instrText>
         </w:r>
         <w:r>
           <w:rPr>
@@ -5326,7 +5326,7 @@
             <w:noProof/>
             <w:webHidden/>
           </w:rPr>
-          <w:t>24</w:t>
+          <w:t>26</w:t>
         </w:r>
         <w:r>
           <w:rPr>
@@ -5353,13 +5353,13 @@
           <w14:ligatures w14:val="standardContextual"/>
         </w:rPr>
       </w:pPr>
-      <w:hyperlink w:anchor="_Toc215323030" w:history="1">
+      <w:hyperlink w:anchor="_Toc215505421" w:history="1">
         <w:r>
           <w:rPr>
             <w:rStyle w:val="Hipervnculo"/>
             <w:noProof/>
           </w:rPr>
-          <w:t>Ilustración 6. Diagrama de Secuencia Comparador</w:t>
+          <w:t>Ilustración 4. Modelo relacional de la Base de Datos</w:t>
         </w:r>
         <w:r>
           <w:rPr>
@@ -5380,7 +5380,7 @@
             <w:noProof/>
             <w:webHidden/>
           </w:rPr>
-          <w:instrText xml:space="preserve"> PAGEREF _Toc215323030 \h </w:instrText>
+          <w:instrText xml:space="preserve"> PAGEREF _Toc215505421 \h </w:instrText>
         </w:r>
         <w:r>
           <w:rPr>
@@ -5400,7 +5400,7 @@
             <w:noProof/>
             <w:webHidden/>
           </w:rPr>
-          <w:t>25</w:t>
+          <w:t>26</w:t>
         </w:r>
         <w:r>
           <w:rPr>
@@ -5427,13 +5427,13 @@
           <w14:ligatures w14:val="standardContextual"/>
         </w:rPr>
       </w:pPr>
-      <w:hyperlink w:anchor="_Toc215323031" w:history="1">
+      <w:hyperlink w:anchor="_Toc215505422" w:history="1">
         <w:r>
           <w:rPr>
             <w:rStyle w:val="Hipervnculo"/>
             <w:noProof/>
           </w:rPr>
-          <w:t>Ilustración 7. Diagrama de componentes de Comparador</w:t>
+          <w:t>Ilustración 5. Diagrama de Clases</w:t>
         </w:r>
         <w:r>
           <w:rPr>
@@ -5454,7 +5454,7 @@
             <w:noProof/>
             <w:webHidden/>
           </w:rPr>
-          <w:instrText xml:space="preserve"> PAGEREF _Toc215323031 \h </w:instrText>
+          <w:instrText xml:space="preserve"> PAGEREF _Toc215505422 \h </w:instrText>
         </w:r>
         <w:r>
           <w:rPr>
@@ -5474,7 +5474,7 @@
             <w:noProof/>
             <w:webHidden/>
           </w:rPr>
-          <w:t>26</w:t>
+          <w:t>27</w:t>
         </w:r>
         <w:r>
           <w:rPr>
@@ -5501,13 +5501,13 @@
           <w14:ligatures w14:val="standardContextual"/>
         </w:rPr>
       </w:pPr>
-      <w:hyperlink w:anchor="_Toc215323032" w:history="1">
+      <w:hyperlink w:anchor="_Toc215505423" w:history="1">
         <w:r>
           <w:rPr>
             <w:rStyle w:val="Hipervnculo"/>
             <w:noProof/>
           </w:rPr>
-          <w:t>Ilustración 8. Diagrama de paquetes</w:t>
+          <w:t>Ilustración 6. Diagrama de Secuencia Comparador</w:t>
         </w:r>
         <w:r>
           <w:rPr>
@@ -5528,7 +5528,7 @@
             <w:noProof/>
             <w:webHidden/>
           </w:rPr>
-          <w:instrText xml:space="preserve"> PAGEREF _Toc215323032 \h </w:instrText>
+          <w:instrText xml:space="preserve"> PAGEREF _Toc215505423 \h </w:instrText>
         </w:r>
         <w:r>
           <w:rPr>
@@ -5548,7 +5548,7 @@
             <w:noProof/>
             <w:webHidden/>
           </w:rPr>
-          <w:t>27</w:t>
+          <w:t>28</w:t>
         </w:r>
         <w:r>
           <w:rPr>
@@ -5575,13 +5575,13 @@
           <w14:ligatures w14:val="standardContextual"/>
         </w:rPr>
       </w:pPr>
-      <w:hyperlink w:anchor="_Toc215323033" w:history="1">
+      <w:hyperlink w:anchor="_Toc215505424" w:history="1">
         <w:r>
           <w:rPr>
             <w:rStyle w:val="Hipervnculo"/>
             <w:noProof/>
           </w:rPr>
-          <w:t>Ilustración 9. Diagrama de procesos</w:t>
+          <w:t>Ilustración 7. Diagrama de componentes de Comparador</w:t>
         </w:r>
         <w:r>
           <w:rPr>
@@ -5602,7 +5602,7 @@
             <w:noProof/>
             <w:webHidden/>
           </w:rPr>
-          <w:instrText xml:space="preserve"> PAGEREF _Toc215323033 \h </w:instrText>
+          <w:instrText xml:space="preserve"> PAGEREF _Toc215505424 \h </w:instrText>
         </w:r>
         <w:r>
           <w:rPr>
@@ -5622,7 +5622,7 @@
             <w:noProof/>
             <w:webHidden/>
           </w:rPr>
-          <w:t>28</w:t>
+          <w:t>29</w:t>
         </w:r>
         <w:r>
           <w:rPr>
@@ -5649,13 +5649,13 @@
           <w14:ligatures w14:val="standardContextual"/>
         </w:rPr>
       </w:pPr>
-      <w:hyperlink w:anchor="_Toc215323034" w:history="1">
+      <w:hyperlink w:anchor="_Toc215505425" w:history="1">
         <w:r>
           <w:rPr>
             <w:rStyle w:val="Hipervnculo"/>
             <w:noProof/>
           </w:rPr>
-          <w:t>Ilustración 10. Diagrama de despliegue</w:t>
+          <w:t>Ilustración 8. Diagrama de paquetes</w:t>
         </w:r>
         <w:r>
           <w:rPr>
@@ -5676,7 +5676,7 @@
             <w:noProof/>
             <w:webHidden/>
           </w:rPr>
-          <w:instrText xml:space="preserve"> PAGEREF _Toc215323034 \h </w:instrText>
+          <w:instrText xml:space="preserve"> PAGEREF _Toc215505425 \h </w:instrText>
         </w:r>
         <w:r>
           <w:rPr>
@@ -5696,7 +5696,7 @@
             <w:noProof/>
             <w:webHidden/>
           </w:rPr>
-          <w:t>28</w:t>
+          <w:t>30</w:t>
         </w:r>
         <w:r>
           <w:rPr>
@@ -5723,13 +5723,13 @@
           <w14:ligatures w14:val="standardContextual"/>
         </w:rPr>
       </w:pPr>
-      <w:hyperlink w:anchor="_Toc215323035" w:history="1">
+      <w:hyperlink w:anchor="_Toc215505426" w:history="1">
         <w:r>
           <w:rPr>
             <w:rStyle w:val="Hipervnculo"/>
             <w:noProof/>
           </w:rPr>
-          <w:t>Ilustración 11. Index Comprarata</w:t>
+          <w:t>Ilustración 9. Diagrama de procesos</w:t>
         </w:r>
         <w:r>
           <w:rPr>
@@ -5750,7 +5750,7 @@
             <w:noProof/>
             <w:webHidden/>
           </w:rPr>
-          <w:instrText xml:space="preserve"> PAGEREF _Toc215323035 \h </w:instrText>
+          <w:instrText xml:space="preserve"> PAGEREF _Toc215505426 \h </w:instrText>
         </w:r>
         <w:r>
           <w:rPr>
@@ -5770,7 +5770,7 @@
             <w:noProof/>
             <w:webHidden/>
           </w:rPr>
-          <w:t>29</w:t>
+          <w:t>31</w:t>
         </w:r>
         <w:r>
           <w:rPr>
@@ -5797,13 +5797,13 @@
           <w14:ligatures w14:val="standardContextual"/>
         </w:rPr>
       </w:pPr>
-      <w:hyperlink w:anchor="_Toc215323036" w:history="1">
+      <w:hyperlink w:anchor="_Toc215505427" w:history="1">
         <w:r>
           <w:rPr>
             <w:rStyle w:val="Hipervnculo"/>
             <w:noProof/>
           </w:rPr>
-          <w:t>Ilustración 12. Main y footer de index</w:t>
+          <w:t>Ilustración 10. Diagrama de despliegue</w:t>
         </w:r>
         <w:r>
           <w:rPr>
@@ -5824,7 +5824,7 @@
             <w:noProof/>
             <w:webHidden/>
           </w:rPr>
-          <w:instrText xml:space="preserve"> PAGEREF _Toc215323036 \h </w:instrText>
+          <w:instrText xml:space="preserve"> PAGEREF _Toc215505427 \h </w:instrText>
         </w:r>
         <w:r>
           <w:rPr>
@@ -5844,7 +5844,7 @@
             <w:noProof/>
             <w:webHidden/>
           </w:rPr>
-          <w:t>30</w:t>
+          <w:t>31</w:t>
         </w:r>
         <w:r>
           <w:rPr>
@@ -5871,13 +5871,13 @@
           <w14:ligatures w14:val="standardContextual"/>
         </w:rPr>
       </w:pPr>
-      <w:hyperlink w:anchor="_Toc215323037" w:history="1">
+      <w:hyperlink w:anchor="_Toc215505428" w:history="1">
         <w:r>
           <w:rPr>
             <w:rStyle w:val="Hipervnculo"/>
             <w:noProof/>
           </w:rPr>
-          <w:t>Ilustración 13. Login</w:t>
+          <w:t>Ilustración 11. Index Comprarata</w:t>
         </w:r>
         <w:r>
           <w:rPr>
@@ -5898,7 +5898,7 @@
             <w:noProof/>
             <w:webHidden/>
           </w:rPr>
-          <w:instrText xml:space="preserve"> PAGEREF _Toc215323037 \h </w:instrText>
+          <w:instrText xml:space="preserve"> PAGEREF _Toc215505428 \h </w:instrText>
         </w:r>
         <w:r>
           <w:rPr>
@@ -5918,7 +5918,7 @@
             <w:noProof/>
             <w:webHidden/>
           </w:rPr>
-          <w:t>31</w:t>
+          <w:t>32</w:t>
         </w:r>
         <w:r>
           <w:rPr>
@@ -5945,13 +5945,13 @@
           <w14:ligatures w14:val="standardContextual"/>
         </w:rPr>
       </w:pPr>
-      <w:hyperlink w:anchor="_Toc215323038" w:history="1">
+      <w:hyperlink w:anchor="_Toc215505429" w:history="1">
         <w:r>
           <w:rPr>
             <w:rStyle w:val="Hipervnculo"/>
             <w:noProof/>
           </w:rPr>
-          <w:t>Ilustración 14. Menú Principal</w:t>
+          <w:t>Ilustración 12. Main y footer de index</w:t>
         </w:r>
         <w:r>
           <w:rPr>
@@ -5972,7 +5972,7 @@
             <w:noProof/>
             <w:webHidden/>
           </w:rPr>
-          <w:instrText xml:space="preserve"> PAGEREF _Toc215323038 \h </w:instrText>
+          <w:instrText xml:space="preserve"> PAGEREF _Toc215505429 \h </w:instrText>
         </w:r>
         <w:r>
           <w:rPr>
@@ -5992,7 +5992,7 @@
             <w:noProof/>
             <w:webHidden/>
           </w:rPr>
-          <w:t>32</w:t>
+          <w:t>33</w:t>
         </w:r>
         <w:r>
           <w:rPr>
@@ -6019,13 +6019,13 @@
           <w14:ligatures w14:val="standardContextual"/>
         </w:rPr>
       </w:pPr>
-      <w:hyperlink w:anchor="_Toc215323039" w:history="1">
+      <w:hyperlink w:anchor="_Toc215505430" w:history="1">
         <w:r>
           <w:rPr>
             <w:rStyle w:val="Hipervnculo"/>
             <w:noProof/>
           </w:rPr>
-          <w:t>Ilustración 15. Navbar</w:t>
+          <w:t>Ilustración 13. Login</w:t>
         </w:r>
         <w:r>
           <w:rPr>
@@ -6046,7 +6046,7 @@
             <w:noProof/>
             <w:webHidden/>
           </w:rPr>
-          <w:instrText xml:space="preserve"> PAGEREF _Toc215323039 \h </w:instrText>
+          <w:instrText xml:space="preserve"> PAGEREF _Toc215505430 \h </w:instrText>
         </w:r>
         <w:r>
           <w:rPr>
@@ -6066,7 +6066,7 @@
             <w:noProof/>
             <w:webHidden/>
           </w:rPr>
-          <w:t>33</w:t>
+          <w:t>34</w:t>
         </w:r>
         <w:r>
           <w:rPr>
@@ -6093,13 +6093,13 @@
           <w14:ligatures w14:val="standardContextual"/>
         </w:rPr>
       </w:pPr>
-      <w:hyperlink w:anchor="_Toc215323040" w:history="1">
+      <w:hyperlink w:anchor="_Toc215505431" w:history="1">
         <w:r>
           <w:rPr>
             <w:rStyle w:val="Hipervnculo"/>
             <w:noProof/>
           </w:rPr>
-          <w:t>Ilustración 16. Lista de Compras</w:t>
+          <w:t>Ilustración 14. Menú Principal</w:t>
         </w:r>
         <w:r>
           <w:rPr>
@@ -6120,7 +6120,7 @@
             <w:noProof/>
             <w:webHidden/>
           </w:rPr>
-          <w:instrText xml:space="preserve"> PAGEREF _Toc215323040 \h </w:instrText>
+          <w:instrText xml:space="preserve"> PAGEREF _Toc215505431 \h </w:instrText>
         </w:r>
         <w:r>
           <w:rPr>
@@ -6140,7 +6140,7 @@
             <w:noProof/>
             <w:webHidden/>
           </w:rPr>
-          <w:t>34</w:t>
+          <w:t>35</w:t>
         </w:r>
         <w:r>
           <w:rPr>
@@ -6167,13 +6167,13 @@
           <w14:ligatures w14:val="standardContextual"/>
         </w:rPr>
       </w:pPr>
-      <w:hyperlink w:anchor="_Toc215323041" w:history="1">
+      <w:hyperlink w:anchor="_Toc215505432" w:history="1">
         <w:r>
           <w:rPr>
             <w:rStyle w:val="Hipervnculo"/>
             <w:noProof/>
           </w:rPr>
-          <w:t>Ilustración 17. Compartir lista de compras</w:t>
+          <w:t>Ilustración 15. Navbar</w:t>
         </w:r>
         <w:r>
           <w:rPr>
@@ -6194,7 +6194,7 @@
             <w:noProof/>
             <w:webHidden/>
           </w:rPr>
-          <w:instrText xml:space="preserve"> PAGEREF _Toc215323041 \h </w:instrText>
+          <w:instrText xml:space="preserve"> PAGEREF _Toc215505432 \h </w:instrText>
         </w:r>
         <w:r>
           <w:rPr>
@@ -6214,7 +6214,7 @@
             <w:noProof/>
             <w:webHidden/>
           </w:rPr>
-          <w:t>35</w:t>
+          <w:t>36</w:t>
         </w:r>
         <w:r>
           <w:rPr>
@@ -6241,13 +6241,13 @@
           <w14:ligatures w14:val="standardContextual"/>
         </w:rPr>
       </w:pPr>
-      <w:hyperlink w:anchor="_Toc215323042" w:history="1">
+      <w:hyperlink w:anchor="_Toc215505433" w:history="1">
         <w:r>
           <w:rPr>
             <w:rStyle w:val="Hipervnculo"/>
             <w:noProof/>
           </w:rPr>
-          <w:t>Ilustración 18. Vista lista compartida</w:t>
+          <w:t>Ilustración 16. Lista de Compras</w:t>
         </w:r>
         <w:r>
           <w:rPr>
@@ -6268,7 +6268,7 @@
             <w:noProof/>
             <w:webHidden/>
           </w:rPr>
-          <w:instrText xml:space="preserve"> PAGEREF _Toc215323042 \h </w:instrText>
+          <w:instrText xml:space="preserve"> PAGEREF _Toc215505433 \h </w:instrText>
         </w:r>
         <w:r>
           <w:rPr>
@@ -6288,7 +6288,7 @@
             <w:noProof/>
             <w:webHidden/>
           </w:rPr>
-          <w:t>36</w:t>
+          <w:t>37</w:t>
         </w:r>
         <w:r>
           <w:rPr>
@@ -6315,13 +6315,13 @@
           <w14:ligatures w14:val="standardContextual"/>
         </w:rPr>
       </w:pPr>
-      <w:hyperlink w:anchor="_Toc215323043" w:history="1">
+      <w:hyperlink w:anchor="_Toc215505434" w:history="1">
         <w:r>
           <w:rPr>
             <w:rStyle w:val="Hipervnculo"/>
             <w:noProof/>
           </w:rPr>
-          <w:t>Ilustración 19. Creación nueva lista</w:t>
+          <w:t>Ilustración 17. Compartir lista de compras</w:t>
         </w:r>
         <w:r>
           <w:rPr>
@@ -6342,7 +6342,7 @@
             <w:noProof/>
             <w:webHidden/>
           </w:rPr>
-          <w:instrText xml:space="preserve"> PAGEREF _Toc215323043 \h </w:instrText>
+          <w:instrText xml:space="preserve"> PAGEREF _Toc215505434 \h </w:instrText>
         </w:r>
         <w:r>
           <w:rPr>
@@ -6362,7 +6362,7 @@
             <w:noProof/>
             <w:webHidden/>
           </w:rPr>
-          <w:t>37</w:t>
+          <w:t>38</w:t>
         </w:r>
         <w:r>
           <w:rPr>
@@ -6389,13 +6389,13 @@
           <w14:ligatures w14:val="standardContextual"/>
         </w:rPr>
       </w:pPr>
-      <w:hyperlink w:anchor="_Toc215323044" w:history="1">
+      <w:hyperlink w:anchor="_Toc215505435" w:history="1">
         <w:r>
           <w:rPr>
             <w:rStyle w:val="Hipervnculo"/>
             <w:noProof/>
           </w:rPr>
-          <w:t>Ilustración 20. Lista nueva</w:t>
+          <w:t>Ilustración 18. Vista lista compartida</w:t>
         </w:r>
         <w:r>
           <w:rPr>
@@ -6416,7 +6416,7 @@
             <w:noProof/>
             <w:webHidden/>
           </w:rPr>
-          <w:instrText xml:space="preserve"> PAGEREF _Toc215323044 \h </w:instrText>
+          <w:instrText xml:space="preserve"> PAGEREF _Toc215505435 \h </w:instrText>
         </w:r>
         <w:r>
           <w:rPr>
@@ -6436,7 +6436,7 @@
             <w:noProof/>
             <w:webHidden/>
           </w:rPr>
-          <w:t>38</w:t>
+          <w:t>39</w:t>
         </w:r>
         <w:r>
           <w:rPr>
@@ -6463,13 +6463,13 @@
           <w14:ligatures w14:val="standardContextual"/>
         </w:rPr>
       </w:pPr>
-      <w:hyperlink w:anchor="_Toc215323045" w:history="1">
+      <w:hyperlink w:anchor="_Toc215505436" w:history="1">
         <w:r>
           <w:rPr>
             <w:rStyle w:val="Hipervnculo"/>
             <w:noProof/>
           </w:rPr>
-          <w:t>Ilustración 21. Vista lista</w:t>
+          <w:t>Ilustración 19. Creación nueva lista</w:t>
         </w:r>
         <w:r>
           <w:rPr>
@@ -6490,7 +6490,7 @@
             <w:noProof/>
             <w:webHidden/>
           </w:rPr>
-          <w:instrText xml:space="preserve"> PAGEREF _Toc215323045 \h </w:instrText>
+          <w:instrText xml:space="preserve"> PAGEREF _Toc215505436 \h </w:instrText>
         </w:r>
         <w:r>
           <w:rPr>
@@ -6510,7 +6510,7 @@
             <w:noProof/>
             <w:webHidden/>
           </w:rPr>
-          <w:t>39</w:t>
+          <w:t>40</w:t>
         </w:r>
         <w:r>
           <w:rPr>
@@ -6537,13 +6537,13 @@
           <w14:ligatures w14:val="standardContextual"/>
         </w:rPr>
       </w:pPr>
-      <w:hyperlink w:anchor="_Toc215323046" w:history="1">
+      <w:hyperlink w:anchor="_Toc215505437" w:history="1">
         <w:r>
           <w:rPr>
             <w:rStyle w:val="Hipervnculo"/>
             <w:noProof/>
           </w:rPr>
-          <w:t>Ilustración 22. Selección de listas</w:t>
+          <w:t>Ilustración 20. Lista nueva</w:t>
         </w:r>
         <w:r>
           <w:rPr>
@@ -6564,7 +6564,7 @@
             <w:noProof/>
             <w:webHidden/>
           </w:rPr>
-          <w:instrText xml:space="preserve"> PAGEREF _Toc215323046 \h </w:instrText>
+          <w:instrText xml:space="preserve"> PAGEREF _Toc215505437 \h </w:instrText>
         </w:r>
         <w:r>
           <w:rPr>
@@ -6584,7 +6584,7 @@
             <w:noProof/>
             <w:webHidden/>
           </w:rPr>
-          <w:t>40</w:t>
+          <w:t>41</w:t>
         </w:r>
         <w:r>
           <w:rPr>
@@ -6611,13 +6611,13 @@
           <w14:ligatures w14:val="standardContextual"/>
         </w:rPr>
       </w:pPr>
-      <w:hyperlink w:anchor="_Toc215323047" w:history="1">
+      <w:hyperlink w:anchor="_Toc215505438" w:history="1">
         <w:r>
           <w:rPr>
             <w:rStyle w:val="Hipervnculo"/>
             <w:noProof/>
           </w:rPr>
-          <w:t>Ilustración 23. Form comparador</w:t>
+          <w:t>Ilustración 21. Vista lista</w:t>
         </w:r>
         <w:r>
           <w:rPr>
@@ -6638,7 +6638,7 @@
             <w:noProof/>
             <w:webHidden/>
           </w:rPr>
-          <w:instrText xml:space="preserve"> PAGEREF _Toc215323047 \h </w:instrText>
+          <w:instrText xml:space="preserve"> PAGEREF _Toc215505438 \h </w:instrText>
         </w:r>
         <w:r>
           <w:rPr>
@@ -6658,7 +6658,7 @@
             <w:noProof/>
             <w:webHidden/>
           </w:rPr>
-          <w:t>41</w:t>
+          <w:t>42</w:t>
         </w:r>
         <w:r>
           <w:rPr>
@@ -6685,13 +6685,13 @@
           <w14:ligatures w14:val="standardContextual"/>
         </w:rPr>
       </w:pPr>
-      <w:hyperlink w:anchor="_Toc215323048" w:history="1">
+      <w:hyperlink w:anchor="_Toc215505439" w:history="1">
         <w:r>
           <w:rPr>
             <w:rStyle w:val="Hipervnculo"/>
             <w:noProof/>
           </w:rPr>
-          <w:t>Ilustración 24. Comparador</w:t>
+          <w:t>Ilustración 22. Selección de listas</w:t>
         </w:r>
         <w:r>
           <w:rPr>
@@ -6712,7 +6712,7 @@
             <w:noProof/>
             <w:webHidden/>
           </w:rPr>
-          <w:instrText xml:space="preserve"> PAGEREF _Toc215323048 \h </w:instrText>
+          <w:instrText xml:space="preserve"> PAGEREF _Toc215505439 \h </w:instrText>
         </w:r>
         <w:r>
           <w:rPr>
@@ -6732,7 +6732,7 @@
             <w:noProof/>
             <w:webHidden/>
           </w:rPr>
-          <w:t>42</w:t>
+          <w:t>43</w:t>
         </w:r>
         <w:r>
           <w:rPr>
@@ -6759,13 +6759,13 @@
           <w14:ligatures w14:val="standardContextual"/>
         </w:rPr>
       </w:pPr>
-      <w:hyperlink w:anchor="_Toc215323049" w:history="1">
+      <w:hyperlink w:anchor="_Toc215505440" w:history="1">
         <w:r>
           <w:rPr>
             <w:rStyle w:val="Hipervnculo"/>
             <w:noProof/>
           </w:rPr>
-          <w:t>Ilustración 25. Comparador 2da parte</w:t>
+          <w:t>Ilustración 23. Form comparador</w:t>
         </w:r>
         <w:r>
           <w:rPr>
@@ -6786,7 +6786,7 @@
             <w:noProof/>
             <w:webHidden/>
           </w:rPr>
-          <w:instrText xml:space="preserve"> PAGEREF _Toc215323049 \h </w:instrText>
+          <w:instrText xml:space="preserve"> PAGEREF _Toc215505440 \h </w:instrText>
         </w:r>
         <w:r>
           <w:rPr>
@@ -6806,7 +6806,7 @@
             <w:noProof/>
             <w:webHidden/>
           </w:rPr>
-          <w:t>43</w:t>
+          <w:t>44</w:t>
         </w:r>
         <w:r>
           <w:rPr>
@@ -6833,13 +6833,13 @@
           <w14:ligatures w14:val="standardContextual"/>
         </w:rPr>
       </w:pPr>
-      <w:hyperlink w:anchor="_Toc215323050" w:history="1">
+      <w:hyperlink w:anchor="_Toc215505441" w:history="1">
         <w:r>
           <w:rPr>
             <w:rStyle w:val="Hipervnculo"/>
             <w:noProof/>
           </w:rPr>
-          <w:t>Ilustración 26. Resultado comparación</w:t>
+          <w:t>Ilustración 24. Comparador</w:t>
         </w:r>
         <w:r>
           <w:rPr>
@@ -6860,7 +6860,7 @@
             <w:noProof/>
             <w:webHidden/>
           </w:rPr>
-          <w:instrText xml:space="preserve"> PAGEREF _Toc215323050 \h </w:instrText>
+          <w:instrText xml:space="preserve"> PAGEREF _Toc215505441 \h </w:instrText>
         </w:r>
         <w:r>
           <w:rPr>
@@ -6880,7 +6880,7 @@
             <w:noProof/>
             <w:webHidden/>
           </w:rPr>
-          <w:t>44</w:t>
+          <w:t>45</w:t>
         </w:r>
         <w:r>
           <w:rPr>
@@ -6907,13 +6907,13 @@
           <w14:ligatures w14:val="standardContextual"/>
         </w:rPr>
       </w:pPr>
-      <w:hyperlink w:anchor="_Toc215323051" w:history="1">
+      <w:hyperlink w:anchor="_Toc215505442" w:history="1">
         <w:r>
           <w:rPr>
             <w:rStyle w:val="Hipervnculo"/>
             <w:noProof/>
           </w:rPr>
-          <w:t>Ilustración 27. Historial</w:t>
+          <w:t>Ilustración 25. Comparador 2da parte</w:t>
         </w:r>
         <w:r>
           <w:rPr>
@@ -6934,7 +6934,7 @@
             <w:noProof/>
             <w:webHidden/>
           </w:rPr>
-          <w:instrText xml:space="preserve"> PAGEREF _Toc215323051 \h </w:instrText>
+          <w:instrText xml:space="preserve"> PAGEREF _Toc215505442 \h </w:instrText>
         </w:r>
         <w:r>
           <w:rPr>
@@ -6954,7 +6954,7 @@
             <w:noProof/>
             <w:webHidden/>
           </w:rPr>
-          <w:t>45</w:t>
+          <w:t>46</w:t>
         </w:r>
         <w:r>
           <w:rPr>
@@ -6981,13 +6981,13 @@
           <w14:ligatures w14:val="standardContextual"/>
         </w:rPr>
       </w:pPr>
-      <w:hyperlink w:anchor="_Toc215323052" w:history="1">
+      <w:hyperlink w:anchor="_Toc215505443" w:history="1">
         <w:r>
           <w:rPr>
             <w:rStyle w:val="Hipervnculo"/>
             <w:noProof/>
           </w:rPr>
-          <w:t>Ilustración 28. Perfil</w:t>
+          <w:t>Ilustración 26. Resultado comparación</w:t>
         </w:r>
         <w:r>
           <w:rPr>
@@ -7008,7 +7008,7 @@
             <w:noProof/>
             <w:webHidden/>
           </w:rPr>
-          <w:instrText xml:space="preserve"> PAGEREF _Toc215323052 \h </w:instrText>
+          <w:instrText xml:space="preserve"> PAGEREF _Toc215505443 \h </w:instrText>
         </w:r>
         <w:r>
           <w:rPr>
@@ -7028,7 +7028,7 @@
             <w:noProof/>
             <w:webHidden/>
           </w:rPr>
-          <w:t>46</w:t>
+          <w:t>47</w:t>
         </w:r>
         <w:r>
           <w:rPr>
@@ -7055,12 +7055,160 @@
           <w14:ligatures w14:val="standardContextual"/>
         </w:rPr>
       </w:pPr>
-      <w:hyperlink w:anchor="_Toc215323053" w:history="1">
+      <w:hyperlink w:anchor="_Toc215505444" w:history="1">
         <w:r>
           <w:rPr>
             <w:rStyle w:val="Hipervnculo"/>
             <w:noProof/>
           </w:rPr>
+          <w:t>Ilustración 27. Historial</w:t>
+        </w:r>
+        <w:r>
+          <w:rPr>
+            <w:noProof/>
+            <w:webHidden/>
+          </w:rPr>
+          <w:tab/>
+        </w:r>
+        <w:r>
+          <w:rPr>
+            <w:noProof/>
+            <w:webHidden/>
+          </w:rPr>
+          <w:fldChar w:fldCharType="begin"/>
+        </w:r>
+        <w:r>
+          <w:rPr>
+            <w:noProof/>
+            <w:webHidden/>
+          </w:rPr>
+          <w:instrText xml:space="preserve"> PAGEREF _Toc215505444 \h </w:instrText>
+        </w:r>
+        <w:r>
+          <w:rPr>
+            <w:noProof/>
+            <w:webHidden/>
+          </w:rPr>
+        </w:r>
+        <w:r>
+          <w:rPr>
+            <w:noProof/>
+            <w:webHidden/>
+          </w:rPr>
+          <w:fldChar w:fldCharType="separate"/>
+        </w:r>
+        <w:r>
+          <w:rPr>
+            <w:noProof/>
+            <w:webHidden/>
+          </w:rPr>
+          <w:t>48</w:t>
+        </w:r>
+        <w:r>
+          <w:rPr>
+            <w:noProof/>
+            <w:webHidden/>
+          </w:rPr>
+          <w:fldChar w:fldCharType="end"/>
+        </w:r>
+      </w:hyperlink>
+    </w:p>
+    <w:p>
+      <w:pPr>
+        <w:pStyle w:val="Tabladeilustraciones"/>
+        <w:tabs>
+          <w:tab w:val="right" w:leader="dot" w:pos="9395"/>
+        </w:tabs>
+        <w:rPr>
+          <w:rFonts w:asciiTheme="minorHAnsi" w:hAnsiTheme="minorHAnsi"/>
+          <w:noProof/>
+          <w:kern w:val="2"/>
+          <w:sz w:val="24"/>
+          <w:szCs w:val="24"/>
+          <w:lang w:eastAsia="es-CL"/>
+          <w14:ligatures w14:val="standardContextual"/>
+        </w:rPr>
+      </w:pPr>
+      <w:hyperlink w:anchor="_Toc215505445" w:history="1">
+        <w:r>
+          <w:rPr>
+            <w:rStyle w:val="Hipervnculo"/>
+            <w:noProof/>
+          </w:rPr>
+          <w:t>Ilustración 28. Perfil</w:t>
+        </w:r>
+        <w:r>
+          <w:rPr>
+            <w:noProof/>
+            <w:webHidden/>
+          </w:rPr>
+          <w:tab/>
+        </w:r>
+        <w:r>
+          <w:rPr>
+            <w:noProof/>
+            <w:webHidden/>
+          </w:rPr>
+          <w:fldChar w:fldCharType="begin"/>
+        </w:r>
+        <w:r>
+          <w:rPr>
+            <w:noProof/>
+            <w:webHidden/>
+          </w:rPr>
+          <w:instrText xml:space="preserve"> PAGEREF _Toc215505445 \h </w:instrText>
+        </w:r>
+        <w:r>
+          <w:rPr>
+            <w:noProof/>
+            <w:webHidden/>
+          </w:rPr>
+        </w:r>
+        <w:r>
+          <w:rPr>
+            <w:noProof/>
+            <w:webHidden/>
+          </w:rPr>
+          <w:fldChar w:fldCharType="separate"/>
+        </w:r>
+        <w:r>
+          <w:rPr>
+            <w:noProof/>
+            <w:webHidden/>
+          </w:rPr>
+          <w:t>49</w:t>
+        </w:r>
+        <w:r>
+          <w:rPr>
+            <w:noProof/>
+            <w:webHidden/>
+          </w:rPr>
+          <w:fldChar w:fldCharType="end"/>
+        </w:r>
+      </w:hyperlink>
+    </w:p>
+    <w:p>
+      <w:pPr>
+        <w:pStyle w:val="Tabladeilustraciones"/>
+        <w:tabs>
+          <w:tab w:val="right" w:leader="dot" w:pos="9395"/>
+        </w:tabs>
+        <w:rPr>
+          <w:rFonts w:asciiTheme="minorHAnsi" w:hAnsiTheme="minorHAnsi"/>
+          <w:noProof/>
+          <w:kern w:val="2"/>
+          <w:sz w:val="24"/>
+          <w:szCs w:val="24"/>
+          <w:lang w:eastAsia="es-CL"/>
+          <w14:ligatures w14:val="standardContextual"/>
+        </w:rPr>
+      </w:pPr>
+      <w:hyperlink w:anchor="_Toc215505446" w:history="1">
+        <w:r>
+          <w:rPr>
+            <w:rStyle w:val="Hipervnculo"/>
+            <w:noProof/>
+          </w:rPr>
           <w:t>Ilustración 29. Recuperación de clave</w:t>
         </w:r>
         <w:r>
@@ -7082,7 +7230,7 @@
             <w:noProof/>
             <w:webHidden/>
           </w:rPr>
-          <w:instrText xml:space="preserve"> PAGEREF _Toc215323053 \h </w:instrText>
+          <w:instrText xml:space="preserve"> PAGEREF _Toc215505446 \h </w:instrText>
         </w:r>
         <w:r>
           <w:rPr>
@@ -7102,7 +7250,7 @@
             <w:noProof/>
             <w:webHidden/>
           </w:rPr>
-          <w:t>47</w:t>
+          <w:t>50</w:t>
         </w:r>
         <w:r>
           <w:rPr>
@@ -7114,9 +7262,1811 @@
       </w:hyperlink>
     </w:p>
     <w:p>
+      <w:pPr>
+        <w:pStyle w:val="Tabladeilustraciones"/>
+        <w:tabs>
+          <w:tab w:val="right" w:leader="dot" w:pos="9395"/>
+        </w:tabs>
+        <w:rPr>
+          <w:rFonts w:asciiTheme="minorHAnsi" w:hAnsiTheme="minorHAnsi"/>
+          <w:noProof/>
+          <w:kern w:val="2"/>
+          <w:sz w:val="24"/>
+          <w:szCs w:val="24"/>
+          <w:lang w:eastAsia="es-CL"/>
+          <w14:ligatures w14:val="standardContextual"/>
+        </w:rPr>
+      </w:pPr>
+      <w:hyperlink w:anchor="_Toc215505447" w:history="1">
+        <w:r>
+          <w:rPr>
+            <w:rStyle w:val="Hipervnculo"/>
+            <w:noProof/>
+          </w:rPr>
+          <w:t>Ilustración 30. Dashboard PowerBI</w:t>
+        </w:r>
+        <w:r>
+          <w:rPr>
+            <w:noProof/>
+            <w:webHidden/>
+          </w:rPr>
+          <w:tab/>
+        </w:r>
+        <w:r>
+          <w:rPr>
+            <w:noProof/>
+            <w:webHidden/>
+          </w:rPr>
+          <w:fldChar w:fldCharType="begin"/>
+        </w:r>
+        <w:r>
+          <w:rPr>
+            <w:noProof/>
+            <w:webHidden/>
+          </w:rPr>
+          <w:instrText xml:space="preserve"> PAGEREF _Toc215505447 \h </w:instrText>
+        </w:r>
+        <w:r>
+          <w:rPr>
+            <w:noProof/>
+            <w:webHidden/>
+          </w:rPr>
+        </w:r>
+        <w:r>
+          <w:rPr>
+            <w:noProof/>
+            <w:webHidden/>
+          </w:rPr>
+          <w:fldChar w:fldCharType="separate"/>
+        </w:r>
+        <w:r>
+          <w:rPr>
+            <w:noProof/>
+            <w:webHidden/>
+          </w:rPr>
+          <w:t>51</w:t>
+        </w:r>
+        <w:r>
+          <w:rPr>
+            <w:noProof/>
+            <w:webHidden/>
+          </w:rPr>
+          <w:fldChar w:fldCharType="end"/>
+        </w:r>
+      </w:hyperlink>
+    </w:p>
+    <w:p>
+      <w:pPr>
+        <w:pStyle w:val="Tabladeilustraciones"/>
+        <w:tabs>
+          <w:tab w:val="right" w:leader="dot" w:pos="9395"/>
+        </w:tabs>
+        <w:rPr>
+          <w:rFonts w:asciiTheme="minorHAnsi" w:hAnsiTheme="minorHAnsi"/>
+          <w:noProof/>
+          <w:kern w:val="2"/>
+          <w:sz w:val="24"/>
+          <w:szCs w:val="24"/>
+          <w:lang w:eastAsia="es-CL"/>
+          <w14:ligatures w14:val="standardContextual"/>
+        </w:rPr>
+      </w:pPr>
+      <w:hyperlink w:anchor="_Toc215505448" w:history="1">
+        <w:r>
+          <w:rPr>
+            <w:rStyle w:val="Hipervnculo"/>
+            <w:noProof/>
+          </w:rPr>
+          <w:t>Ilustración 31. Interfaz PowerBI</w:t>
+        </w:r>
+        <w:r>
+          <w:rPr>
+            <w:noProof/>
+            <w:webHidden/>
+          </w:rPr>
+          <w:tab/>
+        </w:r>
+        <w:r>
+          <w:rPr>
+            <w:noProof/>
+            <w:webHidden/>
+          </w:rPr>
+          <w:fldChar w:fldCharType="begin"/>
+        </w:r>
+        <w:r>
+          <w:rPr>
+            <w:noProof/>
+            <w:webHidden/>
+          </w:rPr>
+          <w:instrText xml:space="preserve"> PAGEREF _Toc215505448 \h </w:instrText>
+        </w:r>
+        <w:r>
+          <w:rPr>
+            <w:noProof/>
+            <w:webHidden/>
+          </w:rPr>
+        </w:r>
+        <w:r>
+          <w:rPr>
+            <w:noProof/>
+            <w:webHidden/>
+          </w:rPr>
+          <w:fldChar w:fldCharType="separate"/>
+        </w:r>
+        <w:r>
+          <w:rPr>
+            <w:noProof/>
+            <w:webHidden/>
+          </w:rPr>
+          <w:t>51</w:t>
+        </w:r>
+        <w:r>
+          <w:rPr>
+            <w:noProof/>
+            <w:webHidden/>
+          </w:rPr>
+          <w:fldChar w:fldCharType="end"/>
+        </w:r>
+      </w:hyperlink>
+    </w:p>
+    <w:p>
+      <w:pPr>
+        <w:pStyle w:val="Tabladeilustraciones"/>
+        <w:tabs>
+          <w:tab w:val="right" w:leader="dot" w:pos="9395"/>
+        </w:tabs>
+        <w:rPr>
+          <w:rFonts w:asciiTheme="minorHAnsi" w:hAnsiTheme="minorHAnsi"/>
+          <w:noProof/>
+          <w:kern w:val="2"/>
+          <w:sz w:val="24"/>
+          <w:szCs w:val="24"/>
+          <w:lang w:eastAsia="es-CL"/>
+          <w14:ligatures w14:val="standardContextual"/>
+        </w:rPr>
+      </w:pPr>
+      <w:hyperlink w:anchor="_Toc215505449" w:history="1">
+        <w:r>
+          <w:rPr>
+            <w:rStyle w:val="Hipervnculo"/>
+            <w:noProof/>
+          </w:rPr>
+          <w:t>Ilustración 32. Origen de datos PowerBI</w:t>
+        </w:r>
+        <w:r>
+          <w:rPr>
+            <w:noProof/>
+            <w:webHidden/>
+          </w:rPr>
+          <w:tab/>
+        </w:r>
+        <w:r>
+          <w:rPr>
+            <w:noProof/>
+            <w:webHidden/>
+          </w:rPr>
+          <w:fldChar w:fldCharType="begin"/>
+        </w:r>
+        <w:r>
+          <w:rPr>
+            <w:noProof/>
+            <w:webHidden/>
+          </w:rPr>
+          <w:instrText xml:space="preserve"> PAGEREF _Toc215505449 \h </w:instrText>
+        </w:r>
+        <w:r>
+          <w:rPr>
+            <w:noProof/>
+            <w:webHidden/>
+          </w:rPr>
+        </w:r>
+        <w:r>
+          <w:rPr>
+            <w:noProof/>
+            <w:webHidden/>
+          </w:rPr>
+          <w:fldChar w:fldCharType="separate"/>
+        </w:r>
+        <w:r>
+          <w:rPr>
+            <w:noProof/>
+            <w:webHidden/>
+          </w:rPr>
+          <w:t>52</w:t>
+        </w:r>
+        <w:r>
+          <w:rPr>
+            <w:noProof/>
+            <w:webHidden/>
+          </w:rPr>
+          <w:fldChar w:fldCharType="end"/>
+        </w:r>
+      </w:hyperlink>
+    </w:p>
+    <w:p>
+      <w:pPr>
+        <w:pStyle w:val="Tabladeilustraciones"/>
+        <w:tabs>
+          <w:tab w:val="right" w:leader="dot" w:pos="9395"/>
+        </w:tabs>
+        <w:rPr>
+          <w:rFonts w:asciiTheme="minorHAnsi" w:hAnsiTheme="minorHAnsi"/>
+          <w:noProof/>
+          <w:kern w:val="2"/>
+          <w:sz w:val="24"/>
+          <w:szCs w:val="24"/>
+          <w:lang w:eastAsia="es-CL"/>
+          <w14:ligatures w14:val="standardContextual"/>
+        </w:rPr>
+      </w:pPr>
+      <w:hyperlink w:anchor="_Toc215505450" w:history="1">
+        <w:r>
+          <w:rPr>
+            <w:rStyle w:val="Hipervnculo"/>
+            <w:noProof/>
+          </w:rPr>
+          <w:t>Ilustración 33. Ejecución de web Scraping</w:t>
+        </w:r>
+        <w:r>
+          <w:rPr>
+            <w:noProof/>
+            <w:webHidden/>
+          </w:rPr>
+          <w:tab/>
+        </w:r>
+        <w:r>
+          <w:rPr>
+            <w:noProof/>
+            <w:webHidden/>
+          </w:rPr>
+          <w:fldChar w:fldCharType="begin"/>
+        </w:r>
+        <w:r>
+          <w:rPr>
+            <w:noProof/>
+            <w:webHidden/>
+          </w:rPr>
+          <w:instrText xml:space="preserve"> PAGEREF _Toc215505450 \h </w:instrText>
+        </w:r>
+        <w:r>
+          <w:rPr>
+            <w:noProof/>
+            <w:webHidden/>
+          </w:rPr>
+        </w:r>
+        <w:r>
+          <w:rPr>
+            <w:noProof/>
+            <w:webHidden/>
+          </w:rPr>
+          <w:fldChar w:fldCharType="separate"/>
+        </w:r>
+        <w:r>
+          <w:rPr>
+            <w:noProof/>
+            <w:webHidden/>
+          </w:rPr>
+          <w:t>53</w:t>
+        </w:r>
+        <w:r>
+          <w:rPr>
+            <w:noProof/>
+            <w:webHidden/>
+          </w:rPr>
+          <w:fldChar w:fldCharType="end"/>
+        </w:r>
+      </w:hyperlink>
+    </w:p>
+    <w:p>
+      <w:pPr>
+        <w:pStyle w:val="Tabladeilustraciones"/>
+        <w:tabs>
+          <w:tab w:val="right" w:leader="dot" w:pos="9395"/>
+        </w:tabs>
+        <w:rPr>
+          <w:rFonts w:asciiTheme="minorHAnsi" w:hAnsiTheme="minorHAnsi"/>
+          <w:noProof/>
+          <w:kern w:val="2"/>
+          <w:sz w:val="24"/>
+          <w:szCs w:val="24"/>
+          <w:lang w:eastAsia="es-CL"/>
+          <w14:ligatures w14:val="standardContextual"/>
+        </w:rPr>
+      </w:pPr>
+      <w:hyperlink w:anchor="_Toc215505451" w:history="1">
+        <w:r>
+          <w:rPr>
+            <w:rStyle w:val="Hipervnculo"/>
+            <w:noProof/>
+          </w:rPr>
+          <w:t>Ilustración 34. Vista Dashboard web scraping</w:t>
+        </w:r>
+        <w:r>
+          <w:rPr>
+            <w:noProof/>
+            <w:webHidden/>
+          </w:rPr>
+          <w:tab/>
+        </w:r>
+        <w:r>
+          <w:rPr>
+            <w:noProof/>
+            <w:webHidden/>
+          </w:rPr>
+          <w:fldChar w:fldCharType="begin"/>
+        </w:r>
+        <w:r>
+          <w:rPr>
+            <w:noProof/>
+            <w:webHidden/>
+          </w:rPr>
+          <w:instrText xml:space="preserve"> PAGEREF _Toc215505451 \h </w:instrText>
+        </w:r>
+        <w:r>
+          <w:rPr>
+            <w:noProof/>
+            <w:webHidden/>
+          </w:rPr>
+        </w:r>
+        <w:r>
+          <w:rPr>
+            <w:noProof/>
+            <w:webHidden/>
+          </w:rPr>
+          <w:fldChar w:fldCharType="separate"/>
+        </w:r>
+        <w:r>
+          <w:rPr>
+            <w:noProof/>
+            <w:webHidden/>
+          </w:rPr>
+          <w:t>53</w:t>
+        </w:r>
+        <w:r>
+          <w:rPr>
+            <w:noProof/>
+            <w:webHidden/>
+          </w:rPr>
+          <w:fldChar w:fldCharType="end"/>
+        </w:r>
+      </w:hyperlink>
+    </w:p>
+    <w:p>
+      <w:pPr>
+        <w:pStyle w:val="Tabladeilustraciones"/>
+        <w:tabs>
+          <w:tab w:val="right" w:leader="dot" w:pos="9395"/>
+        </w:tabs>
+        <w:rPr>
+          <w:rFonts w:asciiTheme="minorHAnsi" w:hAnsiTheme="minorHAnsi"/>
+          <w:noProof/>
+          <w:kern w:val="2"/>
+          <w:sz w:val="24"/>
+          <w:szCs w:val="24"/>
+          <w:lang w:eastAsia="es-CL"/>
+          <w14:ligatures w14:val="standardContextual"/>
+        </w:rPr>
+      </w:pPr>
+      <w:hyperlink w:anchor="_Toc215505452" w:history="1">
+        <w:r>
+          <w:rPr>
+            <w:rStyle w:val="Hipervnculo"/>
+            <w:noProof/>
+          </w:rPr>
+          <w:t>Ilustración 35. Vista métricas scraping</w:t>
+        </w:r>
+        <w:r>
+          <w:rPr>
+            <w:noProof/>
+            <w:webHidden/>
+          </w:rPr>
+          <w:tab/>
+        </w:r>
+        <w:r>
+          <w:rPr>
+            <w:noProof/>
+            <w:webHidden/>
+          </w:rPr>
+          <w:fldChar w:fldCharType="begin"/>
+        </w:r>
+        <w:r>
+          <w:rPr>
+            <w:noProof/>
+            <w:webHidden/>
+          </w:rPr>
+          <w:instrText xml:space="preserve"> PAGEREF _Toc215505452 \h </w:instrText>
+        </w:r>
+        <w:r>
+          <w:rPr>
+            <w:noProof/>
+            <w:webHidden/>
+          </w:rPr>
+        </w:r>
+        <w:r>
+          <w:rPr>
+            <w:noProof/>
+            <w:webHidden/>
+          </w:rPr>
+          <w:fldChar w:fldCharType="separate"/>
+        </w:r>
+        <w:r>
+          <w:rPr>
+            <w:noProof/>
+            <w:webHidden/>
+          </w:rPr>
+          <w:t>54</w:t>
+        </w:r>
+        <w:r>
+          <w:rPr>
+            <w:noProof/>
+            <w:webHidden/>
+          </w:rPr>
+          <w:fldChar w:fldCharType="end"/>
+        </w:r>
+      </w:hyperlink>
+    </w:p>
+    <w:p>
+      <w:pPr>
+        <w:pStyle w:val="Tabladeilustraciones"/>
+        <w:tabs>
+          <w:tab w:val="right" w:leader="dot" w:pos="9395"/>
+        </w:tabs>
+        <w:rPr>
+          <w:rFonts w:asciiTheme="minorHAnsi" w:hAnsiTheme="minorHAnsi"/>
+          <w:noProof/>
+          <w:kern w:val="2"/>
+          <w:sz w:val="24"/>
+          <w:szCs w:val="24"/>
+          <w:lang w:eastAsia="es-CL"/>
+          <w14:ligatures w14:val="standardContextual"/>
+        </w:rPr>
+      </w:pPr>
+      <w:hyperlink w:anchor="_Toc215505453" w:history="1">
+        <w:r>
+          <w:rPr>
+            <w:rStyle w:val="Hipervnculo"/>
+            <w:noProof/>
+          </w:rPr>
+          <w:t>Ilustración 36. Vista Status monitoring de sistema scraping</w:t>
+        </w:r>
+        <w:r>
+          <w:rPr>
+            <w:noProof/>
+            <w:webHidden/>
+          </w:rPr>
+          <w:tab/>
+        </w:r>
+        <w:r>
+          <w:rPr>
+            <w:noProof/>
+            <w:webHidden/>
+          </w:rPr>
+          <w:fldChar w:fldCharType="begin"/>
+        </w:r>
+        <w:r>
+          <w:rPr>
+            <w:noProof/>
+            <w:webHidden/>
+          </w:rPr>
+          <w:instrText xml:space="preserve"> PAGEREF _Toc215505453 \h </w:instrText>
+        </w:r>
+        <w:r>
+          <w:rPr>
+            <w:noProof/>
+            <w:webHidden/>
+          </w:rPr>
+        </w:r>
+        <w:r>
+          <w:rPr>
+            <w:noProof/>
+            <w:webHidden/>
+          </w:rPr>
+          <w:fldChar w:fldCharType="separate"/>
+        </w:r>
+        <w:r>
+          <w:rPr>
+            <w:noProof/>
+            <w:webHidden/>
+          </w:rPr>
+          <w:t>54</w:t>
+        </w:r>
+        <w:r>
+          <w:rPr>
+            <w:noProof/>
+            <w:webHidden/>
+          </w:rPr>
+          <w:fldChar w:fldCharType="end"/>
+        </w:r>
+      </w:hyperlink>
+    </w:p>
+    <w:p>
+      <w:pPr>
+        <w:pStyle w:val="Tabladeilustraciones"/>
+        <w:tabs>
+          <w:tab w:val="right" w:leader="dot" w:pos="9395"/>
+        </w:tabs>
+        <w:rPr>
+          <w:rFonts w:asciiTheme="minorHAnsi" w:hAnsiTheme="minorHAnsi"/>
+          <w:noProof/>
+          <w:kern w:val="2"/>
+          <w:sz w:val="24"/>
+          <w:szCs w:val="24"/>
+          <w:lang w:eastAsia="es-CL"/>
+          <w14:ligatures w14:val="standardContextual"/>
+        </w:rPr>
+      </w:pPr>
+      <w:hyperlink w:anchor="_Toc215505454" w:history="1">
+        <w:r>
+          <w:rPr>
+            <w:rStyle w:val="Hipervnculo"/>
+            <w:noProof/>
+          </w:rPr>
+          <w:t>Ilustración 37. Vista KPIs Principales</w:t>
+        </w:r>
+        <w:r>
+          <w:rPr>
+            <w:noProof/>
+            <w:webHidden/>
+          </w:rPr>
+          <w:tab/>
+        </w:r>
+        <w:r>
+          <w:rPr>
+            <w:noProof/>
+            <w:webHidden/>
+          </w:rPr>
+          <w:fldChar w:fldCharType="begin"/>
+        </w:r>
+        <w:r>
+          <w:rPr>
+            <w:noProof/>
+            <w:webHidden/>
+          </w:rPr>
+          <w:instrText xml:space="preserve"> PAGEREF _Toc215505454 \h </w:instrText>
+        </w:r>
+        <w:r>
+          <w:rPr>
+            <w:noProof/>
+            <w:webHidden/>
+          </w:rPr>
+        </w:r>
+        <w:r>
+          <w:rPr>
+            <w:noProof/>
+            <w:webHidden/>
+          </w:rPr>
+          <w:fldChar w:fldCharType="separate"/>
+        </w:r>
+        <w:r>
+          <w:rPr>
+            <w:noProof/>
+            <w:webHidden/>
+          </w:rPr>
+          <w:t>55</w:t>
+        </w:r>
+        <w:r>
+          <w:rPr>
+            <w:noProof/>
+            <w:webHidden/>
+          </w:rPr>
+          <w:fldChar w:fldCharType="end"/>
+        </w:r>
+      </w:hyperlink>
+    </w:p>
+    <w:p>
+      <w:pPr>
+        <w:pStyle w:val="Tabladeilustraciones"/>
+        <w:tabs>
+          <w:tab w:val="right" w:leader="dot" w:pos="9395"/>
+        </w:tabs>
+        <w:rPr>
+          <w:rFonts w:asciiTheme="minorHAnsi" w:hAnsiTheme="minorHAnsi"/>
+          <w:noProof/>
+          <w:kern w:val="2"/>
+          <w:sz w:val="24"/>
+          <w:szCs w:val="24"/>
+          <w:lang w:eastAsia="es-CL"/>
+          <w14:ligatures w14:val="standardContextual"/>
+        </w:rPr>
+      </w:pPr>
+      <w:hyperlink w:anchor="_Toc215505455" w:history="1">
+        <w:r>
+          <w:rPr>
+            <w:rStyle w:val="Hipervnculo"/>
+            <w:noProof/>
+          </w:rPr>
+          <w:t>Ilustración 38. Vista KPIs Top 10 productos con mayor diferencia</w:t>
+        </w:r>
+        <w:r>
+          <w:rPr>
+            <w:noProof/>
+            <w:webHidden/>
+          </w:rPr>
+          <w:tab/>
+        </w:r>
+        <w:r>
+          <w:rPr>
+            <w:noProof/>
+            <w:webHidden/>
+          </w:rPr>
+          <w:fldChar w:fldCharType="begin"/>
+        </w:r>
+        <w:r>
+          <w:rPr>
+            <w:noProof/>
+            <w:webHidden/>
+          </w:rPr>
+          <w:instrText xml:space="preserve"> PAGEREF _Toc215505455 \h </w:instrText>
+        </w:r>
+        <w:r>
+          <w:rPr>
+            <w:noProof/>
+            <w:webHidden/>
+          </w:rPr>
+        </w:r>
+        <w:r>
+          <w:rPr>
+            <w:noProof/>
+            <w:webHidden/>
+          </w:rPr>
+          <w:fldChar w:fldCharType="separate"/>
+        </w:r>
+        <w:r>
+          <w:rPr>
+            <w:noProof/>
+            <w:webHidden/>
+          </w:rPr>
+          <w:t>55</w:t>
+        </w:r>
+        <w:r>
+          <w:rPr>
+            <w:noProof/>
+            <w:webHidden/>
+          </w:rPr>
+          <w:fldChar w:fldCharType="end"/>
+        </w:r>
+      </w:hyperlink>
+    </w:p>
+    <w:p>
+      <w:pPr>
+        <w:pStyle w:val="Tabladeilustraciones"/>
+        <w:tabs>
+          <w:tab w:val="right" w:leader="dot" w:pos="9395"/>
+        </w:tabs>
+        <w:rPr>
+          <w:rFonts w:asciiTheme="minorHAnsi" w:hAnsiTheme="minorHAnsi"/>
+          <w:noProof/>
+          <w:kern w:val="2"/>
+          <w:sz w:val="24"/>
+          <w:szCs w:val="24"/>
+          <w:lang w:eastAsia="es-CL"/>
+          <w14:ligatures w14:val="standardContextual"/>
+        </w:rPr>
+      </w:pPr>
+      <w:hyperlink w:anchor="_Toc215505456" w:history="1">
+        <w:r>
+          <w:rPr>
+            <w:rStyle w:val="Hipervnculo"/>
+            <w:noProof/>
+          </w:rPr>
+          <w:t>Ilustración 39. Vista KPIs Distribución de Precios por Supermercado</w:t>
+        </w:r>
+        <w:r>
+          <w:rPr>
+            <w:noProof/>
+            <w:webHidden/>
+          </w:rPr>
+          <w:tab/>
+        </w:r>
+        <w:r>
+          <w:rPr>
+            <w:noProof/>
+            <w:webHidden/>
+          </w:rPr>
+          <w:fldChar w:fldCharType="begin"/>
+        </w:r>
+        <w:r>
+          <w:rPr>
+            <w:noProof/>
+            <w:webHidden/>
+          </w:rPr>
+          <w:instrText xml:space="preserve"> PAGEREF _Toc215505456 \h </w:instrText>
+        </w:r>
+        <w:r>
+          <w:rPr>
+            <w:noProof/>
+            <w:webHidden/>
+          </w:rPr>
+        </w:r>
+        <w:r>
+          <w:rPr>
+            <w:noProof/>
+            <w:webHidden/>
+          </w:rPr>
+          <w:fldChar w:fldCharType="separate"/>
+        </w:r>
+        <w:r>
+          <w:rPr>
+            <w:noProof/>
+            <w:webHidden/>
+          </w:rPr>
+          <w:t>56</w:t>
+        </w:r>
+        <w:r>
+          <w:rPr>
+            <w:noProof/>
+            <w:webHidden/>
+          </w:rPr>
+          <w:fldChar w:fldCharType="end"/>
+        </w:r>
+      </w:hyperlink>
+    </w:p>
+    <w:p>
       <w:r>
         <w:fldChar w:fldCharType="end"/>
       </w:r>
+    </w:p>
+    <w:p>
+      <w:r>
+        <w:br w:type="page"/>
+      </w:r>
+    </w:p>
+    <w:p>
+      <w:pPr>
+        <w:pStyle w:val="Ttulo1"/>
+      </w:pPr>
+      <w:bookmarkStart w:id="9" w:name="_Toc215505463"/>
+      <w:r>
+        <w:lastRenderedPageBreak/>
+        <w:t>DICCIONARIO</w:t>
+      </w:r>
+      <w:bookmarkEnd w:id="9"/>
+    </w:p>
+    <w:p/>
+    <w:p>
+      <w:pPr>
+        <w:pStyle w:val="Descripcin"/>
+        <w:keepNext/>
+      </w:pPr>
+      <w:bookmarkStart w:id="10" w:name="_Toc215505412"/>
+      <w:r>
+        <w:t xml:space="preserve">Tabla </w:t>
+      </w:r>
+      <w:r>
+        <w:fldChar w:fldCharType="begin"/>
+      </w:r>
+      <w:r>
+        <w:instrText xml:space="preserve"> SEQ Tabla \* ARABIC </w:instrText>
+      </w:r>
+      <w:r>
+        <w:fldChar w:fldCharType="separate"/>
+      </w:r>
+      <w:r>
+        <w:rPr>
+          <w:noProof/>
+        </w:rPr>
+        <w:t>1</w:t>
+      </w:r>
+      <w:r>
+        <w:fldChar w:fldCharType="end"/>
+      </w:r>
+      <w:r>
+        <w:t>. Diccionario</w:t>
+      </w:r>
+      <w:bookmarkEnd w:id="10"/>
+    </w:p>
+    <w:tbl>
+      <w:tblPr>
+        <w:tblW w:w="0" w:type="auto"/>
+        <w:tblBorders>
+          <w:top w:val="single" w:sz="4" w:space="0" w:color="auto"/>
+          <w:left w:val="single" w:sz="4" w:space="0" w:color="auto"/>
+          <w:bottom w:val="single" w:sz="4" w:space="0" w:color="auto"/>
+          <w:right w:val="single" w:sz="4" w:space="0" w:color="auto"/>
+          <w:insideH w:val="single" w:sz="4" w:space="0" w:color="auto"/>
+          <w:insideV w:val="single" w:sz="4" w:space="0" w:color="auto"/>
+        </w:tblBorders>
+        <w:tblLook w:val="04A0" w:firstRow="1" w:lastRow="0" w:firstColumn="1" w:lastColumn="0" w:noHBand="0" w:noVBand="1"/>
+      </w:tblPr>
+      <w:tblGrid>
+        <w:gridCol w:w="4320"/>
+        <w:gridCol w:w="4320"/>
+      </w:tblGrid>
+      <w:tr>
+        <w:tc>
+          <w:tcPr>
+            <w:tcW w:w="4320" w:type="dxa"/>
+          </w:tcPr>
+          <w:p>
+            <w:r>
+              <w:t>Término</w:t>
+            </w:r>
+          </w:p>
+        </w:tc>
+        <w:tc>
+          <w:tcPr>
+            <w:tcW w:w="4320" w:type="dxa"/>
+          </w:tcPr>
+          <w:p>
+            <w:r>
+              <w:t>Definición</w:t>
+            </w:r>
+          </w:p>
+        </w:tc>
+      </w:tr>
+      <w:tr>
+        <w:tc>
+          <w:tcPr>
+            <w:tcW w:w="4320" w:type="dxa"/>
+          </w:tcPr>
+          <w:p>
+            <w:r>
+              <w:t>CompraRata</w:t>
+            </w:r>
+          </w:p>
+        </w:tc>
+        <w:tc>
+          <w:tcPr>
+            <w:tcW w:w="4320" w:type="dxa"/>
+          </w:tcPr>
+          <w:p>
+            <w:r>
+              <w:t>Plataforma web que permite comparar precios unitarios de productos en supermercados, generar listas de compras y visualizar datos históricos.</w:t>
+            </w:r>
+          </w:p>
+        </w:tc>
+      </w:tr>
+      <w:tr>
+        <w:tc>
+          <w:tcPr>
+            <w:tcW w:w="4320" w:type="dxa"/>
+          </w:tcPr>
+          <w:p>
+            <w:r>
+              <w:t>KPI (Key Performance Indicator)</w:t>
+            </w:r>
+          </w:p>
+        </w:tc>
+        <w:tc>
+          <w:tcPr>
+            <w:tcW w:w="4320" w:type="dxa"/>
+          </w:tcPr>
+          <w:p>
+            <w:r>
+              <w:t>Indicador cuantitativo que mide el desempeño del sistema.</w:t>
+            </w:r>
+          </w:p>
+        </w:tc>
+      </w:tr>
+      <w:tr>
+        <w:tc>
+          <w:tcPr>
+            <w:tcW w:w="4320" w:type="dxa"/>
+          </w:tcPr>
+          <w:p>
+            <w:r>
+              <w:t>RAW</w:t>
+            </w:r>
+          </w:p>
+        </w:tc>
+        <w:tc>
+          <w:tcPr>
+            <w:tcW w:w="4320" w:type="dxa"/>
+          </w:tcPr>
+          <w:p>
+            <w:r>
+              <w:t>Datos ingresados por usuarios o scraping sin validación.</w:t>
+            </w:r>
+          </w:p>
+        </w:tc>
+      </w:tr>
+      <w:tr>
+        <w:tc>
+          <w:tcPr>
+            <w:tcW w:w="4320" w:type="dxa"/>
+          </w:tcPr>
+          <w:p>
+            <w:r>
+              <w:t>Aporte aprobado</w:t>
+            </w:r>
+          </w:p>
+        </w:tc>
+        <w:tc>
+          <w:tcPr>
+            <w:tcW w:w="4320" w:type="dxa"/>
+          </w:tcPr>
+          <w:p>
+            <w:r>
+              <w:t>RAW validado y aceptado.</w:t>
+            </w:r>
+          </w:p>
+        </w:tc>
+      </w:tr>
+      <w:tr>
+        <w:tc>
+          <w:tcPr>
+            <w:tcW w:w="4320" w:type="dxa"/>
+          </w:tcPr>
+          <w:p>
+            <w:r>
+              <w:t>Aporte rechazado</w:t>
+            </w:r>
+          </w:p>
+        </w:tc>
+        <w:tc>
+          <w:tcPr>
+            <w:tcW w:w="4320" w:type="dxa"/>
+          </w:tcPr>
+          <w:p>
+            <w:r>
+              <w:t>RAW descartado por no cumplir criterios.</w:t>
+            </w:r>
+          </w:p>
+        </w:tc>
+      </w:tr>
+      <w:tr>
+        <w:tc>
+          <w:tcPr>
+            <w:tcW w:w="4320" w:type="dxa"/>
+          </w:tcPr>
+          <w:p>
+            <w:r>
+              <w:t>Comparación</w:t>
+            </w:r>
+          </w:p>
+        </w:tc>
+        <w:tc>
+          <w:tcPr>
+            <w:tcW w:w="4320" w:type="dxa"/>
+          </w:tcPr>
+          <w:p>
+            <w:r>
+              <w:t>Evento cuando un usuario usa el comparador.</w:t>
+            </w:r>
+          </w:p>
+        </w:tc>
+      </w:tr>
+      <w:tr>
+        <w:tc>
+          <w:tcPr>
+            <w:tcW w:w="4320" w:type="dxa"/>
+          </w:tcPr>
+          <w:p>
+            <w:r>
+              <w:t>Producto</w:t>
+            </w:r>
+          </w:p>
+        </w:tc>
+        <w:tc>
+          <w:tcPr>
+            <w:tcW w:w="4320" w:type="dxa"/>
+          </w:tcPr>
+          <w:p>
+            <w:r>
+              <w:t>Ítem que se ingresa o compara.</w:t>
+            </w:r>
+          </w:p>
+        </w:tc>
+      </w:tr>
+      <w:tr>
+        <w:tc>
+          <w:tcPr>
+            <w:tcW w:w="4320" w:type="dxa"/>
+          </w:tcPr>
+          <w:p>
+            <w:r>
+              <w:t>Producto nuevo</w:t>
+            </w:r>
+          </w:p>
+        </w:tc>
+        <w:tc>
+          <w:tcPr>
+            <w:tcW w:w="4320" w:type="dxa"/>
+          </w:tcPr>
+          <w:p>
+            <w:r>
+              <w:t>Producto ingresado recientemente</w:t>
+            </w:r>
+            <w:r>
+              <w:t xml:space="preserve"> (Últimos 30 días)</w:t>
+            </w:r>
+            <w:r>
+              <w:t>.</w:t>
+            </w:r>
+          </w:p>
+        </w:tc>
+      </w:tr>
+      <w:tr>
+        <w:tc>
+          <w:tcPr>
+            <w:tcW w:w="4320" w:type="dxa"/>
+          </w:tcPr>
+          <w:p>
+            <w:r>
+              <w:t>P</w:t>
+            </w:r>
+            <w:r>
+              <w:t>P</w:t>
+            </w:r>
+            <w:r>
+              <w:t>SC</w:t>
+            </w:r>
+          </w:p>
+        </w:tc>
+        <w:tc>
+          <w:tcPr>
+            <w:tcW w:w="4320" w:type="dxa"/>
+          </w:tcPr>
+          <w:p>
+            <w:r>
+              <w:t>Registro que relaciona producto, precio, supermercado y comuna.</w:t>
+            </w:r>
+          </w:p>
+        </w:tc>
+      </w:tr>
+      <w:tr>
+        <w:tc>
+          <w:tcPr>
+            <w:tcW w:w="4320" w:type="dxa"/>
+          </w:tcPr>
+          <w:p>
+            <w:r>
+              <w:t>Usuario verificado</w:t>
+            </w:r>
+          </w:p>
+        </w:tc>
+        <w:tc>
+          <w:tcPr>
+            <w:tcW w:w="4320" w:type="dxa"/>
+          </w:tcPr>
+          <w:p>
+            <w:r>
+              <w:t>Usuario con correo validado.</w:t>
+            </w:r>
+          </w:p>
+        </w:tc>
+      </w:tr>
+      <w:tr>
+        <w:tc>
+          <w:tcPr>
+            <w:tcW w:w="4320" w:type="dxa"/>
+          </w:tcPr>
+          <w:p>
+            <w:r>
+              <w:t>Usuario god</w:t>
+            </w:r>
+          </w:p>
+        </w:tc>
+        <w:tc>
+          <w:tcPr>
+            <w:tcW w:w="4320" w:type="dxa"/>
+          </w:tcPr>
+          <w:p>
+            <w:r>
+              <w:t>Cuenta con privilegios elevados.</w:t>
+            </w:r>
+          </w:p>
+        </w:tc>
+      </w:tr>
+      <w:tr>
+        <w:tc>
+          <w:tcPr>
+            <w:tcW w:w="4320" w:type="dxa"/>
+          </w:tcPr>
+          <w:p>
+            <w:r>
+              <w:t>Scraping</w:t>
+            </w:r>
+          </w:p>
+        </w:tc>
+        <w:tc>
+          <w:tcPr>
+            <w:tcW w:w="4320" w:type="dxa"/>
+          </w:tcPr>
+          <w:p>
+            <w:r>
+              <w:t>Obtención automatizada de datos externos.</w:t>
+            </w:r>
+          </w:p>
+        </w:tc>
+      </w:tr>
+      <w:tr>
+        <w:tc>
+          <w:tcPr>
+            <w:tcW w:w="4320" w:type="dxa"/>
+          </w:tcPr>
+          <w:p>
+            <w:r>
+              <w:t>JSON</w:t>
+            </w:r>
+          </w:p>
+        </w:tc>
+        <w:tc>
+          <w:tcPr>
+            <w:tcW w:w="4320" w:type="dxa"/>
+          </w:tcPr>
+          <w:p>
+            <w:r>
+              <w:t>Formato para intercambio de datos.</w:t>
+            </w:r>
+          </w:p>
+        </w:tc>
+      </w:tr>
+      <w:tr>
+        <w:tc>
+          <w:tcPr>
+            <w:tcW w:w="4320" w:type="dxa"/>
+          </w:tcPr>
+          <w:p>
+            <w:r>
+              <w:t>Script PHP</w:t>
+            </w:r>
+          </w:p>
+        </w:tc>
+        <w:tc>
+          <w:tcPr>
+            <w:tcW w:w="4320" w:type="dxa"/>
+          </w:tcPr>
+          <w:p>
+            <w:r>
+              <w:t>Archivo con lógica en el servidor.</w:t>
+            </w:r>
+          </w:p>
+        </w:tc>
+      </w:tr>
+      <w:tr>
+        <w:tc>
+          <w:tcPr>
+            <w:tcW w:w="4320" w:type="dxa"/>
+          </w:tcPr>
+          <w:p>
+            <w:r>
+              <w:t>Endpoint</w:t>
+            </w:r>
+          </w:p>
+        </w:tc>
+        <w:tc>
+          <w:tcPr>
+            <w:tcW w:w="4320" w:type="dxa"/>
+          </w:tcPr>
+          <w:p>
+            <w:r>
+              <w:t>Conexión para intercambio de datos</w:t>
+            </w:r>
+          </w:p>
+        </w:tc>
+      </w:tr>
+      <w:tr>
+        <w:tc>
+          <w:tcPr>
+            <w:tcW w:w="4320" w:type="dxa"/>
+          </w:tcPr>
+          <w:p>
+            <w:r>
+              <w:t>API informal</w:t>
+            </w:r>
+          </w:p>
+        </w:tc>
+        <w:tc>
+          <w:tcPr>
+            <w:tcW w:w="4320" w:type="dxa"/>
+          </w:tcPr>
+          <w:p>
+            <w:r>
+              <w:t>Conjunto de endpoints simples sin estructura REST completa.</w:t>
+            </w:r>
+          </w:p>
+        </w:tc>
+      </w:tr>
+      <w:tr>
+        <w:tc>
+          <w:tcPr>
+            <w:tcW w:w="4320" w:type="dxa"/>
+          </w:tcPr>
+          <w:p>
+            <w:r>
+              <w:t>MySQL/MariaDB</w:t>
+            </w:r>
+          </w:p>
+        </w:tc>
+        <w:tc>
+          <w:tcPr>
+            <w:tcW w:w="4320" w:type="dxa"/>
+          </w:tcPr>
+          <w:p>
+            <w:r>
+              <w:t>Motor de base de datos usado.</w:t>
+            </w:r>
+          </w:p>
+        </w:tc>
+      </w:tr>
+      <w:tr>
+        <w:tc>
+          <w:tcPr>
+            <w:tcW w:w="4320" w:type="dxa"/>
+          </w:tcPr>
+          <w:p>
+            <w:r>
+              <w:lastRenderedPageBreak/>
+              <w:t>Tabla relacional</w:t>
+            </w:r>
+          </w:p>
+        </w:tc>
+        <w:tc>
+          <w:tcPr>
+            <w:tcW w:w="4320" w:type="dxa"/>
+          </w:tcPr>
+          <w:p>
+            <w:r>
+              <w:t>Estructura de datos con claves foráneas.</w:t>
+            </w:r>
+          </w:p>
+        </w:tc>
+      </w:tr>
+      <w:tr>
+        <w:tc>
+          <w:tcPr>
+            <w:tcW w:w="4320" w:type="dxa"/>
+          </w:tcPr>
+          <w:p>
+            <w:r>
+              <w:t>ID12</w:t>
+            </w:r>
+          </w:p>
+        </w:tc>
+        <w:tc>
+          <w:tcPr>
+            <w:tcW w:w="4320" w:type="dxa"/>
+          </w:tcPr>
+          <w:p>
+            <w:r>
+              <w:t>Identificador numérico de 12 dígitos.</w:t>
+            </w:r>
+          </w:p>
+        </w:tc>
+      </w:tr>
+      <w:tr>
+        <w:tc>
+          <w:tcPr>
+            <w:tcW w:w="4320" w:type="dxa"/>
+          </w:tcPr>
+          <w:p>
+            <w:r>
+              <w:t>UUIDv4</w:t>
+            </w:r>
+          </w:p>
+        </w:tc>
+        <w:tc>
+          <w:tcPr>
+            <w:tcW w:w="4320" w:type="dxa"/>
+          </w:tcPr>
+          <w:p>
+            <w:r>
+              <w:t>Identificador único de 36 caracteres.</w:t>
+            </w:r>
+          </w:p>
+        </w:tc>
+      </w:tr>
+      <w:tr>
+        <w:tc>
+          <w:tcPr>
+            <w:tcW w:w="4320" w:type="dxa"/>
+          </w:tcPr>
+          <w:p>
+            <w:r>
+              <w:t>Workflow</w:t>
+            </w:r>
+          </w:p>
+        </w:tc>
+        <w:tc>
+          <w:tcPr>
+            <w:tcW w:w="4320" w:type="dxa"/>
+          </w:tcPr>
+          <w:p>
+            <w:r>
+              <w:t>Secuencia de procesos del sistema.</w:t>
+            </w:r>
+          </w:p>
+        </w:tc>
+      </w:tr>
+      <w:tr>
+        <w:tc>
+          <w:tcPr>
+            <w:tcW w:w="4320" w:type="dxa"/>
+          </w:tcPr>
+          <w:p>
+            <w:r>
+              <w:t>MVC</w:t>
+            </w:r>
+          </w:p>
+        </w:tc>
+        <w:tc>
+          <w:tcPr>
+            <w:tcW w:w="4320" w:type="dxa"/>
+          </w:tcPr>
+          <w:p>
+            <w:r>
+              <w:t>Patrón lógico usado en CompraRata.</w:t>
+            </w:r>
+            <w:r>
+              <w:t xml:space="preserve"> Modelo Vista Controlador</w:t>
+            </w:r>
+          </w:p>
+        </w:tc>
+      </w:tr>
+      <w:tr>
+        <w:tc>
+          <w:tcPr>
+            <w:tcW w:w="4320" w:type="dxa"/>
+          </w:tcPr>
+          <w:p>
+            <w:r>
+              <w:t>Arquitectura LAMP</w:t>
+            </w:r>
+          </w:p>
+        </w:tc>
+        <w:tc>
+          <w:tcPr>
+            <w:tcW w:w="4320" w:type="dxa"/>
+          </w:tcPr>
+          <w:p>
+            <w:r>
+              <w:t>Linux + Apache + MySQL + PHP.</w:t>
+            </w:r>
+          </w:p>
+        </w:tc>
+      </w:tr>
+      <w:tr>
+        <w:tc>
+          <w:tcPr>
+            <w:tcW w:w="4320" w:type="dxa"/>
+          </w:tcPr>
+          <w:p>
+            <w:r>
+              <w:t>Backend</w:t>
+            </w:r>
+          </w:p>
+        </w:tc>
+        <w:tc>
+          <w:tcPr>
+            <w:tcW w:w="4320" w:type="dxa"/>
+          </w:tcPr>
+          <w:p>
+            <w:r>
+              <w:t>Lógica del servidor.</w:t>
+            </w:r>
+          </w:p>
+        </w:tc>
+      </w:tr>
+      <w:tr>
+        <w:tc>
+          <w:tcPr>
+            <w:tcW w:w="4320" w:type="dxa"/>
+          </w:tcPr>
+          <w:p>
+            <w:r>
+              <w:t>Frontend</w:t>
+            </w:r>
+          </w:p>
+        </w:tc>
+        <w:tc>
+          <w:tcPr>
+            <w:tcW w:w="4320" w:type="dxa"/>
+          </w:tcPr>
+          <w:p>
+            <w:r>
+              <w:t>Interfaz del usuario.</w:t>
+            </w:r>
+          </w:p>
+        </w:tc>
+      </w:tr>
+      <w:tr>
+        <w:tc>
+          <w:tcPr>
+            <w:tcW w:w="4320" w:type="dxa"/>
+          </w:tcPr>
+          <w:p>
+            <w:r>
+              <w:t>CPanel</w:t>
+            </w:r>
+          </w:p>
+        </w:tc>
+        <w:tc>
+          <w:tcPr>
+            <w:tcW w:w="4320" w:type="dxa"/>
+          </w:tcPr>
+          <w:p>
+            <w:r>
+              <w:t>Panel de administración de hosting.</w:t>
+            </w:r>
+          </w:p>
+        </w:tc>
+      </w:tr>
+      <w:tr>
+        <w:tc>
+          <w:tcPr>
+            <w:tcW w:w="4320" w:type="dxa"/>
+          </w:tcPr>
+          <w:p>
+            <w:r>
+              <w:t>SSL</w:t>
+            </w:r>
+          </w:p>
+        </w:tc>
+        <w:tc>
+          <w:tcPr>
+            <w:tcW w:w="4320" w:type="dxa"/>
+          </w:tcPr>
+          <w:p>
+            <w:r>
+              <w:t>Protocolo HTTPS.</w:t>
+            </w:r>
+          </w:p>
+        </w:tc>
+      </w:tr>
+      <w:tr>
+        <w:tc>
+          <w:tcPr>
+            <w:tcW w:w="4320" w:type="dxa"/>
+          </w:tcPr>
+          <w:p>
+            <w:r>
+              <w:t>Power BI</w:t>
+            </w:r>
+          </w:p>
+        </w:tc>
+        <w:tc>
+          <w:tcPr>
+            <w:tcW w:w="4320" w:type="dxa"/>
+          </w:tcPr>
+          <w:p>
+            <w:r>
+              <w:t>Herramienta de visualización de datos.</w:t>
+            </w:r>
+          </w:p>
+        </w:tc>
+      </w:tr>
+      <w:tr>
+        <w:tc>
+          <w:tcPr>
+            <w:tcW w:w="4320" w:type="dxa"/>
+          </w:tcPr>
+          <w:p>
+            <w:r>
+              <w:t>Dashboard</w:t>
+            </w:r>
+          </w:p>
+        </w:tc>
+        <w:tc>
+          <w:tcPr>
+            <w:tcW w:w="4320" w:type="dxa"/>
+          </w:tcPr>
+          <w:p>
+            <w:r>
+              <w:t>Panel visual de métricas.</w:t>
+            </w:r>
+          </w:p>
+        </w:tc>
+      </w:tr>
+      <w:tr>
+        <w:tc>
+          <w:tcPr>
+            <w:tcW w:w="4320" w:type="dxa"/>
+          </w:tcPr>
+          <w:p>
+            <w:r>
+              <w:t>DAX</w:t>
+            </w:r>
+          </w:p>
+        </w:tc>
+        <w:tc>
+          <w:tcPr>
+            <w:tcW w:w="4320" w:type="dxa"/>
+          </w:tcPr>
+          <w:p>
+            <w:r>
+              <w:t>Lenguaje de fórmulas en Power BI.</w:t>
+            </w:r>
+          </w:p>
+        </w:tc>
+      </w:tr>
+      <w:tr>
+        <w:tc>
+          <w:tcPr>
+            <w:tcW w:w="4320" w:type="dxa"/>
+          </w:tcPr>
+          <w:p>
+            <w:r>
+              <w:t>Medida</w:t>
+            </w:r>
+          </w:p>
+        </w:tc>
+        <w:tc>
+          <w:tcPr>
+            <w:tcW w:w="4320" w:type="dxa"/>
+          </w:tcPr>
+          <w:p>
+            <w:r>
+              <w:t>Medida ingresada del producto.</w:t>
+            </w:r>
+          </w:p>
+        </w:tc>
+      </w:tr>
+      <w:tr>
+        <w:tc>
+          <w:tcPr>
+            <w:tcW w:w="4320" w:type="dxa"/>
+          </w:tcPr>
+          <w:p>
+            <w:r>
+              <w:t>Tarjeta</w:t>
+            </w:r>
+          </w:p>
+        </w:tc>
+        <w:tc>
+          <w:tcPr>
+            <w:tcW w:w="4320" w:type="dxa"/>
+          </w:tcPr>
+          <w:p>
+            <w:r>
+              <w:t>Visual que muestra un valor destacado.</w:t>
+            </w:r>
+          </w:p>
+        </w:tc>
+      </w:tr>
+      <w:tr>
+        <w:tc>
+          <w:tcPr>
+            <w:tcW w:w="4320" w:type="dxa"/>
+          </w:tcPr>
+          <w:p>
+            <w:r>
+              <w:t>Donut chart</w:t>
+            </w:r>
+          </w:p>
+        </w:tc>
+        <w:tc>
+          <w:tcPr>
+            <w:tcW w:w="4320" w:type="dxa"/>
+          </w:tcPr>
+          <w:p>
+            <w:r>
+              <w:t>Gráfico de proporciones.</w:t>
+            </w:r>
+          </w:p>
+        </w:tc>
+      </w:tr>
+      <w:tr>
+        <w:tc>
+          <w:tcPr>
+            <w:tcW w:w="4320" w:type="dxa"/>
+          </w:tcPr>
+          <w:p>
+            <w:r>
+              <w:t>Transformación de datos</w:t>
+            </w:r>
+          </w:p>
+        </w:tc>
+        <w:tc>
+          <w:tcPr>
+            <w:tcW w:w="4320" w:type="dxa"/>
+          </w:tcPr>
+          <w:p>
+            <w:r>
+              <w:t>Etapa de limpieza en Power Query.</w:t>
+            </w:r>
+          </w:p>
+        </w:tc>
+      </w:tr>
+      <w:tr>
+        <w:tc>
+          <w:tcPr>
+            <w:tcW w:w="4320" w:type="dxa"/>
+          </w:tcPr>
+          <w:p>
+            <w:r>
+              <w:t>Historial de comparaciones</w:t>
+            </w:r>
+          </w:p>
+        </w:tc>
+        <w:tc>
+          <w:tcPr>
+            <w:tcW w:w="4320" w:type="dxa"/>
+          </w:tcPr>
+          <w:p>
+            <w:r>
+              <w:t>Registro de eventos del comparador.</w:t>
+            </w:r>
+          </w:p>
+        </w:tc>
+      </w:tr>
+      <w:tr>
+        <w:tc>
+          <w:tcPr>
+            <w:tcW w:w="4320" w:type="dxa"/>
+          </w:tcPr>
+          <w:p>
+            <w:r>
+              <w:t>Lista de compras</w:t>
+            </w:r>
+          </w:p>
+        </w:tc>
+        <w:tc>
+          <w:tcPr>
+            <w:tcW w:w="4320" w:type="dxa"/>
+          </w:tcPr>
+          <w:p>
+            <w:r>
+              <w:t>Módulo para gestionar productos.</w:t>
+            </w:r>
+          </w:p>
+        </w:tc>
+      </w:tr>
+      <w:tr>
+        <w:tc>
+          <w:tcPr>
+            <w:tcW w:w="4320" w:type="dxa"/>
+          </w:tcPr>
+          <w:p>
+            <w:r>
+              <w:t>Supermercado</w:t>
+            </w:r>
+          </w:p>
+        </w:tc>
+        <w:tc>
+          <w:tcPr>
+            <w:tcW w:w="4320" w:type="dxa"/>
+          </w:tcPr>
+          <w:p>
+            <w:r>
+              <w:t>Tienda asociada</w:t>
+            </w:r>
+            <w:r>
+              <w:t>.</w:t>
+            </w:r>
+          </w:p>
+        </w:tc>
+      </w:tr>
+      <w:tr>
+        <w:tc>
+          <w:tcPr>
+            <w:tcW w:w="4320" w:type="dxa"/>
+          </w:tcPr>
+          <w:p>
+            <w:r>
+              <w:t>Comuna</w:t>
+            </w:r>
+          </w:p>
+        </w:tc>
+        <w:tc>
+          <w:tcPr>
+            <w:tcW w:w="4320" w:type="dxa"/>
+          </w:tcPr>
+          <w:p>
+            <w:r>
+              <w:t>Ubicación geográfica para filtros.</w:t>
+            </w:r>
+          </w:p>
+        </w:tc>
+      </w:tr>
+      <w:tr>
+        <w:tc>
+          <w:tcPr>
+            <w:tcW w:w="4320" w:type="dxa"/>
+          </w:tcPr>
+          <w:p>
+            <w:r>
+              <w:t>Unidad de medida</w:t>
+            </w:r>
+          </w:p>
+        </w:tc>
+        <w:tc>
+          <w:tcPr>
+            <w:tcW w:w="4320" w:type="dxa"/>
+          </w:tcPr>
+          <w:p>
+            <w:r>
+              <w:t>Medida asociada a un producto.</w:t>
+            </w:r>
+          </w:p>
+        </w:tc>
+      </w:tr>
+      <w:tr>
+        <w:tc>
+          <w:tcPr>
+            <w:tcW w:w="4320" w:type="dxa"/>
+          </w:tcPr>
+          <w:p>
+            <w:r>
+              <w:t>Normalización de nombres</w:t>
+            </w:r>
+          </w:p>
+        </w:tc>
+        <w:tc>
+          <w:tcPr>
+            <w:tcW w:w="4320" w:type="dxa"/>
+          </w:tcPr>
+          <w:p>
+            <w:r>
+              <w:t>Evita duplicados en productos.</w:t>
+            </w:r>
+          </w:p>
+        </w:tc>
+      </w:tr>
+      <w:tr>
+        <w:tc>
+          <w:tcPr>
+            <w:tcW w:w="4320" w:type="dxa"/>
+          </w:tcPr>
+          <w:p>
+            <w:r>
+              <w:t>Proceso de validación</w:t>
+            </w:r>
+          </w:p>
+        </w:tc>
+        <w:tc>
+          <w:tcPr>
+            <w:tcW w:w="4320" w:type="dxa"/>
+          </w:tcPr>
+          <w:p>
+            <w:r>
+              <w:t>Revisión del RAW.</w:t>
+            </w:r>
+          </w:p>
+        </w:tc>
+      </w:tr>
+      <w:tr>
+        <w:tc>
+          <w:tcPr>
+            <w:tcW w:w="4320" w:type="dxa"/>
+          </w:tcPr>
+          <w:p>
+            <w:r>
+              <w:t>Scrapeos pendientes</w:t>
+            </w:r>
+          </w:p>
+        </w:tc>
+        <w:tc>
+          <w:tcPr>
+            <w:tcW w:w="4320" w:type="dxa"/>
+          </w:tcPr>
+          <w:p>
+            <w:r>
+              <w:t xml:space="preserve">Datos </w:t>
+            </w:r>
+            <w:r>
+              <w:t>resultados de scraping pendientes.</w:t>
+            </w:r>
+          </w:p>
+        </w:tc>
+      </w:tr>
+      <w:tr>
+        <w:tc>
+          <w:tcPr>
+            <w:tcW w:w="4320" w:type="dxa"/>
+          </w:tcPr>
+          <w:p>
+            <w:r>
+              <w:t xml:space="preserve">KPI </w:t>
+            </w:r>
+            <w:r>
+              <w:t>Endpoint</w:t>
+            </w:r>
+          </w:p>
+        </w:tc>
+        <w:tc>
+          <w:tcPr>
+            <w:tcW w:w="4320" w:type="dxa"/>
+          </w:tcPr>
+          <w:p>
+            <w:r>
+              <w:t>KPI referentes a endpoints</w:t>
+            </w:r>
+          </w:p>
+        </w:tc>
+      </w:tr>
+    </w:tbl>
+    <w:p>
       <w:r>
         <w:br w:type="page"/>
       </w:r>
@@ -7129,12 +9079,12 @@
           <w:numId w:val="1"/>
         </w:numPr>
       </w:pPr>
-      <w:bookmarkStart w:id="9" w:name="_Toc215323060"/>
+      <w:bookmarkStart w:id="11" w:name="_Toc215505464"/>
       <w:r>
         <w:lastRenderedPageBreak/>
         <w:t>ANTECEDENTES GENERALES</w:t>
       </w:r>
-      <w:bookmarkEnd w:id="9"/>
+      <w:bookmarkEnd w:id="11"/>
     </w:p>
     <w:p>
       <w:pPr>
@@ -7144,11 +9094,11 @@
           <w:numId w:val="1"/>
         </w:numPr>
       </w:pPr>
-      <w:bookmarkStart w:id="10" w:name="_Toc215323061"/>
+      <w:bookmarkStart w:id="12" w:name="_Toc215505465"/>
       <w:r>
         <w:t>Introducción</w:t>
       </w:r>
-      <w:bookmarkEnd w:id="10"/>
+      <w:bookmarkEnd w:id="12"/>
     </w:p>
     <w:p/>
     <w:p>
@@ -7208,14 +9158,14 @@
           <w:numId w:val="1"/>
         </w:numPr>
       </w:pPr>
-      <w:bookmarkStart w:id="11" w:name="_Toc215323062"/>
+      <w:bookmarkStart w:id="13" w:name="_Toc215505466"/>
       <w:r>
         <w:t>Descripción d</w:t>
       </w:r>
       <w:r>
         <w:t>el Proyecto</w:t>
       </w:r>
-      <w:bookmarkEnd w:id="11"/>
+      <w:bookmarkEnd w:id="13"/>
     </w:p>
     <w:p/>
     <w:p>
@@ -7230,11 +9180,11 @@
       <w:r>
         <w:t xml:space="preserve"> </w:t>
       </w:r>
-      <w:bookmarkStart w:id="12" w:name="_Toc215323063"/>
+      <w:bookmarkStart w:id="14" w:name="_Toc215505467"/>
       <w:r>
         <w:t>Tema</w:t>
       </w:r>
-      <w:bookmarkEnd w:id="12"/>
+      <w:bookmarkEnd w:id="14"/>
     </w:p>
     <w:p>
       <w:r>
@@ -7256,11 +9206,11 @@
       <w:r>
         <w:t xml:space="preserve"> </w:t>
       </w:r>
-      <w:bookmarkStart w:id="13" w:name="_Toc215323064"/>
+      <w:bookmarkStart w:id="15" w:name="_Toc215505468"/>
       <w:r>
         <w:t>Áreas de Desempeño</w:t>
       </w:r>
-      <w:bookmarkEnd w:id="13"/>
+      <w:bookmarkEnd w:id="15"/>
     </w:p>
     <w:p>
       <w:pPr>
@@ -7328,11 +9278,11 @@
       <w:r>
         <w:t xml:space="preserve"> </w:t>
       </w:r>
-      <w:bookmarkStart w:id="14" w:name="_Toc215323065"/>
+      <w:bookmarkStart w:id="16" w:name="_Toc215505469"/>
       <w:r>
         <w:t>Competencias o Unidades de Competencias</w:t>
       </w:r>
-      <w:bookmarkEnd w:id="14"/>
+      <w:bookmarkEnd w:id="16"/>
     </w:p>
     <w:p>
       <w:pPr>
@@ -7407,12 +9357,12 @@
           <w:numId w:val="1"/>
         </w:numPr>
       </w:pPr>
-      <w:bookmarkStart w:id="15" w:name="_Toc215323066"/>
+      <w:bookmarkStart w:id="17" w:name="_Toc215505470"/>
       <w:r>
         <w:lastRenderedPageBreak/>
         <w:t>Fundamentación Proyecto APT</w:t>
       </w:r>
-      <w:bookmarkEnd w:id="15"/>
+      <w:bookmarkEnd w:id="17"/>
     </w:p>
     <w:p/>
     <w:p>
@@ -7424,11 +9374,11 @@
         </w:numPr>
         <w:ind w:left="567"/>
       </w:pPr>
-      <w:bookmarkStart w:id="16" w:name="_Toc215323067"/>
+      <w:bookmarkStart w:id="18" w:name="_Toc215505471"/>
       <w:r>
         <w:t>Relevancia del proyecto APT</w:t>
       </w:r>
-      <w:bookmarkEnd w:id="16"/>
+      <w:bookmarkEnd w:id="18"/>
     </w:p>
     <w:p>
       <w:r>
@@ -7489,11 +9439,11 @@
       <w:r>
         <w:t xml:space="preserve"> </w:t>
       </w:r>
-      <w:bookmarkStart w:id="17" w:name="_Toc215323068"/>
+      <w:bookmarkStart w:id="19" w:name="_Toc215505472"/>
       <w:r>
         <w:t>Descripción de Proyecto APT</w:t>
       </w:r>
-      <w:bookmarkEnd w:id="17"/>
+      <w:bookmarkEnd w:id="19"/>
     </w:p>
     <w:p>
       <w:r>
@@ -7536,11 +9486,11 @@
       <w:r>
         <w:t xml:space="preserve"> </w:t>
       </w:r>
-      <w:bookmarkStart w:id="18" w:name="_Toc215323069"/>
+      <w:bookmarkStart w:id="20" w:name="_Toc215505473"/>
       <w:r>
         <w:t>Pertinencia del proyecto con el perfil de egreso</w:t>
       </w:r>
-      <w:bookmarkEnd w:id="18"/>
+      <w:bookmarkEnd w:id="20"/>
     </w:p>
     <w:p>
       <w:r>
@@ -7562,11 +9512,11 @@
       <w:r>
         <w:t xml:space="preserve"> </w:t>
       </w:r>
-      <w:bookmarkStart w:id="19" w:name="_Toc215323070"/>
+      <w:bookmarkStart w:id="21" w:name="_Toc215505474"/>
       <w:r>
         <w:t>Relación con los intereses profesionales</w:t>
       </w:r>
-      <w:bookmarkEnd w:id="19"/>
+      <w:bookmarkEnd w:id="21"/>
     </w:p>
     <w:p>
       <w:r>
@@ -7594,11 +9544,11 @@
       <w:r>
         <w:t xml:space="preserve"> </w:t>
       </w:r>
-      <w:bookmarkStart w:id="20" w:name="_Toc215323071"/>
+      <w:bookmarkStart w:id="22" w:name="_Toc215505475"/>
       <w:r>
         <w:t>Fortalezas y debilidades para desarrollar el proyecto APT</w:t>
       </w:r>
-      <w:bookmarkEnd w:id="20"/>
+      <w:bookmarkEnd w:id="22"/>
     </w:p>
     <w:p>
       <w:r>
@@ -7634,11 +9584,11 @@
           <w:numId w:val="1"/>
         </w:numPr>
       </w:pPr>
-      <w:bookmarkStart w:id="21" w:name="_Toc215323072"/>
+      <w:bookmarkStart w:id="23" w:name="_Toc215505476"/>
       <w:r>
         <w:t>Planteamiento del problema</w:t>
       </w:r>
-      <w:bookmarkEnd w:id="21"/>
+      <w:bookmarkEnd w:id="23"/>
     </w:p>
     <w:p/>
     <w:p>
@@ -7679,11 +9629,11 @@
           <w:numId w:val="1"/>
         </w:numPr>
       </w:pPr>
-      <w:bookmarkStart w:id="22" w:name="_Toc215323073"/>
+      <w:bookmarkStart w:id="24" w:name="_Toc215505477"/>
       <w:r>
         <w:t>Objetivos</w:t>
       </w:r>
-      <w:bookmarkEnd w:id="22"/>
+      <w:bookmarkEnd w:id="24"/>
     </w:p>
     <w:p/>
     <w:p>
@@ -7695,11 +9645,11 @@
         </w:numPr>
         <w:ind w:left="567"/>
       </w:pPr>
-      <w:bookmarkStart w:id="23" w:name="_Toc215323074"/>
+      <w:bookmarkStart w:id="25" w:name="_Toc215505478"/>
       <w:r>
         <w:t>Objetivo General</w:t>
       </w:r>
-      <w:bookmarkEnd w:id="23"/>
+      <w:bookmarkEnd w:id="25"/>
     </w:p>
     <w:p>
       <w:r>
@@ -7734,11 +9684,11 @@
         </w:numPr>
         <w:ind w:left="567"/>
       </w:pPr>
-      <w:bookmarkStart w:id="24" w:name="_Toc215323075"/>
+      <w:bookmarkStart w:id="26" w:name="_Toc215505479"/>
       <w:r>
         <w:t>Objetivos Específicos</w:t>
       </w:r>
-      <w:bookmarkEnd w:id="24"/>
+      <w:bookmarkEnd w:id="26"/>
     </w:p>
     <w:p>
       <w:pPr>
@@ -7869,12 +9819,12 @@
           <w:numId w:val="1"/>
         </w:numPr>
       </w:pPr>
-      <w:bookmarkStart w:id="25" w:name="_Toc215323076"/>
+      <w:bookmarkStart w:id="27" w:name="_Toc215505480"/>
       <w:r>
         <w:lastRenderedPageBreak/>
         <w:t>DISEÑO METODOLÓGICO</w:t>
       </w:r>
-      <w:bookmarkEnd w:id="25"/>
+      <w:bookmarkEnd w:id="27"/>
       <w:r>
         <w:t xml:space="preserve"> </w:t>
       </w:r>
@@ -7884,11 +9834,11 @@
         <w:keepNext/>
         <w:jc w:val="center"/>
       </w:pPr>
-      <w:bookmarkStart w:id="26" w:name="_Toc78682706"/>
+      <w:bookmarkStart w:id="28" w:name="_Toc78682706"/>
       <w:r>
         <w:t>Diagrama del diseño metodológico.</w:t>
       </w:r>
-      <w:bookmarkEnd w:id="26"/>
+      <w:bookmarkEnd w:id="28"/>
     </w:p>
     <w:p>
       <w:pPr>
@@ -7896,25 +9846,38 @@
         <w:keepNext/>
         <w:jc w:val="center"/>
       </w:pPr>
-      <w:bookmarkStart w:id="27" w:name="_Toc215317148"/>
+      <w:bookmarkStart w:id="29" w:name="_Toc215505413"/>
       <w:r>
         <w:t xml:space="preserve">Tabla </w:t>
       </w:r>
-      <w:fldSimple w:instr=" SEQ Tabla \* ARABIC ">
-        <w:r>
-          <w:rPr>
-            <w:noProof/>
-          </w:rPr>
-          <w:t>1</w:t>
-        </w:r>
-      </w:fldSimple>
+      <w:r>
+        <w:fldChar w:fldCharType="begin"/>
+      </w:r>
+      <w:r>
+        <w:instrText xml:space="preserve"> SEQ Tabla \* ARABIC </w:instrText>
+      </w:r>
+      <w:r>
+        <w:fldChar w:fldCharType="separate"/>
+      </w:r>
+      <w:r>
+        <w:rPr>
+          <w:noProof/>
+        </w:rPr>
+        <w:t>2</w:t>
+      </w:r>
+      <w:r>
+        <w:rPr>
+          <w:noProof/>
+        </w:rPr>
+        <w:fldChar w:fldCharType="end"/>
+      </w:r>
       <w:r>
         <w:t>.</w:t>
       </w:r>
       <w:r>
         <w:t>Diseño metodológico del proyecto CompraRata</w:t>
       </w:r>
-      <w:bookmarkEnd w:id="27"/>
+      <w:bookmarkEnd w:id="29"/>
     </w:p>
     <w:p>
       <w:pPr>
@@ -9888,7 +11851,7 @@
         <w:ind w:left="426"/>
         <w:jc w:val="left"/>
       </w:pPr>
-      <w:bookmarkStart w:id="28" w:name="_Toc215323077"/>
+      <w:bookmarkStart w:id="30" w:name="_Toc215505481"/>
       <w:r>
         <w:lastRenderedPageBreak/>
         <w:t>ETAPA N°1</w:t>
@@ -9896,7 +11859,7 @@
       <w:r>
         <w:t xml:space="preserve"> Análisis y planificación</w:t>
       </w:r>
-      <w:bookmarkEnd w:id="28"/>
+      <w:bookmarkEnd w:id="30"/>
     </w:p>
     <w:p/>
     <w:p>
@@ -9927,14 +11890,14 @@
           <w:b w:val="0"/>
         </w:rPr>
       </w:pPr>
-      <w:bookmarkStart w:id="29" w:name="_Toc215323078"/>
+      <w:bookmarkStart w:id="31" w:name="_Toc215505482"/>
       <w:r>
         <w:t>ETAPA N°2</w:t>
       </w:r>
       <w:r>
         <w:t xml:space="preserve"> Diseño de la solución</w:t>
       </w:r>
-      <w:bookmarkEnd w:id="29"/>
+      <w:bookmarkEnd w:id="31"/>
     </w:p>
     <w:p/>
     <w:p>
@@ -9965,7 +11928,7 @@
           <w:b w:val="0"/>
         </w:rPr>
       </w:pPr>
-      <w:bookmarkStart w:id="30" w:name="_Toc215323079"/>
+      <w:bookmarkStart w:id="32" w:name="_Toc215505483"/>
       <w:r>
         <w:t>ETAPA N°</w:t>
       </w:r>
@@ -9975,7 +11938,7 @@
       <w:r>
         <w:t xml:space="preserve"> Implementación y desarrollo</w:t>
       </w:r>
-      <w:bookmarkEnd w:id="30"/>
+      <w:bookmarkEnd w:id="32"/>
     </w:p>
     <w:p/>
     <w:p>
@@ -10012,7 +11975,7 @@
           <w:b w:val="0"/>
         </w:rPr>
       </w:pPr>
-      <w:bookmarkStart w:id="31" w:name="_Toc215323080"/>
+      <w:bookmarkStart w:id="33" w:name="_Toc215505484"/>
       <w:r>
         <w:t>ETAPA N°</w:t>
       </w:r>
@@ -10022,7 +11985,7 @@
       <w:r>
         <w:t xml:space="preserve"> Verificación y pruebas</w:t>
       </w:r>
-      <w:bookmarkEnd w:id="31"/>
+      <w:bookmarkEnd w:id="33"/>
     </w:p>
     <w:p/>
     <w:p>
@@ -10053,7 +12016,7 @@
           <w:b w:val="0"/>
         </w:rPr>
       </w:pPr>
-      <w:bookmarkStart w:id="32" w:name="_Toc215323081"/>
+      <w:bookmarkStart w:id="34" w:name="_Toc215505485"/>
       <w:r>
         <w:t>ETAPA N°</w:t>
       </w:r>
@@ -10063,7 +12026,7 @@
       <w:r>
         <w:t xml:space="preserve"> Despliegue y mantenimiento</w:t>
       </w:r>
-      <w:bookmarkEnd w:id="32"/>
+      <w:bookmarkEnd w:id="34"/>
     </w:p>
     <w:p/>
     <w:p>
@@ -10104,12 +12067,12 @@
           <w:numId w:val="1"/>
         </w:numPr>
       </w:pPr>
-      <w:bookmarkStart w:id="33" w:name="_Toc215323082"/>
+      <w:bookmarkStart w:id="35" w:name="_Toc215505486"/>
       <w:r>
         <w:lastRenderedPageBreak/>
         <w:t>RESULTADOS</w:t>
       </w:r>
-      <w:bookmarkEnd w:id="33"/>
+      <w:bookmarkEnd w:id="35"/>
       <w:r>
         <w:t xml:space="preserve"> </w:t>
       </w:r>
@@ -10164,12 +12127,12 @@
           <w:numId w:val="1"/>
         </w:numPr>
       </w:pPr>
-      <w:bookmarkStart w:id="34" w:name="_Toc215323083"/>
+      <w:bookmarkStart w:id="36" w:name="_Toc215505487"/>
       <w:r>
         <w:lastRenderedPageBreak/>
         <w:t>CONCLUSIONES Y RECOMENDACIONES</w:t>
       </w:r>
-      <w:bookmarkEnd w:id="34"/>
+      <w:bookmarkEnd w:id="36"/>
     </w:p>
     <w:p/>
     <w:p>
@@ -10180,11 +12143,11 @@
           <w:numId w:val="1"/>
         </w:numPr>
       </w:pPr>
-      <w:bookmarkStart w:id="35" w:name="_Toc215323084"/>
+      <w:bookmarkStart w:id="37" w:name="_Toc215505488"/>
       <w:r>
         <w:t>Conclusiones</w:t>
       </w:r>
-      <w:bookmarkEnd w:id="35"/>
+      <w:bookmarkEnd w:id="37"/>
     </w:p>
     <w:p/>
     <w:p>
@@ -10247,11 +12210,11 @@
           <w:numId w:val="1"/>
         </w:numPr>
       </w:pPr>
-      <w:bookmarkStart w:id="36" w:name="_Toc215323085"/>
+      <w:bookmarkStart w:id="38" w:name="_Toc215505489"/>
       <w:r>
         <w:t>Limitaciones y Recomendaciones.</w:t>
       </w:r>
-      <w:bookmarkEnd w:id="36"/>
+      <w:bookmarkEnd w:id="38"/>
     </w:p>
     <w:p/>
     <w:p>
@@ -10346,7 +12309,7 @@
           <w:lang w:val="en-US"/>
         </w:rPr>
       </w:pPr>
-      <w:bookmarkStart w:id="37" w:name="_Toc215323086"/>
+      <w:bookmarkStart w:id="39" w:name="_Toc215505490"/>
       <w:r>
         <w:rPr>
           <w:lang w:val="en-US"/>
@@ -10366,7 +12329,7 @@
         </w:rPr>
         <w:t>A</w:t>
       </w:r>
-      <w:bookmarkEnd w:id="37"/>
+      <w:bookmarkEnd w:id="39"/>
     </w:p>
     <w:p>
       <w:pPr>
@@ -10471,12 +12434,12 @@
       <w:pPr>
         <w:pStyle w:val="Ttulo1"/>
       </w:pPr>
-      <w:bookmarkStart w:id="38" w:name="_Toc215323087"/>
+      <w:bookmarkStart w:id="40" w:name="_Toc215505491"/>
       <w:r>
         <w:lastRenderedPageBreak/>
         <w:t>LINKOGRAFÍA</w:t>
       </w:r>
-      <w:bookmarkEnd w:id="38"/>
+      <w:bookmarkEnd w:id="40"/>
     </w:p>
     <w:p>
       <w:pPr>
@@ -10711,22 +12674,22 @@
       <w:pPr>
         <w:pStyle w:val="Ttulo1"/>
       </w:pPr>
-      <w:bookmarkStart w:id="39" w:name="_Toc79974808"/>
-      <w:bookmarkStart w:id="40" w:name="_Toc84208132"/>
-      <w:bookmarkStart w:id="41" w:name="_Toc215323088"/>
+      <w:bookmarkStart w:id="41" w:name="_Toc79974808"/>
+      <w:bookmarkStart w:id="42" w:name="_Toc84208132"/>
+      <w:bookmarkStart w:id="43" w:name="_Toc215505492"/>
       <w:r>
         <w:lastRenderedPageBreak/>
         <w:t xml:space="preserve">ANEXO A: </w:t>
       </w:r>
-      <w:bookmarkEnd w:id="39"/>
-      <w:bookmarkEnd w:id="40"/>
+      <w:bookmarkEnd w:id="41"/>
+      <w:bookmarkEnd w:id="42"/>
       <w:r>
         <w:t>Dia</w:t>
       </w:r>
       <w:r>
         <w:t>grama de casos de uso</w:t>
       </w:r>
-      <w:bookmarkEnd w:id="41"/>
+      <w:bookmarkEnd w:id="43"/>
     </w:p>
     <w:p>
       <w:pPr>
@@ -10824,18 +12787,31 @@
         <w:pStyle w:val="Descripcin"/>
         <w:keepNext/>
       </w:pPr>
-      <w:bookmarkStart w:id="42" w:name="_Toc215323025"/>
+      <w:bookmarkStart w:id="44" w:name="_Toc215505418"/>
       <w:r>
         <w:t xml:space="preserve">Ilustración </w:t>
       </w:r>
-      <w:fldSimple w:instr=" SEQ Ilustración \* ARABIC ">
-        <w:r>
-          <w:rPr>
-            <w:noProof/>
-          </w:rPr>
-          <w:t>1</w:t>
-        </w:r>
-      </w:fldSimple>
+      <w:r>
+        <w:fldChar w:fldCharType="begin"/>
+      </w:r>
+      <w:r>
+        <w:instrText xml:space="preserve"> SEQ Ilustración \* ARABIC </w:instrText>
+      </w:r>
+      <w:r>
+        <w:fldChar w:fldCharType="separate"/>
+      </w:r>
+      <w:r>
+        <w:rPr>
+          <w:noProof/>
+        </w:rPr>
+        <w:t>1</w:t>
+      </w:r>
+      <w:r>
+        <w:rPr>
+          <w:noProof/>
+        </w:rPr>
+        <w:fldChar w:fldCharType="end"/>
+      </w:r>
       <w:r>
         <w:t xml:space="preserve">. </w:t>
       </w:r>
@@ -10845,7 +12821,7 @@
       <w:r>
         <w:t>Comparador</w:t>
       </w:r>
-      <w:bookmarkEnd w:id="42"/>
+      <w:bookmarkEnd w:id="44"/>
     </w:p>
     <w:p>
       <w:pPr>
@@ -10924,22 +12900,35 @@
       <w:pPr>
         <w:pStyle w:val="Descripcin"/>
       </w:pPr>
-      <w:bookmarkStart w:id="43" w:name="_Toc215323026"/>
+      <w:bookmarkStart w:id="45" w:name="_Toc215505419"/>
       <w:r>
         <w:t xml:space="preserve">Ilustración </w:t>
       </w:r>
-      <w:fldSimple w:instr=" SEQ Ilustración \* ARABIC ">
-        <w:r>
-          <w:rPr>
-            <w:noProof/>
-          </w:rPr>
-          <w:t>2</w:t>
-        </w:r>
-      </w:fldSimple>
+      <w:r>
+        <w:fldChar w:fldCharType="begin"/>
+      </w:r>
+      <w:r>
+        <w:instrText xml:space="preserve"> SEQ Ilustración \* ARABIC </w:instrText>
+      </w:r>
+      <w:r>
+        <w:fldChar w:fldCharType="separate"/>
+      </w:r>
+      <w:r>
+        <w:rPr>
+          <w:noProof/>
+        </w:rPr>
+        <w:t>2</w:t>
+      </w:r>
+      <w:r>
+        <w:rPr>
+          <w:noProof/>
+        </w:rPr>
+        <w:fldChar w:fldCharType="end"/>
+      </w:r>
       <w:r>
         <w:t>. Caso de uso Lista de compras</w:t>
       </w:r>
-      <w:bookmarkEnd w:id="43"/>
+      <w:bookmarkEnd w:id="45"/>
     </w:p>
     <w:p>
       <w:pPr>
@@ -10967,18 +12956,18 @@
       <w:pPr>
         <w:pStyle w:val="Ttulo1"/>
       </w:pPr>
-      <w:bookmarkStart w:id="44" w:name="_Toc79974809"/>
-      <w:bookmarkStart w:id="45" w:name="_Toc84208133"/>
-      <w:bookmarkStart w:id="46" w:name="_Toc215323089"/>
+      <w:bookmarkStart w:id="46" w:name="_Toc79974809"/>
+      <w:bookmarkStart w:id="47" w:name="_Toc84208133"/>
+      <w:bookmarkStart w:id="48" w:name="_Toc215505493"/>
       <w:r>
         <w:t xml:space="preserve">ANEXO B: </w:t>
       </w:r>
-      <w:bookmarkEnd w:id="44"/>
-      <w:bookmarkEnd w:id="45"/>
+      <w:bookmarkEnd w:id="46"/>
+      <w:bookmarkEnd w:id="47"/>
       <w:r>
         <w:t>Modelo lógico de la Base de datos</w:t>
       </w:r>
-      <w:bookmarkEnd w:id="46"/>
+      <w:bookmarkEnd w:id="48"/>
     </w:p>
     <w:p>
       <w:pPr>
@@ -11057,39 +13046,52 @@
           <w:bCs w:val="0"/>
         </w:rPr>
       </w:pPr>
-      <w:bookmarkStart w:id="47" w:name="_Toc215323027"/>
+      <w:bookmarkStart w:id="49" w:name="_Toc215505420"/>
       <w:r>
         <w:t xml:space="preserve">Ilustración </w:t>
       </w:r>
-      <w:fldSimple w:instr=" SEQ Ilustración \* ARABIC ">
-        <w:r>
-          <w:rPr>
-            <w:noProof/>
-          </w:rPr>
-          <w:t>3</w:t>
-        </w:r>
-      </w:fldSimple>
+      <w:r>
+        <w:fldChar w:fldCharType="begin"/>
+      </w:r>
+      <w:r>
+        <w:instrText xml:space="preserve"> SEQ Ilustración \* ARABIC </w:instrText>
+      </w:r>
+      <w:r>
+        <w:fldChar w:fldCharType="separate"/>
+      </w:r>
+      <w:r>
+        <w:rPr>
+          <w:noProof/>
+        </w:rPr>
+        <w:t>3</w:t>
+      </w:r>
+      <w:r>
+        <w:rPr>
+          <w:noProof/>
+        </w:rPr>
+        <w:fldChar w:fldCharType="end"/>
+      </w:r>
       <w:r>
         <w:t>. Modelo lógico de la Base de Datos</w:t>
       </w:r>
-      <w:bookmarkEnd w:id="47"/>
+      <w:bookmarkEnd w:id="49"/>
     </w:p>
     <w:p>
       <w:pPr>
         <w:pStyle w:val="Ttulo1"/>
       </w:pPr>
-      <w:bookmarkStart w:id="48" w:name="_Toc79974810"/>
-      <w:bookmarkStart w:id="49" w:name="_Toc84208134"/>
-      <w:bookmarkStart w:id="50" w:name="_Toc215323090"/>
+      <w:bookmarkStart w:id="50" w:name="_Toc79974810"/>
+      <w:bookmarkStart w:id="51" w:name="_Toc84208134"/>
+      <w:bookmarkStart w:id="52" w:name="_Toc215505494"/>
       <w:r>
         <w:t xml:space="preserve">ANEXO C: </w:t>
       </w:r>
-      <w:bookmarkEnd w:id="48"/>
-      <w:bookmarkEnd w:id="49"/>
+      <w:bookmarkEnd w:id="50"/>
+      <w:bookmarkEnd w:id="51"/>
       <w:r>
         <w:t>Modelo relacional de la Base de Datos</w:t>
       </w:r>
-      <w:bookmarkEnd w:id="50"/>
+      <w:bookmarkEnd w:id="52"/>
     </w:p>
     <w:p/>
     <w:p>
@@ -11098,7 +13100,7 @@
           <w:noProof/>
         </w:rPr>
         <w:drawing>
-          <wp:inline distT="0" distB="0" distL="0" distR="0" wp14:anchorId="774A79D2" wp14:editId="14F5170C">
+          <wp:inline distT="0" distB="0" distL="0" distR="0" wp14:anchorId="774A79D2" wp14:editId="2CF395CF">
             <wp:extent cx="5972175" cy="2358390"/>
             <wp:effectExtent l="0" t="0" r="9525" b="3810"/>
             <wp:docPr id="181430108" name="Imagen 2" descr="Diagrama&#10;&#10;El contenido generado por IA puede ser incorrecto."/>
@@ -11152,44 +13154,57 @@
         <w:pStyle w:val="Descripcin"/>
         <w:keepNext/>
       </w:pPr>
-      <w:bookmarkStart w:id="51" w:name="_Toc215323028"/>
+      <w:bookmarkStart w:id="53" w:name="_Toc215505421"/>
       <w:r>
         <w:t xml:space="preserve">Ilustración </w:t>
       </w:r>
-      <w:fldSimple w:instr=" SEQ Ilustración \* ARABIC ">
-        <w:r>
-          <w:rPr>
-            <w:noProof/>
-          </w:rPr>
-          <w:t>4</w:t>
-        </w:r>
-      </w:fldSimple>
+      <w:r>
+        <w:fldChar w:fldCharType="begin"/>
+      </w:r>
+      <w:r>
+        <w:instrText xml:space="preserve"> SEQ Ilustración \* ARABIC </w:instrText>
+      </w:r>
+      <w:r>
+        <w:fldChar w:fldCharType="separate"/>
+      </w:r>
+      <w:r>
+        <w:rPr>
+          <w:noProof/>
+        </w:rPr>
+        <w:t>4</w:t>
+      </w:r>
+      <w:r>
+        <w:rPr>
+          <w:noProof/>
+        </w:rPr>
+        <w:fldChar w:fldCharType="end"/>
+      </w:r>
       <w:r>
         <w:t xml:space="preserve">. </w:t>
       </w:r>
       <w:r>
         <w:t>Modelo relacional de la Base de Datos</w:t>
       </w:r>
-      <w:bookmarkEnd w:id="51"/>
+      <w:bookmarkEnd w:id="53"/>
     </w:p>
     <w:p/>
     <w:p>
       <w:pPr>
         <w:pStyle w:val="Ttulo1"/>
       </w:pPr>
-      <w:bookmarkStart w:id="52" w:name="_Toc79974811"/>
-      <w:bookmarkStart w:id="53" w:name="_Toc84208135"/>
-      <w:bookmarkStart w:id="54" w:name="_Toc215323091"/>
+      <w:bookmarkStart w:id="54" w:name="_Toc79974811"/>
+      <w:bookmarkStart w:id="55" w:name="_Toc84208135"/>
+      <w:bookmarkStart w:id="56" w:name="_Toc215505495"/>
       <w:r>
         <w:lastRenderedPageBreak/>
         <w:t>ANEXO D:</w:t>
       </w:r>
-      <w:bookmarkEnd w:id="52"/>
-      <w:bookmarkEnd w:id="53"/>
+      <w:bookmarkEnd w:id="54"/>
+      <w:bookmarkEnd w:id="55"/>
       <w:r>
         <w:t xml:space="preserve"> Vista 4+1</w:t>
       </w:r>
-      <w:bookmarkEnd w:id="54"/>
+      <w:bookmarkEnd w:id="56"/>
     </w:p>
     <w:p/>
     <w:p>
@@ -11254,22 +13269,35 @@
       <w:pPr>
         <w:pStyle w:val="Descripcin"/>
       </w:pPr>
-      <w:bookmarkStart w:id="55" w:name="_Toc215323029"/>
+      <w:bookmarkStart w:id="57" w:name="_Toc215505422"/>
       <w:r>
         <w:t xml:space="preserve">Ilustración </w:t>
       </w:r>
-      <w:fldSimple w:instr=" SEQ Ilustración \* ARABIC ">
-        <w:r>
-          <w:rPr>
-            <w:noProof/>
-          </w:rPr>
-          <w:t>5</w:t>
-        </w:r>
-      </w:fldSimple>
+      <w:r>
+        <w:fldChar w:fldCharType="begin"/>
+      </w:r>
+      <w:r>
+        <w:instrText xml:space="preserve"> SEQ Ilustración \* ARABIC </w:instrText>
+      </w:r>
+      <w:r>
+        <w:fldChar w:fldCharType="separate"/>
+      </w:r>
+      <w:r>
+        <w:rPr>
+          <w:noProof/>
+        </w:rPr>
+        <w:t>5</w:t>
+      </w:r>
+      <w:r>
+        <w:rPr>
+          <w:noProof/>
+        </w:rPr>
+        <w:fldChar w:fldCharType="end"/>
+      </w:r>
       <w:r>
         <w:t>. Diagrama de Clases</w:t>
       </w:r>
-      <w:bookmarkEnd w:id="55"/>
+      <w:bookmarkEnd w:id="57"/>
     </w:p>
     <w:p/>
     <w:p>
@@ -11336,25 +13364,38 @@
       <w:pPr>
         <w:pStyle w:val="Descripcin"/>
       </w:pPr>
-      <w:bookmarkStart w:id="56" w:name="_Toc215323030"/>
+      <w:bookmarkStart w:id="58" w:name="_Toc215505423"/>
       <w:r>
         <w:t xml:space="preserve">Ilustración </w:t>
       </w:r>
-      <w:fldSimple w:instr=" SEQ Ilustración \* ARABIC ">
-        <w:r>
-          <w:rPr>
-            <w:noProof/>
-          </w:rPr>
-          <w:t>6</w:t>
-        </w:r>
-      </w:fldSimple>
+      <w:r>
+        <w:fldChar w:fldCharType="begin"/>
+      </w:r>
+      <w:r>
+        <w:instrText xml:space="preserve"> SEQ Ilustración \* ARABIC </w:instrText>
+      </w:r>
+      <w:r>
+        <w:fldChar w:fldCharType="separate"/>
+      </w:r>
+      <w:r>
+        <w:rPr>
+          <w:noProof/>
+        </w:rPr>
+        <w:t>6</w:t>
+      </w:r>
+      <w:r>
+        <w:rPr>
+          <w:noProof/>
+        </w:rPr>
+        <w:fldChar w:fldCharType="end"/>
+      </w:r>
       <w:r>
         <w:t>. Diagrama de Secuencia</w:t>
       </w:r>
       <w:r>
         <w:t xml:space="preserve"> Comparador</w:t>
       </w:r>
-      <w:bookmarkEnd w:id="56"/>
+      <w:bookmarkEnd w:id="58"/>
     </w:p>
     <w:p/>
     <w:p>
@@ -11420,22 +13461,35 @@
       <w:pPr>
         <w:pStyle w:val="Descripcin"/>
       </w:pPr>
-      <w:bookmarkStart w:id="57" w:name="_Toc215323031"/>
+      <w:bookmarkStart w:id="59" w:name="_Toc215505424"/>
       <w:r>
         <w:t xml:space="preserve">Ilustración </w:t>
       </w:r>
-      <w:fldSimple w:instr=" SEQ Ilustración \* ARABIC ">
-        <w:r>
-          <w:rPr>
-            <w:noProof/>
-          </w:rPr>
-          <w:t>7</w:t>
-        </w:r>
-      </w:fldSimple>
+      <w:r>
+        <w:fldChar w:fldCharType="begin"/>
+      </w:r>
+      <w:r>
+        <w:instrText xml:space="preserve"> SEQ Ilustración \* ARABIC </w:instrText>
+      </w:r>
+      <w:r>
+        <w:fldChar w:fldCharType="separate"/>
+      </w:r>
+      <w:r>
+        <w:rPr>
+          <w:noProof/>
+        </w:rPr>
+        <w:t>7</w:t>
+      </w:r>
+      <w:r>
+        <w:rPr>
+          <w:noProof/>
+        </w:rPr>
+        <w:fldChar w:fldCharType="end"/>
+      </w:r>
       <w:r>
         <w:t>. Diagrama de componentes de Comparador</w:t>
       </w:r>
-      <w:bookmarkEnd w:id="57"/>
+      <w:bookmarkEnd w:id="59"/>
     </w:p>
     <w:p>
       <w:pPr>
@@ -11500,22 +13554,35 @@
       <w:pPr>
         <w:pStyle w:val="Descripcin"/>
       </w:pPr>
-      <w:bookmarkStart w:id="58" w:name="_Toc215323032"/>
+      <w:bookmarkStart w:id="60" w:name="_Toc215505425"/>
       <w:r>
         <w:t xml:space="preserve">Ilustración </w:t>
       </w:r>
-      <w:fldSimple w:instr=" SEQ Ilustración \* ARABIC ">
-        <w:r>
-          <w:rPr>
-            <w:noProof/>
-          </w:rPr>
-          <w:t>8</w:t>
-        </w:r>
-      </w:fldSimple>
+      <w:r>
+        <w:fldChar w:fldCharType="begin"/>
+      </w:r>
+      <w:r>
+        <w:instrText xml:space="preserve"> SEQ Ilustración \* ARABIC </w:instrText>
+      </w:r>
+      <w:r>
+        <w:fldChar w:fldCharType="separate"/>
+      </w:r>
+      <w:r>
+        <w:rPr>
+          <w:noProof/>
+        </w:rPr>
+        <w:t>8</w:t>
+      </w:r>
+      <w:r>
+        <w:rPr>
+          <w:noProof/>
+        </w:rPr>
+        <w:fldChar w:fldCharType="end"/>
+      </w:r>
       <w:r>
         <w:t>. Diagrama de paquetes</w:t>
       </w:r>
-      <w:bookmarkEnd w:id="58"/>
+      <w:bookmarkEnd w:id="60"/>
     </w:p>
     <w:p>
       <w:pPr>
@@ -11581,22 +13648,35 @@
       <w:pPr>
         <w:pStyle w:val="Descripcin"/>
       </w:pPr>
-      <w:bookmarkStart w:id="59" w:name="_Toc215323033"/>
+      <w:bookmarkStart w:id="61" w:name="_Toc215505426"/>
       <w:r>
         <w:t xml:space="preserve">Ilustración </w:t>
       </w:r>
-      <w:fldSimple w:instr=" SEQ Ilustración \* ARABIC ">
-        <w:r>
-          <w:rPr>
-            <w:noProof/>
-          </w:rPr>
-          <w:t>9</w:t>
-        </w:r>
-      </w:fldSimple>
+      <w:r>
+        <w:fldChar w:fldCharType="begin"/>
+      </w:r>
+      <w:r>
+        <w:instrText xml:space="preserve"> SEQ Ilustración \* ARABIC </w:instrText>
+      </w:r>
+      <w:r>
+        <w:fldChar w:fldCharType="separate"/>
+      </w:r>
+      <w:r>
+        <w:rPr>
+          <w:noProof/>
+        </w:rPr>
+        <w:t>9</w:t>
+      </w:r>
+      <w:r>
+        <w:rPr>
+          <w:noProof/>
+        </w:rPr>
+        <w:fldChar w:fldCharType="end"/>
+      </w:r>
       <w:r>
         <w:t>. Diagrama de procesos</w:t>
       </w:r>
-      <w:bookmarkEnd w:id="59"/>
+      <w:bookmarkEnd w:id="61"/>
     </w:p>
     <w:p>
       <w:pPr>
@@ -11660,22 +13740,35 @@
       <w:pPr>
         <w:pStyle w:val="Descripcin"/>
       </w:pPr>
-      <w:bookmarkStart w:id="60" w:name="_Toc215323034"/>
+      <w:bookmarkStart w:id="62" w:name="_Toc215505427"/>
       <w:r>
         <w:t xml:space="preserve">Ilustración </w:t>
       </w:r>
-      <w:fldSimple w:instr=" SEQ Ilustración \* ARABIC ">
-        <w:r>
-          <w:rPr>
-            <w:noProof/>
-          </w:rPr>
-          <w:t>10</w:t>
-        </w:r>
-      </w:fldSimple>
+      <w:r>
+        <w:fldChar w:fldCharType="begin"/>
+      </w:r>
+      <w:r>
+        <w:instrText xml:space="preserve"> SEQ Ilustración \* ARABIC </w:instrText>
+      </w:r>
+      <w:r>
+        <w:fldChar w:fldCharType="separate"/>
+      </w:r>
+      <w:r>
+        <w:rPr>
+          <w:noProof/>
+        </w:rPr>
+        <w:t>10</w:t>
+      </w:r>
+      <w:r>
+        <w:rPr>
+          <w:noProof/>
+        </w:rPr>
+        <w:fldChar w:fldCharType="end"/>
+      </w:r>
       <w:r>
         <w:t>. Diagrama de despliegue</w:t>
       </w:r>
-      <w:bookmarkEnd w:id="60"/>
+      <w:bookmarkEnd w:id="62"/>
     </w:p>
     <w:p>
       <w:pPr>
@@ -11693,7 +13786,7 @@
       <w:pPr>
         <w:pStyle w:val="Ttulo1"/>
       </w:pPr>
-      <w:bookmarkStart w:id="61" w:name="_Toc215323092"/>
+      <w:bookmarkStart w:id="63" w:name="_Toc215505496"/>
       <w:r>
         <w:lastRenderedPageBreak/>
         <w:t xml:space="preserve">ANEXO </w:t>
@@ -11710,7 +13803,7 @@
       <w:r>
         <w:t>s de proyecto terminado</w:t>
       </w:r>
-      <w:bookmarkEnd w:id="61"/>
+      <w:bookmarkEnd w:id="63"/>
     </w:p>
     <w:p>
       <w:pPr>
@@ -11784,22 +13877,35 @@
       <w:pPr>
         <w:pStyle w:val="Descripcin"/>
       </w:pPr>
-      <w:bookmarkStart w:id="62" w:name="_Toc215323035"/>
+      <w:bookmarkStart w:id="64" w:name="_Toc215505428"/>
       <w:r>
         <w:t xml:space="preserve">Ilustración </w:t>
       </w:r>
-      <w:fldSimple w:instr=" SEQ Ilustración \* ARABIC ">
-        <w:r>
-          <w:rPr>
-            <w:noProof/>
-          </w:rPr>
-          <w:t>11</w:t>
-        </w:r>
-      </w:fldSimple>
+      <w:r>
+        <w:fldChar w:fldCharType="begin"/>
+      </w:r>
+      <w:r>
+        <w:instrText xml:space="preserve"> SEQ Ilustración \* ARABIC </w:instrText>
+      </w:r>
+      <w:r>
+        <w:fldChar w:fldCharType="separate"/>
+      </w:r>
+      <w:r>
+        <w:rPr>
+          <w:noProof/>
+        </w:rPr>
+        <w:t>11</w:t>
+      </w:r>
+      <w:r>
+        <w:rPr>
+          <w:noProof/>
+        </w:rPr>
+        <w:fldChar w:fldCharType="end"/>
+      </w:r>
       <w:r>
         <w:t>. Index Comprarata</w:t>
       </w:r>
-      <w:bookmarkEnd w:id="62"/>
+      <w:bookmarkEnd w:id="64"/>
     </w:p>
     <w:p/>
     <w:p/>
@@ -11866,22 +13972,35 @@
       <w:pPr>
         <w:pStyle w:val="Descripcin"/>
       </w:pPr>
-      <w:bookmarkStart w:id="63" w:name="_Toc215323036"/>
+      <w:bookmarkStart w:id="65" w:name="_Toc215505429"/>
       <w:r>
         <w:t xml:space="preserve">Ilustración </w:t>
       </w:r>
-      <w:fldSimple w:instr=" SEQ Ilustración \* ARABIC ">
-        <w:r>
-          <w:rPr>
-            <w:noProof/>
-          </w:rPr>
-          <w:t>12</w:t>
-        </w:r>
-      </w:fldSimple>
+      <w:r>
+        <w:fldChar w:fldCharType="begin"/>
+      </w:r>
+      <w:r>
+        <w:instrText xml:space="preserve"> SEQ Ilustración \* ARABIC </w:instrText>
+      </w:r>
+      <w:r>
+        <w:fldChar w:fldCharType="separate"/>
+      </w:r>
+      <w:r>
+        <w:rPr>
+          <w:noProof/>
+        </w:rPr>
+        <w:t>12</w:t>
+      </w:r>
+      <w:r>
+        <w:rPr>
+          <w:noProof/>
+        </w:rPr>
+        <w:fldChar w:fldCharType="end"/>
+      </w:r>
       <w:r>
         <w:t>. Main y footer de index</w:t>
       </w:r>
-      <w:bookmarkEnd w:id="63"/>
+      <w:bookmarkEnd w:id="65"/>
     </w:p>
     <w:p>
       <w:pPr>
@@ -11946,22 +14065,35 @@
       <w:pPr>
         <w:pStyle w:val="Descripcin"/>
       </w:pPr>
-      <w:bookmarkStart w:id="64" w:name="_Toc215323037"/>
+      <w:bookmarkStart w:id="66" w:name="_Toc215505430"/>
       <w:r>
         <w:t xml:space="preserve">Ilustración </w:t>
       </w:r>
-      <w:fldSimple w:instr=" SEQ Ilustración \* ARABIC ">
-        <w:r>
-          <w:rPr>
-            <w:noProof/>
-          </w:rPr>
-          <w:t>13</w:t>
-        </w:r>
-      </w:fldSimple>
+      <w:r>
+        <w:fldChar w:fldCharType="begin"/>
+      </w:r>
+      <w:r>
+        <w:instrText xml:space="preserve"> SEQ Ilustración \* ARABIC </w:instrText>
+      </w:r>
+      <w:r>
+        <w:fldChar w:fldCharType="separate"/>
+      </w:r>
+      <w:r>
+        <w:rPr>
+          <w:noProof/>
+        </w:rPr>
+        <w:t>13</w:t>
+      </w:r>
+      <w:r>
+        <w:rPr>
+          <w:noProof/>
+        </w:rPr>
+        <w:fldChar w:fldCharType="end"/>
+      </w:r>
       <w:r>
         <w:t>. Login</w:t>
       </w:r>
-      <w:bookmarkEnd w:id="64"/>
+      <w:bookmarkEnd w:id="66"/>
     </w:p>
     <w:p>
       <w:pPr>
@@ -12026,22 +14158,35 @@
       <w:pPr>
         <w:pStyle w:val="Descripcin"/>
       </w:pPr>
-      <w:bookmarkStart w:id="65" w:name="_Toc215323038"/>
+      <w:bookmarkStart w:id="67" w:name="_Toc215505431"/>
       <w:r>
         <w:t xml:space="preserve">Ilustración </w:t>
       </w:r>
-      <w:fldSimple w:instr=" SEQ Ilustración \* ARABIC ">
-        <w:r>
-          <w:rPr>
-            <w:noProof/>
-          </w:rPr>
-          <w:t>14</w:t>
-        </w:r>
-      </w:fldSimple>
+      <w:r>
+        <w:fldChar w:fldCharType="begin"/>
+      </w:r>
+      <w:r>
+        <w:instrText xml:space="preserve"> SEQ Ilustración \* ARABIC </w:instrText>
+      </w:r>
+      <w:r>
+        <w:fldChar w:fldCharType="separate"/>
+      </w:r>
+      <w:r>
+        <w:rPr>
+          <w:noProof/>
+        </w:rPr>
+        <w:t>14</w:t>
+      </w:r>
+      <w:r>
+        <w:rPr>
+          <w:noProof/>
+        </w:rPr>
+        <w:fldChar w:fldCharType="end"/>
+      </w:r>
       <w:r>
         <w:t>. Menú Principal</w:t>
       </w:r>
-      <w:bookmarkEnd w:id="65"/>
+      <w:bookmarkEnd w:id="67"/>
     </w:p>
     <w:p>
       <w:pPr>
@@ -12106,22 +14251,35 @@
       <w:pPr>
         <w:pStyle w:val="Descripcin"/>
       </w:pPr>
-      <w:bookmarkStart w:id="66" w:name="_Toc215323039"/>
+      <w:bookmarkStart w:id="68" w:name="_Toc215505432"/>
       <w:r>
         <w:t xml:space="preserve">Ilustración </w:t>
       </w:r>
-      <w:fldSimple w:instr=" SEQ Ilustración \* ARABIC ">
-        <w:r>
-          <w:rPr>
-            <w:noProof/>
-          </w:rPr>
-          <w:t>15</w:t>
-        </w:r>
-      </w:fldSimple>
+      <w:r>
+        <w:fldChar w:fldCharType="begin"/>
+      </w:r>
+      <w:r>
+        <w:instrText xml:space="preserve"> SEQ Ilustración \* ARABIC </w:instrText>
+      </w:r>
+      <w:r>
+        <w:fldChar w:fldCharType="separate"/>
+      </w:r>
+      <w:r>
+        <w:rPr>
+          <w:noProof/>
+        </w:rPr>
+        <w:t>15</w:t>
+      </w:r>
+      <w:r>
+        <w:rPr>
+          <w:noProof/>
+        </w:rPr>
+        <w:fldChar w:fldCharType="end"/>
+      </w:r>
       <w:r>
         <w:t>. Navbar</w:t>
       </w:r>
-      <w:bookmarkEnd w:id="66"/>
+      <w:bookmarkEnd w:id="68"/>
     </w:p>
     <w:p>
       <w:pPr>
@@ -12186,22 +14344,35 @@
       <w:pPr>
         <w:pStyle w:val="Descripcin"/>
       </w:pPr>
-      <w:bookmarkStart w:id="67" w:name="_Toc215323040"/>
+      <w:bookmarkStart w:id="69" w:name="_Toc215505433"/>
       <w:r>
         <w:t xml:space="preserve">Ilustración </w:t>
       </w:r>
-      <w:fldSimple w:instr=" SEQ Ilustración \* ARABIC ">
-        <w:r>
-          <w:rPr>
-            <w:noProof/>
-          </w:rPr>
-          <w:t>16</w:t>
-        </w:r>
-      </w:fldSimple>
+      <w:r>
+        <w:fldChar w:fldCharType="begin"/>
+      </w:r>
+      <w:r>
+        <w:instrText xml:space="preserve"> SEQ Ilustración \* ARABIC </w:instrText>
+      </w:r>
+      <w:r>
+        <w:fldChar w:fldCharType="separate"/>
+      </w:r>
+      <w:r>
+        <w:rPr>
+          <w:noProof/>
+        </w:rPr>
+        <w:t>16</w:t>
+      </w:r>
+      <w:r>
+        <w:rPr>
+          <w:noProof/>
+        </w:rPr>
+        <w:fldChar w:fldCharType="end"/>
+      </w:r>
       <w:r>
         <w:t>. Lista de Compras</w:t>
       </w:r>
-      <w:bookmarkEnd w:id="67"/>
+      <w:bookmarkEnd w:id="69"/>
     </w:p>
     <w:p>
       <w:pPr>
@@ -12266,22 +14437,35 @@
       <w:pPr>
         <w:pStyle w:val="Descripcin"/>
       </w:pPr>
-      <w:bookmarkStart w:id="68" w:name="_Toc215323041"/>
+      <w:bookmarkStart w:id="70" w:name="_Toc215505434"/>
       <w:r>
         <w:t xml:space="preserve">Ilustración </w:t>
       </w:r>
-      <w:fldSimple w:instr=" SEQ Ilustración \* ARABIC ">
-        <w:r>
-          <w:rPr>
-            <w:noProof/>
-          </w:rPr>
-          <w:t>17</w:t>
-        </w:r>
-      </w:fldSimple>
+      <w:r>
+        <w:fldChar w:fldCharType="begin"/>
+      </w:r>
+      <w:r>
+        <w:instrText xml:space="preserve"> SEQ Ilustración \* ARABIC </w:instrText>
+      </w:r>
+      <w:r>
+        <w:fldChar w:fldCharType="separate"/>
+      </w:r>
+      <w:r>
+        <w:rPr>
+          <w:noProof/>
+        </w:rPr>
+        <w:t>17</w:t>
+      </w:r>
+      <w:r>
+        <w:rPr>
+          <w:noProof/>
+        </w:rPr>
+        <w:fldChar w:fldCharType="end"/>
+      </w:r>
       <w:r>
         <w:t>. Compartir lista de compras</w:t>
       </w:r>
-      <w:bookmarkEnd w:id="68"/>
+      <w:bookmarkEnd w:id="70"/>
     </w:p>
     <w:p>
       <w:pPr>
@@ -12346,22 +14530,35 @@
       <w:pPr>
         <w:pStyle w:val="Descripcin"/>
       </w:pPr>
-      <w:bookmarkStart w:id="69" w:name="_Toc215323042"/>
+      <w:bookmarkStart w:id="71" w:name="_Toc215505435"/>
       <w:r>
         <w:t xml:space="preserve">Ilustración </w:t>
       </w:r>
-      <w:fldSimple w:instr=" SEQ Ilustración \* ARABIC ">
-        <w:r>
-          <w:rPr>
-            <w:noProof/>
-          </w:rPr>
-          <w:t>18</w:t>
-        </w:r>
-      </w:fldSimple>
+      <w:r>
+        <w:fldChar w:fldCharType="begin"/>
+      </w:r>
+      <w:r>
+        <w:instrText xml:space="preserve"> SEQ Ilustración \* ARABIC </w:instrText>
+      </w:r>
+      <w:r>
+        <w:fldChar w:fldCharType="separate"/>
+      </w:r>
+      <w:r>
+        <w:rPr>
+          <w:noProof/>
+        </w:rPr>
+        <w:t>18</w:t>
+      </w:r>
+      <w:r>
+        <w:rPr>
+          <w:noProof/>
+        </w:rPr>
+        <w:fldChar w:fldCharType="end"/>
+      </w:r>
       <w:r>
         <w:t>. Vista lista compartida</w:t>
       </w:r>
-      <w:bookmarkEnd w:id="69"/>
+      <w:bookmarkEnd w:id="71"/>
     </w:p>
     <w:p>
       <w:pPr>
@@ -12426,22 +14623,35 @@
       <w:pPr>
         <w:pStyle w:val="Descripcin"/>
       </w:pPr>
-      <w:bookmarkStart w:id="70" w:name="_Toc215323043"/>
+      <w:bookmarkStart w:id="72" w:name="_Toc215505436"/>
       <w:r>
         <w:t xml:space="preserve">Ilustración </w:t>
       </w:r>
-      <w:fldSimple w:instr=" SEQ Ilustración \* ARABIC ">
-        <w:r>
-          <w:rPr>
-            <w:noProof/>
-          </w:rPr>
-          <w:t>19</w:t>
-        </w:r>
-      </w:fldSimple>
+      <w:r>
+        <w:fldChar w:fldCharType="begin"/>
+      </w:r>
+      <w:r>
+        <w:instrText xml:space="preserve"> SEQ Ilustración \* ARABIC </w:instrText>
+      </w:r>
+      <w:r>
+        <w:fldChar w:fldCharType="separate"/>
+      </w:r>
+      <w:r>
+        <w:rPr>
+          <w:noProof/>
+        </w:rPr>
+        <w:t>19</w:t>
+      </w:r>
+      <w:r>
+        <w:rPr>
+          <w:noProof/>
+        </w:rPr>
+        <w:fldChar w:fldCharType="end"/>
+      </w:r>
       <w:r>
         <w:t>. Creación nueva lista</w:t>
       </w:r>
-      <w:bookmarkEnd w:id="70"/>
+      <w:bookmarkEnd w:id="72"/>
     </w:p>
     <w:p>
       <w:pPr>
@@ -12506,22 +14716,35 @@
       <w:pPr>
         <w:pStyle w:val="Descripcin"/>
       </w:pPr>
-      <w:bookmarkStart w:id="71" w:name="_Toc215323044"/>
+      <w:bookmarkStart w:id="73" w:name="_Toc215505437"/>
       <w:r>
         <w:t xml:space="preserve">Ilustración </w:t>
       </w:r>
-      <w:fldSimple w:instr=" SEQ Ilustración \* ARABIC ">
-        <w:r>
-          <w:rPr>
-            <w:noProof/>
-          </w:rPr>
-          <w:t>20</w:t>
-        </w:r>
-      </w:fldSimple>
+      <w:r>
+        <w:fldChar w:fldCharType="begin"/>
+      </w:r>
+      <w:r>
+        <w:instrText xml:space="preserve"> SEQ Ilustración \* ARABIC </w:instrText>
+      </w:r>
+      <w:r>
+        <w:fldChar w:fldCharType="separate"/>
+      </w:r>
+      <w:r>
+        <w:rPr>
+          <w:noProof/>
+        </w:rPr>
+        <w:t>20</w:t>
+      </w:r>
+      <w:r>
+        <w:rPr>
+          <w:noProof/>
+        </w:rPr>
+        <w:fldChar w:fldCharType="end"/>
+      </w:r>
       <w:r>
         <w:t>. Lista nueva</w:t>
       </w:r>
-      <w:bookmarkEnd w:id="71"/>
+      <w:bookmarkEnd w:id="73"/>
     </w:p>
     <w:p>
       <w:pPr>
@@ -12586,22 +14809,35 @@
       <w:pPr>
         <w:pStyle w:val="Descripcin"/>
       </w:pPr>
-      <w:bookmarkStart w:id="72" w:name="_Toc215323045"/>
+      <w:bookmarkStart w:id="74" w:name="_Toc215505438"/>
       <w:r>
         <w:t xml:space="preserve">Ilustración </w:t>
       </w:r>
-      <w:fldSimple w:instr=" SEQ Ilustración \* ARABIC ">
-        <w:r>
-          <w:rPr>
-            <w:noProof/>
-          </w:rPr>
-          <w:t>21</w:t>
-        </w:r>
-      </w:fldSimple>
+      <w:r>
+        <w:fldChar w:fldCharType="begin"/>
+      </w:r>
+      <w:r>
+        <w:instrText xml:space="preserve"> SEQ Ilustración \* ARABIC </w:instrText>
+      </w:r>
+      <w:r>
+        <w:fldChar w:fldCharType="separate"/>
+      </w:r>
+      <w:r>
+        <w:rPr>
+          <w:noProof/>
+        </w:rPr>
+        <w:t>21</w:t>
+      </w:r>
+      <w:r>
+        <w:rPr>
+          <w:noProof/>
+        </w:rPr>
+        <w:fldChar w:fldCharType="end"/>
+      </w:r>
       <w:r>
         <w:t>. Vista lista</w:t>
       </w:r>
-      <w:bookmarkEnd w:id="72"/>
+      <w:bookmarkEnd w:id="74"/>
     </w:p>
     <w:p>
       <w:pPr>
@@ -12666,22 +14902,35 @@
       <w:pPr>
         <w:pStyle w:val="Descripcin"/>
       </w:pPr>
-      <w:bookmarkStart w:id="73" w:name="_Toc215323046"/>
+      <w:bookmarkStart w:id="75" w:name="_Toc215505439"/>
       <w:r>
         <w:t xml:space="preserve">Ilustración </w:t>
       </w:r>
-      <w:fldSimple w:instr=" SEQ Ilustración \* ARABIC ">
-        <w:r>
-          <w:rPr>
-            <w:noProof/>
-          </w:rPr>
-          <w:t>22</w:t>
-        </w:r>
-      </w:fldSimple>
+      <w:r>
+        <w:fldChar w:fldCharType="begin"/>
+      </w:r>
+      <w:r>
+        <w:instrText xml:space="preserve"> SEQ Ilustración \* ARABIC </w:instrText>
+      </w:r>
+      <w:r>
+        <w:fldChar w:fldCharType="separate"/>
+      </w:r>
+      <w:r>
+        <w:rPr>
+          <w:noProof/>
+        </w:rPr>
+        <w:t>22</w:t>
+      </w:r>
+      <w:r>
+        <w:rPr>
+          <w:noProof/>
+        </w:rPr>
+        <w:fldChar w:fldCharType="end"/>
+      </w:r>
       <w:r>
         <w:t>. Selección de listas</w:t>
       </w:r>
-      <w:bookmarkEnd w:id="73"/>
+      <w:bookmarkEnd w:id="75"/>
     </w:p>
     <w:p>
       <w:pPr>
@@ -12746,22 +14995,35 @@
       <w:pPr>
         <w:pStyle w:val="Descripcin"/>
       </w:pPr>
-      <w:bookmarkStart w:id="74" w:name="_Toc215323047"/>
+      <w:bookmarkStart w:id="76" w:name="_Toc215505440"/>
       <w:r>
         <w:t xml:space="preserve">Ilustración </w:t>
       </w:r>
-      <w:fldSimple w:instr=" SEQ Ilustración \* ARABIC ">
-        <w:r>
-          <w:rPr>
-            <w:noProof/>
-          </w:rPr>
-          <w:t>23</w:t>
-        </w:r>
-      </w:fldSimple>
+      <w:r>
+        <w:fldChar w:fldCharType="begin"/>
+      </w:r>
+      <w:r>
+        <w:instrText xml:space="preserve"> SEQ Ilustración \* ARABIC </w:instrText>
+      </w:r>
+      <w:r>
+        <w:fldChar w:fldCharType="separate"/>
+      </w:r>
+      <w:r>
+        <w:rPr>
+          <w:noProof/>
+        </w:rPr>
+        <w:t>23</w:t>
+      </w:r>
+      <w:r>
+        <w:rPr>
+          <w:noProof/>
+        </w:rPr>
+        <w:fldChar w:fldCharType="end"/>
+      </w:r>
       <w:r>
         <w:t>. Form comparador</w:t>
       </w:r>
-      <w:bookmarkEnd w:id="74"/>
+      <w:bookmarkEnd w:id="76"/>
     </w:p>
     <w:p>
       <w:pPr>
@@ -12826,22 +15088,35 @@
       <w:pPr>
         <w:pStyle w:val="Descripcin"/>
       </w:pPr>
-      <w:bookmarkStart w:id="75" w:name="_Toc215323048"/>
+      <w:bookmarkStart w:id="77" w:name="_Toc215505441"/>
       <w:r>
         <w:t xml:space="preserve">Ilustración </w:t>
       </w:r>
-      <w:fldSimple w:instr=" SEQ Ilustración \* ARABIC ">
-        <w:r>
-          <w:rPr>
-            <w:noProof/>
-          </w:rPr>
-          <w:t>24</w:t>
-        </w:r>
-      </w:fldSimple>
+      <w:r>
+        <w:fldChar w:fldCharType="begin"/>
+      </w:r>
+      <w:r>
+        <w:instrText xml:space="preserve"> SEQ Ilustración \* ARABIC </w:instrText>
+      </w:r>
+      <w:r>
+        <w:fldChar w:fldCharType="separate"/>
+      </w:r>
+      <w:r>
+        <w:rPr>
+          <w:noProof/>
+        </w:rPr>
+        <w:t>24</w:t>
+      </w:r>
+      <w:r>
+        <w:rPr>
+          <w:noProof/>
+        </w:rPr>
+        <w:fldChar w:fldCharType="end"/>
+      </w:r>
       <w:r>
         <w:t>. Comparador</w:t>
       </w:r>
-      <w:bookmarkEnd w:id="75"/>
+      <w:bookmarkEnd w:id="77"/>
     </w:p>
     <w:p>
       <w:pPr>
@@ -12906,22 +15181,35 @@
       <w:pPr>
         <w:pStyle w:val="Descripcin"/>
       </w:pPr>
-      <w:bookmarkStart w:id="76" w:name="_Toc215323049"/>
+      <w:bookmarkStart w:id="78" w:name="_Toc215505442"/>
       <w:r>
         <w:t xml:space="preserve">Ilustración </w:t>
       </w:r>
-      <w:fldSimple w:instr=" SEQ Ilustración \* ARABIC ">
-        <w:r>
-          <w:rPr>
-            <w:noProof/>
-          </w:rPr>
-          <w:t>25</w:t>
-        </w:r>
-      </w:fldSimple>
+      <w:r>
+        <w:fldChar w:fldCharType="begin"/>
+      </w:r>
+      <w:r>
+        <w:instrText xml:space="preserve"> SEQ Ilustración \* ARABIC </w:instrText>
+      </w:r>
+      <w:r>
+        <w:fldChar w:fldCharType="separate"/>
+      </w:r>
+      <w:r>
+        <w:rPr>
+          <w:noProof/>
+        </w:rPr>
+        <w:t>25</w:t>
+      </w:r>
+      <w:r>
+        <w:rPr>
+          <w:noProof/>
+        </w:rPr>
+        <w:fldChar w:fldCharType="end"/>
+      </w:r>
       <w:r>
         <w:t>. Comparador 2da parte</w:t>
       </w:r>
-      <w:bookmarkEnd w:id="76"/>
+      <w:bookmarkEnd w:id="78"/>
     </w:p>
     <w:p>
       <w:pPr>
@@ -12986,22 +15274,35 @@
       <w:pPr>
         <w:pStyle w:val="Descripcin"/>
       </w:pPr>
-      <w:bookmarkStart w:id="77" w:name="_Toc215323050"/>
+      <w:bookmarkStart w:id="79" w:name="_Toc215505443"/>
       <w:r>
         <w:t xml:space="preserve">Ilustración </w:t>
       </w:r>
-      <w:fldSimple w:instr=" SEQ Ilustración \* ARABIC ">
-        <w:r>
-          <w:rPr>
-            <w:noProof/>
-          </w:rPr>
-          <w:t>26</w:t>
-        </w:r>
-      </w:fldSimple>
+      <w:r>
+        <w:fldChar w:fldCharType="begin"/>
+      </w:r>
+      <w:r>
+        <w:instrText xml:space="preserve"> SEQ Ilustración \* ARABIC </w:instrText>
+      </w:r>
+      <w:r>
+        <w:fldChar w:fldCharType="separate"/>
+      </w:r>
+      <w:r>
+        <w:rPr>
+          <w:noProof/>
+        </w:rPr>
+        <w:t>26</w:t>
+      </w:r>
+      <w:r>
+        <w:rPr>
+          <w:noProof/>
+        </w:rPr>
+        <w:fldChar w:fldCharType="end"/>
+      </w:r>
       <w:r>
         <w:t>. Resultado comparación</w:t>
       </w:r>
-      <w:bookmarkEnd w:id="77"/>
+      <w:bookmarkEnd w:id="79"/>
     </w:p>
     <w:p>
       <w:pPr>
@@ -13066,22 +15367,35 @@
       <w:pPr>
         <w:pStyle w:val="Descripcin"/>
       </w:pPr>
-      <w:bookmarkStart w:id="78" w:name="_Toc215323051"/>
+      <w:bookmarkStart w:id="80" w:name="_Toc215505444"/>
       <w:r>
         <w:t xml:space="preserve">Ilustración </w:t>
       </w:r>
-      <w:fldSimple w:instr=" SEQ Ilustración \* ARABIC ">
-        <w:r>
-          <w:rPr>
-            <w:noProof/>
-          </w:rPr>
-          <w:t>27</w:t>
-        </w:r>
-      </w:fldSimple>
+      <w:r>
+        <w:fldChar w:fldCharType="begin"/>
+      </w:r>
+      <w:r>
+        <w:instrText xml:space="preserve"> SEQ Ilustración \* ARABIC </w:instrText>
+      </w:r>
+      <w:r>
+        <w:fldChar w:fldCharType="separate"/>
+      </w:r>
+      <w:r>
+        <w:rPr>
+          <w:noProof/>
+        </w:rPr>
+        <w:t>27</w:t>
+      </w:r>
+      <w:r>
+        <w:rPr>
+          <w:noProof/>
+        </w:rPr>
+        <w:fldChar w:fldCharType="end"/>
+      </w:r>
       <w:r>
         <w:t>. Historial</w:t>
       </w:r>
-      <w:bookmarkEnd w:id="78"/>
+      <w:bookmarkEnd w:id="80"/>
     </w:p>
     <w:p>
       <w:pPr>
@@ -13146,22 +15460,35 @@
       <w:pPr>
         <w:pStyle w:val="Descripcin"/>
       </w:pPr>
-      <w:bookmarkStart w:id="79" w:name="_Toc215323052"/>
+      <w:bookmarkStart w:id="81" w:name="_Toc215505445"/>
       <w:r>
         <w:t xml:space="preserve">Ilustración </w:t>
       </w:r>
-      <w:fldSimple w:instr=" SEQ Ilustración \* ARABIC ">
-        <w:r>
-          <w:rPr>
-            <w:noProof/>
-          </w:rPr>
-          <w:t>28</w:t>
-        </w:r>
-      </w:fldSimple>
+      <w:r>
+        <w:fldChar w:fldCharType="begin"/>
+      </w:r>
+      <w:r>
+        <w:instrText xml:space="preserve"> SEQ Ilustración \* ARABIC </w:instrText>
+      </w:r>
+      <w:r>
+        <w:fldChar w:fldCharType="separate"/>
+      </w:r>
+      <w:r>
+        <w:rPr>
+          <w:noProof/>
+        </w:rPr>
+        <w:t>28</w:t>
+      </w:r>
+      <w:r>
+        <w:rPr>
+          <w:noProof/>
+        </w:rPr>
+        <w:fldChar w:fldCharType="end"/>
+      </w:r>
       <w:r>
         <w:t>. Perfil</w:t>
       </w:r>
-      <w:bookmarkEnd w:id="79"/>
+      <w:bookmarkEnd w:id="81"/>
     </w:p>
     <w:p>
       <w:pPr>
@@ -13226,27 +15553,861 @@
       <w:pPr>
         <w:pStyle w:val="Descripcin"/>
       </w:pPr>
-      <w:bookmarkStart w:id="80" w:name="_Toc215323053"/>
+      <w:bookmarkStart w:id="82" w:name="_Toc215505446"/>
       <w:r>
         <w:t xml:space="preserve">Ilustración </w:t>
       </w:r>
-      <w:fldSimple w:instr=" SEQ Ilustración \* ARABIC ">
-        <w:r>
-          <w:rPr>
-            <w:noProof/>
-          </w:rPr>
-          <w:t>29</w:t>
-        </w:r>
-      </w:fldSimple>
+      <w:r>
+        <w:fldChar w:fldCharType="begin"/>
+      </w:r>
+      <w:r>
+        <w:instrText xml:space="preserve"> SEQ Ilustración \* ARABIC </w:instrText>
+      </w:r>
+      <w:r>
+        <w:fldChar w:fldCharType="separate"/>
+      </w:r>
+      <w:r>
+        <w:rPr>
+          <w:noProof/>
+        </w:rPr>
+        <w:t>29</w:t>
+      </w:r>
+      <w:r>
+        <w:rPr>
+          <w:noProof/>
+        </w:rPr>
+        <w:fldChar w:fldCharType="end"/>
+      </w:r>
       <w:r>
         <w:t>. Recuperación de clave</w:t>
       </w:r>
-      <w:bookmarkEnd w:id="80"/>
-    </w:p>
+      <w:bookmarkEnd w:id="82"/>
+    </w:p>
+    <w:p>
+      <w:r>
+        <w:rPr>
+          <w:noProof/>
+        </w:rPr>
+        <w:lastRenderedPageBreak/>
+        <w:drawing>
+          <wp:inline distT="0" distB="0" distL="0" distR="0" wp14:anchorId="2BE4FB9E" wp14:editId="6388233B">
+            <wp:extent cx="5972175" cy="3463290"/>
+            <wp:effectExtent l="0" t="0" r="9525" b="3810"/>
+            <wp:docPr id="502145213" name="Imagen 1" descr="Interfaz de usuario gráfica, Tabla&#10;&#10;El contenido generado por IA puede ser incorrecto."/>
+            <wp:cNvGraphicFramePr>
+              <a:graphicFrameLocks xmlns:a="http://schemas.openxmlformats.org/drawingml/2006/main" noChangeAspect="1"/>
+            </wp:cNvGraphicFramePr>
+            <a:graphic xmlns:a="http://schemas.openxmlformats.org/drawingml/2006/main">
+              <a:graphicData uri="http://schemas.openxmlformats.org/drawingml/2006/picture">
+                <pic:pic xmlns:pic="http://schemas.openxmlformats.org/drawingml/2006/picture">
+                  <pic:nvPicPr>
+                    <pic:cNvPr id="502145213" name="Imagen 1" descr="Interfaz de usuario gráfica, Tabla&#10;&#10;El contenido generado por IA puede ser incorrecto."/>
+                    <pic:cNvPicPr/>
+                  </pic:nvPicPr>
+                  <pic:blipFill>
+                    <a:blip r:embed="rId45"/>
+                    <a:stretch>
+                      <a:fillRect/>
+                    </a:stretch>
+                  </pic:blipFill>
+                  <pic:spPr>
+                    <a:xfrm>
+                      <a:off x="0" y="0"/>
+                      <a:ext cx="5972175" cy="3463290"/>
+                    </a:xfrm>
+                    <a:prstGeom prst="rect">
+                      <a:avLst/>
+                    </a:prstGeom>
+                  </pic:spPr>
+                </pic:pic>
+              </a:graphicData>
+            </a:graphic>
+          </wp:inline>
+        </w:drawing>
+      </w:r>
+    </w:p>
+    <w:p>
+      <w:pPr>
+        <w:pStyle w:val="Descripcin"/>
+      </w:pPr>
+      <w:bookmarkStart w:id="83" w:name="_Toc215505447"/>
+      <w:r>
+        <w:t xml:space="preserve">Ilustración </w:t>
+      </w:r>
+      <w:r>
+        <w:fldChar w:fldCharType="begin"/>
+      </w:r>
+      <w:r>
+        <w:instrText xml:space="preserve"> SEQ Ilustración \* ARABIC </w:instrText>
+      </w:r>
+      <w:r>
+        <w:fldChar w:fldCharType="separate"/>
+      </w:r>
+      <w:r>
+        <w:rPr>
+          <w:noProof/>
+        </w:rPr>
+        <w:t>30</w:t>
+      </w:r>
+      <w:r>
+        <w:rPr>
+          <w:noProof/>
+        </w:rPr>
+        <w:fldChar w:fldCharType="end"/>
+      </w:r>
+      <w:r>
+        <w:t>. Dashboard PowerBI</w:t>
+      </w:r>
+      <w:bookmarkEnd w:id="83"/>
+    </w:p>
+    <w:p>
+      <w:pPr>
+        <w:keepNext/>
+      </w:pPr>
+      <w:r>
+        <w:rPr>
+          <w:noProof/>
+        </w:rPr>
+        <w:drawing>
+          <wp:inline distT="0" distB="0" distL="0" distR="0" wp14:anchorId="63427708" wp14:editId="4F2CC7EE">
+            <wp:extent cx="5972175" cy="3122930"/>
+            <wp:effectExtent l="0" t="0" r="9525" b="1270"/>
+            <wp:docPr id="1177768157" name="Imagen 1" descr="Interfaz de usuario gráfica, Aplicación&#10;&#10;El contenido generado por IA puede ser incorrecto."/>
+            <wp:cNvGraphicFramePr>
+              <a:graphicFrameLocks xmlns:a="http://schemas.openxmlformats.org/drawingml/2006/main" noChangeAspect="1"/>
+            </wp:cNvGraphicFramePr>
+            <a:graphic xmlns:a="http://schemas.openxmlformats.org/drawingml/2006/main">
+              <a:graphicData uri="http://schemas.openxmlformats.org/drawingml/2006/picture">
+                <pic:pic xmlns:pic="http://schemas.openxmlformats.org/drawingml/2006/picture">
+                  <pic:nvPicPr>
+                    <pic:cNvPr id="1177768157" name="Imagen 1" descr="Interfaz de usuario gráfica, Aplicación&#10;&#10;El contenido generado por IA puede ser incorrecto."/>
+                    <pic:cNvPicPr/>
+                  </pic:nvPicPr>
+                  <pic:blipFill>
+                    <a:blip r:embed="rId46"/>
+                    <a:stretch>
+                      <a:fillRect/>
+                    </a:stretch>
+                  </pic:blipFill>
+                  <pic:spPr>
+                    <a:xfrm>
+                      <a:off x="0" y="0"/>
+                      <a:ext cx="5972175" cy="3122930"/>
+                    </a:xfrm>
+                    <a:prstGeom prst="rect">
+                      <a:avLst/>
+                    </a:prstGeom>
+                  </pic:spPr>
+                </pic:pic>
+              </a:graphicData>
+            </a:graphic>
+          </wp:inline>
+        </w:drawing>
+      </w:r>
+    </w:p>
+    <w:p>
+      <w:pPr>
+        <w:pStyle w:val="Descripcin"/>
+      </w:pPr>
+      <w:bookmarkStart w:id="84" w:name="_Toc215505448"/>
+      <w:r>
+        <w:t xml:space="preserve">Ilustración </w:t>
+      </w:r>
+      <w:r>
+        <w:fldChar w:fldCharType="begin"/>
+      </w:r>
+      <w:r>
+        <w:instrText xml:space="preserve"> SEQ Ilustración \* ARABIC </w:instrText>
+      </w:r>
+      <w:r>
+        <w:fldChar w:fldCharType="separate"/>
+      </w:r>
+      <w:r>
+        <w:rPr>
+          <w:noProof/>
+        </w:rPr>
+        <w:t>31</w:t>
+      </w:r>
+      <w:r>
+        <w:rPr>
+          <w:noProof/>
+        </w:rPr>
+        <w:fldChar w:fldCharType="end"/>
+      </w:r>
+      <w:r>
+        <w:t>. Interfaz PowerBI</w:t>
+      </w:r>
+      <w:bookmarkEnd w:id="84"/>
+    </w:p>
+    <w:p>
+      <w:pPr>
+        <w:keepNext/>
+      </w:pPr>
+      <w:r>
+        <w:rPr>
+          <w:noProof/>
+        </w:rPr>
+        <w:lastRenderedPageBreak/>
+        <w:drawing>
+          <wp:inline distT="0" distB="0" distL="0" distR="0" wp14:anchorId="1D622ECD" wp14:editId="3293828B">
+            <wp:extent cx="5972175" cy="4538345"/>
+            <wp:effectExtent l="0" t="0" r="9525" b="0"/>
+            <wp:docPr id="819894031" name="Imagen 1" descr="Interfaz de usuario gráfica, Texto, Aplicación, Correo electrónico&#10;&#10;El contenido generado por IA puede ser incorrecto."/>
+            <wp:cNvGraphicFramePr>
+              <a:graphicFrameLocks xmlns:a="http://schemas.openxmlformats.org/drawingml/2006/main" noChangeAspect="1"/>
+            </wp:cNvGraphicFramePr>
+            <a:graphic xmlns:a="http://schemas.openxmlformats.org/drawingml/2006/main">
+              <a:graphicData uri="http://schemas.openxmlformats.org/drawingml/2006/picture">
+                <pic:pic xmlns:pic="http://schemas.openxmlformats.org/drawingml/2006/picture">
+                  <pic:nvPicPr>
+                    <pic:cNvPr id="819894031" name="Imagen 1" descr="Interfaz de usuario gráfica, Texto, Aplicación, Correo electrónico&#10;&#10;El contenido generado por IA puede ser incorrecto."/>
+                    <pic:cNvPicPr/>
+                  </pic:nvPicPr>
+                  <pic:blipFill>
+                    <a:blip r:embed="rId47"/>
+                    <a:stretch>
+                      <a:fillRect/>
+                    </a:stretch>
+                  </pic:blipFill>
+                  <pic:spPr>
+                    <a:xfrm>
+                      <a:off x="0" y="0"/>
+                      <a:ext cx="5972175" cy="4538345"/>
+                    </a:xfrm>
+                    <a:prstGeom prst="rect">
+                      <a:avLst/>
+                    </a:prstGeom>
+                  </pic:spPr>
+                </pic:pic>
+              </a:graphicData>
+            </a:graphic>
+          </wp:inline>
+        </w:drawing>
+      </w:r>
+    </w:p>
+    <w:p>
+      <w:pPr>
+        <w:pStyle w:val="Descripcin"/>
+      </w:pPr>
+      <w:bookmarkStart w:id="85" w:name="_Toc215505449"/>
+      <w:r>
+        <w:t xml:space="preserve">Ilustración </w:t>
+      </w:r>
+      <w:r>
+        <w:fldChar w:fldCharType="begin"/>
+      </w:r>
+      <w:r>
+        <w:instrText xml:space="preserve"> SEQ Ilustración \* ARABIC </w:instrText>
+      </w:r>
+      <w:r>
+        <w:fldChar w:fldCharType="separate"/>
+      </w:r>
+      <w:r>
+        <w:rPr>
+          <w:noProof/>
+        </w:rPr>
+        <w:t>32</w:t>
+      </w:r>
+      <w:r>
+        <w:fldChar w:fldCharType="end"/>
+      </w:r>
+      <w:r>
+        <w:t>. Origen de datos PowerBI</w:t>
+      </w:r>
+      <w:bookmarkEnd w:id="85"/>
+    </w:p>
+    <w:p>
+      <w:pPr>
+        <w:keepNext/>
+      </w:pPr>
+      <w:r>
+        <w:rPr>
+          <w:noProof/>
+        </w:rPr>
+        <w:lastRenderedPageBreak/>
+        <w:drawing>
+          <wp:inline distT="0" distB="0" distL="0" distR="0" wp14:anchorId="6587BF76" wp14:editId="0FAEB56E">
+            <wp:extent cx="5972175" cy="4135755"/>
+            <wp:effectExtent l="0" t="0" r="9525" b="0"/>
+            <wp:docPr id="620905457" name="Imagen 1" descr="Interfaz de usuario gráfica&#10;&#10;El contenido generado por IA puede ser incorrecto."/>
+            <wp:cNvGraphicFramePr>
+              <a:graphicFrameLocks xmlns:a="http://schemas.openxmlformats.org/drawingml/2006/main" noChangeAspect="1"/>
+            </wp:cNvGraphicFramePr>
+            <a:graphic xmlns:a="http://schemas.openxmlformats.org/drawingml/2006/main">
+              <a:graphicData uri="http://schemas.openxmlformats.org/drawingml/2006/picture">
+                <pic:pic xmlns:pic="http://schemas.openxmlformats.org/drawingml/2006/picture">
+                  <pic:nvPicPr>
+                    <pic:cNvPr id="620905457" name="Imagen 1" descr="Interfaz de usuario gráfica&#10;&#10;El contenido generado por IA puede ser incorrecto."/>
+                    <pic:cNvPicPr/>
+                  </pic:nvPicPr>
+                  <pic:blipFill>
+                    <a:blip r:embed="rId48"/>
+                    <a:stretch>
+                      <a:fillRect/>
+                    </a:stretch>
+                  </pic:blipFill>
+                  <pic:spPr>
+                    <a:xfrm>
+                      <a:off x="0" y="0"/>
+                      <a:ext cx="5972175" cy="4135755"/>
+                    </a:xfrm>
+                    <a:prstGeom prst="rect">
+                      <a:avLst/>
+                    </a:prstGeom>
+                  </pic:spPr>
+                </pic:pic>
+              </a:graphicData>
+            </a:graphic>
+          </wp:inline>
+        </w:drawing>
+      </w:r>
+    </w:p>
+    <w:p>
+      <w:pPr>
+        <w:pStyle w:val="Descripcin"/>
+      </w:pPr>
+      <w:bookmarkStart w:id="86" w:name="_Toc215505450"/>
+      <w:r>
+        <w:t xml:space="preserve">Ilustración </w:t>
+      </w:r>
+      <w:r>
+        <w:fldChar w:fldCharType="begin"/>
+      </w:r>
+      <w:r>
+        <w:instrText xml:space="preserve"> SEQ Ilustración \* ARABIC </w:instrText>
+      </w:r>
+      <w:r>
+        <w:fldChar w:fldCharType="separate"/>
+      </w:r>
+      <w:r>
+        <w:rPr>
+          <w:noProof/>
+        </w:rPr>
+        <w:t>33</w:t>
+      </w:r>
+      <w:r>
+        <w:rPr>
+          <w:noProof/>
+        </w:rPr>
+        <w:fldChar w:fldCharType="end"/>
+      </w:r>
+      <w:r>
+        <w:t xml:space="preserve">. </w:t>
+      </w:r>
+      <w:r>
+        <w:t>Ejecución de web Scraping</w:t>
+      </w:r>
+      <w:bookmarkEnd w:id="86"/>
+    </w:p>
+    <w:p/>
+    <w:p>
+      <w:pPr>
+        <w:keepNext/>
+      </w:pPr>
+      <w:r>
+        <w:rPr>
+          <w:noProof/>
+        </w:rPr>
+        <w:drawing>
+          <wp:inline distT="0" distB="0" distL="0" distR="0" wp14:anchorId="105DAE77" wp14:editId="56A1A694">
+            <wp:extent cx="5972175" cy="2731770"/>
+            <wp:effectExtent l="0" t="0" r="9525" b="0"/>
+            <wp:docPr id="1569200022" name="Imagen 1" descr="Captura de pantalla con la imagen de una pantalla&#10;&#10;El contenido generado por IA puede ser incorrecto."/>
+            <wp:cNvGraphicFramePr>
+              <a:graphicFrameLocks xmlns:a="http://schemas.openxmlformats.org/drawingml/2006/main" noChangeAspect="1"/>
+            </wp:cNvGraphicFramePr>
+            <a:graphic xmlns:a="http://schemas.openxmlformats.org/drawingml/2006/main">
+              <a:graphicData uri="http://schemas.openxmlformats.org/drawingml/2006/picture">
+                <pic:pic xmlns:pic="http://schemas.openxmlformats.org/drawingml/2006/picture">
+                  <pic:nvPicPr>
+                    <pic:cNvPr id="1569200022" name="Imagen 1" descr="Captura de pantalla con la imagen de una pantalla&#10;&#10;El contenido generado por IA puede ser incorrecto."/>
+                    <pic:cNvPicPr/>
+                  </pic:nvPicPr>
+                  <pic:blipFill>
+                    <a:blip r:embed="rId49"/>
+                    <a:stretch>
+                      <a:fillRect/>
+                    </a:stretch>
+                  </pic:blipFill>
+                  <pic:spPr>
+                    <a:xfrm>
+                      <a:off x="0" y="0"/>
+                      <a:ext cx="5972175" cy="2731770"/>
+                    </a:xfrm>
+                    <a:prstGeom prst="rect">
+                      <a:avLst/>
+                    </a:prstGeom>
+                  </pic:spPr>
+                </pic:pic>
+              </a:graphicData>
+            </a:graphic>
+          </wp:inline>
+        </w:drawing>
+      </w:r>
+    </w:p>
+    <w:p>
+      <w:pPr>
+        <w:pStyle w:val="Descripcin"/>
+      </w:pPr>
+      <w:bookmarkStart w:id="87" w:name="_Toc215505451"/>
+      <w:r>
+        <w:t xml:space="preserve">Ilustración </w:t>
+      </w:r>
+      <w:r>
+        <w:fldChar w:fldCharType="begin"/>
+      </w:r>
+      <w:r>
+        <w:instrText xml:space="preserve"> SEQ Ilustración \* ARABIC </w:instrText>
+      </w:r>
+      <w:r>
+        <w:fldChar w:fldCharType="separate"/>
+      </w:r>
+      <w:r>
+        <w:rPr>
+          <w:noProof/>
+        </w:rPr>
+        <w:t>34</w:t>
+      </w:r>
+      <w:r>
+        <w:rPr>
+          <w:noProof/>
+        </w:rPr>
+        <w:fldChar w:fldCharType="end"/>
+      </w:r>
+      <w:r>
+        <w:t xml:space="preserve">. </w:t>
+      </w:r>
+      <w:r>
+        <w:t>Vista Dashboard web scraping</w:t>
+      </w:r>
+      <w:bookmarkEnd w:id="87"/>
+    </w:p>
+    <w:p/>
+    <w:p>
+      <w:pPr>
+        <w:keepNext/>
+      </w:pPr>
+      <w:r>
+        <w:rPr>
+          <w:noProof/>
+        </w:rPr>
+        <w:lastRenderedPageBreak/>
+        <w:drawing>
+          <wp:inline distT="0" distB="0" distL="0" distR="0" wp14:anchorId="4198CBCF" wp14:editId="538856F9">
+            <wp:extent cx="5972175" cy="2827655"/>
+            <wp:effectExtent l="0" t="0" r="9525" b="0"/>
+            <wp:docPr id="1014634451" name="Imagen 1" descr="Pantalla de un video juego&#10;&#10;El contenido generado por IA puede ser incorrecto."/>
+            <wp:cNvGraphicFramePr>
+              <a:graphicFrameLocks xmlns:a="http://schemas.openxmlformats.org/drawingml/2006/main" noChangeAspect="1"/>
+            </wp:cNvGraphicFramePr>
+            <a:graphic xmlns:a="http://schemas.openxmlformats.org/drawingml/2006/main">
+              <a:graphicData uri="http://schemas.openxmlformats.org/drawingml/2006/picture">
+                <pic:pic xmlns:pic="http://schemas.openxmlformats.org/drawingml/2006/picture">
+                  <pic:nvPicPr>
+                    <pic:cNvPr id="1014634451" name="Imagen 1" descr="Pantalla de un video juego&#10;&#10;El contenido generado por IA puede ser incorrecto."/>
+                    <pic:cNvPicPr/>
+                  </pic:nvPicPr>
+                  <pic:blipFill>
+                    <a:blip r:embed="rId50"/>
+                    <a:stretch>
+                      <a:fillRect/>
+                    </a:stretch>
+                  </pic:blipFill>
+                  <pic:spPr>
+                    <a:xfrm>
+                      <a:off x="0" y="0"/>
+                      <a:ext cx="5972175" cy="2827655"/>
+                    </a:xfrm>
+                    <a:prstGeom prst="rect">
+                      <a:avLst/>
+                    </a:prstGeom>
+                  </pic:spPr>
+                </pic:pic>
+              </a:graphicData>
+            </a:graphic>
+          </wp:inline>
+        </w:drawing>
+      </w:r>
+    </w:p>
+    <w:p>
+      <w:pPr>
+        <w:pStyle w:val="Descripcin"/>
+      </w:pPr>
+      <w:bookmarkStart w:id="88" w:name="_Toc215505452"/>
+      <w:r>
+        <w:t xml:space="preserve">Ilustración </w:t>
+      </w:r>
+      <w:r>
+        <w:fldChar w:fldCharType="begin"/>
+      </w:r>
+      <w:r>
+        <w:instrText xml:space="preserve"> SEQ Ilustración \* ARABIC </w:instrText>
+      </w:r>
+      <w:r>
+        <w:fldChar w:fldCharType="separate"/>
+      </w:r>
+      <w:r>
+        <w:rPr>
+          <w:noProof/>
+        </w:rPr>
+        <w:t>35</w:t>
+      </w:r>
+      <w:r>
+        <w:rPr>
+          <w:noProof/>
+        </w:rPr>
+        <w:fldChar w:fldCharType="end"/>
+      </w:r>
+      <w:r>
+        <w:t xml:space="preserve">. </w:t>
+      </w:r>
+      <w:r>
+        <w:t>Vista métricas scraping</w:t>
+      </w:r>
+      <w:bookmarkEnd w:id="88"/>
+    </w:p>
+    <w:p/>
+    <w:p>
+      <w:pPr>
+        <w:keepNext/>
+      </w:pPr>
+      <w:r>
+        <w:rPr>
+          <w:noProof/>
+        </w:rPr>
+        <w:drawing>
+          <wp:inline distT="0" distB="0" distL="0" distR="0" wp14:anchorId="46491DA2" wp14:editId="34408A05">
+            <wp:extent cx="5972175" cy="2323465"/>
+            <wp:effectExtent l="0" t="0" r="9525" b="635"/>
+            <wp:docPr id="672194056" name="Imagen 1" descr="Captura de pantalla de computadora&#10;&#10;El contenido generado por IA puede ser incorrecto."/>
+            <wp:cNvGraphicFramePr>
+              <a:graphicFrameLocks xmlns:a="http://schemas.openxmlformats.org/drawingml/2006/main" noChangeAspect="1"/>
+            </wp:cNvGraphicFramePr>
+            <a:graphic xmlns:a="http://schemas.openxmlformats.org/drawingml/2006/main">
+              <a:graphicData uri="http://schemas.openxmlformats.org/drawingml/2006/picture">
+                <pic:pic xmlns:pic="http://schemas.openxmlformats.org/drawingml/2006/picture">
+                  <pic:nvPicPr>
+                    <pic:cNvPr id="672194056" name="Imagen 1" descr="Captura de pantalla de computadora&#10;&#10;El contenido generado por IA puede ser incorrecto."/>
+                    <pic:cNvPicPr/>
+                  </pic:nvPicPr>
+                  <pic:blipFill>
+                    <a:blip r:embed="rId51"/>
+                    <a:stretch>
+                      <a:fillRect/>
+                    </a:stretch>
+                  </pic:blipFill>
+                  <pic:spPr>
+                    <a:xfrm>
+                      <a:off x="0" y="0"/>
+                      <a:ext cx="5972175" cy="2323465"/>
+                    </a:xfrm>
+                    <a:prstGeom prst="rect">
+                      <a:avLst/>
+                    </a:prstGeom>
+                  </pic:spPr>
+                </pic:pic>
+              </a:graphicData>
+            </a:graphic>
+          </wp:inline>
+        </w:drawing>
+      </w:r>
+    </w:p>
+    <w:p>
+      <w:pPr>
+        <w:pStyle w:val="Descripcin"/>
+      </w:pPr>
+      <w:bookmarkStart w:id="89" w:name="_Toc215505453"/>
+      <w:r>
+        <w:t xml:space="preserve">Ilustración </w:t>
+      </w:r>
+      <w:r>
+        <w:fldChar w:fldCharType="begin"/>
+      </w:r>
+      <w:r>
+        <w:instrText xml:space="preserve"> SEQ Ilustración \* ARABIC </w:instrText>
+      </w:r>
+      <w:r>
+        <w:fldChar w:fldCharType="separate"/>
+      </w:r>
+      <w:r>
+        <w:rPr>
+          <w:noProof/>
+        </w:rPr>
+        <w:t>36</w:t>
+      </w:r>
+      <w:r>
+        <w:rPr>
+          <w:noProof/>
+        </w:rPr>
+        <w:fldChar w:fldCharType="end"/>
+      </w:r>
+      <w:r>
+        <w:t xml:space="preserve">. </w:t>
+      </w:r>
+      <w:r>
+        <w:t>Vista Status monitoring de sistema scraping</w:t>
+      </w:r>
+      <w:bookmarkEnd w:id="89"/>
+    </w:p>
+    <w:p/>
+    <w:p>
+      <w:pPr>
+        <w:keepNext/>
+      </w:pPr>
+      <w:r>
+        <w:rPr>
+          <w:noProof/>
+        </w:rPr>
+        <w:lastRenderedPageBreak/>
+        <w:drawing>
+          <wp:inline distT="0" distB="0" distL="0" distR="0" wp14:anchorId="497FFF37" wp14:editId="364A5BC4">
+            <wp:extent cx="5972175" cy="2555240"/>
+            <wp:effectExtent l="0" t="0" r="9525" b="0"/>
+            <wp:docPr id="1503440555" name="Imagen 1" descr="Captura de pantalla de un video juego&#10;&#10;El contenido generado por IA puede ser incorrecto."/>
+            <wp:cNvGraphicFramePr>
+              <a:graphicFrameLocks xmlns:a="http://schemas.openxmlformats.org/drawingml/2006/main" noChangeAspect="1"/>
+            </wp:cNvGraphicFramePr>
+            <a:graphic xmlns:a="http://schemas.openxmlformats.org/drawingml/2006/main">
+              <a:graphicData uri="http://schemas.openxmlformats.org/drawingml/2006/picture">
+                <pic:pic xmlns:pic="http://schemas.openxmlformats.org/drawingml/2006/picture">
+                  <pic:nvPicPr>
+                    <pic:cNvPr id="1503440555" name="Imagen 1" descr="Captura de pantalla de un video juego&#10;&#10;El contenido generado por IA puede ser incorrecto."/>
+                    <pic:cNvPicPr/>
+                  </pic:nvPicPr>
+                  <pic:blipFill>
+                    <a:blip r:embed="rId52"/>
+                    <a:stretch>
+                      <a:fillRect/>
+                    </a:stretch>
+                  </pic:blipFill>
+                  <pic:spPr>
+                    <a:xfrm>
+                      <a:off x="0" y="0"/>
+                      <a:ext cx="5972175" cy="2555240"/>
+                    </a:xfrm>
+                    <a:prstGeom prst="rect">
+                      <a:avLst/>
+                    </a:prstGeom>
+                  </pic:spPr>
+                </pic:pic>
+              </a:graphicData>
+            </a:graphic>
+          </wp:inline>
+        </w:drawing>
+      </w:r>
+    </w:p>
+    <w:p>
+      <w:pPr>
+        <w:pStyle w:val="Descripcin"/>
+      </w:pPr>
+      <w:bookmarkStart w:id="90" w:name="_Toc215505454"/>
+      <w:r>
+        <w:t xml:space="preserve">Ilustración </w:t>
+      </w:r>
+      <w:r>
+        <w:fldChar w:fldCharType="begin"/>
+      </w:r>
+      <w:r>
+        <w:instrText xml:space="preserve"> SEQ Ilustración \* ARABIC </w:instrText>
+      </w:r>
+      <w:r>
+        <w:fldChar w:fldCharType="separate"/>
+      </w:r>
+      <w:r>
+        <w:rPr>
+          <w:noProof/>
+        </w:rPr>
+        <w:t>37</w:t>
+      </w:r>
+      <w:r>
+        <w:rPr>
+          <w:noProof/>
+        </w:rPr>
+        <w:fldChar w:fldCharType="end"/>
+      </w:r>
+      <w:r>
+        <w:t xml:space="preserve">. </w:t>
+      </w:r>
+      <w:r>
+        <w:t>Vista KPIs Principales</w:t>
+      </w:r>
+      <w:bookmarkEnd w:id="90"/>
+    </w:p>
+    <w:p/>
+    <w:p>
+      <w:pPr>
+        <w:keepNext/>
+      </w:pPr>
+      <w:r>
+        <w:rPr>
+          <w:noProof/>
+        </w:rPr>
+        <w:drawing>
+          <wp:inline distT="0" distB="0" distL="0" distR="0" wp14:anchorId="0F3A8129" wp14:editId="62AF844E">
+            <wp:extent cx="5972175" cy="2449830"/>
+            <wp:effectExtent l="0" t="0" r="9525" b="7620"/>
+            <wp:docPr id="278876238" name="Imagen 1" descr="Pantalla de juego de computadora&#10;&#10;El contenido generado por IA puede ser incorrecto."/>
+            <wp:cNvGraphicFramePr>
+              <a:graphicFrameLocks xmlns:a="http://schemas.openxmlformats.org/drawingml/2006/main" noChangeAspect="1"/>
+            </wp:cNvGraphicFramePr>
+            <a:graphic xmlns:a="http://schemas.openxmlformats.org/drawingml/2006/main">
+              <a:graphicData uri="http://schemas.openxmlformats.org/drawingml/2006/picture">
+                <pic:pic xmlns:pic="http://schemas.openxmlformats.org/drawingml/2006/picture">
+                  <pic:nvPicPr>
+                    <pic:cNvPr id="278876238" name="Imagen 1" descr="Pantalla de juego de computadora&#10;&#10;El contenido generado por IA puede ser incorrecto."/>
+                    <pic:cNvPicPr/>
+                  </pic:nvPicPr>
+                  <pic:blipFill>
+                    <a:blip r:embed="rId53"/>
+                    <a:stretch>
+                      <a:fillRect/>
+                    </a:stretch>
+                  </pic:blipFill>
+                  <pic:spPr>
+                    <a:xfrm>
+                      <a:off x="0" y="0"/>
+                      <a:ext cx="5972175" cy="2449830"/>
+                    </a:xfrm>
+                    <a:prstGeom prst="rect">
+                      <a:avLst/>
+                    </a:prstGeom>
+                  </pic:spPr>
+                </pic:pic>
+              </a:graphicData>
+            </a:graphic>
+          </wp:inline>
+        </w:drawing>
+      </w:r>
+    </w:p>
+    <w:p>
+      <w:pPr>
+        <w:pStyle w:val="Descripcin"/>
+      </w:pPr>
+      <w:bookmarkStart w:id="91" w:name="_Toc215505455"/>
+      <w:r>
+        <w:t xml:space="preserve">Ilustración </w:t>
+      </w:r>
+      <w:r>
+        <w:fldChar w:fldCharType="begin"/>
+      </w:r>
+      <w:r>
+        <w:instrText xml:space="preserve"> SEQ Ilustración \* ARABIC </w:instrText>
+      </w:r>
+      <w:r>
+        <w:fldChar w:fldCharType="separate"/>
+      </w:r>
+      <w:r>
+        <w:rPr>
+          <w:noProof/>
+        </w:rPr>
+        <w:t>38</w:t>
+      </w:r>
+      <w:r>
+        <w:rPr>
+          <w:noProof/>
+        </w:rPr>
+        <w:fldChar w:fldCharType="end"/>
+      </w:r>
+      <w:r>
+        <w:t xml:space="preserve">. </w:t>
+      </w:r>
+      <w:r>
+        <w:t>Vista KPIs Top 10 productos con mayor diferencia</w:t>
+      </w:r>
+      <w:bookmarkEnd w:id="91"/>
+    </w:p>
+    <w:p/>
+    <w:p>
+      <w:pPr>
+        <w:keepNext/>
+      </w:pPr>
+      <w:r>
+        <w:rPr>
+          <w:noProof/>
+        </w:rPr>
+        <w:lastRenderedPageBreak/>
+        <w:drawing>
+          <wp:inline distT="0" distB="0" distL="0" distR="0" wp14:anchorId="6BD9DA6E" wp14:editId="75EB4462">
+            <wp:extent cx="5972175" cy="1926590"/>
+            <wp:effectExtent l="0" t="0" r="9525" b="0"/>
+            <wp:docPr id="127023531" name="Imagen 1" descr="Pantalla de video juego&#10;&#10;El contenido generado por IA puede ser incorrecto."/>
+            <wp:cNvGraphicFramePr>
+              <a:graphicFrameLocks xmlns:a="http://schemas.openxmlformats.org/drawingml/2006/main" noChangeAspect="1"/>
+            </wp:cNvGraphicFramePr>
+            <a:graphic xmlns:a="http://schemas.openxmlformats.org/drawingml/2006/main">
+              <a:graphicData uri="http://schemas.openxmlformats.org/drawingml/2006/picture">
+                <pic:pic xmlns:pic="http://schemas.openxmlformats.org/drawingml/2006/picture">
+                  <pic:nvPicPr>
+                    <pic:cNvPr id="127023531" name="Imagen 1" descr="Pantalla de video juego&#10;&#10;El contenido generado por IA puede ser incorrecto."/>
+                    <pic:cNvPicPr/>
+                  </pic:nvPicPr>
+                  <pic:blipFill>
+                    <a:blip r:embed="rId54"/>
+                    <a:stretch>
+                      <a:fillRect/>
+                    </a:stretch>
+                  </pic:blipFill>
+                  <pic:spPr>
+                    <a:xfrm>
+                      <a:off x="0" y="0"/>
+                      <a:ext cx="5972175" cy="1926590"/>
+                    </a:xfrm>
+                    <a:prstGeom prst="rect">
+                      <a:avLst/>
+                    </a:prstGeom>
+                  </pic:spPr>
+                </pic:pic>
+              </a:graphicData>
+            </a:graphic>
+          </wp:inline>
+        </w:drawing>
+      </w:r>
+    </w:p>
+    <w:p>
+      <w:pPr>
+        <w:pStyle w:val="Descripcin"/>
+      </w:pPr>
+      <w:bookmarkStart w:id="92" w:name="_Toc215505456"/>
+      <w:r>
+        <w:t xml:space="preserve">Ilustración </w:t>
+      </w:r>
+      <w:r>
+        <w:fldChar w:fldCharType="begin"/>
+      </w:r>
+      <w:r>
+        <w:instrText xml:space="preserve"> SEQ Ilustración \* ARABIC </w:instrText>
+      </w:r>
+      <w:r>
+        <w:fldChar w:fldCharType="separate"/>
+      </w:r>
+      <w:r>
+        <w:rPr>
+          <w:noProof/>
+        </w:rPr>
+        <w:t>39</w:t>
+      </w:r>
+      <w:r>
+        <w:rPr>
+          <w:noProof/>
+        </w:rPr>
+        <w:fldChar w:fldCharType="end"/>
+      </w:r>
+      <w:r>
+        <w:t xml:space="preserve">. </w:t>
+      </w:r>
+      <w:r>
+        <w:t>Vista KPIs Distribución de Precios por Supermercado</w:t>
+      </w:r>
+      <w:bookmarkEnd w:id="92"/>
+    </w:p>
+    <w:p/>
+    <w:p/>
+    <w:p/>
+    <w:p/>
     <w:sectPr>
-      <w:headerReference w:type="default" r:id="rId45"/>
-      <w:footerReference w:type="default" r:id="rId46"/>
-      <w:headerReference w:type="first" r:id="rId47"/>
+      <w:headerReference w:type="default" r:id="rId55"/>
+      <w:footerReference w:type="default" r:id="rId56"/>
+      <w:headerReference w:type="first" r:id="rId57"/>
       <w:pgSz w:w="12240" w:h="15840" w:code="1"/>
       <w:pgMar w:top="1134" w:right="1134" w:bottom="1701" w:left="1701" w:header="709" w:footer="709" w:gutter="0"/>
       <w:cols w:space="708"/>
@@ -21630,7 +24791,6 @@
   <w:style w:type="character" w:default="1" w:styleId="Fuentedeprrafopredeter">
     <w:name w:val="Default Paragraph Font"/>
     <w:uiPriority w:val="1"/>
-    <w:semiHidden/>
     <w:unhideWhenUsed/>
   </w:style>
   <w:style w:type="table" w:default="1" w:styleId="Tablanormal">
@@ -22837,6 +25997,25 @@
     <w:unhideWhenUsed/>
     <w:rsid w:val="00ED4A95"/>
   </w:style>
+  <w:style w:type="table" w:styleId="Tablaconcuadrcula">
+    <w:name w:val="Table Grid"/>
+    <w:basedOn w:val="Tablanormal"/>
+    <w:uiPriority w:val="39"/>
+    <w:rsid w:val="00D363C1"/>
+    <w:pPr>
+      <w:spacing w:after="0" w:line="240" w:lineRule="auto"/>
+    </w:pPr>
+    <w:tblPr>
+      <w:tblBorders>
+        <w:top w:val="single" w:sz="4" w:space="0" w:color="auto"/>
+        <w:left w:val="single" w:sz="4" w:space="0" w:color="auto"/>
+        <w:bottom w:val="single" w:sz="4" w:space="0" w:color="auto"/>
+        <w:right w:val="single" w:sz="4" w:space="0" w:color="auto"/>
+        <w:insideH w:val="single" w:sz="4" w:space="0" w:color="auto"/>
+        <w:insideV w:val="single" w:sz="4" w:space="0" w:color="auto"/>
+      </w:tblBorders>
+    </w:tblPr>
+  </w:style>
 </w:styles>
 </file>
 
